--- a/6-过程管理/流程制度规范类文件/JXTX-06-03-服务报告管理制度.docx
+++ b/6-过程管理/流程制度规范类文件/JXTX-06-03-服务报告管理制度.docx
@@ -22,6 +22,57 @@
         <w:textAlignment w:val="baseline"/>
       </w:pPr>
       <w:bookmarkStart w:id="0" w:name="_Toc23825"/>
+      <w:r>
+        <w:drawing>
+          <wp:anchor distT="0" distB="0" distL="114300" distR="114300" simplePos="0" relativeHeight="251661312" behindDoc="1" locked="0" layoutInCell="1" allowOverlap="1">
+            <wp:simplePos x="0" y="0"/>
+            <wp:positionH relativeFrom="column">
+              <wp:posOffset>-19050</wp:posOffset>
+            </wp:positionH>
+            <wp:positionV relativeFrom="paragraph">
+              <wp:posOffset>-22225</wp:posOffset>
+            </wp:positionV>
+            <wp:extent cx="5304790" cy="8893810"/>
+            <wp:effectExtent l="0" t="0" r="13970" b="6350"/>
+            <wp:wrapNone/>
+            <wp:docPr id="1" name="图片 1"/>
+            <wp:cNvGraphicFramePr>
+              <a:graphicFrameLocks xmlns:a="http://schemas.openxmlformats.org/drawingml/2006/main" noChangeAspect="1"/>
+            </wp:cNvGraphicFramePr>
+            <a:graphic xmlns:a="http://schemas.openxmlformats.org/drawingml/2006/main">
+              <a:graphicData uri="http://schemas.openxmlformats.org/drawingml/2006/picture">
+                <pic:pic xmlns:pic="http://schemas.openxmlformats.org/drawingml/2006/picture">
+                  <pic:nvPicPr>
+                    <pic:cNvPr id="1" name="图片 1"/>
+                    <pic:cNvPicPr>
+                      <a:picLocks noChangeAspect="1"/>
+                    </pic:cNvPicPr>
+                  </pic:nvPicPr>
+                  <pic:blipFill>
+                    <a:blip r:embed="rId7"/>
+                    <a:stretch>
+                      <a:fillRect/>
+                    </a:stretch>
+                  </pic:blipFill>
+                  <pic:spPr>
+                    <a:xfrm>
+                      <a:off x="0" y="0"/>
+                      <a:ext cx="5304790" cy="8893810"/>
+                    </a:xfrm>
+                    <a:prstGeom prst="rect">
+                      <a:avLst/>
+                    </a:prstGeom>
+                    <a:noFill/>
+                    <a:ln>
+                      <a:noFill/>
+                    </a:ln>
+                  </pic:spPr>
+                </pic:pic>
+              </a:graphicData>
+            </a:graphic>
+          </wp:anchor>
+        </w:drawing>
+      </w:r>
       <w:r>
         <w:drawing>
           <wp:anchor distT="0" distB="0" distL="114300" distR="114300" simplePos="0" relativeHeight="251660288" behindDoc="1" locked="0" layoutInCell="1" allowOverlap="1">
@@ -49,7 +100,7 @@
                     </pic:cNvPicPr>
                   </pic:nvPicPr>
                   <pic:blipFill>
-                    <a:blip r:embed="rId7"/>
+                    <a:blip r:embed="rId8"/>
                     <a:stretch>
                       <a:fillRect/>
                     </a:stretch>
@@ -104,7 +155,7 @@
                     </pic:cNvPicPr>
                   </pic:nvPicPr>
                   <pic:blipFill>
-                    <a:blip r:embed="rId8">
+                    <a:blip r:embed="rId9">
                       <a:alphaModFix amt="58000"/>
                       <a:lum contrast="-52000"/>
                     </a:blip>
@@ -300,12 +351,6 @@
             <w:insideH w:val="none" w:color="auto" w:sz="0" w:space="0"/>
             <w:insideV w:val="none" w:color="auto" w:sz="0" w:space="0"/>
           </w:tblBorders>
-          <w:tblCellMar>
-            <w:top w:w="0" w:type="dxa"/>
-            <w:left w:w="108" w:type="dxa"/>
-            <w:bottom w:w="0" w:type="dxa"/>
-            <w:right w:w="108" w:type="dxa"/>
-          </w:tblCellMar>
         </w:tblPrEx>
         <w:trPr>
           <w:trHeight w:val="810" w:hRule="atLeast"/>
@@ -823,6 +868,12 @@
             <w:insideH w:val="single" w:color="000000" w:sz="2" w:space="0"/>
             <w:insideV w:val="single" w:color="000000" w:sz="2" w:space="0"/>
           </w:tblBorders>
+          <w:tblCellMar>
+            <w:top w:w="0" w:type="dxa"/>
+            <w:left w:w="0" w:type="dxa"/>
+            <w:bottom w:w="0" w:type="dxa"/>
+            <w:right w:w="0" w:type="dxa"/>
+          </w:tblCellMar>
         </w:tblPrEx>
         <w:trPr>
           <w:trHeight w:val="593" w:hRule="atLeast"/>
@@ -1934,8 +1985,6 @@
         <w:snapToGrid w:val="0"/>
         <w:textAlignment w:val="baseline"/>
       </w:pPr>
-      <w:bookmarkStart w:id="16" w:name="_GoBack"/>
-      <w:bookmarkEnd w:id="16"/>
       <w:r>
         <w:br w:type="page"/>
       </w:r>
@@ -5249,13 +5298,530 @@
     <w:p>
       <w:pPr>
         <w:pStyle w:val="28"/>
+        <w:keepNext w:val="0"/>
+        <w:keepLines w:val="0"/>
+        <w:pageBreakBefore w:val="0"/>
+        <w:widowControl w:val="0"/>
+        <w:kinsoku w:val="0"/>
+        <w:wordWrap/>
+        <w:overflowPunct/>
+        <w:topLinePunct w:val="0"/>
+        <w:autoSpaceDE w:val="0"/>
+        <w:autoSpaceDN w:val="0"/>
         <w:bidi w:val="0"/>
-        <w:rPr>
-          <w:rFonts w:hint="default"/>
+        <w:adjustRightInd w:val="0"/>
+        <w:snapToGrid w:val="0"/>
+        <w:textAlignment w:val="baseline"/>
+        <w:rPr>
+          <w:rFonts w:hint="eastAsia"/>
           <w:lang w:val="en-US" w:eastAsia="zh-CN"/>
         </w:rPr>
       </w:pPr>
       <w:bookmarkStart w:id="15" w:name="_Toc20124"/>
+      <w:r>
+        <w:rPr>
+          <w:rFonts w:hint="eastAsia"/>
+          <w:lang w:val="en-US" w:eastAsia="zh-CN"/>
+        </w:rPr>
+        <w:t>考核指标</w:t>
+      </w:r>
+    </w:p>
+    <w:tbl>
+      <w:tblPr>
+        <w:tblStyle w:val="20"/>
+        <w:tblW w:w="7675" w:type="dxa"/>
+        <w:tblInd w:w="96" w:type="dxa"/>
+        <w:tblBorders>
+          <w:top w:val="none" w:color="auto" w:sz="0" w:space="0"/>
+          <w:left w:val="none" w:color="auto" w:sz="0" w:space="0"/>
+          <w:bottom w:val="none" w:color="auto" w:sz="0" w:space="0"/>
+          <w:right w:val="none" w:color="auto" w:sz="0" w:space="0"/>
+          <w:insideH w:val="none" w:color="auto" w:sz="0" w:space="0"/>
+          <w:insideV w:val="none" w:color="auto" w:sz="0" w:space="0"/>
+        </w:tblBorders>
+        <w:shd w:val="clear" w:color="auto" w:fill="auto"/>
+        <w:tblLayout w:type="autofit"/>
+        <w:tblCellMar>
+          <w:top w:w="0" w:type="dxa"/>
+          <w:left w:w="108" w:type="dxa"/>
+          <w:bottom w:w="0" w:type="dxa"/>
+          <w:right w:w="108" w:type="dxa"/>
+        </w:tblCellMar>
+      </w:tblPr>
+      <w:tblGrid>
+        <w:gridCol w:w="2227"/>
+        <w:gridCol w:w="1092"/>
+        <w:gridCol w:w="3300"/>
+        <w:gridCol w:w="1056"/>
+      </w:tblGrid>
+      <w:tr>
+        <w:tblPrEx>
+          <w:tblBorders>
+            <w:top w:val="none" w:color="auto" w:sz="0" w:space="0"/>
+            <w:left w:val="none" w:color="auto" w:sz="0" w:space="0"/>
+            <w:bottom w:val="none" w:color="auto" w:sz="0" w:space="0"/>
+            <w:right w:val="none" w:color="auto" w:sz="0" w:space="0"/>
+            <w:insideH w:val="none" w:color="auto" w:sz="0" w:space="0"/>
+            <w:insideV w:val="none" w:color="auto" w:sz="0" w:space="0"/>
+          </w:tblBorders>
+          <w:shd w:val="clear" w:color="auto" w:fill="auto"/>
+          <w:tblCellMar>
+            <w:top w:w="0" w:type="dxa"/>
+            <w:left w:w="108" w:type="dxa"/>
+            <w:bottom w:w="0" w:type="dxa"/>
+            <w:right w:w="108" w:type="dxa"/>
+          </w:tblCellMar>
+        </w:tblPrEx>
+        <w:trPr>
+          <w:trHeight w:val="493" w:hRule="atLeast"/>
+        </w:trPr>
+        <w:tc>
+          <w:tcPr>
+            <w:tcW w:w="2227" w:type="dxa"/>
+            <w:tcBorders>
+              <w:top w:val="single" w:color="000000" w:sz="4" w:space="0"/>
+              <w:left w:val="single" w:color="000000" w:sz="4" w:space="0"/>
+              <w:bottom w:val="single" w:color="000000" w:sz="4" w:space="0"/>
+              <w:right w:val="single" w:color="000000" w:sz="4" w:space="0"/>
+            </w:tcBorders>
+            <w:shd w:val="clear" w:color="auto" w:fill="C0C0C0"/>
+            <w:vAlign w:val="center"/>
+          </w:tcPr>
+          <w:p>
+            <w:pPr>
+              <w:keepNext w:val="0"/>
+              <w:keepLines w:val="0"/>
+              <w:widowControl/>
+              <w:suppressLineNumbers w:val="0"/>
+              <w:jc w:val="center"/>
+              <w:textAlignment w:val="center"/>
+              <w:rPr>
+                <w:rFonts w:hint="default" w:ascii="楷体_GB2312" w:hAnsi="宋体" w:eastAsia="楷体_GB2312" w:cs="楷体_GB2312"/>
+                <w:b/>
+                <w:bCs/>
+                <w:i w:val="0"/>
+                <w:iCs w:val="0"/>
+                <w:color w:val="000000"/>
+                <w:sz w:val="22"/>
+                <w:szCs w:val="22"/>
+                <w:u w:val="none"/>
+              </w:rPr>
+            </w:pPr>
+            <w:r>
+              <w:rPr>
+                <w:rFonts w:hint="default" w:ascii="楷体_GB2312" w:hAnsi="宋体" w:eastAsia="楷体_GB2312" w:cs="楷体_GB2312"/>
+                <w:b/>
+                <w:bCs/>
+                <w:i w:val="0"/>
+                <w:iCs w:val="0"/>
+                <w:snapToGrid w:val="0"/>
+                <w:color w:val="000000"/>
+                <w:kern w:val="0"/>
+                <w:sz w:val="22"/>
+                <w:szCs w:val="22"/>
+                <w:u w:val="none"/>
+                <w:lang w:val="en-US" w:eastAsia="zh-CN" w:bidi="ar"/>
+              </w:rPr>
+              <w:t>KPI</w:t>
+            </w:r>
+          </w:p>
+        </w:tc>
+        <w:tc>
+          <w:tcPr>
+            <w:tcW w:w="1092" w:type="dxa"/>
+            <w:tcBorders>
+              <w:top w:val="single" w:color="000000" w:sz="4" w:space="0"/>
+              <w:left w:val="single" w:color="000000" w:sz="4" w:space="0"/>
+              <w:bottom w:val="single" w:color="000000" w:sz="4" w:space="0"/>
+              <w:right w:val="single" w:color="000000" w:sz="4" w:space="0"/>
+            </w:tcBorders>
+            <w:shd w:val="clear" w:color="auto" w:fill="C0C0C0"/>
+            <w:vAlign w:val="center"/>
+          </w:tcPr>
+          <w:p>
+            <w:pPr>
+              <w:keepNext w:val="0"/>
+              <w:keepLines w:val="0"/>
+              <w:widowControl/>
+              <w:suppressLineNumbers w:val="0"/>
+              <w:jc w:val="center"/>
+              <w:textAlignment w:val="center"/>
+              <w:rPr>
+                <w:rFonts w:hint="default" w:ascii="楷体_GB2312" w:hAnsi="宋体" w:eastAsia="楷体_GB2312" w:cs="楷体_GB2312"/>
+                <w:b/>
+                <w:bCs/>
+                <w:i w:val="0"/>
+                <w:iCs w:val="0"/>
+                <w:color w:val="000000"/>
+                <w:sz w:val="22"/>
+                <w:szCs w:val="22"/>
+                <w:u w:val="none"/>
+              </w:rPr>
+            </w:pPr>
+            <w:r>
+              <w:rPr>
+                <w:rFonts w:hint="default" w:ascii="楷体_GB2312" w:hAnsi="宋体" w:eastAsia="楷体_GB2312" w:cs="楷体_GB2312"/>
+                <w:b/>
+                <w:bCs/>
+                <w:i w:val="0"/>
+                <w:iCs w:val="0"/>
+                <w:snapToGrid w:val="0"/>
+                <w:color w:val="000000"/>
+                <w:kern w:val="0"/>
+                <w:sz w:val="22"/>
+                <w:szCs w:val="22"/>
+                <w:u w:val="none"/>
+                <w:lang w:val="en-US" w:eastAsia="zh-CN" w:bidi="ar"/>
+              </w:rPr>
+              <w:t>目标值</w:t>
+            </w:r>
+          </w:p>
+        </w:tc>
+        <w:tc>
+          <w:tcPr>
+            <w:tcW w:w="3300" w:type="dxa"/>
+            <w:tcBorders>
+              <w:top w:val="single" w:color="000000" w:sz="4" w:space="0"/>
+              <w:left w:val="single" w:color="000000" w:sz="4" w:space="0"/>
+              <w:bottom w:val="single" w:color="000000" w:sz="4" w:space="0"/>
+              <w:right w:val="single" w:color="000000" w:sz="4" w:space="0"/>
+            </w:tcBorders>
+            <w:shd w:val="clear" w:color="auto" w:fill="C0C0C0"/>
+            <w:vAlign w:val="center"/>
+          </w:tcPr>
+          <w:p>
+            <w:pPr>
+              <w:keepNext w:val="0"/>
+              <w:keepLines w:val="0"/>
+              <w:widowControl/>
+              <w:suppressLineNumbers w:val="0"/>
+              <w:jc w:val="center"/>
+              <w:textAlignment w:val="center"/>
+              <w:rPr>
+                <w:rFonts w:hint="default" w:ascii="楷体_GB2312" w:hAnsi="宋体" w:eastAsia="楷体_GB2312" w:cs="楷体_GB2312"/>
+                <w:b/>
+                <w:bCs/>
+                <w:i w:val="0"/>
+                <w:iCs w:val="0"/>
+                <w:color w:val="000000"/>
+                <w:sz w:val="22"/>
+                <w:szCs w:val="22"/>
+                <w:u w:val="none"/>
+              </w:rPr>
+            </w:pPr>
+            <w:r>
+              <w:rPr>
+                <w:rFonts w:hint="default" w:ascii="楷体_GB2312" w:hAnsi="宋体" w:eastAsia="楷体_GB2312" w:cs="楷体_GB2312"/>
+                <w:b/>
+                <w:bCs/>
+                <w:i w:val="0"/>
+                <w:iCs w:val="0"/>
+                <w:snapToGrid w:val="0"/>
+                <w:color w:val="000000"/>
+                <w:kern w:val="0"/>
+                <w:sz w:val="22"/>
+                <w:szCs w:val="22"/>
+                <w:u w:val="none"/>
+                <w:lang w:val="en-US" w:eastAsia="zh-CN" w:bidi="ar"/>
+              </w:rPr>
+              <w:t>计算公式/方法</w:t>
+            </w:r>
+          </w:p>
+        </w:tc>
+        <w:tc>
+          <w:tcPr>
+            <w:tcW w:w="1056" w:type="dxa"/>
+            <w:tcBorders>
+              <w:top w:val="single" w:color="000000" w:sz="4" w:space="0"/>
+              <w:left w:val="single" w:color="000000" w:sz="4" w:space="0"/>
+              <w:bottom w:val="single" w:color="000000" w:sz="4" w:space="0"/>
+              <w:right w:val="single" w:color="000000" w:sz="4" w:space="0"/>
+            </w:tcBorders>
+            <w:shd w:val="clear" w:color="auto" w:fill="C0C0C0"/>
+            <w:vAlign w:val="center"/>
+          </w:tcPr>
+          <w:p>
+            <w:pPr>
+              <w:keepNext w:val="0"/>
+              <w:keepLines w:val="0"/>
+              <w:widowControl/>
+              <w:suppressLineNumbers w:val="0"/>
+              <w:jc w:val="center"/>
+              <w:textAlignment w:val="center"/>
+              <w:rPr>
+                <w:rFonts w:hint="default" w:ascii="楷体_GB2312" w:hAnsi="宋体" w:eastAsia="楷体_GB2312" w:cs="楷体_GB2312"/>
+                <w:b/>
+                <w:bCs/>
+                <w:i w:val="0"/>
+                <w:iCs w:val="0"/>
+                <w:color w:val="000000"/>
+                <w:sz w:val="22"/>
+                <w:szCs w:val="22"/>
+                <w:u w:val="none"/>
+              </w:rPr>
+            </w:pPr>
+            <w:r>
+              <w:rPr>
+                <w:rFonts w:hint="default" w:ascii="楷体_GB2312" w:hAnsi="宋体" w:eastAsia="楷体_GB2312" w:cs="楷体_GB2312"/>
+                <w:b/>
+                <w:bCs/>
+                <w:i w:val="0"/>
+                <w:iCs w:val="0"/>
+                <w:snapToGrid w:val="0"/>
+                <w:color w:val="000000"/>
+                <w:kern w:val="0"/>
+                <w:sz w:val="22"/>
+                <w:szCs w:val="22"/>
+                <w:u w:val="none"/>
+                <w:lang w:val="en-US" w:eastAsia="zh-CN" w:bidi="ar"/>
+              </w:rPr>
+              <w:t>频度</w:t>
+            </w:r>
+          </w:p>
+        </w:tc>
+      </w:tr>
+      <w:tr>
+        <w:tblPrEx>
+          <w:tblBorders>
+            <w:top w:val="none" w:color="auto" w:sz="0" w:space="0"/>
+            <w:left w:val="none" w:color="auto" w:sz="0" w:space="0"/>
+            <w:bottom w:val="none" w:color="auto" w:sz="0" w:space="0"/>
+            <w:right w:val="none" w:color="auto" w:sz="0" w:space="0"/>
+            <w:insideH w:val="none" w:color="auto" w:sz="0" w:space="0"/>
+            <w:insideV w:val="none" w:color="auto" w:sz="0" w:space="0"/>
+          </w:tblBorders>
+          <w:shd w:val="clear" w:color="auto" w:fill="auto"/>
+          <w:tblCellMar>
+            <w:top w:w="0" w:type="dxa"/>
+            <w:left w:w="108" w:type="dxa"/>
+            <w:bottom w:w="0" w:type="dxa"/>
+            <w:right w:w="108" w:type="dxa"/>
+          </w:tblCellMar>
+        </w:tblPrEx>
+        <w:trPr>
+          <w:trHeight w:val="493" w:hRule="atLeast"/>
+        </w:trPr>
+        <w:tc>
+          <w:tcPr>
+            <w:tcW w:w="2227" w:type="dxa"/>
+            <w:tcBorders>
+              <w:top w:val="single" w:color="000000" w:sz="4" w:space="0"/>
+              <w:left w:val="single" w:color="000000" w:sz="4" w:space="0"/>
+              <w:bottom w:val="single" w:color="000000" w:sz="4" w:space="0"/>
+              <w:right w:val="single" w:color="000000" w:sz="4" w:space="0"/>
+            </w:tcBorders>
+            <w:shd w:val="clear" w:color="auto" w:fill="auto"/>
+            <w:vAlign w:val="center"/>
+          </w:tcPr>
+          <w:p>
+            <w:pPr>
+              <w:keepNext w:val="0"/>
+              <w:keepLines w:val="0"/>
+              <w:widowControl/>
+              <w:suppressLineNumbers w:val="0"/>
+              <w:jc w:val="left"/>
+              <w:textAlignment w:val="center"/>
+              <w:rPr>
+                <w:rFonts w:hint="default" w:ascii="楷体_GB2312" w:hAnsi="宋体" w:eastAsia="楷体_GB2312" w:cs="楷体_GB2312"/>
+                <w:b/>
+                <w:bCs/>
+                <w:i w:val="0"/>
+                <w:iCs w:val="0"/>
+                <w:snapToGrid w:val="0"/>
+                <w:color w:val="000000"/>
+                <w:kern w:val="0"/>
+                <w:sz w:val="22"/>
+                <w:szCs w:val="22"/>
+                <w:u w:val="none"/>
+                <w:lang w:val="en-US" w:eastAsia="zh-CN" w:bidi="ar"/>
+              </w:rPr>
+            </w:pPr>
+            <w:bookmarkStart w:id="16" w:name="_GoBack" w:colFirst="0" w:colLast="3"/>
+            <w:r>
+              <w:rPr>
+                <w:rFonts w:hint="eastAsia" w:ascii="宋体" w:hAnsi="宋体" w:eastAsia="宋体" w:cs="宋体"/>
+                <w:i w:val="0"/>
+                <w:iCs w:val="0"/>
+                <w:snapToGrid w:val="0"/>
+                <w:color w:val="000000"/>
+                <w:kern w:val="0"/>
+                <w:sz w:val="21"/>
+                <w:szCs w:val="21"/>
+                <w:u w:val="none"/>
+                <w:lang w:val="en-US" w:eastAsia="zh-CN" w:bidi="ar"/>
+              </w:rPr>
+              <w:t>服务报告交付及时率</w:t>
+            </w:r>
+          </w:p>
+        </w:tc>
+        <w:tc>
+          <w:tcPr>
+            <w:tcW w:w="1092" w:type="dxa"/>
+            <w:tcBorders>
+              <w:top w:val="single" w:color="000000" w:sz="4" w:space="0"/>
+              <w:left w:val="single" w:color="000000" w:sz="4" w:space="0"/>
+              <w:bottom w:val="single" w:color="000000" w:sz="4" w:space="0"/>
+              <w:right w:val="single" w:color="000000" w:sz="4" w:space="0"/>
+            </w:tcBorders>
+            <w:shd w:val="clear" w:color="auto" w:fill="auto"/>
+            <w:vAlign w:val="center"/>
+          </w:tcPr>
+          <w:p>
+            <w:pPr>
+              <w:keepNext w:val="0"/>
+              <w:keepLines w:val="0"/>
+              <w:widowControl/>
+              <w:suppressLineNumbers w:val="0"/>
+              <w:jc w:val="left"/>
+              <w:textAlignment w:val="center"/>
+              <w:rPr>
+                <w:rFonts w:hint="default" w:ascii="楷体_GB2312" w:hAnsi="宋体" w:eastAsia="楷体_GB2312" w:cs="楷体_GB2312"/>
+                <w:b/>
+                <w:bCs/>
+                <w:i w:val="0"/>
+                <w:iCs w:val="0"/>
+                <w:snapToGrid w:val="0"/>
+                <w:color w:val="000000"/>
+                <w:kern w:val="0"/>
+                <w:sz w:val="22"/>
+                <w:szCs w:val="22"/>
+                <w:u w:val="none"/>
+                <w:lang w:val="en-US" w:eastAsia="zh-CN" w:bidi="ar"/>
+              </w:rPr>
+            </w:pPr>
+            <w:r>
+              <w:rPr>
+                <w:rFonts w:hint="eastAsia" w:ascii="宋体" w:hAnsi="宋体" w:eastAsia="宋体" w:cs="宋体"/>
+                <w:i w:val="0"/>
+                <w:iCs w:val="0"/>
+                <w:snapToGrid w:val="0"/>
+                <w:color w:val="000000"/>
+                <w:kern w:val="0"/>
+                <w:sz w:val="21"/>
+                <w:szCs w:val="21"/>
+                <w:u w:val="none"/>
+                <w:lang w:val="en-US" w:eastAsia="zh-CN" w:bidi="ar"/>
+              </w:rPr>
+              <w:t>≥90%</w:t>
+            </w:r>
+          </w:p>
+        </w:tc>
+        <w:tc>
+          <w:tcPr>
+            <w:tcW w:w="3300" w:type="dxa"/>
+            <w:tcBorders>
+              <w:top w:val="single" w:color="000000" w:sz="4" w:space="0"/>
+              <w:left w:val="single" w:color="000000" w:sz="4" w:space="0"/>
+              <w:bottom w:val="single" w:color="000000" w:sz="4" w:space="0"/>
+              <w:right w:val="single" w:color="000000" w:sz="4" w:space="0"/>
+            </w:tcBorders>
+            <w:shd w:val="clear" w:color="auto" w:fill="auto"/>
+            <w:vAlign w:val="center"/>
+          </w:tcPr>
+          <w:p>
+            <w:pPr>
+              <w:keepNext w:val="0"/>
+              <w:keepLines w:val="0"/>
+              <w:widowControl/>
+              <w:suppressLineNumbers w:val="0"/>
+              <w:jc w:val="left"/>
+              <w:textAlignment w:val="center"/>
+              <w:rPr>
+                <w:rFonts w:hint="default" w:ascii="楷体_GB2312" w:hAnsi="宋体" w:eastAsia="楷体_GB2312" w:cs="楷体_GB2312"/>
+                <w:b/>
+                <w:bCs/>
+                <w:i w:val="0"/>
+                <w:iCs w:val="0"/>
+                <w:snapToGrid w:val="0"/>
+                <w:color w:val="000000"/>
+                <w:kern w:val="0"/>
+                <w:sz w:val="22"/>
+                <w:szCs w:val="22"/>
+                <w:u w:val="none"/>
+                <w:lang w:val="en-US" w:eastAsia="zh-CN" w:bidi="ar"/>
+              </w:rPr>
+            </w:pPr>
+            <w:r>
+              <w:rPr>
+                <w:rFonts w:hint="eastAsia" w:ascii="宋体" w:hAnsi="宋体" w:eastAsia="宋体" w:cs="宋体"/>
+                <w:i w:val="0"/>
+                <w:iCs w:val="0"/>
+                <w:snapToGrid w:val="0"/>
+                <w:color w:val="000000"/>
+                <w:kern w:val="0"/>
+                <w:sz w:val="21"/>
+                <w:szCs w:val="21"/>
+                <w:u w:val="none"/>
+                <w:lang w:val="en-US" w:eastAsia="zh-CN" w:bidi="ar"/>
+              </w:rPr>
+              <w:t>（服务报告按时提交的数量/服务报告总数量）*100%</w:t>
+            </w:r>
+          </w:p>
+        </w:tc>
+        <w:tc>
+          <w:tcPr>
+            <w:tcW w:w="1056" w:type="dxa"/>
+            <w:tcBorders>
+              <w:top w:val="single" w:color="000000" w:sz="4" w:space="0"/>
+              <w:left w:val="single" w:color="000000" w:sz="4" w:space="0"/>
+              <w:bottom w:val="single" w:color="000000" w:sz="4" w:space="0"/>
+              <w:right w:val="single" w:color="000000" w:sz="4" w:space="0"/>
+            </w:tcBorders>
+            <w:shd w:val="clear" w:color="auto" w:fill="auto"/>
+            <w:vAlign w:val="center"/>
+          </w:tcPr>
+          <w:p>
+            <w:pPr>
+              <w:keepNext w:val="0"/>
+              <w:keepLines w:val="0"/>
+              <w:widowControl/>
+              <w:suppressLineNumbers w:val="0"/>
+              <w:jc w:val="left"/>
+              <w:textAlignment w:val="center"/>
+              <w:rPr>
+                <w:rFonts w:hint="default" w:ascii="楷体_GB2312" w:hAnsi="宋体" w:eastAsia="楷体_GB2312" w:cs="楷体_GB2312"/>
+                <w:b/>
+                <w:bCs/>
+                <w:i w:val="0"/>
+                <w:iCs w:val="0"/>
+                <w:snapToGrid w:val="0"/>
+                <w:color w:val="000000"/>
+                <w:kern w:val="0"/>
+                <w:sz w:val="22"/>
+                <w:szCs w:val="22"/>
+                <w:u w:val="none"/>
+                <w:lang w:val="en-US" w:eastAsia="zh-CN" w:bidi="ar"/>
+              </w:rPr>
+            </w:pPr>
+            <w:r>
+              <w:rPr>
+                <w:rFonts w:hint="eastAsia" w:ascii="宋体" w:hAnsi="宋体" w:eastAsia="宋体" w:cs="宋体"/>
+                <w:i w:val="0"/>
+                <w:iCs w:val="0"/>
+                <w:snapToGrid w:val="0"/>
+                <w:color w:val="000000"/>
+                <w:kern w:val="0"/>
+                <w:sz w:val="21"/>
+                <w:szCs w:val="21"/>
+                <w:u w:val="none"/>
+                <w:lang w:val="en-US" w:eastAsia="zh-CN" w:bidi="ar"/>
+              </w:rPr>
+              <w:t>季度</w:t>
+            </w:r>
+          </w:p>
+        </w:tc>
+      </w:tr>
+      <w:bookmarkEnd w:id="16"/>
+    </w:tbl>
+    <w:p>
+      <w:pPr>
+        <w:pStyle w:val="28"/>
+        <w:bidi w:val="0"/>
+        <w:rPr>
+          <w:rFonts w:hint="default"/>
+          <w:lang w:val="en-US" w:eastAsia="zh-CN"/>
+        </w:rPr>
+      </w:pPr>
       <w:r>
         <w:rPr>
           <w:rFonts w:hint="default"/>

--- a/6-过程管理/流程制度规范类文件/JXTX-06-03-服务报告管理制度.docx
+++ b/6-过程管理/流程制度规范类文件/JXTX-06-03-服务报告管理制度.docx
@@ -21,7 +21,7 @@
         <w:spacing w:before="3120" w:beforeLines="1000"/>
         <w:textAlignment w:val="baseline"/>
       </w:pPr>
-      <w:bookmarkStart w:id="0" w:name="_Toc23825"/>
+      <w:bookmarkStart w:id="0" w:name="_Toc6019"/>
       <w:r>
         <w:drawing>
           <wp:anchor distT="0" distB="0" distL="114300" distR="114300" simplePos="0" relativeHeight="251661312" behindDoc="1" locked="0" layoutInCell="1" allowOverlap="1">
@@ -210,7 +210,7 @@
           <w:lang w:val="en-US" w:eastAsia="zh-CN"/>
         </w:rPr>
       </w:pPr>
-      <w:bookmarkStart w:id="1" w:name="_Toc25089"/>
+      <w:bookmarkStart w:id="1" w:name="_Toc19809"/>
       <w:r>
         <w:rPr>
           <w:rFonts w:hint="eastAsia"/>
@@ -351,6 +351,12 @@
             <w:insideH w:val="none" w:color="auto" w:sz="0" w:space="0"/>
             <w:insideV w:val="none" w:color="auto" w:sz="0" w:space="0"/>
           </w:tblBorders>
+          <w:tblCellMar>
+            <w:top w:w="0" w:type="dxa"/>
+            <w:left w:w="108" w:type="dxa"/>
+            <w:bottom w:w="0" w:type="dxa"/>
+            <w:right w:w="108" w:type="dxa"/>
+          </w:tblCellMar>
         </w:tblPrEx>
         <w:trPr>
           <w:trHeight w:val="810" w:hRule="atLeast"/>
@@ -2058,6 +2064,8 @@
               <w:tab w:val="right" w:leader="dot" w:pos="8306"/>
             </w:tabs>
           </w:pPr>
+          <w:bookmarkStart w:id="17" w:name="_GoBack"/>
+          <w:bookmarkEnd w:id="17"/>
           <w:r>
             <w:rPr>
               <w:rFonts w:hint="eastAsia" w:ascii="宋体" w:hAnsi="宋体" w:eastAsia="宋体" w:cs="宋体"/>
@@ -2094,7 +2102,7 @@
               <w:rFonts w:hint="eastAsia" w:ascii="宋体" w:hAnsi="宋体" w:eastAsia="宋体" w:cs="宋体"/>
               <w:szCs w:val="24"/>
             </w:rPr>
-            <w:instrText xml:space="preserve"> HYPERLINK \l _Toc23825 </w:instrText>
+            <w:instrText xml:space="preserve"> HYPERLINK \l _Toc6019 </w:instrText>
           </w:r>
           <w:r>
             <w:rPr>
@@ -2117,7 +2125,7 @@
             <w:fldChar w:fldCharType="begin"/>
           </w:r>
           <w:r>
-            <w:instrText xml:space="preserve"> PAGEREF _Toc23825 \h </w:instrText>
+            <w:instrText xml:space="preserve"> PAGEREF _Toc6019 \h </w:instrText>
           </w:r>
           <w:r>
             <w:fldChar w:fldCharType="separate"/>
@@ -2155,7 +2163,7 @@
               <w:rFonts w:hint="eastAsia" w:ascii="宋体" w:hAnsi="宋体" w:eastAsia="宋体" w:cs="宋体"/>
               <w:szCs w:val="24"/>
             </w:rPr>
-            <w:instrText xml:space="preserve"> HYPERLINK \l _Toc25089 </w:instrText>
+            <w:instrText xml:space="preserve"> HYPERLINK \l _Toc19809 </w:instrText>
           </w:r>
           <w:r>
             <w:rPr>
@@ -2178,7 +2186,7 @@
             <w:fldChar w:fldCharType="begin"/>
           </w:r>
           <w:r>
-            <w:instrText xml:space="preserve"> PAGEREF _Toc25089 \h </w:instrText>
+            <w:instrText xml:space="preserve"> PAGEREF _Toc19809 \h </w:instrText>
           </w:r>
           <w:r>
             <w:fldChar w:fldCharType="separate"/>
@@ -2216,7 +2224,7 @@
               <w:rFonts w:hint="eastAsia" w:ascii="宋体" w:hAnsi="宋体" w:eastAsia="宋体" w:cs="宋体"/>
               <w:szCs w:val="24"/>
             </w:rPr>
-            <w:instrText xml:space="preserve"> HYPERLINK \l _Toc13113 </w:instrText>
+            <w:instrText xml:space="preserve"> HYPERLINK \l _Toc32310 </w:instrText>
           </w:r>
           <w:r>
             <w:rPr>
@@ -2239,7 +2247,7 @@
             <w:fldChar w:fldCharType="begin"/>
           </w:r>
           <w:r>
-            <w:instrText xml:space="preserve"> PAGEREF _Toc13113 \h </w:instrText>
+            <w:instrText xml:space="preserve"> PAGEREF _Toc32310 \h </w:instrText>
           </w:r>
           <w:r>
             <w:fldChar w:fldCharType="separate"/>
@@ -2277,7 +2285,7 @@
               <w:rFonts w:hint="eastAsia" w:ascii="宋体" w:hAnsi="宋体" w:eastAsia="宋体" w:cs="宋体"/>
               <w:szCs w:val="24"/>
             </w:rPr>
-            <w:instrText xml:space="preserve"> HYPERLINK \l _Toc12905 </w:instrText>
+            <w:instrText xml:space="preserve"> HYPERLINK \l _Toc4699 </w:instrText>
           </w:r>
           <w:r>
             <w:rPr>
@@ -2300,7 +2308,7 @@
             <w:fldChar w:fldCharType="begin"/>
           </w:r>
           <w:r>
-            <w:instrText xml:space="preserve"> PAGEREF _Toc12905 \h </w:instrText>
+            <w:instrText xml:space="preserve"> PAGEREF _Toc4699 \h </w:instrText>
           </w:r>
           <w:r>
             <w:fldChar w:fldCharType="separate"/>
@@ -2338,7 +2346,7 @@
               <w:rFonts w:hint="eastAsia" w:ascii="宋体" w:hAnsi="宋体" w:eastAsia="宋体" w:cs="宋体"/>
               <w:szCs w:val="24"/>
             </w:rPr>
-            <w:instrText xml:space="preserve"> HYPERLINK \l _Toc25472 </w:instrText>
+            <w:instrText xml:space="preserve"> HYPERLINK \l _Toc18480 </w:instrText>
           </w:r>
           <w:r>
             <w:rPr>
@@ -2361,7 +2369,7 @@
             <w:fldChar w:fldCharType="begin"/>
           </w:r>
           <w:r>
-            <w:instrText xml:space="preserve"> PAGEREF _Toc25472 \h </w:instrText>
+            <w:instrText xml:space="preserve"> PAGEREF _Toc18480 \h </w:instrText>
           </w:r>
           <w:r>
             <w:fldChar w:fldCharType="separate"/>
@@ -2399,7 +2407,7 @@
               <w:rFonts w:hint="eastAsia" w:ascii="宋体" w:hAnsi="宋体" w:eastAsia="宋体" w:cs="宋体"/>
               <w:szCs w:val="24"/>
             </w:rPr>
-            <w:instrText xml:space="preserve"> HYPERLINK \l _Toc28341 </w:instrText>
+            <w:instrText xml:space="preserve"> HYPERLINK \l _Toc23891 </w:instrText>
           </w:r>
           <w:r>
             <w:rPr>
@@ -2422,7 +2430,7 @@
             <w:fldChar w:fldCharType="begin"/>
           </w:r>
           <w:r>
-            <w:instrText xml:space="preserve"> PAGEREF _Toc28341 \h </w:instrText>
+            <w:instrText xml:space="preserve"> PAGEREF _Toc23891 \h </w:instrText>
           </w:r>
           <w:r>
             <w:fldChar w:fldCharType="separate"/>
@@ -2460,7 +2468,7 @@
               <w:rFonts w:hint="eastAsia" w:ascii="宋体" w:hAnsi="宋体" w:eastAsia="宋体" w:cs="宋体"/>
               <w:szCs w:val="24"/>
             </w:rPr>
-            <w:instrText xml:space="preserve"> HYPERLINK \l _Toc12893 </w:instrText>
+            <w:instrText xml:space="preserve"> HYPERLINK \l _Toc4531 </w:instrText>
           </w:r>
           <w:r>
             <w:rPr>
@@ -2483,7 +2491,7 @@
             <w:fldChar w:fldCharType="begin"/>
           </w:r>
           <w:r>
-            <w:instrText xml:space="preserve"> PAGEREF _Toc12893 \h </w:instrText>
+            <w:instrText xml:space="preserve"> PAGEREF _Toc4531 \h </w:instrText>
           </w:r>
           <w:r>
             <w:fldChar w:fldCharType="separate"/>
@@ -2521,7 +2529,7 @@
               <w:rFonts w:hint="eastAsia" w:ascii="宋体" w:hAnsi="宋体" w:eastAsia="宋体" w:cs="宋体"/>
               <w:szCs w:val="24"/>
             </w:rPr>
-            <w:instrText xml:space="preserve"> HYPERLINK \l _Toc13696 </w:instrText>
+            <w:instrText xml:space="preserve"> HYPERLINK \l _Toc4646 </w:instrText>
           </w:r>
           <w:r>
             <w:rPr>
@@ -2544,7 +2552,7 @@
             <w:fldChar w:fldCharType="begin"/>
           </w:r>
           <w:r>
-            <w:instrText xml:space="preserve"> PAGEREF _Toc13696 \h </w:instrText>
+            <w:instrText xml:space="preserve"> PAGEREF _Toc4646 \h </w:instrText>
           </w:r>
           <w:r>
             <w:fldChar w:fldCharType="separate"/>
@@ -2582,7 +2590,7 @@
               <w:rFonts w:hint="eastAsia" w:ascii="宋体" w:hAnsi="宋体" w:eastAsia="宋体" w:cs="宋体"/>
               <w:szCs w:val="24"/>
             </w:rPr>
-            <w:instrText xml:space="preserve"> HYPERLINK \l _Toc2036 </w:instrText>
+            <w:instrText xml:space="preserve"> HYPERLINK \l _Toc3396 </w:instrText>
           </w:r>
           <w:r>
             <w:rPr>
@@ -2605,7 +2613,7 @@
             <w:fldChar w:fldCharType="begin"/>
           </w:r>
           <w:r>
-            <w:instrText xml:space="preserve"> PAGEREF _Toc2036 \h </w:instrText>
+            <w:instrText xml:space="preserve"> PAGEREF _Toc3396 \h </w:instrText>
           </w:r>
           <w:r>
             <w:fldChar w:fldCharType="separate"/>
@@ -2643,7 +2651,7 @@
               <w:rFonts w:hint="eastAsia" w:ascii="宋体" w:hAnsi="宋体" w:eastAsia="宋体" w:cs="宋体"/>
               <w:szCs w:val="24"/>
             </w:rPr>
-            <w:instrText xml:space="preserve"> HYPERLINK \l _Toc27249 </w:instrText>
+            <w:instrText xml:space="preserve"> HYPERLINK \l _Toc26362 </w:instrText>
           </w:r>
           <w:r>
             <w:rPr>
@@ -2666,7 +2674,7 @@
             <w:fldChar w:fldCharType="begin"/>
           </w:r>
           <w:r>
-            <w:instrText xml:space="preserve"> PAGEREF _Toc27249 \h </w:instrText>
+            <w:instrText xml:space="preserve"> PAGEREF _Toc26362 \h </w:instrText>
           </w:r>
           <w:r>
             <w:fldChar w:fldCharType="separate"/>
@@ -2704,7 +2712,7 @@
               <w:rFonts w:hint="eastAsia" w:ascii="宋体" w:hAnsi="宋体" w:eastAsia="宋体" w:cs="宋体"/>
               <w:szCs w:val="24"/>
             </w:rPr>
-            <w:instrText xml:space="preserve"> HYPERLINK \l _Toc11548 </w:instrText>
+            <w:instrText xml:space="preserve"> HYPERLINK \l _Toc30551 </w:instrText>
           </w:r>
           <w:r>
             <w:rPr>
@@ -2727,7 +2735,7 @@
             <w:fldChar w:fldCharType="begin"/>
           </w:r>
           <w:r>
-            <w:instrText xml:space="preserve"> PAGEREF _Toc11548 \h </w:instrText>
+            <w:instrText xml:space="preserve"> PAGEREF _Toc30551 \h </w:instrText>
           </w:r>
           <w:r>
             <w:fldChar w:fldCharType="separate"/>
@@ -2765,7 +2773,7 @@
               <w:rFonts w:hint="eastAsia" w:ascii="宋体" w:hAnsi="宋体" w:eastAsia="宋体" w:cs="宋体"/>
               <w:szCs w:val="24"/>
             </w:rPr>
-            <w:instrText xml:space="preserve"> HYPERLINK \l _Toc32678 </w:instrText>
+            <w:instrText xml:space="preserve"> HYPERLINK \l _Toc12720 </w:instrText>
           </w:r>
           <w:r>
             <w:rPr>
@@ -2788,7 +2796,7 @@
             <w:fldChar w:fldCharType="begin"/>
           </w:r>
           <w:r>
-            <w:instrText xml:space="preserve"> PAGEREF _Toc32678 \h </w:instrText>
+            <w:instrText xml:space="preserve"> PAGEREF _Toc12720 \h </w:instrText>
           </w:r>
           <w:r>
             <w:fldChar w:fldCharType="separate"/>
@@ -2826,7 +2834,7 @@
               <w:rFonts w:hint="eastAsia" w:ascii="宋体" w:hAnsi="宋体" w:eastAsia="宋体" w:cs="宋体"/>
               <w:szCs w:val="24"/>
             </w:rPr>
-            <w:instrText xml:space="preserve"> HYPERLINK \l _Toc28054 </w:instrText>
+            <w:instrText xml:space="preserve"> HYPERLINK \l _Toc13446 </w:instrText>
           </w:r>
           <w:r>
             <w:rPr>
@@ -2856,7 +2864,7 @@
             <w:fldChar w:fldCharType="begin"/>
           </w:r>
           <w:r>
-            <w:instrText xml:space="preserve"> PAGEREF _Toc28054 \h </w:instrText>
+            <w:instrText xml:space="preserve"> PAGEREF _Toc13446 \h </w:instrText>
           </w:r>
           <w:r>
             <w:fldChar w:fldCharType="separate"/>
@@ -2894,7 +2902,7 @@
               <w:rFonts w:hint="eastAsia" w:ascii="宋体" w:hAnsi="宋体" w:eastAsia="宋体" w:cs="宋体"/>
               <w:szCs w:val="24"/>
             </w:rPr>
-            <w:instrText xml:space="preserve"> HYPERLINK \l _Toc5007 </w:instrText>
+            <w:instrText xml:space="preserve"> HYPERLINK \l _Toc31183 </w:instrText>
           </w:r>
           <w:r>
             <w:rPr>
@@ -2924,7 +2932,7 @@
             <w:fldChar w:fldCharType="begin"/>
           </w:r>
           <w:r>
-            <w:instrText xml:space="preserve"> PAGEREF _Toc5007 \h </w:instrText>
+            <w:instrText xml:space="preserve"> PAGEREF _Toc31183 \h </w:instrText>
           </w:r>
           <w:r>
             <w:fldChar w:fldCharType="separate"/>
@@ -2962,7 +2970,7 @@
               <w:rFonts w:hint="eastAsia" w:ascii="宋体" w:hAnsi="宋体" w:eastAsia="宋体" w:cs="宋体"/>
               <w:szCs w:val="24"/>
             </w:rPr>
-            <w:instrText xml:space="preserve"> HYPERLINK \l _Toc12540 </w:instrText>
+            <w:instrText xml:space="preserve"> HYPERLINK \l _Toc22088 </w:instrText>
           </w:r>
           <w:r>
             <w:rPr>
@@ -2985,7 +2993,7 @@
             <w:fldChar w:fldCharType="begin"/>
           </w:r>
           <w:r>
-            <w:instrText xml:space="preserve"> PAGEREF _Toc12540 \h </w:instrText>
+            <w:instrText xml:space="preserve"> PAGEREF _Toc22088 \h </w:instrText>
           </w:r>
           <w:r>
             <w:fldChar w:fldCharType="separate"/>
@@ -3023,7 +3031,7 @@
               <w:rFonts w:hint="eastAsia" w:ascii="宋体" w:hAnsi="宋体" w:eastAsia="宋体" w:cs="宋体"/>
               <w:szCs w:val="24"/>
             </w:rPr>
-            <w:instrText xml:space="preserve"> HYPERLINK \l _Toc20124 </w:instrText>
+            <w:instrText xml:space="preserve"> HYPERLINK \l _Toc15060 </w:instrText>
           </w:r>
           <w:r>
             <w:rPr>
@@ -3037,7 +3045,14 @@
               <w:rFonts w:hint="default"/>
               <w:lang w:val="en-US" w:eastAsia="zh-CN"/>
             </w:rPr>
-            <w:t>7. 附则</w:t>
+            <w:t xml:space="preserve">7. </w:t>
+          </w:r>
+          <w:r>
+            <w:rPr>
+              <w:rFonts w:hint="eastAsia"/>
+              <w:lang w:val="en-US" w:eastAsia="zh-CN"/>
+            </w:rPr>
+            <w:t>考核指标</w:t>
           </w:r>
           <w:r>
             <w:tab/>
@@ -3046,7 +3061,68 @@
             <w:fldChar w:fldCharType="begin"/>
           </w:r>
           <w:r>
-            <w:instrText xml:space="preserve"> PAGEREF _Toc20124 \h </w:instrText>
+            <w:instrText xml:space="preserve"> PAGEREF _Toc15060 \h </w:instrText>
+          </w:r>
+          <w:r>
+            <w:fldChar w:fldCharType="separate"/>
+          </w:r>
+          <w:r>
+            <w:t>7</w:t>
+          </w:r>
+          <w:r>
+            <w:fldChar w:fldCharType="end"/>
+          </w:r>
+          <w:r>
+            <w:rPr>
+              <w:rFonts w:hint="eastAsia" w:ascii="宋体" w:hAnsi="宋体" w:eastAsia="宋体" w:cs="宋体"/>
+              <w:szCs w:val="24"/>
+            </w:rPr>
+            <w:fldChar w:fldCharType="end"/>
+          </w:r>
+        </w:p>
+        <w:p>
+          <w:pPr>
+            <w:pStyle w:val="16"/>
+            <w:tabs>
+              <w:tab w:val="right" w:leader="dot" w:pos="8306"/>
+            </w:tabs>
+          </w:pPr>
+          <w:r>
+            <w:rPr>
+              <w:rFonts w:hint="eastAsia" w:ascii="宋体" w:hAnsi="宋体" w:eastAsia="宋体" w:cs="宋体"/>
+              <w:szCs w:val="24"/>
+            </w:rPr>
+            <w:fldChar w:fldCharType="begin"/>
+          </w:r>
+          <w:r>
+            <w:rPr>
+              <w:rFonts w:hint="eastAsia" w:ascii="宋体" w:hAnsi="宋体" w:eastAsia="宋体" w:cs="宋体"/>
+              <w:szCs w:val="24"/>
+            </w:rPr>
+            <w:instrText xml:space="preserve"> HYPERLINK \l _Toc25211 </w:instrText>
+          </w:r>
+          <w:r>
+            <w:rPr>
+              <w:rFonts w:hint="eastAsia" w:ascii="宋体" w:hAnsi="宋体" w:eastAsia="宋体" w:cs="宋体"/>
+              <w:szCs w:val="24"/>
+            </w:rPr>
+            <w:fldChar w:fldCharType="separate"/>
+          </w:r>
+          <w:r>
+            <w:rPr>
+              <w:rFonts w:hint="default"/>
+              <w:lang w:val="en-US" w:eastAsia="zh-CN"/>
+            </w:rPr>
+            <w:t>8. 附则</w:t>
+          </w:r>
+          <w:r>
+            <w:tab/>
+          </w:r>
+          <w:r>
+            <w:fldChar w:fldCharType="begin"/>
+          </w:r>
+          <w:r>
+            <w:instrText xml:space="preserve"> PAGEREF _Toc25211 \h </w:instrText>
           </w:r>
           <w:r>
             <w:fldChar w:fldCharType="separate"/>
@@ -3147,7 +3223,7 @@
           <w:lang w:val="en-US" w:eastAsia="zh-CN"/>
         </w:rPr>
       </w:pPr>
-      <w:bookmarkStart w:id="2" w:name="_Toc13113"/>
+      <w:bookmarkStart w:id="2" w:name="_Toc32310"/>
       <w:r>
         <w:rPr>
           <w:rFonts w:hint="default"/>
@@ -3166,7 +3242,7 @@
           <w:lang w:val="en-US" w:eastAsia="zh-CN"/>
         </w:rPr>
       </w:pPr>
-      <w:bookmarkStart w:id="3" w:name="_Toc12905"/>
+      <w:bookmarkStart w:id="3" w:name="_Toc4699"/>
       <w:r>
         <w:rPr>
           <w:rFonts w:hint="default"/>
@@ -3214,7 +3290,7 @@
           <w:lang w:val="en-US" w:eastAsia="zh-CN"/>
         </w:rPr>
       </w:pPr>
-      <w:bookmarkStart w:id="4" w:name="_Toc25472"/>
+      <w:bookmarkStart w:id="4" w:name="_Toc18480"/>
       <w:r>
         <w:rPr>
           <w:rFonts w:hint="default"/>
@@ -3262,7 +3338,7 @@
           <w:lang w:val="en-US" w:eastAsia="zh-CN"/>
         </w:rPr>
       </w:pPr>
-      <w:bookmarkStart w:id="5" w:name="_Toc28341"/>
+      <w:bookmarkStart w:id="5" w:name="_Toc23891"/>
       <w:r>
         <w:rPr>
           <w:rFonts w:hint="default"/>
@@ -3281,7 +3357,7 @@
           <w:lang w:val="en-US" w:eastAsia="zh-CN"/>
         </w:rPr>
       </w:pPr>
-      <w:bookmarkStart w:id="6" w:name="_Toc12893"/>
+      <w:bookmarkStart w:id="6" w:name="_Toc4531"/>
       <w:r>
         <w:rPr>
           <w:rFonts w:hint="default"/>
@@ -3358,7 +3434,7 @@
           <w:lang w:val="en-US" w:eastAsia="zh-CN"/>
         </w:rPr>
       </w:pPr>
-      <w:bookmarkStart w:id="7" w:name="_Toc13696"/>
+      <w:bookmarkStart w:id="7" w:name="_Toc4646"/>
       <w:r>
         <w:rPr>
           <w:rFonts w:hint="default"/>
@@ -3435,7 +3511,7 @@
           <w:lang w:val="en-US" w:eastAsia="zh-CN"/>
         </w:rPr>
       </w:pPr>
-      <w:bookmarkStart w:id="8" w:name="_Toc2036"/>
+      <w:bookmarkStart w:id="8" w:name="_Toc3396"/>
       <w:r>
         <w:rPr>
           <w:rFonts w:hint="default"/>
@@ -3512,7 +3588,7 @@
           <w:lang w:val="en-US" w:eastAsia="zh-CN"/>
         </w:rPr>
       </w:pPr>
-      <w:bookmarkStart w:id="9" w:name="_Toc27249"/>
+      <w:bookmarkStart w:id="9" w:name="_Toc26362"/>
       <w:r>
         <w:rPr>
           <w:rFonts w:hint="default"/>
@@ -3883,6 +3959,7 @@
             <w:insideH w:val="single" w:color="auto" w:sz="4" w:space="0"/>
             <w:insideV w:val="single" w:color="auto" w:sz="4" w:space="0"/>
           </w:tblBorders>
+          <w:shd w:val="clear" w:color="auto" w:fill="auto"/>
           <w:tblCellMar>
             <w:top w:w="15" w:type="dxa"/>
             <w:left w:w="15" w:type="dxa"/>
@@ -4156,6 +4233,7 @@
             <w:insideH w:val="single" w:color="auto" w:sz="4" w:space="0"/>
             <w:insideV w:val="single" w:color="auto" w:sz="4" w:space="0"/>
           </w:tblBorders>
+          <w:shd w:val="clear" w:color="auto" w:fill="auto"/>
           <w:tblCellMar>
             <w:top w:w="15" w:type="dxa"/>
             <w:left w:w="15" w:type="dxa"/>
@@ -4458,7 +4536,7 @@
           <w:lang w:val="en-US" w:eastAsia="zh-CN"/>
         </w:rPr>
       </w:pPr>
-      <w:bookmarkStart w:id="10" w:name="_Toc11548"/>
+      <w:bookmarkStart w:id="10" w:name="_Toc30551"/>
       <w:r>
         <w:rPr>
           <w:rFonts w:hint="default"/>
@@ -4676,7 +4754,7 @@
           <w:lang w:val="en-US" w:eastAsia="zh-CN"/>
         </w:rPr>
       </w:pPr>
-      <w:bookmarkStart w:id="11" w:name="_Toc32678"/>
+      <w:bookmarkStart w:id="11" w:name="_Toc12720"/>
       <w:r>
         <w:rPr>
           <w:rFonts w:hint="default"/>
@@ -4695,7 +4773,7 @@
           <w:lang w:val="en-US" w:eastAsia="zh-CN"/>
         </w:rPr>
       </w:pPr>
-      <w:bookmarkStart w:id="12" w:name="_Toc28054"/>
+      <w:bookmarkStart w:id="12" w:name="_Toc13446"/>
       <w:r>
         <w:rPr>
           <w:rFonts w:hint="eastAsia"/>
@@ -4917,7 +4995,7 @@
           <w:lang w:val="en-US" w:eastAsia="zh-CN"/>
         </w:rPr>
       </w:pPr>
-      <w:bookmarkStart w:id="13" w:name="_Toc5007"/>
+      <w:bookmarkStart w:id="13" w:name="_Toc31183"/>
       <w:r>
         <w:rPr>
           <w:rFonts w:hint="eastAsia"/>
@@ -5081,7 +5159,7 @@
           <w:lang w:val="en-US" w:eastAsia="zh-CN"/>
         </w:rPr>
       </w:pPr>
-      <w:bookmarkStart w:id="14" w:name="_Toc12540"/>
+      <w:bookmarkStart w:id="14" w:name="_Toc22088"/>
       <w:r>
         <w:rPr>
           <w:rFonts w:hint="default"/>
@@ -5317,7 +5395,7 @@
           <w:lang w:val="en-US" w:eastAsia="zh-CN"/>
         </w:rPr>
       </w:pPr>
-      <w:bookmarkStart w:id="15" w:name="_Toc20124"/>
+      <w:bookmarkStart w:id="15" w:name="_Toc15060"/>
       <w:r>
         <w:rPr>
           <w:rFonts w:hint="eastAsia"/>
@@ -5325,6 +5403,7 @@
         </w:rPr>
         <w:t>考核指标</w:t>
       </w:r>
+      <w:bookmarkEnd w:id="15"/>
     </w:p>
     <w:tbl>
       <w:tblPr>
@@ -5636,7 +5715,6 @@
                 <w:lang w:val="en-US" w:eastAsia="zh-CN" w:bidi="ar"/>
               </w:rPr>
             </w:pPr>
-            <w:bookmarkStart w:id="16" w:name="_GoBack" w:colFirst="0" w:colLast="3"/>
             <w:r>
               <w:rPr>
                 <w:rFonts w:hint="eastAsia" w:ascii="宋体" w:hAnsi="宋体" w:eastAsia="宋体" w:cs="宋体"/>
@@ -5811,7 +5889,6 @@
           </w:p>
         </w:tc>
       </w:tr>
-      <w:bookmarkEnd w:id="16"/>
     </w:tbl>
     <w:p>
       <w:pPr>
@@ -5822,6 +5899,7 @@
           <w:lang w:val="en-US" w:eastAsia="zh-CN"/>
         </w:rPr>
       </w:pPr>
+      <w:bookmarkStart w:id="16" w:name="_Toc25211"/>
       <w:r>
         <w:rPr>
           <w:rFonts w:hint="default"/>
@@ -5829,7 +5907,7 @@
         </w:rPr>
         <w:t>附则</w:t>
       </w:r>
-      <w:bookmarkEnd w:id="15"/>
+      <w:bookmarkEnd w:id="16"/>
     </w:p>
     <w:p>
       <w:pPr>

--- a/6-过程管理/流程制度规范类文件/JXTX-06-03-服务报告管理制度.docx
+++ b/6-过程管理/流程制度规范类文件/JXTX-06-03-服务报告管理制度.docx
@@ -1,10 +1,11 @@
 
 <file path=word/document.xml><?xml version="1.0" encoding="utf-8"?>
-<w:document xmlns:wpc="http://schemas.microsoft.com/office/word/2010/wordprocessingCanvas" xmlns:mc="http://schemas.openxmlformats.org/markup-compatibility/2006" xmlns:o="urn:schemas-microsoft-com:office:office" xmlns:r="http://schemas.openxmlformats.org/officeDocument/2006/relationships" xmlns:m="http://schemas.openxmlformats.org/officeDocument/2006/math" xmlns:v="urn:schemas-microsoft-com:vml" xmlns:wp14="http://schemas.microsoft.com/office/word/2010/wordprocessingDrawing" xmlns:wp="http://schemas.openxmlformats.org/drawingml/2006/wordprocessingDrawing" xmlns:w="http://schemas.openxmlformats.org/wordprocessingml/2006/main" xmlns:w14="http://schemas.microsoft.com/office/word/2010/wordml" xmlns:w10="urn:schemas-microsoft-com:office:word" xmlns:w15="http://schemas.microsoft.com/office/word/2012/wordml" xmlns:wpg="http://schemas.microsoft.com/office/word/2010/wordprocessingGroup" xmlns:wpi="http://schemas.microsoft.com/office/word/2010/wordprocessingInk" xmlns:wne="http://schemas.microsoft.com/office/word/2006/wordml" xmlns:wps="http://schemas.microsoft.com/office/word/2010/wordprocessingShape" xmlns:wpsCustomData="http://www.wps.cn/officeDocument/2013/wpsCustomData" mc:Ignorable="w14 w15 wp14">
+<w:document xmlns:wpc="http://schemas.microsoft.com/office/word/2010/wordprocessingCanvas" xmlns:mc="http://schemas.openxmlformats.org/markup-compatibility/2006" xmlns:o="urn:schemas-microsoft-com:office:office" xmlns:r="http://schemas.openxmlformats.org/officeDocument/2006/relationships" xmlns:m="http://schemas.openxmlformats.org/officeDocument/2006/math" xmlns:v="urn:schemas-microsoft-com:vml" xmlns:wp14="http://schemas.microsoft.com/office/word/2010/wordprocessingDrawing" xmlns:wp="http://schemas.openxmlformats.org/drawingml/2006/wordprocessingDrawing" xmlns:w10="urn:schemas-microsoft-com:office:word" xmlns:w="http://schemas.openxmlformats.org/wordprocessingml/2006/main" xmlns:w14="http://schemas.microsoft.com/office/word/2010/wordml" xmlns:w15="http://schemas.microsoft.com/office/word/2012/wordml" xmlns:wne="http://schemas.microsoft.com/office/word/2006/wordml" xmlns:wpg="http://schemas.microsoft.com/office/word/2010/wordprocessingGroup" xmlns:wpi="http://schemas.microsoft.com/office/word/2010/wordprocessingInk" xmlns:wps="http://schemas.microsoft.com/office/word/2010/wordprocessingShape" mc:Ignorable="w14 w15 wp14">
+  <!-- Generated by Aspose.Words for .NET 13.3.0.1 -->
   <w:body>
     <w:p>
       <w:pPr>
-        <w:pStyle w:val="24"/>
+        <w:pStyle w:val="a"/>
         <w:keepNext w:val="0"/>
         <w:keepLines w:val="0"/>
         <w:pageBreakBefore w:val="0"/>
@@ -24,7 +25,7 @@
       <w:bookmarkStart w:id="0" w:name="_Toc6019"/>
       <w:r>
         <w:drawing>
-          <wp:anchor distT="0" distB="0" distL="114300" distR="114300" simplePos="0" relativeHeight="251661312" behindDoc="1" locked="0" layoutInCell="1" allowOverlap="1">
+          <wp:anchor distT="0" distB="0" distL="114300" distR="114300" simplePos="0" relativeHeight="251660288" behindDoc="1" locked="0" layoutInCell="1" allowOverlap="1">
             <wp:simplePos x="0" y="0"/>
             <wp:positionH relativeFrom="column">
               <wp:posOffset>-19050</wp:posOffset>
@@ -49,7 +50,7 @@
                     </pic:cNvPicPr>
                   </pic:nvPicPr>
                   <pic:blipFill>
-                    <a:blip r:embed="rId7"/>
+                    <a:blip xmlns:r="http://schemas.openxmlformats.org/officeDocument/2006/relationships" r:embed="rId4"/>
                     <a:stretch>
                       <a:fillRect/>
                     </a:stretch>
@@ -75,7 +76,7 @@
       </w:r>
       <w:r>
         <w:drawing>
-          <wp:anchor distT="0" distB="0" distL="114300" distR="114300" simplePos="0" relativeHeight="251660288" behindDoc="1" locked="0" layoutInCell="1" allowOverlap="1">
+          <wp:anchor distT="0" distB="0" distL="114300" distR="114300" simplePos="0" relativeHeight="251659264" behindDoc="1" locked="0" layoutInCell="1" allowOverlap="1">
             <wp:simplePos x="0" y="0"/>
             <wp:positionH relativeFrom="column">
               <wp:posOffset>0</wp:posOffset>
@@ -100,7 +101,7 @@
                     </pic:cNvPicPr>
                   </pic:nvPicPr>
                   <pic:blipFill>
-                    <a:blip r:embed="rId8"/>
+                    <a:blip xmlns:r="http://schemas.openxmlformats.org/officeDocument/2006/relationships" r:embed="rId5"/>
                     <a:stretch>
                       <a:fillRect/>
                     </a:stretch>
@@ -130,7 +131,7 @@
           <w:lang w:val="en-US" w:eastAsia="zh-CN"/>
         </w:rPr>
         <w:drawing>
-          <wp:anchor distT="0" distB="0" distL="114300" distR="114300" simplePos="0" relativeHeight="251659264" behindDoc="1" locked="0" layoutInCell="1" allowOverlap="1">
+          <wp:anchor distT="0" distB="0" distL="114300" distR="114300" simplePos="0" relativeHeight="251658240" behindDoc="1" locked="0" layoutInCell="1" allowOverlap="1">
             <wp:simplePos x="0" y="0"/>
             <wp:positionH relativeFrom="column">
               <wp:posOffset>635</wp:posOffset>
@@ -155,7 +156,7 @@
                     </pic:cNvPicPr>
                   </pic:nvPicPr>
                   <pic:blipFill>
-                    <a:blip r:embed="rId9">
+                    <a:blip xmlns:r="http://schemas.openxmlformats.org/officeDocument/2006/relationships" r:embed="rId6">
                       <a:alphaModFix amt="58000"/>
                       <a:lum contrast="-52000"/>
                     </a:blip>
@@ -189,7 +190,7 @@
     </w:p>
     <w:p>
       <w:pPr>
-        <w:pStyle w:val="25"/>
+        <w:pStyle w:val="a0"/>
         <w:keepNext w:val="0"/>
         <w:keepLines w:val="0"/>
         <w:pageBreakBefore w:val="0"/>
@@ -236,11 +237,11 @@
         <w:adjustRightInd w:val="0"/>
         <w:snapToGrid w:val="0"/>
         <w:spacing w:after="624" w:afterLines="200" w:line="219" w:lineRule="auto"/>
-        <w:ind w:left="0" w:leftChars="0" w:right="0" w:rightChars="0" w:firstLine="0" w:firstLineChars="0"/>
+        <w:ind w:left="0" w:right="0" w:firstLine="0" w:leftChars="0" w:rightChars="0" w:firstLineChars="0"/>
         <w:jc w:val="center"/>
         <w:textAlignment w:val="baseline"/>
         <w:rPr>
-          <w:rFonts w:hint="eastAsia" w:ascii="宋体" w:hAnsi="宋体" w:eastAsia="宋体" w:cs="宋体"/>
+          <w:rFonts w:ascii="宋体" w:eastAsia="宋体" w:hAnsi="宋体" w:cs="宋体" w:hint="eastAsia"/>
           <w:sz w:val="24"/>
           <w:szCs w:val="24"/>
           <w:lang w:val="en-US" w:eastAsia="zh-CN"/>
@@ -248,7 +249,7 @@
       </w:pPr>
       <w:r>
         <w:rPr>
-          <w:rFonts w:ascii="宋体" w:hAnsi="宋体" w:eastAsia="宋体" w:cs="宋体"/>
+          <w:rFonts w:ascii="宋体" w:eastAsia="宋体" w:hAnsi="宋体" w:cs="宋体"/>
           <w:b/>
           <w:bCs/>
           <w:spacing w:val="-3"/>
@@ -259,7 +260,7 @@
       </w:r>
       <w:r>
         <w:rPr>
-          <w:rFonts w:hint="eastAsia" w:ascii="宋体" w:hAnsi="宋体" w:eastAsia="宋体" w:cs="宋体"/>
+          <w:rFonts w:ascii="宋体" w:eastAsia="宋体" w:hAnsi="宋体" w:cs="宋体" w:hint="eastAsia"/>
           <w:b/>
           <w:bCs/>
           <w:spacing w:val="-3"/>
@@ -271,7 +272,7 @@
       </w:r>
       <w:r>
         <w:rPr>
-          <w:rFonts w:ascii="宋体" w:hAnsi="宋体" w:eastAsia="宋体" w:cs="宋体"/>
+          <w:rFonts w:ascii="宋体" w:eastAsia="宋体" w:hAnsi="宋体" w:cs="宋体"/>
           <w:b/>
           <w:bCs/>
           <w:spacing w:val="-3"/>
@@ -282,7 +283,7 @@
       </w:r>
       <w:r>
         <w:rPr>
-          <w:rFonts w:hint="eastAsia" w:ascii="宋体" w:hAnsi="宋体" w:cs="宋体"/>
+          <w:rFonts w:ascii="宋体" w:hAnsi="宋体" w:cs="宋体" w:hint="eastAsia"/>
           <w:b/>
           <w:bCs/>
           <w:spacing w:val="-3"/>
@@ -294,7 +295,7 @@
       </w:r>
       <w:r>
         <w:rPr>
-          <w:rFonts w:ascii="宋体" w:hAnsi="宋体" w:eastAsia="宋体" w:cs="宋体"/>
+          <w:rFonts w:ascii="宋体" w:eastAsia="宋体" w:hAnsi="宋体" w:cs="宋体"/>
           <w:b/>
           <w:bCs/>
           <w:spacing w:val="-3"/>
@@ -305,7 +306,7 @@
       </w:r>
       <w:r>
         <w:rPr>
-          <w:rFonts w:hint="eastAsia" w:ascii="宋体" w:hAnsi="宋体" w:cs="宋体"/>
+          <w:rFonts w:ascii="宋体" w:hAnsi="宋体" w:cs="宋体" w:hint="eastAsia"/>
           <w:b/>
           <w:bCs/>
           <w:spacing w:val="-3"/>
@@ -318,18 +319,17 @@
     </w:p>
     <w:tbl>
       <w:tblPr>
-        <w:tblStyle w:val="21"/>
+        <w:tblStyle w:val="TableGrid"/>
         <w:tblW w:w="0" w:type="auto"/>
         <w:jc w:val="center"/>
         <w:tblBorders>
-          <w:top w:val="none" w:color="auto" w:sz="0" w:space="0"/>
-          <w:left w:val="none" w:color="auto" w:sz="0" w:space="0"/>
-          <w:bottom w:val="none" w:color="auto" w:sz="0" w:space="0"/>
-          <w:right w:val="none" w:color="auto" w:sz="0" w:space="0"/>
-          <w:insideH w:val="none" w:color="auto" w:sz="0" w:space="0"/>
-          <w:insideV w:val="none" w:color="auto" w:sz="0" w:space="0"/>
+          <w:top w:val="nil"/>
+          <w:left w:val="nil"/>
+          <w:bottom w:val="nil"/>
+          <w:right w:val="nil"/>
+          <w:insideH w:val="nil"/>
+          <w:insideV w:val="nil"/>
         </w:tblBorders>
-        <w:tblLayout w:type="autofit"/>
         <w:tblCellMar>
           <w:top w:w="0" w:type="dxa"/>
           <w:left w:w="108" w:type="dxa"/>
@@ -343,13 +343,15 @@
       </w:tblGrid>
       <w:tr>
         <w:tblPrEx>
+          <w:tblW w:w="0" w:type="auto"/>
+          <w:jc w:val="center"/>
           <w:tblBorders>
-            <w:top w:val="none" w:color="auto" w:sz="0" w:space="0"/>
-            <w:left w:val="none" w:color="auto" w:sz="0" w:space="0"/>
-            <w:bottom w:val="none" w:color="auto" w:sz="0" w:space="0"/>
-            <w:right w:val="none" w:color="auto" w:sz="0" w:space="0"/>
-            <w:insideH w:val="none" w:color="auto" w:sz="0" w:space="0"/>
-            <w:insideV w:val="none" w:color="auto" w:sz="0" w:space="0"/>
+            <w:top w:val="nil"/>
+            <w:left w:val="nil"/>
+            <w:bottom w:val="nil"/>
+            <w:right w:val="nil"/>
+            <w:insideH w:val="nil"/>
+            <w:insideV w:val="nil"/>
           </w:tblBorders>
           <w:tblCellMar>
             <w:top w:w="0" w:type="dxa"/>
@@ -359,7 +361,7 @@
           </w:tblCellMar>
         </w:tblPrEx>
         <w:trPr>
-          <w:trHeight w:val="810" w:hRule="atLeast"/>
+          <w:trHeight w:val="810"/>
           <w:jc w:val="center"/>
         </w:trPr>
         <w:tc>
@@ -397,7 +399,7 @@
             </w:r>
             <w:r>
               <w:rPr>
-                <w:rFonts w:hint="default" w:asciiTheme="minorAscii" w:hAnsiTheme="minorAscii" w:eastAsiaTheme="minorEastAsia"/>
+                <w:rFonts w:asciiTheme="minorAscii" w:eastAsiaTheme="minorEastAsia" w:hAnsiTheme="minorAscii" w:hint="default"/>
                 <w:spacing w:val="227"/>
                 <w:sz w:val="21"/>
                 <w:vertAlign w:val="baseline"/>
@@ -451,7 +453,7 @@
             </w:r>
             <w:r>
               <w:rPr>
-                <w:rFonts w:hint="eastAsia" w:asciiTheme="minorAscii" w:hAnsiTheme="minorAscii" w:eastAsiaTheme="minorEastAsia"/>
+                <w:rFonts w:asciiTheme="minorAscii" w:eastAsiaTheme="minorEastAsia" w:hAnsiTheme="minorAscii" w:hint="eastAsia"/>
                 <w:spacing w:val="227"/>
                 <w:sz w:val="21"/>
                 <w:vertAlign w:val="baseline"/>
@@ -473,14 +475,8 @@
       </w:tr>
       <w:tr>
         <w:tblPrEx>
-          <w:tblBorders>
-            <w:top w:val="none" w:color="auto" w:sz="0" w:space="0"/>
-            <w:left w:val="none" w:color="auto" w:sz="0" w:space="0"/>
-            <w:bottom w:val="none" w:color="auto" w:sz="0" w:space="0"/>
-            <w:right w:val="none" w:color="auto" w:sz="0" w:space="0"/>
-            <w:insideH w:val="none" w:color="auto" w:sz="0" w:space="0"/>
-            <w:insideV w:val="none" w:color="auto" w:sz="0" w:space="0"/>
-          </w:tblBorders>
+          <w:tblW w:w="0" w:type="auto"/>
+          <w:jc w:val="center"/>
           <w:tblCellMar>
             <w:top w:w="0" w:type="dxa"/>
             <w:left w:w="108" w:type="dxa"/>
@@ -489,7 +485,7 @@
           </w:tblCellMar>
         </w:tblPrEx>
         <w:trPr>
-          <w:trHeight w:val="810" w:hRule="atLeast"/>
+          <w:trHeight w:val="810"/>
           <w:jc w:val="center"/>
         </w:trPr>
         <w:tc>
@@ -513,7 +509,7 @@
               <w:snapToGrid w:val="0"/>
               <w:textAlignment w:val="baseline"/>
               <w:rPr>
-                <w:rFonts w:hint="default" w:ascii="Arial" w:hAnsi="Arial" w:eastAsia="Arial" w:cs="Arial"/>
+                <w:rFonts w:ascii="Arial" w:eastAsia="Arial" w:hAnsi="Arial" w:cs="Arial" w:hint="default"/>
                 <w:snapToGrid w:val="0"/>
                 <w:color w:val="000000"/>
                 <w:kern w:val="0"/>
@@ -545,7 +541,7 @@
             </w:r>
             <w:r>
               <w:rPr>
-                <w:rFonts w:hint="default" w:asciiTheme="minorAscii" w:hAnsiTheme="minorAscii" w:eastAsiaTheme="minorEastAsia"/>
+                <w:rFonts w:asciiTheme="minorAscii" w:eastAsiaTheme="minorEastAsia" w:hAnsiTheme="minorAscii" w:hint="default"/>
                 <w:spacing w:val="227"/>
                 <w:sz w:val="21"/>
                 <w:vertAlign w:val="baseline"/>
@@ -598,7 +594,7 @@
               <w:snapToGrid w:val="0"/>
               <w:textAlignment w:val="baseline"/>
               <w:rPr>
-                <w:rFonts w:hint="default" w:ascii="Arial" w:hAnsi="Arial" w:eastAsia="Arial" w:cs="Arial"/>
+                <w:rFonts w:ascii="Arial" w:eastAsia="Arial" w:hAnsi="Arial" w:cs="Arial" w:hint="default"/>
                 <w:snapToGrid w:val="0"/>
                 <w:color w:val="000000"/>
                 <w:kern w:val="0"/>
@@ -618,7 +614,7 @@
             </w:r>
             <w:r>
               <w:rPr>
-                <w:rFonts w:hint="eastAsia" w:asciiTheme="minorAscii" w:hAnsiTheme="minorAscii" w:eastAsiaTheme="minorEastAsia"/>
+                <w:rFonts w:asciiTheme="minorAscii" w:eastAsiaTheme="minorEastAsia" w:hAnsiTheme="minorAscii" w:hint="eastAsia"/>
                 <w:spacing w:val="227"/>
                 <w:sz w:val="21"/>
                 <w:vertAlign w:val="baseline"/>
@@ -640,14 +636,8 @@
       </w:tr>
       <w:tr>
         <w:tblPrEx>
-          <w:tblBorders>
-            <w:top w:val="none" w:color="auto" w:sz="0" w:space="0"/>
-            <w:left w:val="none" w:color="auto" w:sz="0" w:space="0"/>
-            <w:bottom w:val="none" w:color="auto" w:sz="0" w:space="0"/>
-            <w:right w:val="none" w:color="auto" w:sz="0" w:space="0"/>
-            <w:insideH w:val="none" w:color="auto" w:sz="0" w:space="0"/>
-            <w:insideV w:val="none" w:color="auto" w:sz="0" w:space="0"/>
-          </w:tblBorders>
+          <w:tblW w:w="0" w:type="auto"/>
+          <w:jc w:val="center"/>
           <w:tblCellMar>
             <w:top w:w="0" w:type="dxa"/>
             <w:left w:w="108" w:type="dxa"/>
@@ -656,7 +646,7 @@
           </w:tblCellMar>
         </w:tblPrEx>
         <w:trPr>
-          <w:trHeight w:val="635" w:hRule="atLeast"/>
+          <w:trHeight w:val="635"/>
           <w:jc w:val="center"/>
         </w:trPr>
         <w:tc>
@@ -706,7 +696,7 @@
             </w:r>
             <w:r>
               <w:rPr>
-                <w:rFonts w:hint="eastAsia" w:asciiTheme="minorAscii" w:hAnsiTheme="minorAscii" w:eastAsiaTheme="minorEastAsia"/>
+                <w:rFonts w:asciiTheme="minorAscii" w:eastAsiaTheme="minorEastAsia" w:hAnsiTheme="minorAscii" w:hint="eastAsia"/>
                 <w:spacing w:val="227"/>
                 <w:sz w:val="21"/>
                 <w:vertAlign w:val="baseline"/>
@@ -759,7 +749,7 @@
             </w:r>
             <w:r>
               <w:rPr>
-                <w:rFonts w:hint="eastAsia" w:asciiTheme="minorAscii" w:hAnsiTheme="minorAscii" w:eastAsiaTheme="minorEastAsia"/>
+                <w:rFonts w:asciiTheme="minorAscii" w:eastAsiaTheme="minorEastAsia" w:hAnsiTheme="minorAscii" w:hint="eastAsia"/>
                 <w:spacing w:val="227"/>
                 <w:sz w:val="21"/>
                 <w:vertAlign w:val="baseline"/>
@@ -818,14 +808,14 @@
         <w:ind w:left="3634"/>
         <w:textAlignment w:val="baseline"/>
         <w:rPr>
-          <w:rFonts w:ascii="宋体" w:hAnsi="宋体" w:eastAsia="宋体" w:cs="宋体"/>
+          <w:rFonts w:ascii="宋体" w:eastAsia="宋体" w:hAnsi="宋体" w:cs="宋体"/>
           <w:sz w:val="31"/>
           <w:szCs w:val="31"/>
         </w:rPr>
       </w:pPr>
       <w:r>
         <w:rPr>
-          <w:rFonts w:ascii="宋体" w:hAnsi="宋体" w:eastAsia="宋体" w:cs="宋体"/>
+          <w:rFonts w:ascii="宋体" w:eastAsia="宋体" w:hAnsi="宋体" w:cs="宋体"/>
           <w:b/>
           <w:bCs/>
           <w:spacing w:val="4"/>
@@ -837,16 +827,16 @@
     </w:p>
     <w:tbl>
       <w:tblPr>
-        <w:tblStyle w:val="26"/>
+        <w:tblStyle w:val="TableNormal0"/>
         <w:tblW w:w="8214" w:type="dxa"/>
         <w:jc w:val="center"/>
         <w:tblBorders>
-          <w:top w:val="single" w:color="000000" w:sz="2" w:space="0"/>
-          <w:left w:val="single" w:color="000000" w:sz="2" w:space="0"/>
-          <w:bottom w:val="single" w:color="000000" w:sz="2" w:space="0"/>
-          <w:right w:val="single" w:color="000000" w:sz="2" w:space="0"/>
-          <w:insideH w:val="single" w:color="000000" w:sz="2" w:space="0"/>
-          <w:insideV w:val="single" w:color="000000" w:sz="2" w:space="0"/>
+          <w:top w:val="single" w:sz="2" w:space="0" w:color="000000"/>
+          <w:left w:val="single" w:sz="2" w:space="0" w:color="000000"/>
+          <w:bottom w:val="single" w:sz="2" w:space="0" w:color="000000"/>
+          <w:right w:val="single" w:sz="2" w:space="0" w:color="000000"/>
+          <w:insideH w:val="single" w:sz="2" w:space="0" w:color="000000"/>
+          <w:insideV w:val="single" w:sz="2" w:space="0" w:color="000000"/>
         </w:tblBorders>
         <w:tblLayout w:type="fixed"/>
         <w:tblCellMar>
@@ -866,14 +856,17 @@
       </w:tblGrid>
       <w:tr>
         <w:tblPrEx>
+          <w:tblW w:w="8214" w:type="dxa"/>
+          <w:jc w:val="center"/>
           <w:tblBorders>
-            <w:top w:val="single" w:color="000000" w:sz="2" w:space="0"/>
-            <w:left w:val="single" w:color="000000" w:sz="2" w:space="0"/>
-            <w:bottom w:val="single" w:color="000000" w:sz="2" w:space="0"/>
-            <w:right w:val="single" w:color="000000" w:sz="2" w:space="0"/>
-            <w:insideH w:val="single" w:color="000000" w:sz="2" w:space="0"/>
-            <w:insideV w:val="single" w:color="000000" w:sz="2" w:space="0"/>
+            <w:top w:val="single" w:sz="2" w:space="0" w:color="000000"/>
+            <w:left w:val="single" w:sz="2" w:space="0" w:color="000000"/>
+            <w:bottom w:val="single" w:sz="2" w:space="0" w:color="000000"/>
+            <w:right w:val="single" w:sz="2" w:space="0" w:color="000000"/>
+            <w:insideH w:val="single" w:sz="2" w:space="0" w:color="000000"/>
+            <w:insideV w:val="single" w:sz="2" w:space="0" w:color="000000"/>
           </w:tblBorders>
+          <w:tblLayout w:type="fixed"/>
           <w:tblCellMar>
             <w:top w:w="0" w:type="dxa"/>
             <w:left w:w="0" w:type="dxa"/>
@@ -882,7 +875,7 @@
           </w:tblCellMar>
         </w:tblPrEx>
         <w:trPr>
-          <w:trHeight w:val="593" w:hRule="atLeast"/>
+          <w:trHeight w:val="593"/>
           <w:jc w:val="center"/>
         </w:trPr>
         <w:tc>
@@ -904,18 +897,18 @@
               <w:adjustRightInd w:val="0"/>
               <w:snapToGrid w:val="0"/>
               <w:spacing w:before="176" w:line="228" w:lineRule="auto"/>
-              <w:ind w:left="0" w:leftChars="0" w:right="0" w:rightChars="0" w:firstLine="0" w:firstLineChars="0"/>
+              <w:ind w:left="0" w:right="0" w:firstLine="0" w:leftChars="0" w:rightChars="0" w:firstLineChars="0"/>
               <w:jc w:val="center"/>
               <w:textAlignment w:val="baseline"/>
               <w:rPr>
-                <w:rFonts w:ascii="宋体" w:hAnsi="宋体" w:eastAsia="宋体" w:cs="宋体"/>
+                <w:rFonts w:ascii="宋体" w:eastAsia="宋体" w:hAnsi="宋体" w:cs="宋体"/>
                 <w:sz w:val="20"/>
                 <w:szCs w:val="20"/>
               </w:rPr>
             </w:pPr>
             <w:r>
               <w:rPr>
-                <w:rFonts w:hint="eastAsia" w:ascii="宋体" w:hAnsi="宋体" w:cs="宋体"/>
+                <w:rFonts w:ascii="宋体" w:hAnsi="宋体" w:cs="宋体" w:hint="eastAsia"/>
                 <w:spacing w:val="-14"/>
                 <w:sz w:val="20"/>
                 <w:szCs w:val="20"/>
@@ -925,7 +918,7 @@
             </w:r>
             <w:r>
               <w:rPr>
-                <w:rFonts w:ascii="宋体" w:hAnsi="宋体" w:eastAsia="宋体" w:cs="宋体"/>
+                <w:rFonts w:ascii="宋体" w:eastAsia="宋体" w:hAnsi="宋体" w:cs="宋体"/>
                 <w:spacing w:val="-14"/>
                 <w:sz w:val="20"/>
                 <w:szCs w:val="20"/>
@@ -953,18 +946,18 @@
               <w:adjustRightInd w:val="0"/>
               <w:snapToGrid w:val="0"/>
               <w:spacing w:before="175" w:line="227" w:lineRule="auto"/>
-              <w:ind w:left="0" w:leftChars="0" w:right="0" w:rightChars="0" w:firstLine="0" w:firstLineChars="0"/>
+              <w:ind w:left="0" w:right="0" w:firstLine="0" w:leftChars="0" w:rightChars="0" w:firstLineChars="0"/>
               <w:jc w:val="center"/>
               <w:textAlignment w:val="baseline"/>
               <w:rPr>
-                <w:rFonts w:ascii="宋体" w:hAnsi="宋体" w:eastAsia="宋体" w:cs="宋体"/>
+                <w:rFonts w:ascii="宋体" w:eastAsia="宋体" w:hAnsi="宋体" w:cs="宋体"/>
                 <w:sz w:val="20"/>
                 <w:szCs w:val="20"/>
               </w:rPr>
             </w:pPr>
             <w:r>
               <w:rPr>
-                <w:rFonts w:ascii="宋体" w:hAnsi="宋体" w:eastAsia="宋体" w:cs="宋体"/>
+                <w:rFonts w:ascii="宋体" w:eastAsia="宋体" w:hAnsi="宋体" w:cs="宋体"/>
                 <w:spacing w:val="4"/>
                 <w:sz w:val="20"/>
                 <w:szCs w:val="20"/>
@@ -992,18 +985,18 @@
               <w:adjustRightInd w:val="0"/>
               <w:snapToGrid w:val="0"/>
               <w:spacing w:before="175" w:line="228" w:lineRule="auto"/>
-              <w:ind w:left="0" w:leftChars="0" w:right="0" w:rightChars="0" w:firstLine="0" w:firstLineChars="0"/>
+              <w:ind w:left="0" w:right="0" w:firstLine="0" w:leftChars="0" w:rightChars="0" w:firstLineChars="0"/>
               <w:jc w:val="center"/>
               <w:textAlignment w:val="baseline"/>
               <w:rPr>
-                <w:rFonts w:ascii="宋体" w:hAnsi="宋体" w:eastAsia="宋体" w:cs="宋体"/>
+                <w:rFonts w:ascii="宋体" w:eastAsia="宋体" w:hAnsi="宋体" w:cs="宋体"/>
                 <w:sz w:val="20"/>
                 <w:szCs w:val="20"/>
               </w:rPr>
             </w:pPr>
             <w:r>
               <w:rPr>
-                <w:rFonts w:ascii="宋体" w:hAnsi="宋体" w:eastAsia="宋体" w:cs="宋体"/>
+                <w:rFonts w:ascii="宋体" w:eastAsia="宋体" w:hAnsi="宋体" w:cs="宋体"/>
                 <w:spacing w:val="7"/>
                 <w:sz w:val="20"/>
                 <w:szCs w:val="20"/>
@@ -1031,11 +1024,11 @@
               <w:adjustRightInd w:val="0"/>
               <w:snapToGrid w:val="0"/>
               <w:spacing w:before="175" w:line="228" w:lineRule="auto"/>
-              <w:ind w:left="0" w:leftChars="0" w:right="0" w:rightChars="0" w:firstLine="0" w:firstLineChars="0"/>
+              <w:ind w:left="0" w:right="0" w:firstLine="0" w:leftChars="0" w:rightChars="0" w:firstLineChars="0"/>
               <w:jc w:val="center"/>
               <w:textAlignment w:val="baseline"/>
               <w:rPr>
-                <w:rFonts w:hint="eastAsia" w:ascii="宋体" w:hAnsi="宋体" w:eastAsia="宋体" w:cs="宋体"/>
+                <w:rFonts w:ascii="宋体" w:eastAsia="宋体" w:hAnsi="宋体" w:cs="宋体" w:hint="eastAsia"/>
                 <w:spacing w:val="7"/>
                 <w:sz w:val="20"/>
                 <w:szCs w:val="20"/>
@@ -1044,7 +1037,7 @@
             </w:pPr>
             <w:r>
               <w:rPr>
-                <w:rFonts w:hint="eastAsia" w:ascii="宋体" w:hAnsi="宋体" w:cs="宋体"/>
+                <w:rFonts w:ascii="宋体" w:hAnsi="宋体" w:cs="宋体" w:hint="eastAsia"/>
                 <w:spacing w:val="7"/>
                 <w:sz w:val="20"/>
                 <w:szCs w:val="20"/>
@@ -1073,11 +1066,11 @@
               <w:adjustRightInd w:val="0"/>
               <w:snapToGrid w:val="0"/>
               <w:spacing w:before="175" w:line="228" w:lineRule="auto"/>
-              <w:ind w:left="0" w:leftChars="0" w:right="0" w:rightChars="0" w:firstLine="0" w:firstLineChars="0"/>
+              <w:ind w:left="0" w:right="0" w:firstLine="0" w:leftChars="0" w:rightChars="0" w:firstLineChars="0"/>
               <w:jc w:val="center"/>
               <w:textAlignment w:val="baseline"/>
               <w:rPr>
-                <w:rFonts w:hint="default" w:ascii="宋体" w:hAnsi="宋体" w:cs="宋体"/>
+                <w:rFonts w:ascii="宋体" w:hAnsi="宋体" w:cs="宋体" w:hint="default"/>
                 <w:spacing w:val="7"/>
                 <w:sz w:val="20"/>
                 <w:szCs w:val="20"/>
@@ -1086,7 +1079,7 @@
             </w:pPr>
             <w:r>
               <w:rPr>
-                <w:rFonts w:hint="eastAsia" w:ascii="宋体" w:hAnsi="宋体" w:cs="宋体"/>
+                <w:rFonts w:ascii="宋体" w:hAnsi="宋体" w:cs="宋体" w:hint="eastAsia"/>
                 <w:spacing w:val="7"/>
                 <w:sz w:val="20"/>
                 <w:szCs w:val="20"/>
@@ -1115,18 +1108,18 @@
               <w:adjustRightInd w:val="0"/>
               <w:snapToGrid w:val="0"/>
               <w:spacing w:before="176" w:line="229" w:lineRule="auto"/>
-              <w:ind w:left="0" w:leftChars="0" w:right="0" w:rightChars="0" w:firstLine="0" w:firstLineChars="0"/>
+              <w:ind w:left="0" w:right="0" w:firstLine="0" w:leftChars="0" w:rightChars="0" w:firstLineChars="0"/>
               <w:jc w:val="center"/>
               <w:textAlignment w:val="baseline"/>
               <w:rPr>
-                <w:rFonts w:ascii="宋体" w:hAnsi="宋体" w:eastAsia="宋体" w:cs="宋体"/>
+                <w:rFonts w:ascii="宋体" w:eastAsia="宋体" w:hAnsi="宋体" w:cs="宋体"/>
                 <w:sz w:val="20"/>
                 <w:szCs w:val="20"/>
               </w:rPr>
             </w:pPr>
             <w:r>
               <w:rPr>
-                <w:rFonts w:ascii="宋体" w:hAnsi="宋体" w:eastAsia="宋体" w:cs="宋体"/>
+                <w:rFonts w:ascii="宋体" w:eastAsia="宋体" w:hAnsi="宋体" w:cs="宋体"/>
                 <w:spacing w:val="7"/>
                 <w:sz w:val="20"/>
                 <w:szCs w:val="20"/>
@@ -1138,14 +1131,9 @@
       </w:tr>
       <w:tr>
         <w:tblPrEx>
-          <w:tblBorders>
-            <w:top w:val="single" w:color="000000" w:sz="2" w:space="0"/>
-            <w:left w:val="single" w:color="000000" w:sz="2" w:space="0"/>
-            <w:bottom w:val="single" w:color="000000" w:sz="2" w:space="0"/>
-            <w:right w:val="single" w:color="000000" w:sz="2" w:space="0"/>
-            <w:insideH w:val="single" w:color="000000" w:sz="2" w:space="0"/>
-            <w:insideV w:val="single" w:color="000000" w:sz="2" w:space="0"/>
-          </w:tblBorders>
+          <w:tblW w:w="8214" w:type="dxa"/>
+          <w:jc w:val="center"/>
+          <w:tblLayout w:type="fixed"/>
           <w:tblCellMar>
             <w:top w:w="0" w:type="dxa"/>
             <w:left w:w="0" w:type="dxa"/>
@@ -1154,7 +1142,7 @@
           </w:tblCellMar>
         </w:tblPrEx>
         <w:trPr>
-          <w:trHeight w:val="516" w:hRule="atLeast"/>
+          <w:trHeight w:val="516"/>
           <w:jc w:val="center"/>
         </w:trPr>
         <w:tc>
@@ -1176,11 +1164,11 @@
               <w:adjustRightInd w:val="0"/>
               <w:snapToGrid w:val="0"/>
               <w:spacing w:before="173" w:line="267" w:lineRule="exact"/>
-              <w:ind w:left="0" w:leftChars="0" w:right="0" w:rightChars="0" w:firstLine="0" w:firstLineChars="0"/>
+              <w:ind w:left="0" w:right="0" w:firstLine="0" w:leftChars="0" w:rightChars="0" w:firstLineChars="0"/>
               <w:jc w:val="center"/>
               <w:textAlignment w:val="baseline"/>
               <w:rPr>
-                <w:rFonts w:hint="default" w:ascii="宋体" w:hAnsi="宋体" w:eastAsia="宋体" w:cs="宋体"/>
+                <w:rFonts w:ascii="宋体" w:eastAsia="宋体" w:hAnsi="宋体" w:cs="宋体" w:hint="default"/>
                 <w:sz w:val="20"/>
                 <w:szCs w:val="20"/>
                 <w:lang w:val="en-US"/>
@@ -1188,7 +1176,7 @@
             </w:pPr>
             <w:r>
               <w:rPr>
-                <w:rFonts w:ascii="宋体" w:hAnsi="宋体" w:eastAsia="宋体" w:cs="宋体"/>
+                <w:rFonts w:ascii="宋体" w:eastAsia="宋体" w:hAnsi="宋体" w:cs="宋体"/>
                 <w:spacing w:val="3"/>
                 <w:position w:val="1"/>
                 <w:sz w:val="20"/>
@@ -1198,7 +1186,7 @@
             </w:r>
             <w:r>
               <w:rPr>
-                <w:rFonts w:hint="eastAsia" w:ascii="宋体" w:hAnsi="宋体" w:cs="宋体"/>
+                <w:rFonts w:ascii="宋体" w:hAnsi="宋体" w:cs="宋体" w:hint="eastAsia"/>
                 <w:spacing w:val="3"/>
                 <w:position w:val="1"/>
                 <w:sz w:val="20"/>
@@ -1209,7 +1197,7 @@
             </w:r>
             <w:r>
               <w:rPr>
-                <w:rFonts w:ascii="宋体" w:hAnsi="宋体" w:eastAsia="宋体" w:cs="宋体"/>
+                <w:rFonts w:ascii="宋体" w:eastAsia="宋体" w:hAnsi="宋体" w:cs="宋体"/>
                 <w:spacing w:val="3"/>
                 <w:position w:val="1"/>
                 <w:sz w:val="20"/>
@@ -1219,7 +1207,7 @@
             </w:r>
             <w:r>
               <w:rPr>
-                <w:rFonts w:hint="eastAsia" w:ascii="宋体" w:hAnsi="宋体" w:cs="宋体"/>
+                <w:rFonts w:ascii="宋体" w:hAnsi="宋体" w:cs="宋体" w:hint="eastAsia"/>
                 <w:spacing w:val="3"/>
                 <w:position w:val="1"/>
                 <w:sz w:val="20"/>
@@ -1249,18 +1237,18 @@
               <w:adjustRightInd w:val="0"/>
               <w:snapToGrid w:val="0"/>
               <w:spacing w:before="173" w:line="267" w:lineRule="exact"/>
-              <w:ind w:left="0" w:leftChars="0" w:right="0" w:rightChars="0" w:firstLine="0" w:firstLineChars="0"/>
+              <w:ind w:left="0" w:right="0" w:firstLine="0" w:leftChars="0" w:rightChars="0" w:firstLineChars="0"/>
               <w:jc w:val="center"/>
               <w:textAlignment w:val="baseline"/>
               <w:rPr>
-                <w:rFonts w:ascii="宋体" w:hAnsi="宋体" w:eastAsia="宋体" w:cs="宋体"/>
+                <w:rFonts w:ascii="宋体" w:eastAsia="宋体" w:hAnsi="宋体" w:cs="宋体"/>
                 <w:sz w:val="20"/>
                 <w:szCs w:val="20"/>
               </w:rPr>
             </w:pPr>
             <w:r>
               <w:rPr>
-                <w:rFonts w:ascii="宋体" w:hAnsi="宋体" w:eastAsia="宋体" w:cs="宋体"/>
+                <w:rFonts w:ascii="宋体" w:eastAsia="宋体" w:hAnsi="宋体" w:cs="宋体"/>
                 <w:spacing w:val="4"/>
                 <w:position w:val="1"/>
                 <w:sz w:val="20"/>
@@ -1289,18 +1277,18 @@
               <w:adjustRightInd w:val="0"/>
               <w:snapToGrid w:val="0"/>
               <w:spacing w:before="172" w:line="228" w:lineRule="auto"/>
-              <w:ind w:left="0" w:leftChars="0" w:right="0" w:rightChars="0" w:firstLine="0" w:firstLineChars="0"/>
+              <w:ind w:left="0" w:right="0" w:firstLine="0" w:leftChars="0" w:rightChars="0" w:firstLineChars="0"/>
               <w:jc w:val="center"/>
               <w:textAlignment w:val="baseline"/>
               <w:rPr>
-                <w:rFonts w:ascii="宋体" w:hAnsi="宋体" w:eastAsia="宋体" w:cs="宋体"/>
+                <w:rFonts w:ascii="宋体" w:eastAsia="宋体" w:hAnsi="宋体" w:cs="宋体"/>
                 <w:sz w:val="20"/>
                 <w:szCs w:val="20"/>
               </w:rPr>
             </w:pPr>
             <w:r>
               <w:rPr>
-                <w:rFonts w:ascii="宋体" w:hAnsi="宋体" w:eastAsia="宋体" w:cs="宋体"/>
+                <w:rFonts w:ascii="宋体" w:eastAsia="宋体" w:hAnsi="宋体" w:cs="宋体"/>
                 <w:spacing w:val="200"/>
                 <w:kern w:val="0"/>
                 <w:sz w:val="20"/>
@@ -1310,7 +1298,7 @@
             </w:r>
             <w:r>
               <w:rPr>
-                <w:rFonts w:ascii="宋体" w:hAnsi="宋体" w:eastAsia="宋体" w:cs="宋体"/>
+                <w:rFonts w:ascii="宋体" w:eastAsia="宋体" w:hAnsi="宋体" w:cs="宋体"/>
                 <w:spacing w:val="0"/>
                 <w:kern w:val="0"/>
                 <w:sz w:val="20"/>
@@ -1339,11 +1327,11 @@
               <w:adjustRightInd w:val="0"/>
               <w:snapToGrid w:val="0"/>
               <w:spacing w:before="173" w:line="229" w:lineRule="auto"/>
-              <w:ind w:left="0" w:leftChars="0" w:right="0" w:rightChars="0" w:firstLine="0" w:firstLineChars="0"/>
+              <w:ind w:left="0" w:right="0" w:firstLine="0" w:leftChars="0" w:rightChars="0" w:firstLineChars="0"/>
               <w:jc w:val="center"/>
               <w:textAlignment w:val="baseline"/>
               <w:rPr>
-                <w:rFonts w:ascii="宋体" w:hAnsi="宋体" w:eastAsia="宋体" w:cs="宋体"/>
+                <w:rFonts w:ascii="宋体" w:eastAsia="宋体" w:hAnsi="宋体" w:cs="宋体"/>
                 <w:spacing w:val="200"/>
                 <w:kern w:val="0"/>
                 <w:sz w:val="20"/>
@@ -1352,7 +1340,7 @@
             </w:pPr>
             <w:r>
               <w:rPr>
-                <w:rFonts w:hint="eastAsia" w:asciiTheme="minorAscii" w:hAnsiTheme="minorAscii" w:eastAsiaTheme="minorEastAsia"/>
+                <w:rFonts w:asciiTheme="minorAscii" w:eastAsiaTheme="minorEastAsia" w:hAnsiTheme="minorAscii" w:hint="eastAsia"/>
                 <w:spacing w:val="0"/>
                 <w:kern w:val="0"/>
                 <w:sz w:val="21"/>
@@ -1382,11 +1370,11 @@
               <w:adjustRightInd w:val="0"/>
               <w:snapToGrid w:val="0"/>
               <w:spacing w:before="172" w:line="228" w:lineRule="auto"/>
-              <w:ind w:left="0" w:leftChars="0" w:right="0" w:rightChars="0" w:firstLine="0" w:firstLineChars="0"/>
+              <w:ind w:left="0" w:right="0" w:firstLine="0" w:leftChars="0" w:rightChars="0" w:firstLineChars="0"/>
               <w:jc w:val="center"/>
               <w:textAlignment w:val="baseline"/>
               <w:rPr>
-                <w:rFonts w:ascii="宋体" w:hAnsi="宋体" w:eastAsia="宋体" w:cs="宋体"/>
+                <w:rFonts w:ascii="宋体" w:eastAsia="宋体" w:hAnsi="宋体" w:cs="宋体"/>
                 <w:spacing w:val="200"/>
                 <w:kern w:val="0"/>
                 <w:sz w:val="20"/>
@@ -1395,7 +1383,7 @@
             </w:pPr>
             <w:r>
               <w:rPr>
-                <w:rFonts w:hint="eastAsia" w:ascii="宋体" w:hAnsi="宋体" w:eastAsia="宋体" w:cs="宋体"/>
+                <w:rFonts w:ascii="宋体" w:eastAsia="宋体" w:hAnsi="宋体" w:cs="宋体" w:hint="eastAsia"/>
                 <w:spacing w:val="200"/>
                 <w:kern w:val="0"/>
                 <w:sz w:val="20"/>
@@ -1405,7 +1393,7 @@
             </w:r>
             <w:r>
               <w:rPr>
-                <w:rFonts w:hint="eastAsia" w:asciiTheme="minorAscii" w:hAnsiTheme="minorAscii" w:eastAsiaTheme="minorEastAsia"/>
+                <w:rFonts w:asciiTheme="minorAscii" w:eastAsiaTheme="minorEastAsia" w:hAnsiTheme="minorAscii" w:hint="eastAsia"/>
                 <w:spacing w:val="0"/>
                 <w:kern w:val="0"/>
                 <w:sz w:val="21"/>
@@ -1435,18 +1423,18 @@
               <w:adjustRightInd w:val="0"/>
               <w:snapToGrid w:val="0"/>
               <w:spacing w:before="173" w:line="229" w:lineRule="auto"/>
-              <w:ind w:left="0" w:leftChars="0" w:right="0" w:rightChars="0" w:firstLine="0" w:firstLineChars="0"/>
+              <w:ind w:left="0" w:right="0" w:firstLine="0" w:leftChars="0" w:rightChars="0" w:firstLineChars="0"/>
               <w:jc w:val="center"/>
               <w:textAlignment w:val="baseline"/>
               <w:rPr>
-                <w:rFonts w:ascii="宋体" w:hAnsi="宋体" w:eastAsia="宋体" w:cs="宋体"/>
+                <w:rFonts w:ascii="宋体" w:eastAsia="宋体" w:hAnsi="宋体" w:cs="宋体"/>
                 <w:sz w:val="20"/>
                 <w:szCs w:val="20"/>
               </w:rPr>
             </w:pPr>
             <w:r>
               <w:rPr>
-                <w:rFonts w:hint="eastAsia" w:asciiTheme="minorAscii" w:hAnsiTheme="minorAscii" w:eastAsiaTheme="minorEastAsia"/>
+                <w:rFonts w:asciiTheme="minorAscii" w:eastAsiaTheme="minorEastAsia" w:hAnsiTheme="minorAscii" w:hint="eastAsia"/>
                 <w:spacing w:val="0"/>
                 <w:kern w:val="0"/>
                 <w:sz w:val="21"/>
@@ -1460,14 +1448,9 @@
       </w:tr>
       <w:tr>
         <w:tblPrEx>
-          <w:tblBorders>
-            <w:top w:val="single" w:color="000000" w:sz="2" w:space="0"/>
-            <w:left w:val="single" w:color="000000" w:sz="2" w:space="0"/>
-            <w:bottom w:val="single" w:color="000000" w:sz="2" w:space="0"/>
-            <w:right w:val="single" w:color="000000" w:sz="2" w:space="0"/>
-            <w:insideH w:val="single" w:color="000000" w:sz="2" w:space="0"/>
-            <w:insideV w:val="single" w:color="000000" w:sz="2" w:space="0"/>
-          </w:tblBorders>
+          <w:tblW w:w="8214" w:type="dxa"/>
+          <w:jc w:val="center"/>
+          <w:tblLayout w:type="fixed"/>
           <w:tblCellMar>
             <w:top w:w="0" w:type="dxa"/>
             <w:left w:w="0" w:type="dxa"/>
@@ -1476,7 +1459,7 @@
           </w:tblCellMar>
         </w:tblPrEx>
         <w:trPr>
-          <w:trHeight w:val="556" w:hRule="atLeast"/>
+          <w:trHeight w:val="556"/>
           <w:jc w:val="center"/>
         </w:trPr>
         <w:tc>
@@ -1485,7 +1468,7 @@
           </w:tcPr>
           <w:p>
             <w:pPr>
-              <w:pStyle w:val="27"/>
+              <w:pStyle w:val="TableText"/>
               <w:keepNext w:val="0"/>
               <w:keepLines w:val="0"/>
               <w:pageBreakBefore w:val="0"/>
@@ -1498,7 +1481,7 @@
               <w:bidi w:val="0"/>
               <w:adjustRightInd w:val="0"/>
               <w:snapToGrid w:val="0"/>
-              <w:ind w:left="0" w:leftChars="0" w:right="0" w:rightChars="0" w:firstLine="0" w:firstLineChars="0"/>
+              <w:ind w:left="0" w:right="0" w:firstLine="0" w:leftChars="0" w:rightChars="0" w:firstLineChars="0"/>
               <w:jc w:val="center"/>
               <w:textAlignment w:val="baseline"/>
             </w:pPr>
@@ -1510,7 +1493,7 @@
           </w:tcPr>
           <w:p>
             <w:pPr>
-              <w:pStyle w:val="27"/>
+              <w:pStyle w:val="TableText"/>
               <w:keepNext w:val="0"/>
               <w:keepLines w:val="0"/>
               <w:pageBreakBefore w:val="0"/>
@@ -1523,7 +1506,7 @@
               <w:bidi w:val="0"/>
               <w:adjustRightInd w:val="0"/>
               <w:snapToGrid w:val="0"/>
-              <w:ind w:left="0" w:leftChars="0" w:right="0" w:rightChars="0" w:firstLine="0" w:firstLineChars="0"/>
+              <w:ind w:left="0" w:right="0" w:firstLine="0" w:leftChars="0" w:rightChars="0" w:firstLineChars="0"/>
               <w:jc w:val="center"/>
               <w:textAlignment w:val="baseline"/>
             </w:pPr>
@@ -1535,7 +1518,7 @@
           </w:tcPr>
           <w:p>
             <w:pPr>
-              <w:pStyle w:val="27"/>
+              <w:pStyle w:val="TableText"/>
               <w:keepNext w:val="0"/>
               <w:keepLines w:val="0"/>
               <w:pageBreakBefore w:val="0"/>
@@ -1548,7 +1531,7 @@
               <w:bidi w:val="0"/>
               <w:adjustRightInd w:val="0"/>
               <w:snapToGrid w:val="0"/>
-              <w:ind w:left="0" w:leftChars="0" w:right="0" w:rightChars="0" w:firstLine="0" w:firstLineChars="0"/>
+              <w:ind w:left="0" w:right="0" w:firstLine="0" w:leftChars="0" w:rightChars="0" w:firstLineChars="0"/>
               <w:jc w:val="center"/>
               <w:textAlignment w:val="baseline"/>
             </w:pPr>
@@ -1560,7 +1543,7 @@
           </w:tcPr>
           <w:p>
             <w:pPr>
-              <w:pStyle w:val="27"/>
+              <w:pStyle w:val="TableText"/>
               <w:keepNext w:val="0"/>
               <w:keepLines w:val="0"/>
               <w:pageBreakBefore w:val="0"/>
@@ -1573,7 +1556,7 @@
               <w:bidi w:val="0"/>
               <w:adjustRightInd w:val="0"/>
               <w:snapToGrid w:val="0"/>
-              <w:ind w:left="0" w:leftChars="0" w:right="0" w:rightChars="0" w:firstLine="0" w:firstLineChars="0"/>
+              <w:ind w:left="0" w:right="0" w:firstLine="0" w:leftChars="0" w:rightChars="0" w:firstLineChars="0"/>
               <w:jc w:val="center"/>
               <w:textAlignment w:val="baseline"/>
             </w:pPr>
@@ -1585,7 +1568,7 @@
           </w:tcPr>
           <w:p>
             <w:pPr>
-              <w:pStyle w:val="27"/>
+              <w:pStyle w:val="TableText"/>
               <w:keepNext w:val="0"/>
               <w:keepLines w:val="0"/>
               <w:pageBreakBefore w:val="0"/>
@@ -1598,7 +1581,7 @@
               <w:bidi w:val="0"/>
               <w:adjustRightInd w:val="0"/>
               <w:snapToGrid w:val="0"/>
-              <w:ind w:left="0" w:leftChars="0" w:right="0" w:rightChars="0" w:firstLine="0" w:firstLineChars="0"/>
+              <w:ind w:left="0" w:right="0" w:firstLine="0" w:leftChars="0" w:rightChars="0" w:firstLineChars="0"/>
               <w:jc w:val="center"/>
               <w:textAlignment w:val="baseline"/>
             </w:pPr>
@@ -1610,7 +1593,7 @@
           </w:tcPr>
           <w:p>
             <w:pPr>
-              <w:pStyle w:val="27"/>
+              <w:pStyle w:val="TableText"/>
               <w:keepNext w:val="0"/>
               <w:keepLines w:val="0"/>
               <w:pageBreakBefore w:val="0"/>
@@ -1623,7 +1606,7 @@
               <w:bidi w:val="0"/>
               <w:adjustRightInd w:val="0"/>
               <w:snapToGrid w:val="0"/>
-              <w:ind w:left="0" w:leftChars="0" w:right="0" w:rightChars="0" w:firstLine="0" w:firstLineChars="0"/>
+              <w:ind w:left="0" w:right="0" w:firstLine="0" w:leftChars="0" w:rightChars="0" w:firstLineChars="0"/>
               <w:jc w:val="center"/>
               <w:textAlignment w:val="baseline"/>
             </w:pPr>
@@ -1632,14 +1615,9 @@
       </w:tr>
       <w:tr>
         <w:tblPrEx>
-          <w:tblBorders>
-            <w:top w:val="single" w:color="000000" w:sz="2" w:space="0"/>
-            <w:left w:val="single" w:color="000000" w:sz="2" w:space="0"/>
-            <w:bottom w:val="single" w:color="000000" w:sz="2" w:space="0"/>
-            <w:right w:val="single" w:color="000000" w:sz="2" w:space="0"/>
-            <w:insideH w:val="single" w:color="000000" w:sz="2" w:space="0"/>
-            <w:insideV w:val="single" w:color="000000" w:sz="2" w:space="0"/>
-          </w:tblBorders>
+          <w:tblW w:w="8214" w:type="dxa"/>
+          <w:jc w:val="center"/>
+          <w:tblLayout w:type="fixed"/>
           <w:tblCellMar>
             <w:top w:w="0" w:type="dxa"/>
             <w:left w:w="0" w:type="dxa"/>
@@ -1648,7 +1626,7 @@
           </w:tblCellMar>
         </w:tblPrEx>
         <w:trPr>
-          <w:trHeight w:val="556" w:hRule="atLeast"/>
+          <w:trHeight w:val="556"/>
           <w:jc w:val="center"/>
         </w:trPr>
         <w:tc>
@@ -1657,7 +1635,7 @@
           </w:tcPr>
           <w:p>
             <w:pPr>
-              <w:pStyle w:val="27"/>
+              <w:pStyle w:val="TableText"/>
               <w:keepNext w:val="0"/>
               <w:keepLines w:val="0"/>
               <w:pageBreakBefore w:val="0"/>
@@ -1670,7 +1648,7 @@
               <w:bidi w:val="0"/>
               <w:adjustRightInd w:val="0"/>
               <w:snapToGrid w:val="0"/>
-              <w:ind w:left="0" w:leftChars="0" w:right="0" w:rightChars="0" w:firstLine="0" w:firstLineChars="0"/>
+              <w:ind w:left="0" w:right="0" w:firstLine="0" w:leftChars="0" w:rightChars="0" w:firstLineChars="0"/>
               <w:jc w:val="center"/>
               <w:textAlignment w:val="baseline"/>
             </w:pPr>
@@ -1682,7 +1660,7 @@
           </w:tcPr>
           <w:p>
             <w:pPr>
-              <w:pStyle w:val="27"/>
+              <w:pStyle w:val="TableText"/>
               <w:keepNext w:val="0"/>
               <w:keepLines w:val="0"/>
               <w:pageBreakBefore w:val="0"/>
@@ -1695,7 +1673,7 @@
               <w:bidi w:val="0"/>
               <w:adjustRightInd w:val="0"/>
               <w:snapToGrid w:val="0"/>
-              <w:ind w:left="0" w:leftChars="0" w:right="0" w:rightChars="0" w:firstLine="0" w:firstLineChars="0"/>
+              <w:ind w:left="0" w:right="0" w:firstLine="0" w:leftChars="0" w:rightChars="0" w:firstLineChars="0"/>
               <w:jc w:val="center"/>
               <w:textAlignment w:val="baseline"/>
             </w:pPr>
@@ -1707,7 +1685,7 @@
           </w:tcPr>
           <w:p>
             <w:pPr>
-              <w:pStyle w:val="27"/>
+              <w:pStyle w:val="TableText"/>
               <w:keepNext w:val="0"/>
               <w:keepLines w:val="0"/>
               <w:pageBreakBefore w:val="0"/>
@@ -1720,7 +1698,7 @@
               <w:bidi w:val="0"/>
               <w:adjustRightInd w:val="0"/>
               <w:snapToGrid w:val="0"/>
-              <w:ind w:left="0" w:leftChars="0" w:right="0" w:rightChars="0" w:firstLine="0" w:firstLineChars="0"/>
+              <w:ind w:left="0" w:right="0" w:firstLine="0" w:leftChars="0" w:rightChars="0" w:firstLineChars="0"/>
               <w:jc w:val="center"/>
               <w:textAlignment w:val="baseline"/>
             </w:pPr>
@@ -1732,7 +1710,7 @@
           </w:tcPr>
           <w:p>
             <w:pPr>
-              <w:pStyle w:val="27"/>
+              <w:pStyle w:val="TableText"/>
               <w:keepNext w:val="0"/>
               <w:keepLines w:val="0"/>
               <w:pageBreakBefore w:val="0"/>
@@ -1745,7 +1723,7 @@
               <w:bidi w:val="0"/>
               <w:adjustRightInd w:val="0"/>
               <w:snapToGrid w:val="0"/>
-              <w:ind w:left="0" w:leftChars="0" w:right="0" w:rightChars="0" w:firstLine="0" w:firstLineChars="0"/>
+              <w:ind w:left="0" w:right="0" w:firstLine="0" w:leftChars="0" w:rightChars="0" w:firstLineChars="0"/>
               <w:jc w:val="center"/>
               <w:textAlignment w:val="baseline"/>
             </w:pPr>
@@ -1757,7 +1735,7 @@
           </w:tcPr>
           <w:p>
             <w:pPr>
-              <w:pStyle w:val="27"/>
+              <w:pStyle w:val="TableText"/>
               <w:keepNext w:val="0"/>
               <w:keepLines w:val="0"/>
               <w:pageBreakBefore w:val="0"/>
@@ -1770,7 +1748,7 @@
               <w:bidi w:val="0"/>
               <w:adjustRightInd w:val="0"/>
               <w:snapToGrid w:val="0"/>
-              <w:ind w:left="0" w:leftChars="0" w:right="0" w:rightChars="0" w:firstLine="0" w:firstLineChars="0"/>
+              <w:ind w:left="0" w:right="0" w:firstLine="0" w:leftChars="0" w:rightChars="0" w:firstLineChars="0"/>
               <w:jc w:val="center"/>
               <w:textAlignment w:val="baseline"/>
             </w:pPr>
@@ -1782,7 +1760,7 @@
           </w:tcPr>
           <w:p>
             <w:pPr>
-              <w:pStyle w:val="27"/>
+              <w:pStyle w:val="TableText"/>
               <w:keepNext w:val="0"/>
               <w:keepLines w:val="0"/>
               <w:pageBreakBefore w:val="0"/>
@@ -1795,7 +1773,7 @@
               <w:bidi w:val="0"/>
               <w:adjustRightInd w:val="0"/>
               <w:snapToGrid w:val="0"/>
-              <w:ind w:left="0" w:leftChars="0" w:right="0" w:rightChars="0" w:firstLine="0" w:firstLineChars="0"/>
+              <w:ind w:left="0" w:right="0" w:firstLine="0" w:leftChars="0" w:rightChars="0" w:firstLineChars="0"/>
               <w:jc w:val="center"/>
               <w:textAlignment w:val="baseline"/>
             </w:pPr>
@@ -1804,14 +1782,9 @@
       </w:tr>
       <w:tr>
         <w:tblPrEx>
-          <w:tblBorders>
-            <w:top w:val="single" w:color="000000" w:sz="2" w:space="0"/>
-            <w:left w:val="single" w:color="000000" w:sz="2" w:space="0"/>
-            <w:bottom w:val="single" w:color="000000" w:sz="2" w:space="0"/>
-            <w:right w:val="single" w:color="000000" w:sz="2" w:space="0"/>
-            <w:insideH w:val="single" w:color="000000" w:sz="2" w:space="0"/>
-            <w:insideV w:val="single" w:color="000000" w:sz="2" w:space="0"/>
-          </w:tblBorders>
+          <w:tblW w:w="8214" w:type="dxa"/>
+          <w:jc w:val="center"/>
+          <w:tblLayout w:type="fixed"/>
           <w:tblCellMar>
             <w:top w:w="0" w:type="dxa"/>
             <w:left w:w="0" w:type="dxa"/>
@@ -1820,7 +1793,7 @@
           </w:tblCellMar>
         </w:tblPrEx>
         <w:trPr>
-          <w:trHeight w:val="557" w:hRule="atLeast"/>
+          <w:trHeight w:val="557"/>
           <w:jc w:val="center"/>
         </w:trPr>
         <w:tc>
@@ -1829,7 +1802,7 @@
           </w:tcPr>
           <w:p>
             <w:pPr>
-              <w:pStyle w:val="27"/>
+              <w:pStyle w:val="TableText"/>
               <w:keepNext w:val="0"/>
               <w:keepLines w:val="0"/>
               <w:pageBreakBefore w:val="0"/>
@@ -1842,7 +1815,7 @@
               <w:bidi w:val="0"/>
               <w:adjustRightInd w:val="0"/>
               <w:snapToGrid w:val="0"/>
-              <w:ind w:left="0" w:leftChars="0" w:right="0" w:rightChars="0" w:firstLine="0" w:firstLineChars="0"/>
+              <w:ind w:left="0" w:right="0" w:firstLine="0" w:leftChars="0" w:rightChars="0" w:firstLineChars="0"/>
               <w:jc w:val="center"/>
               <w:textAlignment w:val="baseline"/>
             </w:pPr>
@@ -1854,7 +1827,7 @@
           </w:tcPr>
           <w:p>
             <w:pPr>
-              <w:pStyle w:val="27"/>
+              <w:pStyle w:val="TableText"/>
               <w:keepNext w:val="0"/>
               <w:keepLines w:val="0"/>
               <w:pageBreakBefore w:val="0"/>
@@ -1867,7 +1840,7 @@
               <w:bidi w:val="0"/>
               <w:adjustRightInd w:val="0"/>
               <w:snapToGrid w:val="0"/>
-              <w:ind w:left="0" w:leftChars="0" w:right="0" w:rightChars="0" w:firstLine="0" w:firstLineChars="0"/>
+              <w:ind w:left="0" w:right="0" w:firstLine="0" w:leftChars="0" w:rightChars="0" w:firstLineChars="0"/>
               <w:jc w:val="center"/>
               <w:textAlignment w:val="baseline"/>
             </w:pPr>
@@ -1879,7 +1852,7 @@
           </w:tcPr>
           <w:p>
             <w:pPr>
-              <w:pStyle w:val="27"/>
+              <w:pStyle w:val="TableText"/>
               <w:keepNext w:val="0"/>
               <w:keepLines w:val="0"/>
               <w:pageBreakBefore w:val="0"/>
@@ -1892,7 +1865,7 @@
               <w:bidi w:val="0"/>
               <w:adjustRightInd w:val="0"/>
               <w:snapToGrid w:val="0"/>
-              <w:ind w:left="0" w:leftChars="0" w:right="0" w:rightChars="0" w:firstLine="0" w:firstLineChars="0"/>
+              <w:ind w:left="0" w:right="0" w:firstLine="0" w:leftChars="0" w:rightChars="0" w:firstLineChars="0"/>
               <w:jc w:val="center"/>
               <w:textAlignment w:val="baseline"/>
             </w:pPr>
@@ -1904,7 +1877,7 @@
           </w:tcPr>
           <w:p>
             <w:pPr>
-              <w:pStyle w:val="27"/>
+              <w:pStyle w:val="TableText"/>
               <w:keepNext w:val="0"/>
               <w:keepLines w:val="0"/>
               <w:pageBreakBefore w:val="0"/>
@@ -1917,7 +1890,7 @@
               <w:bidi w:val="0"/>
               <w:adjustRightInd w:val="0"/>
               <w:snapToGrid w:val="0"/>
-              <w:ind w:left="0" w:leftChars="0" w:right="0" w:rightChars="0" w:firstLine="0" w:firstLineChars="0"/>
+              <w:ind w:left="0" w:right="0" w:firstLine="0" w:leftChars="0" w:rightChars="0" w:firstLineChars="0"/>
               <w:jc w:val="center"/>
               <w:textAlignment w:val="baseline"/>
             </w:pPr>
@@ -1929,7 +1902,7 @@
           </w:tcPr>
           <w:p>
             <w:pPr>
-              <w:pStyle w:val="27"/>
+              <w:pStyle w:val="TableText"/>
               <w:keepNext w:val="0"/>
               <w:keepLines w:val="0"/>
               <w:pageBreakBefore w:val="0"/>
@@ -1942,7 +1915,7 @@
               <w:bidi w:val="0"/>
               <w:adjustRightInd w:val="0"/>
               <w:snapToGrid w:val="0"/>
-              <w:ind w:left="0" w:leftChars="0" w:right="0" w:rightChars="0" w:firstLine="0" w:firstLineChars="0"/>
+              <w:ind w:left="0" w:right="0" w:firstLine="0" w:leftChars="0" w:rightChars="0" w:firstLineChars="0"/>
               <w:jc w:val="center"/>
               <w:textAlignment w:val="baseline"/>
             </w:pPr>
@@ -1954,7 +1927,7 @@
           </w:tcPr>
           <w:p>
             <w:pPr>
-              <w:pStyle w:val="27"/>
+              <w:pStyle w:val="TableText"/>
               <w:keepNext w:val="0"/>
               <w:keepLines w:val="0"/>
               <w:pageBreakBefore w:val="0"/>
@@ -1967,7 +1940,7 @@
               <w:bidi w:val="0"/>
               <w:adjustRightInd w:val="0"/>
               <w:snapToGrid w:val="0"/>
-              <w:ind w:left="0" w:leftChars="0" w:right="0" w:rightChars="0" w:firstLine="0" w:firstLineChars="0"/>
+              <w:ind w:left="0" w:right="0" w:firstLine="0" w:leftChars="0" w:rightChars="0" w:firstLineChars="0"/>
               <w:jc w:val="center"/>
               <w:textAlignment w:val="baseline"/>
             </w:pPr>
@@ -1998,7 +1971,7 @@
     <w:sdt>
       <w:sdtPr>
         <w:rPr>
-          <w:rFonts w:ascii="宋体" w:hAnsi="宋体" w:eastAsia="宋体" w:cs="Arial"/>
+          <w:rFonts w:ascii="宋体" w:eastAsia="宋体" w:hAnsi="宋体" w:cs="Arial"/>
           <w:snapToGrid w:val="0"/>
           <w:color w:val="000000"/>
           <w:kern w:val="0"/>
@@ -2014,7 +1987,7 @@
       </w:sdtPr>
       <w:sdtEndPr>
         <w:rPr>
-          <w:rFonts w:hint="eastAsia" w:ascii="宋体" w:hAnsi="宋体" w:eastAsia="宋体" w:cs="宋体"/>
+          <w:rFonts w:ascii="宋体" w:eastAsia="宋体" w:hAnsi="宋体" w:cs="宋体" w:hint="eastAsia"/>
           <w:snapToGrid w:val="0"/>
           <w:color w:val="000000"/>
           <w:kern w:val="0"/>
@@ -2039,18 +2012,18 @@
             <w:adjustRightInd w:val="0"/>
             <w:snapToGrid w:val="0"/>
             <w:spacing w:before="0" w:beforeLines="0" w:after="0" w:afterLines="0" w:line="240" w:lineRule="auto"/>
-            <w:ind w:left="0" w:leftChars="0" w:right="0" w:rightChars="0" w:firstLine="0" w:firstLineChars="0"/>
+            <w:ind w:left="0" w:right="0" w:firstLine="0" w:leftChars="0" w:rightChars="0" w:firstLineChars="0"/>
             <w:jc w:val="center"/>
             <w:textAlignment w:val="baseline"/>
             <w:rPr>
-              <w:rFonts w:hint="eastAsia" w:ascii="宋体" w:hAnsi="宋体" w:eastAsia="宋体" w:cs="宋体"/>
+              <w:rFonts w:ascii="宋体" w:eastAsia="宋体" w:hAnsi="宋体" w:cs="宋体" w:hint="eastAsia"/>
               <w:sz w:val="24"/>
               <w:szCs w:val="24"/>
             </w:rPr>
           </w:pPr>
           <w:r>
             <w:rPr>
-              <w:rFonts w:hint="eastAsia" w:ascii="宋体" w:hAnsi="宋体" w:eastAsia="宋体" w:cs="宋体"/>
+              <w:rFonts w:ascii="宋体" w:eastAsia="宋体" w:hAnsi="宋体" w:cs="宋体" w:hint="eastAsia"/>
               <w:sz w:val="24"/>
               <w:szCs w:val="24"/>
             </w:rPr>
@@ -2059,16 +2032,16 @@
         </w:p>
         <w:p>
           <w:pPr>
-            <w:pStyle w:val="16"/>
+            <w:pStyle w:val="TOC1"/>
             <w:tabs>
               <w:tab w:val="right" w:leader="dot" w:pos="8306"/>
             </w:tabs>
           </w:pPr>
-          <w:bookmarkStart w:id="17" w:name="_GoBack"/>
-          <w:bookmarkEnd w:id="17"/>
-          <w:r>
-            <w:rPr>
-              <w:rFonts w:hint="eastAsia" w:ascii="宋体" w:hAnsi="宋体" w:eastAsia="宋体" w:cs="宋体"/>
+          <w:bookmarkStart w:id="2" w:name="_GoBack"/>
+          <w:bookmarkEnd w:id="2"/>
+          <w:r>
+            <w:rPr>
+              <w:rFonts w:ascii="宋体" w:eastAsia="宋体" w:hAnsi="宋体" w:cs="宋体" w:hint="eastAsia"/>
               <w:sz w:val="24"/>
               <w:szCs w:val="24"/>
             </w:rPr>
@@ -2076,7 +2049,7 @@
           </w:r>
           <w:r>
             <w:rPr>
-              <w:rFonts w:hint="eastAsia" w:ascii="宋体" w:hAnsi="宋体" w:eastAsia="宋体" w:cs="宋体"/>
+              <w:rFonts w:ascii="宋体" w:eastAsia="宋体" w:hAnsi="宋体" w:cs="宋体" w:hint="eastAsia"/>
               <w:sz w:val="24"/>
               <w:szCs w:val="24"/>
             </w:rPr>
@@ -2084,7 +2057,7 @@
           </w:r>
           <w:r>
             <w:rPr>
-              <w:rFonts w:hint="eastAsia" w:ascii="宋体" w:hAnsi="宋体" w:eastAsia="宋体" w:cs="宋体"/>
+              <w:rFonts w:ascii="宋体" w:eastAsia="宋体" w:hAnsi="宋体" w:cs="宋体" w:hint="eastAsia"/>
               <w:sz w:val="24"/>
               <w:szCs w:val="24"/>
             </w:rPr>
@@ -2092,21 +2065,21 @@
           </w:r>
           <w:r>
             <w:rPr>
-              <w:rFonts w:hint="eastAsia" w:ascii="宋体" w:hAnsi="宋体" w:eastAsia="宋体" w:cs="宋体"/>
+              <w:rFonts w:ascii="宋体" w:eastAsia="宋体" w:hAnsi="宋体" w:cs="宋体" w:hint="eastAsia"/>
               <w:szCs w:val="24"/>
             </w:rPr>
             <w:fldChar w:fldCharType="begin"/>
           </w:r>
           <w:r>
             <w:rPr>
-              <w:rFonts w:hint="eastAsia" w:ascii="宋体" w:hAnsi="宋体" w:eastAsia="宋体" w:cs="宋体"/>
+              <w:rFonts w:ascii="宋体" w:eastAsia="宋体" w:hAnsi="宋体" w:cs="宋体" w:hint="eastAsia"/>
               <w:szCs w:val="24"/>
             </w:rPr>
             <w:instrText xml:space="preserve"> HYPERLINK \l _Toc6019 </w:instrText>
           </w:r>
           <w:r>
             <w:rPr>
-              <w:rFonts w:hint="eastAsia" w:ascii="宋体" w:hAnsi="宋体" w:eastAsia="宋体" w:cs="宋体"/>
+              <w:rFonts w:ascii="宋体" w:eastAsia="宋体" w:hAnsi="宋体" w:cs="宋体" w:hint="eastAsia"/>
               <w:szCs w:val="24"/>
             </w:rPr>
             <w:fldChar w:fldCharType="separate"/>
@@ -2138,7 +2111,7 @@
           </w:r>
           <w:r>
             <w:rPr>
-              <w:rFonts w:hint="eastAsia" w:ascii="宋体" w:hAnsi="宋体" w:eastAsia="宋体" w:cs="宋体"/>
+              <w:rFonts w:ascii="宋体" w:eastAsia="宋体" w:hAnsi="宋体" w:cs="宋体" w:hint="eastAsia"/>
               <w:szCs w:val="24"/>
             </w:rPr>
             <w:fldChar w:fldCharType="end"/>
@@ -2146,28 +2119,28 @@
         </w:p>
         <w:p>
           <w:pPr>
-            <w:pStyle w:val="16"/>
+            <w:pStyle w:val="TOC1"/>
             <w:tabs>
               <w:tab w:val="right" w:leader="dot" w:pos="8306"/>
             </w:tabs>
           </w:pPr>
           <w:r>
             <w:rPr>
-              <w:rFonts w:hint="eastAsia" w:ascii="宋体" w:hAnsi="宋体" w:eastAsia="宋体" w:cs="宋体"/>
+              <w:rFonts w:ascii="宋体" w:eastAsia="宋体" w:hAnsi="宋体" w:cs="宋体" w:hint="eastAsia"/>
               <w:szCs w:val="24"/>
             </w:rPr>
             <w:fldChar w:fldCharType="begin"/>
           </w:r>
           <w:r>
             <w:rPr>
-              <w:rFonts w:hint="eastAsia" w:ascii="宋体" w:hAnsi="宋体" w:eastAsia="宋体" w:cs="宋体"/>
+              <w:rFonts w:ascii="宋体" w:eastAsia="宋体" w:hAnsi="宋体" w:cs="宋体" w:hint="eastAsia"/>
               <w:szCs w:val="24"/>
             </w:rPr>
             <w:instrText xml:space="preserve"> HYPERLINK \l _Toc19809 </w:instrText>
           </w:r>
           <w:r>
             <w:rPr>
-              <w:rFonts w:hint="eastAsia" w:ascii="宋体" w:hAnsi="宋体" w:eastAsia="宋体" w:cs="宋体"/>
+              <w:rFonts w:ascii="宋体" w:eastAsia="宋体" w:hAnsi="宋体" w:cs="宋体" w:hint="eastAsia"/>
               <w:szCs w:val="24"/>
             </w:rPr>
             <w:fldChar w:fldCharType="separate"/>
@@ -2199,7 +2172,7 @@
           </w:r>
           <w:r>
             <w:rPr>
-              <w:rFonts w:hint="eastAsia" w:ascii="宋体" w:hAnsi="宋体" w:eastAsia="宋体" w:cs="宋体"/>
+              <w:rFonts w:ascii="宋体" w:eastAsia="宋体" w:hAnsi="宋体" w:cs="宋体" w:hint="eastAsia"/>
               <w:szCs w:val="24"/>
             </w:rPr>
             <w:fldChar w:fldCharType="end"/>
@@ -2207,28 +2180,28 @@
         </w:p>
         <w:p>
           <w:pPr>
-            <w:pStyle w:val="16"/>
+            <w:pStyle w:val="TOC1"/>
             <w:tabs>
               <w:tab w:val="right" w:leader="dot" w:pos="8306"/>
             </w:tabs>
           </w:pPr>
           <w:r>
             <w:rPr>
-              <w:rFonts w:hint="eastAsia" w:ascii="宋体" w:hAnsi="宋体" w:eastAsia="宋体" w:cs="宋体"/>
+              <w:rFonts w:ascii="宋体" w:eastAsia="宋体" w:hAnsi="宋体" w:cs="宋体" w:hint="eastAsia"/>
               <w:szCs w:val="24"/>
             </w:rPr>
             <w:fldChar w:fldCharType="begin"/>
           </w:r>
           <w:r>
             <w:rPr>
-              <w:rFonts w:hint="eastAsia" w:ascii="宋体" w:hAnsi="宋体" w:eastAsia="宋体" w:cs="宋体"/>
+              <w:rFonts w:ascii="宋体" w:eastAsia="宋体" w:hAnsi="宋体" w:cs="宋体" w:hint="eastAsia"/>
               <w:szCs w:val="24"/>
             </w:rPr>
             <w:instrText xml:space="preserve"> HYPERLINK \l _Toc32310 </w:instrText>
           </w:r>
           <w:r>
             <w:rPr>
-              <w:rFonts w:hint="eastAsia" w:ascii="宋体" w:hAnsi="宋体" w:eastAsia="宋体" w:cs="宋体"/>
+              <w:rFonts w:ascii="宋体" w:eastAsia="宋体" w:hAnsi="宋体" w:cs="宋体" w:hint="eastAsia"/>
               <w:szCs w:val="24"/>
             </w:rPr>
             <w:fldChar w:fldCharType="separate"/>
@@ -2260,7 +2233,7 @@
           </w:r>
           <w:r>
             <w:rPr>
-              <w:rFonts w:hint="eastAsia" w:ascii="宋体" w:hAnsi="宋体" w:eastAsia="宋体" w:cs="宋体"/>
+              <w:rFonts w:ascii="宋体" w:eastAsia="宋体" w:hAnsi="宋体" w:cs="宋体" w:hint="eastAsia"/>
               <w:szCs w:val="24"/>
             </w:rPr>
             <w:fldChar w:fldCharType="end"/>
@@ -2268,28 +2241,28 @@
         </w:p>
         <w:p>
           <w:pPr>
-            <w:pStyle w:val="17"/>
+            <w:pStyle w:val="TOC2"/>
             <w:tabs>
               <w:tab w:val="right" w:leader="dot" w:pos="8306"/>
             </w:tabs>
           </w:pPr>
           <w:r>
             <w:rPr>
-              <w:rFonts w:hint="eastAsia" w:ascii="宋体" w:hAnsi="宋体" w:eastAsia="宋体" w:cs="宋体"/>
+              <w:rFonts w:ascii="宋体" w:eastAsia="宋体" w:hAnsi="宋体" w:cs="宋体" w:hint="eastAsia"/>
               <w:szCs w:val="24"/>
             </w:rPr>
             <w:fldChar w:fldCharType="begin"/>
           </w:r>
           <w:r>
             <w:rPr>
-              <w:rFonts w:hint="eastAsia" w:ascii="宋体" w:hAnsi="宋体" w:eastAsia="宋体" w:cs="宋体"/>
+              <w:rFonts w:ascii="宋体" w:eastAsia="宋体" w:hAnsi="宋体" w:cs="宋体" w:hint="eastAsia"/>
               <w:szCs w:val="24"/>
             </w:rPr>
             <w:instrText xml:space="preserve"> HYPERLINK \l _Toc4699 </w:instrText>
           </w:r>
           <w:r>
             <w:rPr>
-              <w:rFonts w:hint="eastAsia" w:ascii="宋体" w:hAnsi="宋体" w:eastAsia="宋体" w:cs="宋体"/>
+              <w:rFonts w:ascii="宋体" w:eastAsia="宋体" w:hAnsi="宋体" w:cs="宋体" w:hint="eastAsia"/>
               <w:szCs w:val="24"/>
             </w:rPr>
             <w:fldChar w:fldCharType="separate"/>
@@ -2321,7 +2294,7 @@
           </w:r>
           <w:r>
             <w:rPr>
-              <w:rFonts w:hint="eastAsia" w:ascii="宋体" w:hAnsi="宋体" w:eastAsia="宋体" w:cs="宋体"/>
+              <w:rFonts w:ascii="宋体" w:eastAsia="宋体" w:hAnsi="宋体" w:cs="宋体" w:hint="eastAsia"/>
               <w:szCs w:val="24"/>
             </w:rPr>
             <w:fldChar w:fldCharType="end"/>
@@ -2329,28 +2302,28 @@
         </w:p>
         <w:p>
           <w:pPr>
-            <w:pStyle w:val="17"/>
+            <w:pStyle w:val="TOC2"/>
             <w:tabs>
               <w:tab w:val="right" w:leader="dot" w:pos="8306"/>
             </w:tabs>
           </w:pPr>
           <w:r>
             <w:rPr>
-              <w:rFonts w:hint="eastAsia" w:ascii="宋体" w:hAnsi="宋体" w:eastAsia="宋体" w:cs="宋体"/>
+              <w:rFonts w:ascii="宋体" w:eastAsia="宋体" w:hAnsi="宋体" w:cs="宋体" w:hint="eastAsia"/>
               <w:szCs w:val="24"/>
             </w:rPr>
             <w:fldChar w:fldCharType="begin"/>
           </w:r>
           <w:r>
             <w:rPr>
-              <w:rFonts w:hint="eastAsia" w:ascii="宋体" w:hAnsi="宋体" w:eastAsia="宋体" w:cs="宋体"/>
+              <w:rFonts w:ascii="宋体" w:eastAsia="宋体" w:hAnsi="宋体" w:cs="宋体" w:hint="eastAsia"/>
               <w:szCs w:val="24"/>
             </w:rPr>
             <w:instrText xml:space="preserve"> HYPERLINK \l _Toc18480 </w:instrText>
           </w:r>
           <w:r>
             <w:rPr>
-              <w:rFonts w:hint="eastAsia" w:ascii="宋体" w:hAnsi="宋体" w:eastAsia="宋体" w:cs="宋体"/>
+              <w:rFonts w:ascii="宋体" w:eastAsia="宋体" w:hAnsi="宋体" w:cs="宋体" w:hint="eastAsia"/>
               <w:szCs w:val="24"/>
             </w:rPr>
             <w:fldChar w:fldCharType="separate"/>
@@ -2382,7 +2355,7 @@
           </w:r>
           <w:r>
             <w:rPr>
-              <w:rFonts w:hint="eastAsia" w:ascii="宋体" w:hAnsi="宋体" w:eastAsia="宋体" w:cs="宋体"/>
+              <w:rFonts w:ascii="宋体" w:eastAsia="宋体" w:hAnsi="宋体" w:cs="宋体" w:hint="eastAsia"/>
               <w:szCs w:val="24"/>
             </w:rPr>
             <w:fldChar w:fldCharType="end"/>
@@ -2390,28 +2363,28 @@
         </w:p>
         <w:p>
           <w:pPr>
-            <w:pStyle w:val="16"/>
+            <w:pStyle w:val="TOC1"/>
             <w:tabs>
               <w:tab w:val="right" w:leader="dot" w:pos="8306"/>
             </w:tabs>
           </w:pPr>
           <w:r>
             <w:rPr>
-              <w:rFonts w:hint="eastAsia" w:ascii="宋体" w:hAnsi="宋体" w:eastAsia="宋体" w:cs="宋体"/>
+              <w:rFonts w:ascii="宋体" w:eastAsia="宋体" w:hAnsi="宋体" w:cs="宋体" w:hint="eastAsia"/>
               <w:szCs w:val="24"/>
             </w:rPr>
             <w:fldChar w:fldCharType="begin"/>
           </w:r>
           <w:r>
             <w:rPr>
-              <w:rFonts w:hint="eastAsia" w:ascii="宋体" w:hAnsi="宋体" w:eastAsia="宋体" w:cs="宋体"/>
+              <w:rFonts w:ascii="宋体" w:eastAsia="宋体" w:hAnsi="宋体" w:cs="宋体" w:hint="eastAsia"/>
               <w:szCs w:val="24"/>
             </w:rPr>
             <w:instrText xml:space="preserve"> HYPERLINK \l _Toc23891 </w:instrText>
           </w:r>
           <w:r>
             <w:rPr>
-              <w:rFonts w:hint="eastAsia" w:ascii="宋体" w:hAnsi="宋体" w:eastAsia="宋体" w:cs="宋体"/>
+              <w:rFonts w:ascii="宋体" w:eastAsia="宋体" w:hAnsi="宋体" w:cs="宋体" w:hint="eastAsia"/>
               <w:szCs w:val="24"/>
             </w:rPr>
             <w:fldChar w:fldCharType="separate"/>
@@ -2443,7 +2416,7 @@
           </w:r>
           <w:r>
             <w:rPr>
-              <w:rFonts w:hint="eastAsia" w:ascii="宋体" w:hAnsi="宋体" w:eastAsia="宋体" w:cs="宋体"/>
+              <w:rFonts w:ascii="宋体" w:eastAsia="宋体" w:hAnsi="宋体" w:cs="宋体" w:hint="eastAsia"/>
               <w:szCs w:val="24"/>
             </w:rPr>
             <w:fldChar w:fldCharType="end"/>
@@ -2451,28 +2424,28 @@
         </w:p>
         <w:p>
           <w:pPr>
-            <w:pStyle w:val="17"/>
+            <w:pStyle w:val="TOC2"/>
             <w:tabs>
               <w:tab w:val="right" w:leader="dot" w:pos="8306"/>
             </w:tabs>
           </w:pPr>
           <w:r>
             <w:rPr>
-              <w:rFonts w:hint="eastAsia" w:ascii="宋体" w:hAnsi="宋体" w:eastAsia="宋体" w:cs="宋体"/>
+              <w:rFonts w:ascii="宋体" w:eastAsia="宋体" w:hAnsi="宋体" w:cs="宋体" w:hint="eastAsia"/>
               <w:szCs w:val="24"/>
             </w:rPr>
             <w:fldChar w:fldCharType="begin"/>
           </w:r>
           <w:r>
             <w:rPr>
-              <w:rFonts w:hint="eastAsia" w:ascii="宋体" w:hAnsi="宋体" w:eastAsia="宋体" w:cs="宋体"/>
+              <w:rFonts w:ascii="宋体" w:eastAsia="宋体" w:hAnsi="宋体" w:cs="宋体" w:hint="eastAsia"/>
               <w:szCs w:val="24"/>
             </w:rPr>
             <w:instrText xml:space="preserve"> HYPERLINK \l _Toc4531 </w:instrText>
           </w:r>
           <w:r>
             <w:rPr>
-              <w:rFonts w:hint="eastAsia" w:ascii="宋体" w:hAnsi="宋体" w:eastAsia="宋体" w:cs="宋体"/>
+              <w:rFonts w:ascii="宋体" w:eastAsia="宋体" w:hAnsi="宋体" w:cs="宋体" w:hint="eastAsia"/>
               <w:szCs w:val="24"/>
             </w:rPr>
             <w:fldChar w:fldCharType="separate"/>
@@ -2504,7 +2477,7 @@
           </w:r>
           <w:r>
             <w:rPr>
-              <w:rFonts w:hint="eastAsia" w:ascii="宋体" w:hAnsi="宋体" w:eastAsia="宋体" w:cs="宋体"/>
+              <w:rFonts w:ascii="宋体" w:eastAsia="宋体" w:hAnsi="宋体" w:cs="宋体" w:hint="eastAsia"/>
               <w:szCs w:val="24"/>
             </w:rPr>
             <w:fldChar w:fldCharType="end"/>
@@ -2512,28 +2485,28 @@
         </w:p>
         <w:p>
           <w:pPr>
-            <w:pStyle w:val="17"/>
+            <w:pStyle w:val="TOC2"/>
             <w:tabs>
               <w:tab w:val="right" w:leader="dot" w:pos="8306"/>
             </w:tabs>
           </w:pPr>
           <w:r>
             <w:rPr>
-              <w:rFonts w:hint="eastAsia" w:ascii="宋体" w:hAnsi="宋体" w:eastAsia="宋体" w:cs="宋体"/>
+              <w:rFonts w:ascii="宋体" w:eastAsia="宋体" w:hAnsi="宋体" w:cs="宋体" w:hint="eastAsia"/>
               <w:szCs w:val="24"/>
             </w:rPr>
             <w:fldChar w:fldCharType="begin"/>
           </w:r>
           <w:r>
             <w:rPr>
-              <w:rFonts w:hint="eastAsia" w:ascii="宋体" w:hAnsi="宋体" w:eastAsia="宋体" w:cs="宋体"/>
+              <w:rFonts w:ascii="宋体" w:eastAsia="宋体" w:hAnsi="宋体" w:cs="宋体" w:hint="eastAsia"/>
               <w:szCs w:val="24"/>
             </w:rPr>
             <w:instrText xml:space="preserve"> HYPERLINK \l _Toc4646 </w:instrText>
           </w:r>
           <w:r>
             <w:rPr>
-              <w:rFonts w:hint="eastAsia" w:ascii="宋体" w:hAnsi="宋体" w:eastAsia="宋体" w:cs="宋体"/>
+              <w:rFonts w:ascii="宋体" w:eastAsia="宋体" w:hAnsi="宋体" w:cs="宋体" w:hint="eastAsia"/>
               <w:szCs w:val="24"/>
             </w:rPr>
             <w:fldChar w:fldCharType="separate"/>
@@ -2565,7 +2538,7 @@
           </w:r>
           <w:r>
             <w:rPr>
-              <w:rFonts w:hint="eastAsia" w:ascii="宋体" w:hAnsi="宋体" w:eastAsia="宋体" w:cs="宋体"/>
+              <w:rFonts w:ascii="宋体" w:eastAsia="宋体" w:hAnsi="宋体" w:cs="宋体" w:hint="eastAsia"/>
               <w:szCs w:val="24"/>
             </w:rPr>
             <w:fldChar w:fldCharType="end"/>
@@ -2573,28 +2546,28 @@
         </w:p>
         <w:p>
           <w:pPr>
-            <w:pStyle w:val="17"/>
+            <w:pStyle w:val="TOC2"/>
             <w:tabs>
               <w:tab w:val="right" w:leader="dot" w:pos="8306"/>
             </w:tabs>
           </w:pPr>
           <w:r>
             <w:rPr>
-              <w:rFonts w:hint="eastAsia" w:ascii="宋体" w:hAnsi="宋体" w:eastAsia="宋体" w:cs="宋体"/>
+              <w:rFonts w:ascii="宋体" w:eastAsia="宋体" w:hAnsi="宋体" w:cs="宋体" w:hint="eastAsia"/>
               <w:szCs w:val="24"/>
             </w:rPr>
             <w:fldChar w:fldCharType="begin"/>
           </w:r>
           <w:r>
             <w:rPr>
-              <w:rFonts w:hint="eastAsia" w:ascii="宋体" w:hAnsi="宋体" w:eastAsia="宋体" w:cs="宋体"/>
+              <w:rFonts w:ascii="宋体" w:eastAsia="宋体" w:hAnsi="宋体" w:cs="宋体" w:hint="eastAsia"/>
               <w:szCs w:val="24"/>
             </w:rPr>
             <w:instrText xml:space="preserve"> HYPERLINK \l _Toc3396 </w:instrText>
           </w:r>
           <w:r>
             <w:rPr>
-              <w:rFonts w:hint="eastAsia" w:ascii="宋体" w:hAnsi="宋体" w:eastAsia="宋体" w:cs="宋体"/>
+              <w:rFonts w:ascii="宋体" w:eastAsia="宋体" w:hAnsi="宋体" w:cs="宋体" w:hint="eastAsia"/>
               <w:szCs w:val="24"/>
             </w:rPr>
             <w:fldChar w:fldCharType="separate"/>
@@ -2626,7 +2599,7 @@
           </w:r>
           <w:r>
             <w:rPr>
-              <w:rFonts w:hint="eastAsia" w:ascii="宋体" w:hAnsi="宋体" w:eastAsia="宋体" w:cs="宋体"/>
+              <w:rFonts w:ascii="宋体" w:eastAsia="宋体" w:hAnsi="宋体" w:cs="宋体" w:hint="eastAsia"/>
               <w:szCs w:val="24"/>
             </w:rPr>
             <w:fldChar w:fldCharType="end"/>
@@ -2634,28 +2607,28 @@
         </w:p>
         <w:p>
           <w:pPr>
-            <w:pStyle w:val="16"/>
+            <w:pStyle w:val="TOC1"/>
             <w:tabs>
               <w:tab w:val="right" w:leader="dot" w:pos="8306"/>
             </w:tabs>
           </w:pPr>
           <w:r>
             <w:rPr>
-              <w:rFonts w:hint="eastAsia" w:ascii="宋体" w:hAnsi="宋体" w:eastAsia="宋体" w:cs="宋体"/>
+              <w:rFonts w:ascii="宋体" w:eastAsia="宋体" w:hAnsi="宋体" w:cs="宋体" w:hint="eastAsia"/>
               <w:szCs w:val="24"/>
             </w:rPr>
             <w:fldChar w:fldCharType="begin"/>
           </w:r>
           <w:r>
             <w:rPr>
-              <w:rFonts w:hint="eastAsia" w:ascii="宋体" w:hAnsi="宋体" w:eastAsia="宋体" w:cs="宋体"/>
+              <w:rFonts w:ascii="宋体" w:eastAsia="宋体" w:hAnsi="宋体" w:cs="宋体" w:hint="eastAsia"/>
               <w:szCs w:val="24"/>
             </w:rPr>
             <w:instrText xml:space="preserve"> HYPERLINK \l _Toc26362 </w:instrText>
           </w:r>
           <w:r>
             <w:rPr>
-              <w:rFonts w:hint="eastAsia" w:ascii="宋体" w:hAnsi="宋体" w:eastAsia="宋体" w:cs="宋体"/>
+              <w:rFonts w:ascii="宋体" w:eastAsia="宋体" w:hAnsi="宋体" w:cs="宋体" w:hint="eastAsia"/>
               <w:szCs w:val="24"/>
             </w:rPr>
             <w:fldChar w:fldCharType="separate"/>
@@ -2687,7 +2660,7 @@
           </w:r>
           <w:r>
             <w:rPr>
-              <w:rFonts w:hint="eastAsia" w:ascii="宋体" w:hAnsi="宋体" w:eastAsia="宋体" w:cs="宋体"/>
+              <w:rFonts w:ascii="宋体" w:eastAsia="宋体" w:hAnsi="宋体" w:cs="宋体" w:hint="eastAsia"/>
               <w:szCs w:val="24"/>
             </w:rPr>
             <w:fldChar w:fldCharType="end"/>
@@ -2695,28 +2668,28 @@
         </w:p>
         <w:p>
           <w:pPr>
-            <w:pStyle w:val="16"/>
+            <w:pStyle w:val="TOC1"/>
             <w:tabs>
               <w:tab w:val="right" w:leader="dot" w:pos="8306"/>
             </w:tabs>
           </w:pPr>
           <w:r>
             <w:rPr>
-              <w:rFonts w:hint="eastAsia" w:ascii="宋体" w:hAnsi="宋体" w:eastAsia="宋体" w:cs="宋体"/>
+              <w:rFonts w:ascii="宋体" w:eastAsia="宋体" w:hAnsi="宋体" w:cs="宋体" w:hint="eastAsia"/>
               <w:szCs w:val="24"/>
             </w:rPr>
             <w:fldChar w:fldCharType="begin"/>
           </w:r>
           <w:r>
             <w:rPr>
-              <w:rFonts w:hint="eastAsia" w:ascii="宋体" w:hAnsi="宋体" w:eastAsia="宋体" w:cs="宋体"/>
+              <w:rFonts w:ascii="宋体" w:eastAsia="宋体" w:hAnsi="宋体" w:cs="宋体" w:hint="eastAsia"/>
               <w:szCs w:val="24"/>
             </w:rPr>
             <w:instrText xml:space="preserve"> HYPERLINK \l _Toc30551 </w:instrText>
           </w:r>
           <w:r>
             <w:rPr>
-              <w:rFonts w:hint="eastAsia" w:ascii="宋体" w:hAnsi="宋体" w:eastAsia="宋体" w:cs="宋体"/>
+              <w:rFonts w:ascii="宋体" w:eastAsia="宋体" w:hAnsi="宋体" w:cs="宋体" w:hint="eastAsia"/>
               <w:szCs w:val="24"/>
             </w:rPr>
             <w:fldChar w:fldCharType="separate"/>
@@ -2748,7 +2721,7 @@
           </w:r>
           <w:r>
             <w:rPr>
-              <w:rFonts w:hint="eastAsia" w:ascii="宋体" w:hAnsi="宋体" w:eastAsia="宋体" w:cs="宋体"/>
+              <w:rFonts w:ascii="宋体" w:eastAsia="宋体" w:hAnsi="宋体" w:cs="宋体" w:hint="eastAsia"/>
               <w:szCs w:val="24"/>
             </w:rPr>
             <w:fldChar w:fldCharType="end"/>
@@ -2756,28 +2729,28 @@
         </w:p>
         <w:p>
           <w:pPr>
-            <w:pStyle w:val="16"/>
+            <w:pStyle w:val="TOC1"/>
             <w:tabs>
               <w:tab w:val="right" w:leader="dot" w:pos="8306"/>
             </w:tabs>
           </w:pPr>
           <w:r>
             <w:rPr>
-              <w:rFonts w:hint="eastAsia" w:ascii="宋体" w:hAnsi="宋体" w:eastAsia="宋体" w:cs="宋体"/>
+              <w:rFonts w:ascii="宋体" w:eastAsia="宋体" w:hAnsi="宋体" w:cs="宋体" w:hint="eastAsia"/>
               <w:szCs w:val="24"/>
             </w:rPr>
             <w:fldChar w:fldCharType="begin"/>
           </w:r>
           <w:r>
             <w:rPr>
-              <w:rFonts w:hint="eastAsia" w:ascii="宋体" w:hAnsi="宋体" w:eastAsia="宋体" w:cs="宋体"/>
+              <w:rFonts w:ascii="宋体" w:eastAsia="宋体" w:hAnsi="宋体" w:cs="宋体" w:hint="eastAsia"/>
               <w:szCs w:val="24"/>
             </w:rPr>
             <w:instrText xml:space="preserve"> HYPERLINK \l _Toc12720 </w:instrText>
           </w:r>
           <w:r>
             <w:rPr>
-              <w:rFonts w:hint="eastAsia" w:ascii="宋体" w:hAnsi="宋体" w:eastAsia="宋体" w:cs="宋体"/>
+              <w:rFonts w:ascii="宋体" w:eastAsia="宋体" w:hAnsi="宋体" w:cs="宋体" w:hint="eastAsia"/>
               <w:szCs w:val="24"/>
             </w:rPr>
             <w:fldChar w:fldCharType="separate"/>
@@ -2809,7 +2782,7 @@
           </w:r>
           <w:r>
             <w:rPr>
-              <w:rFonts w:hint="eastAsia" w:ascii="宋体" w:hAnsi="宋体" w:eastAsia="宋体" w:cs="宋体"/>
+              <w:rFonts w:ascii="宋体" w:eastAsia="宋体" w:hAnsi="宋体" w:cs="宋体" w:hint="eastAsia"/>
               <w:szCs w:val="24"/>
             </w:rPr>
             <w:fldChar w:fldCharType="end"/>
@@ -2817,28 +2790,28 @@
         </w:p>
         <w:p>
           <w:pPr>
-            <w:pStyle w:val="17"/>
+            <w:pStyle w:val="TOC2"/>
             <w:tabs>
               <w:tab w:val="right" w:leader="dot" w:pos="8306"/>
             </w:tabs>
           </w:pPr>
           <w:r>
             <w:rPr>
-              <w:rFonts w:hint="eastAsia" w:ascii="宋体" w:hAnsi="宋体" w:eastAsia="宋体" w:cs="宋体"/>
+              <w:rFonts w:ascii="宋体" w:eastAsia="宋体" w:hAnsi="宋体" w:cs="宋体" w:hint="eastAsia"/>
               <w:szCs w:val="24"/>
             </w:rPr>
             <w:fldChar w:fldCharType="begin"/>
           </w:r>
           <w:r>
             <w:rPr>
-              <w:rFonts w:hint="eastAsia" w:ascii="宋体" w:hAnsi="宋体" w:eastAsia="宋体" w:cs="宋体"/>
+              <w:rFonts w:ascii="宋体" w:eastAsia="宋体" w:hAnsi="宋体" w:cs="宋体" w:hint="eastAsia"/>
               <w:szCs w:val="24"/>
             </w:rPr>
             <w:instrText xml:space="preserve"> HYPERLINK \l _Toc13446 </w:instrText>
           </w:r>
           <w:r>
             <w:rPr>
-              <w:rFonts w:hint="eastAsia" w:ascii="宋体" w:hAnsi="宋体" w:eastAsia="宋体" w:cs="宋体"/>
+              <w:rFonts w:ascii="宋体" w:eastAsia="宋体" w:hAnsi="宋体" w:cs="宋体" w:hint="eastAsia"/>
               <w:szCs w:val="24"/>
             </w:rPr>
             <w:fldChar w:fldCharType="separate"/>
@@ -2877,7 +2850,7 @@
           </w:r>
           <w:r>
             <w:rPr>
-              <w:rFonts w:hint="eastAsia" w:ascii="宋体" w:hAnsi="宋体" w:eastAsia="宋体" w:cs="宋体"/>
+              <w:rFonts w:ascii="宋体" w:eastAsia="宋体" w:hAnsi="宋体" w:cs="宋体" w:hint="eastAsia"/>
               <w:szCs w:val="24"/>
             </w:rPr>
             <w:fldChar w:fldCharType="end"/>
@@ -2885,28 +2858,28 @@
         </w:p>
         <w:p>
           <w:pPr>
-            <w:pStyle w:val="17"/>
+            <w:pStyle w:val="TOC2"/>
             <w:tabs>
               <w:tab w:val="right" w:leader="dot" w:pos="8306"/>
             </w:tabs>
           </w:pPr>
           <w:r>
             <w:rPr>
-              <w:rFonts w:hint="eastAsia" w:ascii="宋体" w:hAnsi="宋体" w:eastAsia="宋体" w:cs="宋体"/>
+              <w:rFonts w:ascii="宋体" w:eastAsia="宋体" w:hAnsi="宋体" w:cs="宋体" w:hint="eastAsia"/>
               <w:szCs w:val="24"/>
             </w:rPr>
             <w:fldChar w:fldCharType="begin"/>
           </w:r>
           <w:r>
             <w:rPr>
-              <w:rFonts w:hint="eastAsia" w:ascii="宋体" w:hAnsi="宋体" w:eastAsia="宋体" w:cs="宋体"/>
+              <w:rFonts w:ascii="宋体" w:eastAsia="宋体" w:hAnsi="宋体" w:cs="宋体" w:hint="eastAsia"/>
               <w:szCs w:val="24"/>
             </w:rPr>
             <w:instrText xml:space="preserve"> HYPERLINK \l _Toc31183 </w:instrText>
           </w:r>
           <w:r>
             <w:rPr>
-              <w:rFonts w:hint="eastAsia" w:ascii="宋体" w:hAnsi="宋体" w:eastAsia="宋体" w:cs="宋体"/>
+              <w:rFonts w:ascii="宋体" w:eastAsia="宋体" w:hAnsi="宋体" w:cs="宋体" w:hint="eastAsia"/>
               <w:szCs w:val="24"/>
             </w:rPr>
             <w:fldChar w:fldCharType="separate"/>
@@ -2945,7 +2918,7 @@
           </w:r>
           <w:r>
             <w:rPr>
-              <w:rFonts w:hint="eastAsia" w:ascii="宋体" w:hAnsi="宋体" w:eastAsia="宋体" w:cs="宋体"/>
+              <w:rFonts w:ascii="宋体" w:eastAsia="宋体" w:hAnsi="宋体" w:cs="宋体" w:hint="eastAsia"/>
               <w:szCs w:val="24"/>
             </w:rPr>
             <w:fldChar w:fldCharType="end"/>
@@ -2953,28 +2926,28 @@
         </w:p>
         <w:p>
           <w:pPr>
-            <w:pStyle w:val="16"/>
+            <w:pStyle w:val="TOC1"/>
             <w:tabs>
               <w:tab w:val="right" w:leader="dot" w:pos="8306"/>
             </w:tabs>
           </w:pPr>
           <w:r>
             <w:rPr>
-              <w:rFonts w:hint="eastAsia" w:ascii="宋体" w:hAnsi="宋体" w:eastAsia="宋体" w:cs="宋体"/>
+              <w:rFonts w:ascii="宋体" w:eastAsia="宋体" w:hAnsi="宋体" w:cs="宋体" w:hint="eastAsia"/>
               <w:szCs w:val="24"/>
             </w:rPr>
             <w:fldChar w:fldCharType="begin"/>
           </w:r>
           <w:r>
             <w:rPr>
-              <w:rFonts w:hint="eastAsia" w:ascii="宋体" w:hAnsi="宋体" w:eastAsia="宋体" w:cs="宋体"/>
+              <w:rFonts w:ascii="宋体" w:eastAsia="宋体" w:hAnsi="宋体" w:cs="宋体" w:hint="eastAsia"/>
               <w:szCs w:val="24"/>
             </w:rPr>
             <w:instrText xml:space="preserve"> HYPERLINK \l _Toc22088 </w:instrText>
           </w:r>
           <w:r>
             <w:rPr>
-              <w:rFonts w:hint="eastAsia" w:ascii="宋体" w:hAnsi="宋体" w:eastAsia="宋体" w:cs="宋体"/>
+              <w:rFonts w:ascii="宋体" w:eastAsia="宋体" w:hAnsi="宋体" w:cs="宋体" w:hint="eastAsia"/>
               <w:szCs w:val="24"/>
             </w:rPr>
             <w:fldChar w:fldCharType="separate"/>
@@ -3006,7 +2979,7 @@
           </w:r>
           <w:r>
             <w:rPr>
-              <w:rFonts w:hint="eastAsia" w:ascii="宋体" w:hAnsi="宋体" w:eastAsia="宋体" w:cs="宋体"/>
+              <w:rFonts w:ascii="宋体" w:eastAsia="宋体" w:hAnsi="宋体" w:cs="宋体" w:hint="eastAsia"/>
               <w:szCs w:val="24"/>
             </w:rPr>
             <w:fldChar w:fldCharType="end"/>
@@ -3014,28 +2987,28 @@
         </w:p>
         <w:p>
           <w:pPr>
-            <w:pStyle w:val="16"/>
+            <w:pStyle w:val="TOC1"/>
             <w:tabs>
               <w:tab w:val="right" w:leader="dot" w:pos="8306"/>
             </w:tabs>
           </w:pPr>
           <w:r>
             <w:rPr>
-              <w:rFonts w:hint="eastAsia" w:ascii="宋体" w:hAnsi="宋体" w:eastAsia="宋体" w:cs="宋体"/>
+              <w:rFonts w:ascii="宋体" w:eastAsia="宋体" w:hAnsi="宋体" w:cs="宋体" w:hint="eastAsia"/>
               <w:szCs w:val="24"/>
             </w:rPr>
             <w:fldChar w:fldCharType="begin"/>
           </w:r>
           <w:r>
             <w:rPr>
-              <w:rFonts w:hint="eastAsia" w:ascii="宋体" w:hAnsi="宋体" w:eastAsia="宋体" w:cs="宋体"/>
+              <w:rFonts w:ascii="宋体" w:eastAsia="宋体" w:hAnsi="宋体" w:cs="宋体" w:hint="eastAsia"/>
               <w:szCs w:val="24"/>
             </w:rPr>
             <w:instrText xml:space="preserve"> HYPERLINK \l _Toc15060 </w:instrText>
           </w:r>
           <w:r>
             <w:rPr>
-              <w:rFonts w:hint="eastAsia" w:ascii="宋体" w:hAnsi="宋体" w:eastAsia="宋体" w:cs="宋体"/>
+              <w:rFonts w:ascii="宋体" w:eastAsia="宋体" w:hAnsi="宋体" w:cs="宋体" w:hint="eastAsia"/>
               <w:szCs w:val="24"/>
             </w:rPr>
             <w:fldChar w:fldCharType="separate"/>
@@ -3074,7 +3047,7 @@
           </w:r>
           <w:r>
             <w:rPr>
-              <w:rFonts w:hint="eastAsia" w:ascii="宋体" w:hAnsi="宋体" w:eastAsia="宋体" w:cs="宋体"/>
+              <w:rFonts w:ascii="宋体" w:eastAsia="宋体" w:hAnsi="宋体" w:cs="宋体" w:hint="eastAsia"/>
               <w:szCs w:val="24"/>
             </w:rPr>
             <w:fldChar w:fldCharType="end"/>
@@ -3082,28 +3055,28 @@
         </w:p>
         <w:p>
           <w:pPr>
-            <w:pStyle w:val="16"/>
+            <w:pStyle w:val="TOC1"/>
             <w:tabs>
               <w:tab w:val="right" w:leader="dot" w:pos="8306"/>
             </w:tabs>
           </w:pPr>
           <w:r>
             <w:rPr>
-              <w:rFonts w:hint="eastAsia" w:ascii="宋体" w:hAnsi="宋体" w:eastAsia="宋体" w:cs="宋体"/>
+              <w:rFonts w:ascii="宋体" w:eastAsia="宋体" w:hAnsi="宋体" w:cs="宋体" w:hint="eastAsia"/>
               <w:szCs w:val="24"/>
             </w:rPr>
             <w:fldChar w:fldCharType="begin"/>
           </w:r>
           <w:r>
             <w:rPr>
-              <w:rFonts w:hint="eastAsia" w:ascii="宋体" w:hAnsi="宋体" w:eastAsia="宋体" w:cs="宋体"/>
+              <w:rFonts w:ascii="宋体" w:eastAsia="宋体" w:hAnsi="宋体" w:cs="宋体" w:hint="eastAsia"/>
               <w:szCs w:val="24"/>
             </w:rPr>
             <w:instrText xml:space="preserve"> HYPERLINK \l _Toc25211 </w:instrText>
           </w:r>
           <w:r>
             <w:rPr>
-              <w:rFonts w:hint="eastAsia" w:ascii="宋体" w:hAnsi="宋体" w:eastAsia="宋体" w:cs="宋体"/>
+              <w:rFonts w:ascii="宋体" w:eastAsia="宋体" w:hAnsi="宋体" w:cs="宋体" w:hint="eastAsia"/>
               <w:szCs w:val="24"/>
             </w:rPr>
             <w:fldChar w:fldCharType="separate"/>
@@ -3135,7 +3108,7 @@
           </w:r>
           <w:r>
             <w:rPr>
-              <w:rFonts w:hint="eastAsia" w:ascii="宋体" w:hAnsi="宋体" w:eastAsia="宋体" w:cs="宋体"/>
+              <w:rFonts w:ascii="宋体" w:eastAsia="宋体" w:hAnsi="宋体" w:cs="宋体" w:hint="eastAsia"/>
               <w:szCs w:val="24"/>
             </w:rPr>
             <w:fldChar w:fldCharType="end"/>
@@ -3157,7 +3130,7 @@
             <w:snapToGrid w:val="0"/>
             <w:textAlignment w:val="baseline"/>
             <w:rPr>
-              <w:rFonts w:hint="eastAsia" w:ascii="宋体" w:hAnsi="宋体" w:eastAsia="宋体" w:cs="宋体"/>
+              <w:rFonts w:ascii="宋体" w:eastAsia="宋体" w:hAnsi="宋体" w:cs="宋体" w:hint="eastAsia"/>
               <w:snapToGrid w:val="0"/>
               <w:color w:val="000000"/>
               <w:kern w:val="0"/>
@@ -3168,7 +3141,7 @@
           </w:pPr>
           <w:r>
             <w:rPr>
-              <w:rFonts w:hint="eastAsia" w:ascii="宋体" w:hAnsi="宋体" w:eastAsia="宋体" w:cs="宋体"/>
+              <w:rFonts w:ascii="宋体" w:eastAsia="宋体" w:hAnsi="宋体" w:cs="宋体" w:hint="eastAsia"/>
               <w:szCs w:val="24"/>
             </w:rPr>
             <w:fldChar w:fldCharType="end"/>
@@ -3192,7 +3165,7 @@
         <w:snapToGrid w:val="0"/>
         <w:textAlignment w:val="baseline"/>
         <w:rPr>
-          <w:rFonts w:ascii="Arial" w:hAnsi="Arial" w:eastAsia="Arial" w:cs="Arial"/>
+          <w:rFonts w:ascii="Arial" w:eastAsia="Arial" w:hAnsi="Arial" w:cs="Arial"/>
           <w:snapToGrid w:val="0"/>
           <w:color w:val="000000"/>
           <w:kern w:val="0"/>
@@ -3203,7 +3176,7 @@
       </w:pPr>
       <w:r>
         <w:rPr>
-          <w:rFonts w:ascii="Arial" w:hAnsi="Arial" w:eastAsia="Arial" w:cs="Arial"/>
+          <w:rFonts w:ascii="Arial" w:eastAsia="Arial" w:hAnsi="Arial" w:cs="Arial"/>
           <w:snapToGrid w:val="0"/>
           <w:color w:val="000000"/>
           <w:kern w:val="0"/>
@@ -3216,45 +3189,45 @@
     </w:p>
     <w:p>
       <w:pPr>
-        <w:pStyle w:val="28"/>
+        <w:pStyle w:val="1"/>
         <w:bidi w:val="0"/>
         <w:rPr>
           <w:rFonts w:hint="default"/>
           <w:lang w:val="en-US" w:eastAsia="zh-CN"/>
         </w:rPr>
       </w:pPr>
-      <w:bookmarkStart w:id="2" w:name="_Toc32310"/>
+      <w:bookmarkStart w:id="3" w:name="_Toc32310"/>
       <w:r>
         <w:rPr>
           <w:rFonts w:hint="default"/>
           <w:lang w:val="en-US" w:eastAsia="zh-CN"/>
         </w:rPr>
         <w:t>总则</w:t>
-      </w:r>
-      <w:bookmarkEnd w:id="2"/>
-    </w:p>
-    <w:p>
-      <w:pPr>
-        <w:pStyle w:val="30"/>
-        <w:bidi w:val="0"/>
-        <w:rPr>
-          <w:rFonts w:hint="default"/>
-          <w:lang w:val="en-US" w:eastAsia="zh-CN"/>
-        </w:rPr>
-      </w:pPr>
-      <w:bookmarkStart w:id="3" w:name="_Toc4699"/>
-      <w:r>
-        <w:rPr>
-          <w:rFonts w:hint="default"/>
-          <w:lang w:val="en-US" w:eastAsia="zh-CN"/>
-        </w:rPr>
-        <w:t>目的</w:t>
       </w:r>
       <w:bookmarkEnd w:id="3"/>
     </w:p>
     <w:p>
       <w:pPr>
-        <w:pStyle w:val="29"/>
+        <w:pStyle w:val="2"/>
+        <w:bidi w:val="0"/>
+        <w:rPr>
+          <w:rFonts w:hint="default"/>
+          <w:lang w:val="en-US" w:eastAsia="zh-CN"/>
+        </w:rPr>
+      </w:pPr>
+      <w:bookmarkStart w:id="4" w:name="_Toc4699"/>
+      <w:r>
+        <w:rPr>
+          <w:rFonts w:hint="default"/>
+          <w:lang w:val="en-US" w:eastAsia="zh-CN"/>
+        </w:rPr>
+        <w:t>目的</w:t>
+      </w:r>
+      <w:bookmarkEnd w:id="4"/>
+    </w:p>
+    <w:p>
+      <w:pPr>
+        <w:pStyle w:val="a1"/>
         <w:keepNext w:val="0"/>
         <w:keepLines w:val="0"/>
         <w:pageBreakBefore w:val="0"/>
@@ -3283,14 +3256,14 @@
     </w:p>
     <w:p>
       <w:pPr>
-        <w:pStyle w:val="30"/>
+        <w:pStyle w:val="2"/>
         <w:bidi w:val="0"/>
         <w:rPr>
           <w:rFonts w:hint="default"/>
           <w:lang w:val="en-US" w:eastAsia="zh-CN"/>
         </w:rPr>
       </w:pPr>
-      <w:bookmarkStart w:id="4" w:name="_Toc18480"/>
+      <w:bookmarkStart w:id="5" w:name="_Toc18480"/>
       <w:r>
         <w:rPr>
           <w:rFonts w:hint="default"/>
@@ -3298,11 +3271,11 @@
         </w:rPr>
         <w:t>适用范围</w:t>
       </w:r>
-      <w:bookmarkEnd w:id="4"/>
+      <w:bookmarkEnd w:id="5"/>
     </w:p>
     <w:p>
       <w:pPr>
-        <w:pStyle w:val="29"/>
+        <w:pStyle w:val="a1"/>
         <w:keepNext w:val="0"/>
         <w:keepLines w:val="0"/>
         <w:pageBreakBefore w:val="0"/>
@@ -3331,45 +3304,45 @@
     </w:p>
     <w:p>
       <w:pPr>
-        <w:pStyle w:val="28"/>
+        <w:pStyle w:val="1"/>
         <w:bidi w:val="0"/>
         <w:rPr>
           <w:rFonts w:hint="default"/>
           <w:lang w:val="en-US" w:eastAsia="zh-CN"/>
         </w:rPr>
       </w:pPr>
-      <w:bookmarkStart w:id="5" w:name="_Toc23891"/>
+      <w:bookmarkStart w:id="6" w:name="_Toc23891"/>
       <w:r>
         <w:rPr>
           <w:rFonts w:hint="default"/>
           <w:lang w:val="en-US" w:eastAsia="zh-CN"/>
         </w:rPr>
         <w:t>职责分工</w:t>
-      </w:r>
-      <w:bookmarkEnd w:id="5"/>
-    </w:p>
-    <w:p>
-      <w:pPr>
-        <w:pStyle w:val="30"/>
-        <w:bidi w:val="0"/>
-        <w:rPr>
-          <w:rFonts w:hint="default"/>
-          <w:lang w:val="en-US" w:eastAsia="zh-CN"/>
-        </w:rPr>
-      </w:pPr>
-      <w:bookmarkStart w:id="6" w:name="_Toc4531"/>
-      <w:r>
-        <w:rPr>
-          <w:rFonts w:hint="default"/>
-          <w:lang w:val="en-US" w:eastAsia="zh-CN"/>
-        </w:rPr>
-        <w:t>报告编制人</w:t>
       </w:r>
       <w:bookmarkEnd w:id="6"/>
     </w:p>
     <w:p>
       <w:pPr>
-        <w:pStyle w:val="29"/>
+        <w:pStyle w:val="2"/>
+        <w:bidi w:val="0"/>
+        <w:rPr>
+          <w:rFonts w:hint="default"/>
+          <w:lang w:val="en-US" w:eastAsia="zh-CN"/>
+        </w:rPr>
+      </w:pPr>
+      <w:bookmarkStart w:id="7" w:name="_Toc4531"/>
+      <w:r>
+        <w:rPr>
+          <w:rFonts w:hint="default"/>
+          <w:lang w:val="en-US" w:eastAsia="zh-CN"/>
+        </w:rPr>
+        <w:t>报告编制人</w:t>
+      </w:r>
+      <w:bookmarkEnd w:id="7"/>
+    </w:p>
+    <w:p>
+      <w:pPr>
+        <w:pStyle w:val="a1"/>
         <w:keepNext w:val="0"/>
         <w:keepLines w:val="0"/>
         <w:pageBreakBefore w:val="0"/>
@@ -3398,7 +3371,7 @@
     </w:p>
     <w:p>
       <w:pPr>
-        <w:pStyle w:val="29"/>
+        <w:pStyle w:val="a1"/>
         <w:keepNext w:val="0"/>
         <w:keepLines w:val="0"/>
         <w:pageBreakBefore w:val="0"/>
@@ -3427,14 +3400,14 @@
     </w:p>
     <w:p>
       <w:pPr>
-        <w:pStyle w:val="30"/>
+        <w:pStyle w:val="2"/>
         <w:bidi w:val="0"/>
         <w:rPr>
           <w:rFonts w:hint="default"/>
           <w:lang w:val="en-US" w:eastAsia="zh-CN"/>
         </w:rPr>
       </w:pPr>
-      <w:bookmarkStart w:id="7" w:name="_Toc4646"/>
+      <w:bookmarkStart w:id="8" w:name="_Toc4646"/>
       <w:r>
         <w:rPr>
           <w:rFonts w:hint="default"/>
@@ -3442,11 +3415,11 @@
         </w:rPr>
         <w:t>报告审核人</w:t>
       </w:r>
-      <w:bookmarkEnd w:id="7"/>
+      <w:bookmarkEnd w:id="8"/>
     </w:p>
     <w:p>
       <w:pPr>
-        <w:pStyle w:val="29"/>
+        <w:pStyle w:val="a1"/>
         <w:keepNext w:val="0"/>
         <w:keepLines w:val="0"/>
         <w:pageBreakBefore w:val="0"/>
@@ -3475,7 +3448,7 @@
     </w:p>
     <w:p>
       <w:pPr>
-        <w:pStyle w:val="29"/>
+        <w:pStyle w:val="a1"/>
         <w:keepNext w:val="0"/>
         <w:keepLines w:val="0"/>
         <w:pageBreakBefore w:val="0"/>
@@ -3504,14 +3477,14 @@
     </w:p>
     <w:p>
       <w:pPr>
-        <w:pStyle w:val="30"/>
+        <w:pStyle w:val="2"/>
         <w:bidi w:val="0"/>
         <w:rPr>
           <w:rFonts w:hint="default"/>
           <w:lang w:val="en-US" w:eastAsia="zh-CN"/>
         </w:rPr>
       </w:pPr>
-      <w:bookmarkStart w:id="8" w:name="_Toc3396"/>
+      <w:bookmarkStart w:id="9" w:name="_Toc3396"/>
       <w:r>
         <w:rPr>
           <w:rFonts w:hint="default"/>
@@ -3519,11 +3492,11 @@
         </w:rPr>
         <w:t>报告归档与管理方</w:t>
       </w:r>
-      <w:bookmarkEnd w:id="8"/>
+      <w:bookmarkEnd w:id="9"/>
     </w:p>
     <w:p>
       <w:pPr>
-        <w:pStyle w:val="29"/>
+        <w:pStyle w:val="a1"/>
         <w:keepNext w:val="0"/>
         <w:keepLines w:val="0"/>
         <w:pageBreakBefore w:val="0"/>
@@ -3552,7 +3525,7 @@
     </w:p>
     <w:p>
       <w:pPr>
-        <w:pStyle w:val="29"/>
+        <w:pStyle w:val="a1"/>
         <w:keepNext w:val="0"/>
         <w:keepLines w:val="0"/>
         <w:pageBreakBefore w:val="0"/>
@@ -3581,14 +3554,14 @@
     </w:p>
     <w:p>
       <w:pPr>
-        <w:pStyle w:val="28"/>
+        <w:pStyle w:val="1"/>
         <w:bidi w:val="0"/>
         <w:rPr>
           <w:rFonts w:hint="default"/>
           <w:lang w:val="en-US" w:eastAsia="zh-CN"/>
         </w:rPr>
       </w:pPr>
-      <w:bookmarkStart w:id="9" w:name="_Toc26362"/>
+      <w:bookmarkStart w:id="10" w:name="_Toc26362"/>
       <w:r>
         <w:rPr>
           <w:rFonts w:hint="default"/>
@@ -3596,11 +3569,11 @@
         </w:rPr>
         <w:t>报告分类与提交计划</w:t>
       </w:r>
-      <w:bookmarkEnd w:id="9"/>
+      <w:bookmarkEnd w:id="10"/>
     </w:p>
     <w:p>
       <w:pPr>
-        <w:pStyle w:val="29"/>
+        <w:pStyle w:val="a1"/>
         <w:keepNext w:val="0"/>
         <w:keepLines w:val="0"/>
         <w:pageBreakBefore w:val="0"/>
@@ -3629,19 +3602,18 @@
     </w:p>
     <w:tbl>
       <w:tblPr>
-        <w:tblStyle w:val="20"/>
+        <w:tblStyle w:val="TableNormal"/>
         <w:tblW w:w="0" w:type="auto"/>
         <w:tblInd w:w="0" w:type="dxa"/>
         <w:tblBorders>
-          <w:top w:val="single" w:color="auto" w:sz="4" w:space="0"/>
-          <w:left w:val="single" w:color="auto" w:sz="4" w:space="0"/>
-          <w:bottom w:val="single" w:color="auto" w:sz="4" w:space="0"/>
-          <w:right w:val="single" w:color="auto" w:sz="4" w:space="0"/>
-          <w:insideH w:val="single" w:color="auto" w:sz="4" w:space="0"/>
-          <w:insideV w:val="single" w:color="auto" w:sz="4" w:space="0"/>
+          <w:top w:val="single" w:sz="4" w:space="0" w:color="auto"/>
+          <w:left w:val="single" w:sz="4" w:space="0" w:color="auto"/>
+          <w:bottom w:val="single" w:sz="4" w:space="0" w:color="auto"/>
+          <w:right w:val="single" w:sz="4" w:space="0" w:color="auto"/>
+          <w:insideH w:val="single" w:sz="4" w:space="0" w:color="auto"/>
+          <w:insideV w:val="single" w:sz="4" w:space="0" w:color="auto"/>
         </w:tblBorders>
         <w:shd w:val="clear" w:color="auto" w:fill="auto"/>
-        <w:tblLayout w:type="autofit"/>
         <w:tblCellMar>
           <w:top w:w="15" w:type="dxa"/>
           <w:left w:w="15" w:type="dxa"/>
@@ -3658,13 +3630,15 @@
       </w:tblGrid>
       <w:tr>
         <w:tblPrEx>
+          <w:tblW w:w="0" w:type="auto"/>
+          <w:tblInd w:w="0" w:type="dxa"/>
           <w:tblBorders>
-            <w:top w:val="single" w:color="auto" w:sz="4" w:space="0"/>
-            <w:left w:val="single" w:color="auto" w:sz="4" w:space="0"/>
-            <w:bottom w:val="single" w:color="auto" w:sz="4" w:space="0"/>
-            <w:right w:val="single" w:color="auto" w:sz="4" w:space="0"/>
-            <w:insideH w:val="single" w:color="auto" w:sz="4" w:space="0"/>
-            <w:insideV w:val="single" w:color="auto" w:sz="4" w:space="0"/>
+            <w:top w:val="single" w:sz="4" w:space="0" w:color="auto"/>
+            <w:left w:val="single" w:sz="4" w:space="0" w:color="auto"/>
+            <w:bottom w:val="single" w:sz="4" w:space="0" w:color="auto"/>
+            <w:right w:val="single" w:sz="4" w:space="0" w:color="auto"/>
+            <w:insideH w:val="single" w:sz="4" w:space="0" w:color="auto"/>
+            <w:insideV w:val="single" w:sz="4" w:space="0" w:color="auto"/>
           </w:tblBorders>
           <w:shd w:val="clear" w:color="auto" w:fill="auto"/>
           <w:tblCellMar>
@@ -3696,11 +3670,11 @@
               <w:widowControl/>
               <w:suppressLineNumbers w:val="0"/>
               <w:spacing w:line="300" w:lineRule="atLeast"/>
-              <w:ind w:left="0" w:leftChars="0" w:right="0" w:rightChars="0" w:firstLine="0" w:firstLineChars="0"/>
+              <w:ind w:left="0" w:right="0" w:firstLine="0" w:leftChars="0" w:rightChars="0" w:firstLineChars="0"/>
               <w:jc w:val="center"/>
               <w:rPr>
-                <w:rStyle w:val="23"/>
-                <w:rFonts w:hint="default" w:ascii="Segoe UI" w:hAnsi="Segoe UI" w:eastAsia="Segoe UI" w:cs="Segoe UI"/>
+                <w:rStyle w:val="Strong"/>
+                <w:rFonts w:ascii="Segoe UI" w:eastAsia="Segoe UI" w:hAnsi="Segoe UI" w:cs="Segoe UI" w:hint="default"/>
                 <w:b/>
                 <w:bCs/>
                 <w:i w:val="0"/>
@@ -3712,13 +3686,13 @@
                 <w:kern w:val="0"/>
                 <w:sz w:val="18"/>
                 <w:szCs w:val="18"/>
-                <w:lang w:val="en-US" w:eastAsia="zh-CN" w:bidi="ar"/>
+                <w:lang w:val="en-US" w:eastAsia="zh-CN"/>
               </w:rPr>
             </w:pPr>
             <w:r>
               <w:rPr>
-                <w:rStyle w:val="23"/>
-                <w:rFonts w:hint="default" w:ascii="Segoe UI" w:hAnsi="Segoe UI" w:eastAsia="Segoe UI" w:cs="Segoe UI"/>
+                <w:rStyle w:val="Strong"/>
+                <w:rFonts w:ascii="Segoe UI" w:eastAsia="Segoe UI" w:hAnsi="Segoe UI" w:cs="Segoe UI" w:hint="default"/>
                 <w:b/>
                 <w:bCs/>
                 <w:i w:val="0"/>
@@ -3730,7 +3704,7 @@
                 <w:kern w:val="0"/>
                 <w:sz w:val="18"/>
                 <w:szCs w:val="18"/>
-                <w:lang w:val="en-US" w:eastAsia="zh-CN" w:bidi="ar"/>
+                <w:lang w:val="en-US" w:eastAsia="zh-CN"/>
               </w:rPr>
               <w:t>报告类型</w:t>
             </w:r>
@@ -3755,10 +3729,10 @@
               <w:widowControl/>
               <w:suppressLineNumbers w:val="0"/>
               <w:spacing w:line="300" w:lineRule="atLeast"/>
-              <w:ind w:left="0" w:leftChars="0" w:right="0" w:rightChars="0" w:firstLine="0" w:firstLineChars="0"/>
+              <w:ind w:left="0" w:right="0" w:firstLine="0" w:leftChars="0" w:rightChars="0" w:firstLineChars="0"/>
               <w:jc w:val="center"/>
               <w:rPr>
-                <w:rFonts w:hint="default" w:ascii="Segoe UI" w:hAnsi="Segoe UI" w:eastAsia="Segoe UI" w:cs="Segoe UI"/>
+                <w:rFonts w:ascii="Segoe UI" w:eastAsia="Segoe UI" w:hAnsi="Segoe UI" w:cs="Segoe UI" w:hint="default"/>
                 <w:i w:val="0"/>
                 <w:iCs w:val="0"/>
                 <w:caps w:val="0"/>
@@ -3770,8 +3744,8 @@
             </w:pPr>
             <w:r>
               <w:rPr>
-                <w:rStyle w:val="23"/>
-                <w:rFonts w:hint="default" w:ascii="Segoe UI" w:hAnsi="Segoe UI" w:eastAsia="Segoe UI" w:cs="Segoe UI"/>
+                <w:rStyle w:val="Strong"/>
+                <w:rFonts w:ascii="Segoe UI" w:eastAsia="Segoe UI" w:hAnsi="Segoe UI" w:cs="Segoe UI" w:hint="default"/>
                 <w:b/>
                 <w:bCs/>
                 <w:i w:val="0"/>
@@ -3783,7 +3757,7 @@
                 <w:kern w:val="0"/>
                 <w:sz w:val="18"/>
                 <w:szCs w:val="18"/>
-                <w:lang w:val="en-US" w:eastAsia="zh-CN" w:bidi="ar"/>
+                <w:lang w:val="en-US" w:eastAsia="zh-CN"/>
               </w:rPr>
               <w:t>主要对象</w:t>
             </w:r>
@@ -3808,10 +3782,10 @@
               <w:widowControl/>
               <w:suppressLineNumbers w:val="0"/>
               <w:spacing w:line="300" w:lineRule="atLeast"/>
-              <w:ind w:left="0" w:leftChars="0" w:right="0" w:rightChars="0" w:firstLine="0" w:firstLineChars="0"/>
+              <w:ind w:left="0" w:right="0" w:firstLine="0" w:leftChars="0" w:rightChars="0" w:firstLineChars="0"/>
               <w:jc w:val="center"/>
               <w:rPr>
-                <w:rFonts w:hint="default" w:ascii="Segoe UI" w:hAnsi="Segoe UI" w:eastAsia="Segoe UI" w:cs="Segoe UI"/>
+                <w:rFonts w:ascii="Segoe UI" w:eastAsia="Segoe UI" w:hAnsi="Segoe UI" w:cs="Segoe UI" w:hint="default"/>
                 <w:i w:val="0"/>
                 <w:iCs w:val="0"/>
                 <w:caps w:val="0"/>
@@ -3823,8 +3797,8 @@
             </w:pPr>
             <w:r>
               <w:rPr>
-                <w:rStyle w:val="23"/>
-                <w:rFonts w:hint="default" w:ascii="Segoe UI" w:hAnsi="Segoe UI" w:eastAsia="Segoe UI" w:cs="Segoe UI"/>
+                <w:rStyle w:val="Strong"/>
+                <w:rFonts w:ascii="Segoe UI" w:eastAsia="Segoe UI" w:hAnsi="Segoe UI" w:cs="Segoe UI" w:hint="default"/>
                 <w:b/>
                 <w:bCs/>
                 <w:i w:val="0"/>
@@ -3836,7 +3810,7 @@
                 <w:kern w:val="0"/>
                 <w:sz w:val="18"/>
                 <w:szCs w:val="18"/>
-                <w:lang w:val="en-US" w:eastAsia="zh-CN" w:bidi="ar"/>
+                <w:lang w:val="en-US" w:eastAsia="zh-CN"/>
               </w:rPr>
               <w:t>核心目的</w:t>
             </w:r>
@@ -3861,10 +3835,10 @@
               <w:widowControl/>
               <w:suppressLineNumbers w:val="0"/>
               <w:spacing w:line="300" w:lineRule="atLeast"/>
-              <w:ind w:left="0" w:leftChars="0" w:right="0" w:rightChars="0" w:firstLine="0" w:firstLineChars="0"/>
+              <w:ind w:left="0" w:right="0" w:firstLine="0" w:leftChars="0" w:rightChars="0" w:firstLineChars="0"/>
               <w:jc w:val="center"/>
               <w:rPr>
-                <w:rFonts w:hint="default" w:ascii="Segoe UI" w:hAnsi="Segoe UI" w:eastAsia="Segoe UI" w:cs="Segoe UI"/>
+                <w:rFonts w:ascii="Segoe UI" w:eastAsia="Segoe UI" w:hAnsi="Segoe UI" w:cs="Segoe UI" w:hint="default"/>
                 <w:i w:val="0"/>
                 <w:iCs w:val="0"/>
                 <w:caps w:val="0"/>
@@ -3876,8 +3850,8 @@
             </w:pPr>
             <w:r>
               <w:rPr>
-                <w:rStyle w:val="23"/>
-                <w:rFonts w:hint="default" w:ascii="Segoe UI" w:hAnsi="Segoe UI" w:eastAsia="Segoe UI" w:cs="Segoe UI"/>
+                <w:rStyle w:val="Strong"/>
+                <w:rFonts w:ascii="Segoe UI" w:eastAsia="Segoe UI" w:hAnsi="Segoe UI" w:cs="Segoe UI" w:hint="default"/>
                 <w:b/>
                 <w:bCs/>
                 <w:i w:val="0"/>
@@ -3889,7 +3863,7 @@
                 <w:kern w:val="0"/>
                 <w:sz w:val="18"/>
                 <w:szCs w:val="18"/>
-                <w:lang w:val="en-US" w:eastAsia="zh-CN" w:bidi="ar"/>
+                <w:lang w:val="en-US" w:eastAsia="zh-CN"/>
               </w:rPr>
               <w:t>提交频率</w:t>
             </w:r>
@@ -3914,10 +3888,10 @@
               <w:widowControl/>
               <w:suppressLineNumbers w:val="0"/>
               <w:spacing w:line="300" w:lineRule="atLeast"/>
-              <w:ind w:left="0" w:leftChars="0" w:right="0" w:rightChars="0" w:firstLine="0" w:firstLineChars="0"/>
+              <w:ind w:left="0" w:right="0" w:firstLine="0" w:leftChars="0" w:rightChars="0" w:firstLineChars="0"/>
               <w:jc w:val="center"/>
               <w:rPr>
-                <w:rFonts w:hint="default" w:ascii="Segoe UI" w:hAnsi="Segoe UI" w:eastAsia="Segoe UI" w:cs="Segoe UI"/>
+                <w:rFonts w:ascii="Segoe UI" w:eastAsia="Segoe UI" w:hAnsi="Segoe UI" w:cs="Segoe UI" w:hint="default"/>
                 <w:i w:val="0"/>
                 <w:iCs w:val="0"/>
                 <w:caps w:val="0"/>
@@ -3929,8 +3903,8 @@
             </w:pPr>
             <w:r>
               <w:rPr>
-                <w:rStyle w:val="23"/>
-                <w:rFonts w:hint="default" w:ascii="Segoe UI" w:hAnsi="Segoe UI" w:eastAsia="Segoe UI" w:cs="Segoe UI"/>
+                <w:rStyle w:val="Strong"/>
+                <w:rFonts w:ascii="Segoe UI" w:eastAsia="Segoe UI" w:hAnsi="Segoe UI" w:cs="Segoe UI" w:hint="default"/>
                 <w:b/>
                 <w:bCs/>
                 <w:i w:val="0"/>
@@ -3942,7 +3916,7 @@
                 <w:kern w:val="0"/>
                 <w:sz w:val="18"/>
                 <w:szCs w:val="18"/>
-                <w:lang w:val="en-US" w:eastAsia="zh-CN" w:bidi="ar"/>
+                <w:lang w:val="en-US" w:eastAsia="zh-CN"/>
               </w:rPr>
               <w:t>分发范围</w:t>
             </w:r>
@@ -3951,14 +3925,8 @@
       </w:tr>
       <w:tr>
         <w:tblPrEx>
-          <w:tblBorders>
-            <w:top w:val="single" w:color="auto" w:sz="4" w:space="0"/>
-            <w:left w:val="single" w:color="auto" w:sz="4" w:space="0"/>
-            <w:bottom w:val="single" w:color="auto" w:sz="4" w:space="0"/>
-            <w:right w:val="single" w:color="auto" w:sz="4" w:space="0"/>
-            <w:insideH w:val="single" w:color="auto" w:sz="4" w:space="0"/>
-            <w:insideV w:val="single" w:color="auto" w:sz="4" w:space="0"/>
-          </w:tblBorders>
+          <w:tblW w:w="0" w:type="auto"/>
+          <w:tblInd w:w="0" w:type="dxa"/>
           <w:shd w:val="clear" w:color="auto" w:fill="auto"/>
           <w:tblCellMar>
             <w:top w:w="15" w:type="dxa"/>
@@ -3986,11 +3954,11 @@
               <w:widowControl/>
               <w:suppressLineNumbers w:val="0"/>
               <w:spacing w:line="300" w:lineRule="atLeast"/>
-              <w:ind w:left="0" w:leftChars="0" w:right="0" w:rightChars="0" w:firstLine="0" w:firstLineChars="0"/>
+              <w:ind w:left="0" w:right="0" w:firstLine="0" w:leftChars="0" w:rightChars="0" w:firstLineChars="0"/>
               <w:jc w:val="center"/>
               <w:rPr>
-                <w:rStyle w:val="23"/>
-                <w:rFonts w:hint="default" w:ascii="Segoe UI" w:hAnsi="Segoe UI" w:eastAsia="Segoe UI" w:cs="Segoe UI"/>
+                <w:rStyle w:val="Strong"/>
+                <w:rFonts w:ascii="Segoe UI" w:eastAsia="Segoe UI" w:hAnsi="Segoe UI" w:cs="Segoe UI" w:hint="default"/>
                 <w:b/>
                 <w:bCs/>
                 <w:i w:val="0"/>
@@ -4002,13 +3970,13 @@
                 <w:kern w:val="0"/>
                 <w:sz w:val="18"/>
                 <w:szCs w:val="18"/>
-                <w:lang w:val="en-US" w:eastAsia="zh-CN" w:bidi="ar"/>
+                <w:lang w:val="en-US" w:eastAsia="zh-CN"/>
               </w:rPr>
             </w:pPr>
             <w:r>
               <w:rPr>
-                <w:rStyle w:val="23"/>
-                <w:rFonts w:hint="default" w:ascii="Segoe UI" w:hAnsi="Segoe UI" w:eastAsia="Segoe UI" w:cs="Segoe UI"/>
+                <w:rStyle w:val="Strong"/>
+                <w:rFonts w:ascii="Segoe UI" w:eastAsia="Segoe UI" w:hAnsi="Segoe UI" w:cs="Segoe UI" w:hint="default"/>
                 <w:b/>
                 <w:bCs/>
                 <w:i w:val="0"/>
@@ -4020,7 +3988,7 @@
                 <w:kern w:val="0"/>
                 <w:sz w:val="18"/>
                 <w:szCs w:val="18"/>
-                <w:lang w:val="en-US" w:eastAsia="zh-CN" w:bidi="ar"/>
+                <w:lang w:val="en-US" w:eastAsia="zh-CN"/>
               </w:rPr>
               <w:t>服务报告</w:t>
             </w:r>
@@ -4047,7 +4015,7 @@
               <w:spacing w:line="300" w:lineRule="atLeast"/>
               <w:jc w:val="left"/>
               <w:rPr>
-                <w:rFonts w:hint="default" w:ascii="Segoe UI" w:hAnsi="Segoe UI" w:eastAsia="Segoe UI" w:cs="Segoe UI"/>
+                <w:rFonts w:ascii="Segoe UI" w:eastAsia="Segoe UI" w:hAnsi="Segoe UI" w:cs="Segoe UI" w:hint="default"/>
                 <w:i w:val="0"/>
                 <w:iCs w:val="0"/>
                 <w:caps w:val="0"/>
@@ -4059,7 +4027,7 @@
             </w:pPr>
             <w:r>
               <w:rPr>
-                <w:rFonts w:hint="default" w:ascii="Segoe UI" w:hAnsi="Segoe UI" w:eastAsia="Segoe UI" w:cs="Segoe UI"/>
+                <w:rFonts w:ascii="Segoe UI" w:eastAsia="Segoe UI" w:hAnsi="Segoe UI" w:cs="Segoe UI" w:hint="default"/>
                 <w:i w:val="0"/>
                 <w:iCs w:val="0"/>
                 <w:caps w:val="0"/>
@@ -4069,7 +4037,7 @@
                 <w:kern w:val="0"/>
                 <w:sz w:val="18"/>
                 <w:szCs w:val="18"/>
-                <w:lang w:val="en-US" w:eastAsia="zh-CN" w:bidi="ar"/>
+                <w:lang w:val="en-US" w:eastAsia="zh-CN"/>
               </w:rPr>
               <w:t>客户</w:t>
             </w:r>
@@ -4096,7 +4064,7 @@
               <w:spacing w:line="300" w:lineRule="atLeast"/>
               <w:jc w:val="left"/>
               <w:rPr>
-                <w:rFonts w:hint="default" w:ascii="Segoe UI" w:hAnsi="Segoe UI" w:eastAsia="Segoe UI" w:cs="Segoe UI"/>
+                <w:rFonts w:ascii="Segoe UI" w:eastAsia="Segoe UI" w:hAnsi="Segoe UI" w:cs="Segoe UI" w:hint="default"/>
                 <w:i w:val="0"/>
                 <w:iCs w:val="0"/>
                 <w:caps w:val="0"/>
@@ -4108,7 +4076,7 @@
             </w:pPr>
             <w:r>
               <w:rPr>
-                <w:rFonts w:hint="default" w:ascii="Segoe UI" w:hAnsi="Segoe UI" w:eastAsia="Segoe UI" w:cs="Segoe UI"/>
+                <w:rFonts w:ascii="Segoe UI" w:eastAsia="Segoe UI" w:hAnsi="Segoe UI" w:cs="Segoe UI" w:hint="default"/>
                 <w:i w:val="0"/>
                 <w:iCs w:val="0"/>
                 <w:caps w:val="0"/>
@@ -4118,7 +4086,7 @@
                 <w:kern w:val="0"/>
                 <w:sz w:val="18"/>
                 <w:szCs w:val="18"/>
-                <w:lang w:val="en-US" w:eastAsia="zh-CN" w:bidi="ar"/>
+                <w:lang w:val="en-US" w:eastAsia="zh-CN"/>
               </w:rPr>
               <w:t>向客户透明化展示服务绩效、工作量、SLA达成情况及改进计划，提升客户满意度与信任度。</w:t>
             </w:r>
@@ -4145,7 +4113,7 @@
               <w:spacing w:line="300" w:lineRule="atLeast"/>
               <w:jc w:val="left"/>
               <w:rPr>
-                <w:rFonts w:hint="default" w:ascii="Segoe UI" w:hAnsi="Segoe UI" w:eastAsia="Segoe UI" w:cs="Segoe UI"/>
+                <w:rFonts w:ascii="Segoe UI" w:eastAsia="Segoe UI" w:hAnsi="Segoe UI" w:cs="Segoe UI" w:hint="default"/>
                 <w:i w:val="0"/>
                 <w:iCs w:val="0"/>
                 <w:caps w:val="0"/>
@@ -4157,7 +4125,7 @@
             </w:pPr>
             <w:r>
               <w:rPr>
-                <w:rFonts w:hint="default" w:ascii="Segoe UI" w:hAnsi="Segoe UI" w:eastAsia="Segoe UI" w:cs="Segoe UI"/>
+                <w:rFonts w:ascii="Segoe UI" w:eastAsia="Segoe UI" w:hAnsi="Segoe UI" w:cs="Segoe UI" w:hint="default"/>
                 <w:i w:val="0"/>
                 <w:iCs w:val="0"/>
                 <w:caps w:val="0"/>
@@ -4167,7 +4135,7 @@
                 <w:kern w:val="0"/>
                 <w:sz w:val="18"/>
                 <w:szCs w:val="18"/>
-                <w:lang w:val="en-US" w:eastAsia="zh-CN" w:bidi="ar"/>
+                <w:lang w:val="en-US" w:eastAsia="zh-CN"/>
               </w:rPr>
               <w:t>月度/按SLA约定</w:t>
             </w:r>
@@ -4194,7 +4162,7 @@
               <w:spacing w:line="300" w:lineRule="atLeast"/>
               <w:jc w:val="left"/>
               <w:rPr>
-                <w:rFonts w:hint="default" w:ascii="Segoe UI" w:hAnsi="Segoe UI" w:eastAsia="Segoe UI" w:cs="Segoe UI"/>
+                <w:rFonts w:ascii="Segoe UI" w:eastAsia="Segoe UI" w:hAnsi="Segoe UI" w:cs="Segoe UI" w:hint="default"/>
                 <w:i w:val="0"/>
                 <w:iCs w:val="0"/>
                 <w:caps w:val="0"/>
@@ -4206,7 +4174,7 @@
             </w:pPr>
             <w:r>
               <w:rPr>
-                <w:rFonts w:hint="default" w:ascii="Segoe UI" w:hAnsi="Segoe UI" w:eastAsia="Segoe UI" w:cs="Segoe UI"/>
+                <w:rFonts w:ascii="Segoe UI" w:eastAsia="Segoe UI" w:hAnsi="Segoe UI" w:cs="Segoe UI" w:hint="default"/>
                 <w:i w:val="0"/>
                 <w:iCs w:val="0"/>
                 <w:caps w:val="0"/>
@@ -4216,7 +4184,7 @@
                 <w:kern w:val="0"/>
                 <w:sz w:val="18"/>
                 <w:szCs w:val="18"/>
-                <w:lang w:val="en-US" w:eastAsia="zh-CN" w:bidi="ar"/>
+                <w:lang w:val="en-US" w:eastAsia="zh-CN"/>
               </w:rPr>
               <w:t>客户接口人、公司数智运营部、质量管理部备案</w:t>
             </w:r>
@@ -4225,14 +4193,8 @@
       </w:tr>
       <w:tr>
         <w:tblPrEx>
-          <w:tblBorders>
-            <w:top w:val="single" w:color="auto" w:sz="4" w:space="0"/>
-            <w:left w:val="single" w:color="auto" w:sz="4" w:space="0"/>
-            <w:bottom w:val="single" w:color="auto" w:sz="4" w:space="0"/>
-            <w:right w:val="single" w:color="auto" w:sz="4" w:space="0"/>
-            <w:insideH w:val="single" w:color="auto" w:sz="4" w:space="0"/>
-            <w:insideV w:val="single" w:color="auto" w:sz="4" w:space="0"/>
-          </w:tblBorders>
+          <w:tblW w:w="0" w:type="auto"/>
+          <w:tblInd w:w="0" w:type="dxa"/>
           <w:shd w:val="clear" w:color="auto" w:fill="auto"/>
           <w:tblCellMar>
             <w:top w:w="15" w:type="dxa"/>
@@ -4260,11 +4222,11 @@
               <w:widowControl/>
               <w:suppressLineNumbers w:val="0"/>
               <w:spacing w:line="300" w:lineRule="atLeast"/>
-              <w:ind w:left="0" w:leftChars="0" w:right="0" w:rightChars="0" w:firstLine="0" w:firstLineChars="0"/>
+              <w:ind w:left="0" w:right="0" w:firstLine="0" w:leftChars="0" w:rightChars="0" w:firstLineChars="0"/>
               <w:jc w:val="center"/>
               <w:rPr>
-                <w:rStyle w:val="23"/>
-                <w:rFonts w:hint="default" w:ascii="Segoe UI" w:hAnsi="Segoe UI" w:eastAsia="Segoe UI" w:cs="Segoe UI"/>
+                <w:rStyle w:val="Strong"/>
+                <w:rFonts w:ascii="Segoe UI" w:eastAsia="Segoe UI" w:hAnsi="Segoe UI" w:cs="Segoe UI" w:hint="default"/>
                 <w:b/>
                 <w:bCs/>
                 <w:i w:val="0"/>
@@ -4276,13 +4238,13 @@
                 <w:kern w:val="0"/>
                 <w:sz w:val="18"/>
                 <w:szCs w:val="18"/>
-                <w:lang w:val="en-US" w:eastAsia="zh-CN" w:bidi="ar"/>
+                <w:lang w:val="en-US" w:eastAsia="zh-CN"/>
               </w:rPr>
             </w:pPr>
             <w:r>
               <w:rPr>
-                <w:rStyle w:val="23"/>
-                <w:rFonts w:hint="default" w:ascii="Segoe UI" w:hAnsi="Segoe UI" w:eastAsia="Segoe UI" w:cs="Segoe UI"/>
+                <w:rStyle w:val="Strong"/>
+                <w:rFonts w:ascii="Segoe UI" w:eastAsia="Segoe UI" w:hAnsi="Segoe UI" w:cs="Segoe UI" w:hint="default"/>
                 <w:b/>
                 <w:bCs/>
                 <w:i w:val="0"/>
@@ -4294,7 +4256,7 @@
                 <w:kern w:val="0"/>
                 <w:sz w:val="18"/>
                 <w:szCs w:val="18"/>
-                <w:lang w:val="en-US" w:eastAsia="zh-CN" w:bidi="ar"/>
+                <w:lang w:val="en-US" w:eastAsia="zh-CN"/>
               </w:rPr>
               <w:t>服务总结</w:t>
             </w:r>
@@ -4321,7 +4283,7 @@
               <w:spacing w:line="300" w:lineRule="atLeast"/>
               <w:jc w:val="left"/>
               <w:rPr>
-                <w:rFonts w:hint="default" w:ascii="Segoe UI" w:hAnsi="Segoe UI" w:eastAsia="Segoe UI" w:cs="Segoe UI"/>
+                <w:rFonts w:ascii="Segoe UI" w:eastAsia="Segoe UI" w:hAnsi="Segoe UI" w:cs="Segoe UI" w:hint="default"/>
                 <w:i w:val="0"/>
                 <w:iCs w:val="0"/>
                 <w:caps w:val="0"/>
@@ -4333,7 +4295,7 @@
             </w:pPr>
             <w:r>
               <w:rPr>
-                <w:rFonts w:hint="default" w:ascii="Segoe UI" w:hAnsi="Segoe UI" w:eastAsia="Segoe UI" w:cs="Segoe UI"/>
+                <w:rFonts w:ascii="Segoe UI" w:eastAsia="Segoe UI" w:hAnsi="Segoe UI" w:cs="Segoe UI" w:hint="default"/>
                 <w:i w:val="0"/>
                 <w:iCs w:val="0"/>
                 <w:caps w:val="0"/>
@@ -4343,7 +4305,7 @@
                 <w:kern w:val="0"/>
                 <w:sz w:val="18"/>
                 <w:szCs w:val="18"/>
-                <w:lang w:val="en-US" w:eastAsia="zh-CN" w:bidi="ar"/>
+                <w:lang w:val="en-US" w:eastAsia="zh-CN"/>
               </w:rPr>
               <w:t>内部管理</w:t>
             </w:r>
@@ -4370,7 +4332,7 @@
               <w:spacing w:line="300" w:lineRule="atLeast"/>
               <w:jc w:val="left"/>
               <w:rPr>
-                <w:rFonts w:hint="default" w:ascii="Segoe UI" w:hAnsi="Segoe UI" w:eastAsia="Segoe UI" w:cs="Segoe UI"/>
+                <w:rFonts w:ascii="Segoe UI" w:eastAsia="Segoe UI" w:hAnsi="Segoe UI" w:cs="Segoe UI" w:hint="default"/>
                 <w:i w:val="0"/>
                 <w:iCs w:val="0"/>
                 <w:caps w:val="0"/>
@@ -4382,7 +4344,7 @@
             </w:pPr>
             <w:r>
               <w:rPr>
-                <w:rFonts w:hint="default" w:ascii="Segoe UI" w:hAnsi="Segoe UI" w:eastAsia="Segoe UI" w:cs="Segoe UI"/>
+                <w:rFonts w:ascii="Segoe UI" w:eastAsia="Segoe UI" w:hAnsi="Segoe UI" w:cs="Segoe UI" w:hint="default"/>
                 <w:i w:val="0"/>
                 <w:iCs w:val="0"/>
                 <w:caps w:val="0"/>
@@ -4392,7 +4354,7 @@
                 <w:kern w:val="0"/>
                 <w:sz w:val="18"/>
                 <w:szCs w:val="18"/>
-                <w:lang w:val="en-US" w:eastAsia="zh-CN" w:bidi="ar"/>
+                <w:lang w:val="en-US" w:eastAsia="zh-CN"/>
               </w:rPr>
               <w:t>项目内部复盘，分析服务指标、资源效率、流程合规性，为内部考核、能力提升及资源规划提供依据。</w:t>
             </w:r>
@@ -4419,7 +4381,7 @@
               <w:spacing w:line="300" w:lineRule="atLeast"/>
               <w:jc w:val="left"/>
               <w:rPr>
-                <w:rFonts w:hint="default" w:ascii="Segoe UI" w:hAnsi="Segoe UI" w:eastAsia="Segoe UI" w:cs="Segoe UI"/>
+                <w:rFonts w:ascii="Segoe UI" w:eastAsia="Segoe UI" w:hAnsi="Segoe UI" w:cs="Segoe UI" w:hint="default"/>
                 <w:i w:val="0"/>
                 <w:iCs w:val="0"/>
                 <w:caps w:val="0"/>
@@ -4431,7 +4393,7 @@
             </w:pPr>
             <w:r>
               <w:rPr>
-                <w:rFonts w:hint="default" w:ascii="Segoe UI" w:hAnsi="Segoe UI" w:eastAsia="Segoe UI" w:cs="Segoe UI"/>
+                <w:rFonts w:ascii="Segoe UI" w:eastAsia="Segoe UI" w:hAnsi="Segoe UI" w:cs="Segoe UI" w:hint="default"/>
                 <w:i w:val="0"/>
                 <w:iCs w:val="0"/>
                 <w:caps w:val="0"/>
@@ -4441,7 +4403,7 @@
                 <w:kern w:val="0"/>
                 <w:sz w:val="18"/>
                 <w:szCs w:val="18"/>
-                <w:lang w:val="en-US" w:eastAsia="zh-CN" w:bidi="ar"/>
+                <w:lang w:val="en-US" w:eastAsia="zh-CN"/>
               </w:rPr>
               <w:t>月度/年度</w:t>
             </w:r>
@@ -4468,7 +4430,7 @@
               <w:spacing w:line="300" w:lineRule="atLeast"/>
               <w:jc w:val="left"/>
               <w:rPr>
-                <w:rFonts w:hint="default" w:ascii="Segoe UI" w:hAnsi="Segoe UI" w:eastAsia="Segoe UI" w:cs="Segoe UI"/>
+                <w:rFonts w:ascii="Segoe UI" w:eastAsia="Segoe UI" w:hAnsi="Segoe UI" w:cs="Segoe UI" w:hint="default"/>
                 <w:i w:val="0"/>
                 <w:iCs w:val="0"/>
                 <w:caps w:val="0"/>
@@ -4480,7 +4442,7 @@
             </w:pPr>
             <w:r>
               <w:rPr>
-                <w:rFonts w:hint="default" w:ascii="Segoe UI" w:hAnsi="Segoe UI" w:eastAsia="Segoe UI" w:cs="Segoe UI"/>
+                <w:rFonts w:ascii="Segoe UI" w:eastAsia="Segoe UI" w:hAnsi="Segoe UI" w:cs="Segoe UI" w:hint="default"/>
                 <w:i w:val="0"/>
                 <w:iCs w:val="0"/>
                 <w:caps w:val="0"/>
@@ -4490,7 +4452,7 @@
                 <w:kern w:val="0"/>
                 <w:sz w:val="18"/>
                 <w:szCs w:val="18"/>
-                <w:lang w:val="en-US" w:eastAsia="zh-CN" w:bidi="ar"/>
+                <w:lang w:val="en-US" w:eastAsia="zh-CN"/>
               </w:rPr>
               <w:t>数智运营部、质量管理部、相关项目组成员</w:t>
             </w:r>
@@ -4500,7 +4462,7 @@
     </w:tbl>
     <w:p>
       <w:pPr>
-        <w:pStyle w:val="29"/>
+        <w:pStyle w:val="a1"/>
         <w:keepNext w:val="0"/>
         <w:keepLines w:val="0"/>
         <w:pageBreakBefore w:val="0"/>
@@ -4529,14 +4491,14 @@
     </w:p>
     <w:p>
       <w:pPr>
-        <w:pStyle w:val="28"/>
+        <w:pStyle w:val="1"/>
         <w:bidi w:val="0"/>
         <w:rPr>
           <w:rFonts w:hint="default"/>
           <w:lang w:val="en-US" w:eastAsia="zh-CN"/>
         </w:rPr>
       </w:pPr>
-      <w:bookmarkStart w:id="10" w:name="_Toc30551"/>
+      <w:bookmarkStart w:id="11" w:name="_Toc30551"/>
       <w:r>
         <w:rPr>
           <w:rFonts w:hint="default"/>
@@ -4544,11 +4506,11 @@
         </w:rPr>
         <w:t>报告管理策略</w:t>
       </w:r>
-      <w:bookmarkEnd w:id="10"/>
+      <w:bookmarkEnd w:id="11"/>
     </w:p>
     <w:p>
       <w:pPr>
-        <w:pStyle w:val="29"/>
+        <w:pStyle w:val="a1"/>
         <w:keepNext w:val="0"/>
         <w:keepLines w:val="0"/>
         <w:pageBreakBefore w:val="0"/>
@@ -4577,7 +4539,7 @@
     </w:p>
     <w:p>
       <w:pPr>
-        <w:pStyle w:val="29"/>
+        <w:pStyle w:val="a1"/>
         <w:keepNext w:val="0"/>
         <w:keepLines w:val="0"/>
         <w:pageBreakBefore w:val="0"/>
@@ -4594,7 +4556,7 @@
         <w:bidi w:val="0"/>
         <w:adjustRightInd w:val="0"/>
         <w:snapToGrid w:val="0"/>
-        <w:ind w:left="425" w:leftChars="0" w:hanging="425" w:firstLineChars="0"/>
+        <w:ind w:left="425" w:hanging="425" w:leftChars="0" w:firstLineChars="0"/>
         <w:textAlignment w:val="baseline"/>
         <w:rPr>
           <w:rFonts w:hint="default"/>
@@ -4611,7 +4573,7 @@
     </w:p>
     <w:p>
       <w:pPr>
-        <w:pStyle w:val="29"/>
+        <w:pStyle w:val="a1"/>
         <w:keepNext w:val="0"/>
         <w:keepLines w:val="0"/>
         <w:pageBreakBefore w:val="0"/>
@@ -4628,7 +4590,7 @@
         <w:bidi w:val="0"/>
         <w:adjustRightInd w:val="0"/>
         <w:snapToGrid w:val="0"/>
-        <w:ind w:left="425" w:leftChars="0" w:hanging="425" w:firstLineChars="0"/>
+        <w:ind w:left="425" w:hanging="425" w:leftChars="0" w:firstLineChars="0"/>
         <w:textAlignment w:val="baseline"/>
         <w:rPr>
           <w:rFonts w:hint="default"/>
@@ -4645,7 +4607,7 @@
     </w:p>
     <w:p>
       <w:pPr>
-        <w:pStyle w:val="29"/>
+        <w:pStyle w:val="a1"/>
         <w:keepNext w:val="0"/>
         <w:keepLines w:val="0"/>
         <w:pageBreakBefore w:val="0"/>
@@ -4662,7 +4624,7 @@
         <w:bidi w:val="0"/>
         <w:adjustRightInd w:val="0"/>
         <w:snapToGrid w:val="0"/>
-        <w:ind w:left="425" w:leftChars="0" w:hanging="425" w:firstLineChars="0"/>
+        <w:ind w:left="425" w:hanging="425" w:leftChars="0" w:firstLineChars="0"/>
         <w:textAlignment w:val="baseline"/>
         <w:rPr>
           <w:rFonts w:hint="default"/>
@@ -4679,7 +4641,7 @@
     </w:p>
     <w:p>
       <w:pPr>
-        <w:pStyle w:val="29"/>
+        <w:pStyle w:val="a1"/>
         <w:keepNext w:val="0"/>
         <w:keepLines w:val="0"/>
         <w:pageBreakBefore w:val="0"/>
@@ -4696,7 +4658,7 @@
         <w:bidi w:val="0"/>
         <w:adjustRightInd w:val="0"/>
         <w:snapToGrid w:val="0"/>
-        <w:ind w:left="425" w:leftChars="0" w:hanging="425" w:firstLineChars="0"/>
+        <w:ind w:left="425" w:hanging="425" w:leftChars="0" w:firstLineChars="0"/>
         <w:textAlignment w:val="baseline"/>
         <w:rPr>
           <w:rFonts w:hint="default"/>
@@ -4713,7 +4675,7 @@
     </w:p>
     <w:p>
       <w:pPr>
-        <w:pStyle w:val="29"/>
+        <w:pStyle w:val="a1"/>
         <w:keepNext w:val="0"/>
         <w:keepLines w:val="0"/>
         <w:pageBreakBefore w:val="0"/>
@@ -4730,7 +4692,7 @@
         <w:bidi w:val="0"/>
         <w:adjustRightInd w:val="0"/>
         <w:snapToGrid w:val="0"/>
-        <w:ind w:left="425" w:leftChars="0" w:hanging="425" w:firstLineChars="0"/>
+        <w:ind w:left="425" w:hanging="425" w:leftChars="0" w:firstLineChars="0"/>
         <w:textAlignment w:val="baseline"/>
         <w:rPr>
           <w:rFonts w:hint="default"/>
@@ -4747,45 +4709,45 @@
     </w:p>
     <w:p>
       <w:pPr>
-        <w:pStyle w:val="28"/>
+        <w:pStyle w:val="1"/>
         <w:bidi w:val="0"/>
         <w:rPr>
           <w:rFonts w:hint="default"/>
           <w:lang w:val="en-US" w:eastAsia="zh-CN"/>
         </w:rPr>
       </w:pPr>
-      <w:bookmarkStart w:id="11" w:name="_Toc12720"/>
+      <w:bookmarkStart w:id="12" w:name="_Toc12720"/>
       <w:r>
         <w:rPr>
           <w:rFonts w:hint="default"/>
           <w:lang w:val="en-US" w:eastAsia="zh-CN"/>
         </w:rPr>
         <w:t>报告核心内容要求</w:t>
-      </w:r>
-      <w:bookmarkEnd w:id="11"/>
-    </w:p>
-    <w:p>
-      <w:pPr>
-        <w:pStyle w:val="30"/>
-        <w:bidi w:val="0"/>
-        <w:rPr>
-          <w:rFonts w:hint="default"/>
-          <w:lang w:val="en-US" w:eastAsia="zh-CN"/>
-        </w:rPr>
-      </w:pPr>
-      <w:bookmarkStart w:id="12" w:name="_Toc13446"/>
-      <w:r>
-        <w:rPr>
-          <w:rFonts w:hint="eastAsia"/>
-          <w:lang w:val="en-US" w:eastAsia="zh-CN"/>
-        </w:rPr>
-        <w:t>外部服务报告</w:t>
       </w:r>
       <w:bookmarkEnd w:id="12"/>
     </w:p>
     <w:p>
       <w:pPr>
-        <w:pStyle w:val="29"/>
+        <w:pStyle w:val="2"/>
+        <w:bidi w:val="0"/>
+        <w:rPr>
+          <w:rFonts w:hint="default"/>
+          <w:lang w:val="en-US" w:eastAsia="zh-CN"/>
+        </w:rPr>
+      </w:pPr>
+      <w:bookmarkStart w:id="13" w:name="_Toc13446"/>
+      <w:r>
+        <w:rPr>
+          <w:rFonts w:hint="eastAsia"/>
+          <w:lang w:val="en-US" w:eastAsia="zh-CN"/>
+        </w:rPr>
+        <w:t>外部服务报告</w:t>
+      </w:r>
+      <w:bookmarkEnd w:id="13"/>
+    </w:p>
+    <w:p>
+      <w:pPr>
+        <w:pStyle w:val="a1"/>
         <w:keepNext w:val="0"/>
         <w:keepLines w:val="0"/>
         <w:pageBreakBefore w:val="0"/>
@@ -4814,7 +4776,7 @@
     </w:p>
     <w:p>
       <w:pPr>
-        <w:pStyle w:val="29"/>
+        <w:pStyle w:val="a1"/>
         <w:keepNext w:val="0"/>
         <w:keepLines w:val="0"/>
         <w:pageBreakBefore w:val="0"/>
@@ -4843,7 +4805,7 @@
     </w:p>
     <w:p>
       <w:pPr>
-        <w:pStyle w:val="29"/>
+        <w:pStyle w:val="a1"/>
         <w:keepNext w:val="0"/>
         <w:keepLines w:val="0"/>
         <w:pageBreakBefore w:val="0"/>
@@ -4872,7 +4834,7 @@
     </w:p>
     <w:p>
       <w:pPr>
-        <w:pStyle w:val="29"/>
+        <w:pStyle w:val="a1"/>
         <w:keepNext w:val="0"/>
         <w:keepLines w:val="0"/>
         <w:pageBreakBefore w:val="0"/>
@@ -4901,7 +4863,7 @@
     </w:p>
     <w:p>
       <w:pPr>
-        <w:pStyle w:val="29"/>
+        <w:pStyle w:val="a1"/>
         <w:keepNext w:val="0"/>
         <w:keepLines w:val="0"/>
         <w:pageBreakBefore w:val="0"/>
@@ -4930,7 +4892,7 @@
     </w:p>
     <w:p>
       <w:pPr>
-        <w:pStyle w:val="29"/>
+        <w:pStyle w:val="a1"/>
         <w:keepNext w:val="0"/>
         <w:keepLines w:val="0"/>
         <w:pageBreakBefore w:val="0"/>
@@ -4959,7 +4921,7 @@
     </w:p>
     <w:p>
       <w:pPr>
-        <w:pStyle w:val="29"/>
+        <w:pStyle w:val="a1"/>
         <w:keepNext w:val="0"/>
         <w:keepLines w:val="0"/>
         <w:pageBreakBefore w:val="0"/>
@@ -4988,14 +4950,14 @@
     </w:p>
     <w:p>
       <w:pPr>
-        <w:pStyle w:val="30"/>
+        <w:pStyle w:val="2"/>
         <w:bidi w:val="0"/>
         <w:rPr>
           <w:rFonts w:hint="eastAsia"/>
           <w:lang w:val="en-US" w:eastAsia="zh-CN"/>
         </w:rPr>
       </w:pPr>
-      <w:bookmarkStart w:id="13" w:name="_Toc31183"/>
+      <w:bookmarkStart w:id="14" w:name="_Toc31183"/>
       <w:r>
         <w:rPr>
           <w:rFonts w:hint="eastAsia"/>
@@ -5003,11 +4965,11 @@
         </w:rPr>
         <w:t>内部服务报告</w:t>
       </w:r>
-      <w:bookmarkEnd w:id="13"/>
+      <w:bookmarkEnd w:id="14"/>
     </w:p>
     <w:p>
       <w:pPr>
-        <w:pStyle w:val="29"/>
+        <w:pStyle w:val="a1"/>
         <w:keepNext w:val="0"/>
         <w:keepLines w:val="0"/>
         <w:pageBreakBefore w:val="0"/>
@@ -5036,7 +4998,7 @@
     </w:p>
     <w:p>
       <w:pPr>
-        <w:pStyle w:val="29"/>
+        <w:pStyle w:val="a1"/>
         <w:keepNext w:val="0"/>
         <w:keepLines w:val="0"/>
         <w:pageBreakBefore w:val="0"/>
@@ -5065,7 +5027,7 @@
     </w:p>
     <w:p>
       <w:pPr>
-        <w:pStyle w:val="29"/>
+        <w:pStyle w:val="a1"/>
         <w:keepNext w:val="0"/>
         <w:keepLines w:val="0"/>
         <w:pageBreakBefore w:val="0"/>
@@ -5094,7 +5056,7 @@
     </w:p>
     <w:p>
       <w:pPr>
-        <w:pStyle w:val="29"/>
+        <w:pStyle w:val="a1"/>
         <w:keepNext w:val="0"/>
         <w:keepLines w:val="0"/>
         <w:pageBreakBefore w:val="0"/>
@@ -5123,7 +5085,7 @@
     </w:p>
     <w:p>
       <w:pPr>
-        <w:pStyle w:val="29"/>
+        <w:pStyle w:val="a1"/>
         <w:keepNext w:val="0"/>
         <w:keepLines w:val="0"/>
         <w:pageBreakBefore w:val="0"/>
@@ -5152,14 +5114,14 @@
     </w:p>
     <w:p>
       <w:pPr>
-        <w:pStyle w:val="28"/>
+        <w:pStyle w:val="1"/>
         <w:bidi w:val="0"/>
         <w:rPr>
           <w:rFonts w:hint="default"/>
           <w:lang w:val="en-US" w:eastAsia="zh-CN"/>
         </w:rPr>
       </w:pPr>
-      <w:bookmarkStart w:id="14" w:name="_Toc22088"/>
+      <w:bookmarkStart w:id="15" w:name="_Toc22088"/>
       <w:r>
         <w:rPr>
           <w:rFonts w:hint="default"/>
@@ -5167,11 +5129,11 @@
         </w:rPr>
         <w:t>报告管理流程</w:t>
       </w:r>
-      <w:bookmarkEnd w:id="14"/>
+      <w:bookmarkEnd w:id="15"/>
     </w:p>
     <w:p>
       <w:pPr>
-        <w:pStyle w:val="29"/>
+        <w:pStyle w:val="a1"/>
         <w:keepNext w:val="0"/>
         <w:keepLines w:val="0"/>
         <w:pageBreakBefore w:val="0"/>
@@ -5188,7 +5150,7 @@
         <w:bidi w:val="0"/>
         <w:adjustRightInd w:val="0"/>
         <w:snapToGrid w:val="0"/>
-        <w:ind w:left="425" w:leftChars="0" w:hanging="425" w:firstLineChars="0"/>
+        <w:ind w:left="425" w:hanging="425" w:leftChars="0" w:firstLineChars="0"/>
         <w:textAlignment w:val="baseline"/>
         <w:rPr>
           <w:rFonts w:hint="default"/>
@@ -5205,7 +5167,7 @@
     </w:p>
     <w:p>
       <w:pPr>
-        <w:pStyle w:val="29"/>
+        <w:pStyle w:val="a1"/>
         <w:keepNext w:val="0"/>
         <w:keepLines w:val="0"/>
         <w:pageBreakBefore w:val="0"/>
@@ -5222,7 +5184,7 @@
         <w:bidi w:val="0"/>
         <w:adjustRightInd w:val="0"/>
         <w:snapToGrid w:val="0"/>
-        <w:ind w:left="425" w:leftChars="0" w:hanging="425" w:firstLineChars="0"/>
+        <w:ind w:left="425" w:hanging="425" w:leftChars="0" w:firstLineChars="0"/>
         <w:textAlignment w:val="baseline"/>
         <w:rPr>
           <w:rFonts w:hint="default"/>
@@ -5239,7 +5201,7 @@
     </w:p>
     <w:p>
       <w:pPr>
-        <w:pStyle w:val="29"/>
+        <w:pStyle w:val="a1"/>
         <w:keepNext w:val="0"/>
         <w:keepLines w:val="0"/>
         <w:pageBreakBefore w:val="0"/>
@@ -5256,7 +5218,7 @@
         <w:bidi w:val="0"/>
         <w:adjustRightInd w:val="0"/>
         <w:snapToGrid w:val="0"/>
-        <w:ind w:left="425" w:leftChars="0" w:hanging="425" w:firstLineChars="0"/>
+        <w:ind w:left="425" w:hanging="425" w:leftChars="0" w:firstLineChars="0"/>
         <w:textAlignment w:val="baseline"/>
         <w:rPr>
           <w:rFonts w:hint="default"/>
@@ -5273,7 +5235,7 @@
     </w:p>
     <w:p>
       <w:pPr>
-        <w:pStyle w:val="29"/>
+        <w:pStyle w:val="a1"/>
         <w:keepNext w:val="0"/>
         <w:keepLines w:val="0"/>
         <w:pageBreakBefore w:val="0"/>
@@ -5290,7 +5252,7 @@
         <w:bidi w:val="0"/>
         <w:adjustRightInd w:val="0"/>
         <w:snapToGrid w:val="0"/>
-        <w:ind w:left="425" w:leftChars="0" w:hanging="425" w:firstLineChars="0"/>
+        <w:ind w:left="425" w:hanging="425" w:leftChars="0" w:firstLineChars="0"/>
         <w:textAlignment w:val="baseline"/>
         <w:rPr>
           <w:rFonts w:hint="default"/>
@@ -5307,7 +5269,7 @@
     </w:p>
     <w:p>
       <w:pPr>
-        <w:pStyle w:val="29"/>
+        <w:pStyle w:val="a1"/>
         <w:keepNext w:val="0"/>
         <w:keepLines w:val="0"/>
         <w:pageBreakBefore w:val="0"/>
@@ -5324,7 +5286,7 @@
         <w:bidi w:val="0"/>
         <w:adjustRightInd w:val="0"/>
         <w:snapToGrid w:val="0"/>
-        <w:ind w:left="425" w:leftChars="0" w:hanging="425" w:firstLineChars="0"/>
+        <w:ind w:left="425" w:hanging="425" w:leftChars="0" w:firstLineChars="0"/>
         <w:textAlignment w:val="baseline"/>
         <w:rPr>
           <w:rFonts w:hint="default"/>
@@ -5341,7 +5303,7 @@
     </w:p>
     <w:p>
       <w:pPr>
-        <w:pStyle w:val="29"/>
+        <w:pStyle w:val="a1"/>
         <w:keepNext w:val="0"/>
         <w:keepLines w:val="0"/>
         <w:pageBreakBefore w:val="0"/>
@@ -5358,7 +5320,7 @@
         <w:bidi w:val="0"/>
         <w:adjustRightInd w:val="0"/>
         <w:snapToGrid w:val="0"/>
-        <w:ind w:left="425" w:leftChars="0" w:hanging="425" w:firstLineChars="0"/>
+        <w:ind w:left="425" w:hanging="425" w:leftChars="0" w:firstLineChars="0"/>
         <w:textAlignment w:val="baseline"/>
         <w:rPr>
           <w:rFonts w:hint="default"/>
@@ -5375,7 +5337,7 @@
     </w:p>
     <w:p>
       <w:pPr>
-        <w:pStyle w:val="28"/>
+        <w:pStyle w:val="1"/>
         <w:keepNext w:val="0"/>
         <w:keepLines w:val="0"/>
         <w:pageBreakBefore w:val="0"/>
@@ -5395,7 +5357,7 @@
           <w:lang w:val="en-US" w:eastAsia="zh-CN"/>
         </w:rPr>
       </w:pPr>
-      <w:bookmarkStart w:id="15" w:name="_Toc15060"/>
+      <w:bookmarkStart w:id="16" w:name="_Toc15060"/>
       <w:r>
         <w:rPr>
           <w:rFonts w:hint="eastAsia"/>
@@ -5403,23 +5365,22 @@
         </w:rPr>
         <w:t>考核指标</w:t>
       </w:r>
-      <w:bookmarkEnd w:id="15"/>
+      <w:bookmarkEnd w:id="16"/>
     </w:p>
     <w:tbl>
       <w:tblPr>
-        <w:tblStyle w:val="20"/>
+        <w:tblStyle w:val="TableNormal"/>
         <w:tblW w:w="7675" w:type="dxa"/>
         <w:tblInd w:w="96" w:type="dxa"/>
         <w:tblBorders>
-          <w:top w:val="none" w:color="auto" w:sz="0" w:space="0"/>
-          <w:left w:val="none" w:color="auto" w:sz="0" w:space="0"/>
-          <w:bottom w:val="none" w:color="auto" w:sz="0" w:space="0"/>
-          <w:right w:val="none" w:color="auto" w:sz="0" w:space="0"/>
-          <w:insideH w:val="none" w:color="auto" w:sz="0" w:space="0"/>
-          <w:insideV w:val="none" w:color="auto" w:sz="0" w:space="0"/>
+          <w:top w:val="nil"/>
+          <w:left w:val="nil"/>
+          <w:bottom w:val="nil"/>
+          <w:right w:val="nil"/>
+          <w:insideH w:val="nil"/>
+          <w:insideV w:val="nil"/>
         </w:tblBorders>
         <w:shd w:val="clear" w:color="auto" w:fill="auto"/>
-        <w:tblLayout w:type="autofit"/>
         <w:tblCellMar>
           <w:top w:w="0" w:type="dxa"/>
           <w:left w:w="108" w:type="dxa"/>
@@ -5435,13 +5396,15 @@
       </w:tblGrid>
       <w:tr>
         <w:tblPrEx>
+          <w:tblW w:w="7675" w:type="dxa"/>
+          <w:tblInd w:w="96" w:type="dxa"/>
           <w:tblBorders>
-            <w:top w:val="none" w:color="auto" w:sz="0" w:space="0"/>
-            <w:left w:val="none" w:color="auto" w:sz="0" w:space="0"/>
-            <w:bottom w:val="none" w:color="auto" w:sz="0" w:space="0"/>
-            <w:right w:val="none" w:color="auto" w:sz="0" w:space="0"/>
-            <w:insideH w:val="none" w:color="auto" w:sz="0" w:space="0"/>
-            <w:insideV w:val="none" w:color="auto" w:sz="0" w:space="0"/>
+            <w:top w:val="nil"/>
+            <w:left w:val="nil"/>
+            <w:bottom w:val="nil"/>
+            <w:right w:val="nil"/>
+            <w:insideH w:val="nil"/>
+            <w:insideV w:val="nil"/>
           </w:tblBorders>
           <w:shd w:val="clear" w:color="auto" w:fill="auto"/>
           <w:tblCellMar>
@@ -5452,16 +5415,16 @@
           </w:tblCellMar>
         </w:tblPrEx>
         <w:trPr>
-          <w:trHeight w:val="493" w:hRule="atLeast"/>
+          <w:trHeight w:val="493"/>
         </w:trPr>
         <w:tc>
           <w:tcPr>
             <w:tcW w:w="2227" w:type="dxa"/>
             <w:tcBorders>
-              <w:top w:val="single" w:color="000000" w:sz="4" w:space="0"/>
-              <w:left w:val="single" w:color="000000" w:sz="4" w:space="0"/>
-              <w:bottom w:val="single" w:color="000000" w:sz="4" w:space="0"/>
-              <w:right w:val="single" w:color="000000" w:sz="4" w:space="0"/>
+              <w:top w:val="single" w:sz="4" w:space="0" w:color="000000"/>
+              <w:left w:val="single" w:sz="4" w:space="0" w:color="000000"/>
+              <w:bottom w:val="single" w:sz="4" w:space="0" w:color="000000"/>
+              <w:right w:val="single" w:sz="4" w:space="0" w:color="000000"/>
             </w:tcBorders>
             <w:shd w:val="clear" w:color="auto" w:fill="C0C0C0"/>
             <w:vAlign w:val="center"/>
@@ -5475,7 +5438,7 @@
               <w:jc w:val="center"/>
               <w:textAlignment w:val="center"/>
               <w:rPr>
-                <w:rFonts w:hint="default" w:ascii="楷体_GB2312" w:hAnsi="宋体" w:eastAsia="楷体_GB2312" w:cs="楷体_GB2312"/>
+                <w:rFonts w:ascii="楷体_GB2312" w:eastAsia="楷体_GB2312" w:hAnsi="宋体" w:cs="楷体_GB2312" w:hint="default"/>
                 <w:b/>
                 <w:bCs/>
                 <w:i w:val="0"/>
@@ -5488,7 +5451,7 @@
             </w:pPr>
             <w:r>
               <w:rPr>
-                <w:rFonts w:hint="default" w:ascii="楷体_GB2312" w:hAnsi="宋体" w:eastAsia="楷体_GB2312" w:cs="楷体_GB2312"/>
+                <w:rFonts w:ascii="楷体_GB2312" w:eastAsia="楷体_GB2312" w:hAnsi="宋体" w:cs="楷体_GB2312" w:hint="default"/>
                 <w:b/>
                 <w:bCs/>
                 <w:i w:val="0"/>
@@ -5499,7 +5462,7 @@
                 <w:sz w:val="22"/>
                 <w:szCs w:val="22"/>
                 <w:u w:val="none"/>
-                <w:lang w:val="en-US" w:eastAsia="zh-CN" w:bidi="ar"/>
+                <w:lang w:val="en-US" w:eastAsia="zh-CN"/>
               </w:rPr>
               <w:t>KPI</w:t>
             </w:r>
@@ -5509,10 +5472,10 @@
           <w:tcPr>
             <w:tcW w:w="1092" w:type="dxa"/>
             <w:tcBorders>
-              <w:top w:val="single" w:color="000000" w:sz="4" w:space="0"/>
-              <w:left w:val="single" w:color="000000" w:sz="4" w:space="0"/>
-              <w:bottom w:val="single" w:color="000000" w:sz="4" w:space="0"/>
-              <w:right w:val="single" w:color="000000" w:sz="4" w:space="0"/>
+              <w:top w:val="single" w:sz="4" w:space="0" w:color="000000"/>
+              <w:left w:val="single" w:sz="4" w:space="0" w:color="000000"/>
+              <w:bottom w:val="single" w:sz="4" w:space="0" w:color="000000"/>
+              <w:right w:val="single" w:sz="4" w:space="0" w:color="000000"/>
             </w:tcBorders>
             <w:shd w:val="clear" w:color="auto" w:fill="C0C0C0"/>
             <w:vAlign w:val="center"/>
@@ -5526,7 +5489,7 @@
               <w:jc w:val="center"/>
               <w:textAlignment w:val="center"/>
               <w:rPr>
-                <w:rFonts w:hint="default" w:ascii="楷体_GB2312" w:hAnsi="宋体" w:eastAsia="楷体_GB2312" w:cs="楷体_GB2312"/>
+                <w:rFonts w:ascii="楷体_GB2312" w:eastAsia="楷体_GB2312" w:hAnsi="宋体" w:cs="楷体_GB2312" w:hint="default"/>
                 <w:b/>
                 <w:bCs/>
                 <w:i w:val="0"/>
@@ -5539,7 +5502,7 @@
             </w:pPr>
             <w:r>
               <w:rPr>
-                <w:rFonts w:hint="default" w:ascii="楷体_GB2312" w:hAnsi="宋体" w:eastAsia="楷体_GB2312" w:cs="楷体_GB2312"/>
+                <w:rFonts w:ascii="楷体_GB2312" w:eastAsia="楷体_GB2312" w:hAnsi="宋体" w:cs="楷体_GB2312" w:hint="default"/>
                 <w:b/>
                 <w:bCs/>
                 <w:i w:val="0"/>
@@ -5550,7 +5513,7 @@
                 <w:sz w:val="22"/>
                 <w:szCs w:val="22"/>
                 <w:u w:val="none"/>
-                <w:lang w:val="en-US" w:eastAsia="zh-CN" w:bidi="ar"/>
+                <w:lang w:val="en-US" w:eastAsia="zh-CN"/>
               </w:rPr>
               <w:t>目标值</w:t>
             </w:r>
@@ -5560,10 +5523,10 @@
           <w:tcPr>
             <w:tcW w:w="3300" w:type="dxa"/>
             <w:tcBorders>
-              <w:top w:val="single" w:color="000000" w:sz="4" w:space="0"/>
-              <w:left w:val="single" w:color="000000" w:sz="4" w:space="0"/>
-              <w:bottom w:val="single" w:color="000000" w:sz="4" w:space="0"/>
-              <w:right w:val="single" w:color="000000" w:sz="4" w:space="0"/>
+              <w:top w:val="single" w:sz="4" w:space="0" w:color="000000"/>
+              <w:left w:val="single" w:sz="4" w:space="0" w:color="000000"/>
+              <w:bottom w:val="single" w:sz="4" w:space="0" w:color="000000"/>
+              <w:right w:val="single" w:sz="4" w:space="0" w:color="000000"/>
             </w:tcBorders>
             <w:shd w:val="clear" w:color="auto" w:fill="C0C0C0"/>
             <w:vAlign w:val="center"/>
@@ -5577,7 +5540,7 @@
               <w:jc w:val="center"/>
               <w:textAlignment w:val="center"/>
               <w:rPr>
-                <w:rFonts w:hint="default" w:ascii="楷体_GB2312" w:hAnsi="宋体" w:eastAsia="楷体_GB2312" w:cs="楷体_GB2312"/>
+                <w:rFonts w:ascii="楷体_GB2312" w:eastAsia="楷体_GB2312" w:hAnsi="宋体" w:cs="楷体_GB2312" w:hint="default"/>
                 <w:b/>
                 <w:bCs/>
                 <w:i w:val="0"/>
@@ -5590,7 +5553,7 @@
             </w:pPr>
             <w:r>
               <w:rPr>
-                <w:rFonts w:hint="default" w:ascii="楷体_GB2312" w:hAnsi="宋体" w:eastAsia="楷体_GB2312" w:cs="楷体_GB2312"/>
+                <w:rFonts w:ascii="楷体_GB2312" w:eastAsia="楷体_GB2312" w:hAnsi="宋体" w:cs="楷体_GB2312" w:hint="default"/>
                 <w:b/>
                 <w:bCs/>
                 <w:i w:val="0"/>
@@ -5601,7 +5564,7 @@
                 <w:sz w:val="22"/>
                 <w:szCs w:val="22"/>
                 <w:u w:val="none"/>
-                <w:lang w:val="en-US" w:eastAsia="zh-CN" w:bidi="ar"/>
+                <w:lang w:val="en-US" w:eastAsia="zh-CN"/>
               </w:rPr>
               <w:t>计算公式/方法</w:t>
             </w:r>
@@ -5611,10 +5574,10 @@
           <w:tcPr>
             <w:tcW w:w="1056" w:type="dxa"/>
             <w:tcBorders>
-              <w:top w:val="single" w:color="000000" w:sz="4" w:space="0"/>
-              <w:left w:val="single" w:color="000000" w:sz="4" w:space="0"/>
-              <w:bottom w:val="single" w:color="000000" w:sz="4" w:space="0"/>
-              <w:right w:val="single" w:color="000000" w:sz="4" w:space="0"/>
+              <w:top w:val="single" w:sz="4" w:space="0" w:color="000000"/>
+              <w:left w:val="single" w:sz="4" w:space="0" w:color="000000"/>
+              <w:bottom w:val="single" w:sz="4" w:space="0" w:color="000000"/>
+              <w:right w:val="single" w:sz="4" w:space="0" w:color="000000"/>
             </w:tcBorders>
             <w:shd w:val="clear" w:color="auto" w:fill="C0C0C0"/>
             <w:vAlign w:val="center"/>
@@ -5628,7 +5591,7 @@
               <w:jc w:val="center"/>
               <w:textAlignment w:val="center"/>
               <w:rPr>
-                <w:rFonts w:hint="default" w:ascii="楷体_GB2312" w:hAnsi="宋体" w:eastAsia="楷体_GB2312" w:cs="楷体_GB2312"/>
+                <w:rFonts w:ascii="楷体_GB2312" w:eastAsia="楷体_GB2312" w:hAnsi="宋体" w:cs="楷体_GB2312" w:hint="default"/>
                 <w:b/>
                 <w:bCs/>
                 <w:i w:val="0"/>
@@ -5641,7 +5604,7 @@
             </w:pPr>
             <w:r>
               <w:rPr>
-                <w:rFonts w:hint="default" w:ascii="楷体_GB2312" w:hAnsi="宋体" w:eastAsia="楷体_GB2312" w:cs="楷体_GB2312"/>
+                <w:rFonts w:ascii="楷体_GB2312" w:eastAsia="楷体_GB2312" w:hAnsi="宋体" w:cs="楷体_GB2312" w:hint="default"/>
                 <w:b/>
                 <w:bCs/>
                 <w:i w:val="0"/>
@@ -5652,7 +5615,7 @@
                 <w:sz w:val="22"/>
                 <w:szCs w:val="22"/>
                 <w:u w:val="none"/>
-                <w:lang w:val="en-US" w:eastAsia="zh-CN" w:bidi="ar"/>
+                <w:lang w:val="en-US" w:eastAsia="zh-CN"/>
               </w:rPr>
               <w:t>频度</w:t>
             </w:r>
@@ -5661,14 +5624,8 @@
       </w:tr>
       <w:tr>
         <w:tblPrEx>
-          <w:tblBorders>
-            <w:top w:val="none" w:color="auto" w:sz="0" w:space="0"/>
-            <w:left w:val="none" w:color="auto" w:sz="0" w:space="0"/>
-            <w:bottom w:val="none" w:color="auto" w:sz="0" w:space="0"/>
-            <w:right w:val="none" w:color="auto" w:sz="0" w:space="0"/>
-            <w:insideH w:val="none" w:color="auto" w:sz="0" w:space="0"/>
-            <w:insideV w:val="none" w:color="auto" w:sz="0" w:space="0"/>
-          </w:tblBorders>
+          <w:tblW w:w="7675" w:type="dxa"/>
+          <w:tblInd w:w="96" w:type="dxa"/>
           <w:shd w:val="clear" w:color="auto" w:fill="auto"/>
           <w:tblCellMar>
             <w:top w:w="0" w:type="dxa"/>
@@ -5678,16 +5635,16 @@
           </w:tblCellMar>
         </w:tblPrEx>
         <w:trPr>
-          <w:trHeight w:val="493" w:hRule="atLeast"/>
+          <w:trHeight w:val="493"/>
         </w:trPr>
         <w:tc>
           <w:tcPr>
             <w:tcW w:w="2227" w:type="dxa"/>
             <w:tcBorders>
-              <w:top w:val="single" w:color="000000" w:sz="4" w:space="0"/>
-              <w:left w:val="single" w:color="000000" w:sz="4" w:space="0"/>
-              <w:bottom w:val="single" w:color="000000" w:sz="4" w:space="0"/>
-              <w:right w:val="single" w:color="000000" w:sz="4" w:space="0"/>
+              <w:top w:val="single" w:sz="4" w:space="0" w:color="000000"/>
+              <w:left w:val="single" w:sz="4" w:space="0" w:color="000000"/>
+              <w:bottom w:val="single" w:sz="4" w:space="0" w:color="000000"/>
+              <w:right w:val="single" w:sz="4" w:space="0" w:color="000000"/>
             </w:tcBorders>
             <w:shd w:val="clear" w:color="auto" w:fill="auto"/>
             <w:vAlign w:val="center"/>
@@ -5701,7 +5658,7 @@
               <w:jc w:val="left"/>
               <w:textAlignment w:val="center"/>
               <w:rPr>
-                <w:rFonts w:hint="default" w:ascii="楷体_GB2312" w:hAnsi="宋体" w:eastAsia="楷体_GB2312" w:cs="楷体_GB2312"/>
+                <w:rFonts w:ascii="楷体_GB2312" w:eastAsia="楷体_GB2312" w:hAnsi="宋体" w:cs="楷体_GB2312" w:hint="default"/>
                 <w:b/>
                 <w:bCs/>
                 <w:i w:val="0"/>
@@ -5712,12 +5669,12 @@
                 <w:sz w:val="22"/>
                 <w:szCs w:val="22"/>
                 <w:u w:val="none"/>
-                <w:lang w:val="en-US" w:eastAsia="zh-CN" w:bidi="ar"/>
+                <w:lang w:val="en-US" w:eastAsia="zh-CN"/>
               </w:rPr>
             </w:pPr>
             <w:r>
               <w:rPr>
-                <w:rFonts w:hint="eastAsia" w:ascii="宋体" w:hAnsi="宋体" w:eastAsia="宋体" w:cs="宋体"/>
+                <w:rFonts w:ascii="宋体" w:eastAsia="宋体" w:hAnsi="宋体" w:cs="宋体" w:hint="eastAsia"/>
                 <w:i w:val="0"/>
                 <w:iCs w:val="0"/>
                 <w:snapToGrid w:val="0"/>
@@ -5726,7 +5683,7 @@
                 <w:sz w:val="21"/>
                 <w:szCs w:val="21"/>
                 <w:u w:val="none"/>
-                <w:lang w:val="en-US" w:eastAsia="zh-CN" w:bidi="ar"/>
+                <w:lang w:val="en-US" w:eastAsia="zh-CN"/>
               </w:rPr>
               <w:t>服务报告交付及时率</w:t>
             </w:r>
@@ -5736,10 +5693,10 @@
           <w:tcPr>
             <w:tcW w:w="1092" w:type="dxa"/>
             <w:tcBorders>
-              <w:top w:val="single" w:color="000000" w:sz="4" w:space="0"/>
-              <w:left w:val="single" w:color="000000" w:sz="4" w:space="0"/>
-              <w:bottom w:val="single" w:color="000000" w:sz="4" w:space="0"/>
-              <w:right w:val="single" w:color="000000" w:sz="4" w:space="0"/>
+              <w:top w:val="single" w:sz="4" w:space="0" w:color="000000"/>
+              <w:left w:val="single" w:sz="4" w:space="0" w:color="000000"/>
+              <w:bottom w:val="single" w:sz="4" w:space="0" w:color="000000"/>
+              <w:right w:val="single" w:sz="4" w:space="0" w:color="000000"/>
             </w:tcBorders>
             <w:shd w:val="clear" w:color="auto" w:fill="auto"/>
             <w:vAlign w:val="center"/>
@@ -5753,7 +5710,7 @@
               <w:jc w:val="left"/>
               <w:textAlignment w:val="center"/>
               <w:rPr>
-                <w:rFonts w:hint="default" w:ascii="楷体_GB2312" w:hAnsi="宋体" w:eastAsia="楷体_GB2312" w:cs="楷体_GB2312"/>
+                <w:rFonts w:ascii="楷体_GB2312" w:eastAsia="楷体_GB2312" w:hAnsi="宋体" w:cs="楷体_GB2312" w:hint="default"/>
                 <w:b/>
                 <w:bCs/>
                 <w:i w:val="0"/>
@@ -5764,12 +5721,12 @@
                 <w:sz w:val="22"/>
                 <w:szCs w:val="22"/>
                 <w:u w:val="none"/>
-                <w:lang w:val="en-US" w:eastAsia="zh-CN" w:bidi="ar"/>
+                <w:lang w:val="en-US" w:eastAsia="zh-CN"/>
               </w:rPr>
             </w:pPr>
             <w:r>
               <w:rPr>
-                <w:rFonts w:hint="eastAsia" w:ascii="宋体" w:hAnsi="宋体" w:eastAsia="宋体" w:cs="宋体"/>
+                <w:rFonts w:ascii="宋体" w:eastAsia="宋体" w:hAnsi="宋体" w:cs="宋体" w:hint="eastAsia"/>
                 <w:i w:val="0"/>
                 <w:iCs w:val="0"/>
                 <w:snapToGrid w:val="0"/>
@@ -5778,7 +5735,7 @@
                 <w:sz w:val="21"/>
                 <w:szCs w:val="21"/>
                 <w:u w:val="none"/>
-                <w:lang w:val="en-US" w:eastAsia="zh-CN" w:bidi="ar"/>
+                <w:lang w:val="en-US" w:eastAsia="zh-CN"/>
               </w:rPr>
               <w:t>≥90%</w:t>
             </w:r>
@@ -5788,10 +5745,10 @@
           <w:tcPr>
             <w:tcW w:w="3300" w:type="dxa"/>
             <w:tcBorders>
-              <w:top w:val="single" w:color="000000" w:sz="4" w:space="0"/>
-              <w:left w:val="single" w:color="000000" w:sz="4" w:space="0"/>
-              <w:bottom w:val="single" w:color="000000" w:sz="4" w:space="0"/>
-              <w:right w:val="single" w:color="000000" w:sz="4" w:space="0"/>
+              <w:top w:val="single" w:sz="4" w:space="0" w:color="000000"/>
+              <w:left w:val="single" w:sz="4" w:space="0" w:color="000000"/>
+              <w:bottom w:val="single" w:sz="4" w:space="0" w:color="000000"/>
+              <w:right w:val="single" w:sz="4" w:space="0" w:color="000000"/>
             </w:tcBorders>
             <w:shd w:val="clear" w:color="auto" w:fill="auto"/>
             <w:vAlign w:val="center"/>
@@ -5805,7 +5762,7 @@
               <w:jc w:val="left"/>
               <w:textAlignment w:val="center"/>
               <w:rPr>
-                <w:rFonts w:hint="default" w:ascii="楷体_GB2312" w:hAnsi="宋体" w:eastAsia="楷体_GB2312" w:cs="楷体_GB2312"/>
+                <w:rFonts w:ascii="楷体_GB2312" w:eastAsia="楷体_GB2312" w:hAnsi="宋体" w:cs="楷体_GB2312" w:hint="default"/>
                 <w:b/>
                 <w:bCs/>
                 <w:i w:val="0"/>
@@ -5816,12 +5773,12 @@
                 <w:sz w:val="22"/>
                 <w:szCs w:val="22"/>
                 <w:u w:val="none"/>
-                <w:lang w:val="en-US" w:eastAsia="zh-CN" w:bidi="ar"/>
+                <w:lang w:val="en-US" w:eastAsia="zh-CN"/>
               </w:rPr>
             </w:pPr>
             <w:r>
               <w:rPr>
-                <w:rFonts w:hint="eastAsia" w:ascii="宋体" w:hAnsi="宋体" w:eastAsia="宋体" w:cs="宋体"/>
+                <w:rFonts w:ascii="宋体" w:eastAsia="宋体" w:hAnsi="宋体" w:cs="宋体" w:hint="eastAsia"/>
                 <w:i w:val="0"/>
                 <w:iCs w:val="0"/>
                 <w:snapToGrid w:val="0"/>
@@ -5830,7 +5787,7 @@
                 <w:sz w:val="21"/>
                 <w:szCs w:val="21"/>
                 <w:u w:val="none"/>
-                <w:lang w:val="en-US" w:eastAsia="zh-CN" w:bidi="ar"/>
+                <w:lang w:val="en-US" w:eastAsia="zh-CN"/>
               </w:rPr>
               <w:t>（服务报告按时提交的数量/服务报告总数量）*100%</w:t>
             </w:r>
@@ -5840,10 +5797,10 @@
           <w:tcPr>
             <w:tcW w:w="1056" w:type="dxa"/>
             <w:tcBorders>
-              <w:top w:val="single" w:color="000000" w:sz="4" w:space="0"/>
-              <w:left w:val="single" w:color="000000" w:sz="4" w:space="0"/>
-              <w:bottom w:val="single" w:color="000000" w:sz="4" w:space="0"/>
-              <w:right w:val="single" w:color="000000" w:sz="4" w:space="0"/>
+              <w:top w:val="single" w:sz="4" w:space="0" w:color="000000"/>
+              <w:left w:val="single" w:sz="4" w:space="0" w:color="000000"/>
+              <w:bottom w:val="single" w:sz="4" w:space="0" w:color="000000"/>
+              <w:right w:val="single" w:sz="4" w:space="0" w:color="000000"/>
             </w:tcBorders>
             <w:shd w:val="clear" w:color="auto" w:fill="auto"/>
             <w:vAlign w:val="center"/>
@@ -5857,7 +5814,7 @@
               <w:jc w:val="left"/>
               <w:textAlignment w:val="center"/>
               <w:rPr>
-                <w:rFonts w:hint="default" w:ascii="楷体_GB2312" w:hAnsi="宋体" w:eastAsia="楷体_GB2312" w:cs="楷体_GB2312"/>
+                <w:rFonts w:ascii="楷体_GB2312" w:eastAsia="楷体_GB2312" w:hAnsi="宋体" w:cs="楷体_GB2312" w:hint="default"/>
                 <w:b/>
                 <w:bCs/>
                 <w:i w:val="0"/>
@@ -5868,12 +5825,12 @@
                 <w:sz w:val="22"/>
                 <w:szCs w:val="22"/>
                 <w:u w:val="none"/>
-                <w:lang w:val="en-US" w:eastAsia="zh-CN" w:bidi="ar"/>
+                <w:lang w:val="en-US" w:eastAsia="zh-CN"/>
               </w:rPr>
             </w:pPr>
             <w:r>
               <w:rPr>
-                <w:rFonts w:hint="eastAsia" w:ascii="宋体" w:hAnsi="宋体" w:eastAsia="宋体" w:cs="宋体"/>
+                <w:rFonts w:ascii="宋体" w:eastAsia="宋体" w:hAnsi="宋体" w:cs="宋体" w:hint="eastAsia"/>
                 <w:i w:val="0"/>
                 <w:iCs w:val="0"/>
                 <w:snapToGrid w:val="0"/>
@@ -5882,7 +5839,7 @@
                 <w:sz w:val="21"/>
                 <w:szCs w:val="21"/>
                 <w:u w:val="none"/>
-                <w:lang w:val="en-US" w:eastAsia="zh-CN" w:bidi="ar"/>
+                <w:lang w:val="en-US" w:eastAsia="zh-CN"/>
               </w:rPr>
               <w:t>季度</w:t>
             </w:r>
@@ -5892,14 +5849,14 @@
     </w:tbl>
     <w:p>
       <w:pPr>
-        <w:pStyle w:val="28"/>
+        <w:pStyle w:val="1"/>
         <w:bidi w:val="0"/>
         <w:rPr>
           <w:rFonts w:hint="default"/>
           <w:lang w:val="en-US" w:eastAsia="zh-CN"/>
         </w:rPr>
       </w:pPr>
-      <w:bookmarkStart w:id="16" w:name="_Toc25211"/>
+      <w:bookmarkStart w:id="17" w:name="_Toc25211"/>
       <w:r>
         <w:rPr>
           <w:rFonts w:hint="default"/>
@@ -5907,11 +5864,11 @@
         </w:rPr>
         <w:t>附则</w:t>
       </w:r>
-      <w:bookmarkEnd w:id="16"/>
+      <w:bookmarkEnd w:id="17"/>
     </w:p>
     <w:p>
       <w:pPr>
-        <w:pStyle w:val="29"/>
+        <w:pStyle w:val="a1"/>
         <w:keepNext w:val="0"/>
         <w:keepLines w:val="0"/>
         <w:pageBreakBefore w:val="0"/>
@@ -5940,7 +5897,7 @@
     </w:p>
     <w:p>
       <w:pPr>
-        <w:pStyle w:val="29"/>
+        <w:pStyle w:val="a1"/>
         <w:keepNext w:val="0"/>
         <w:keepLines w:val="0"/>
         <w:pageBreakBefore w:val="0"/>
@@ -5969,7 +5926,7 @@
     </w:p>
     <w:p>
       <w:pPr>
-        <w:pStyle w:val="29"/>
+        <w:pStyle w:val="a1"/>
         <w:keepNext w:val="0"/>
         <w:keepLines w:val="0"/>
         <w:pageBreakBefore w:val="0"/>
@@ -5998,7 +5955,7 @@
     </w:p>
     <w:p>
       <w:pPr>
-        <w:pStyle w:val="29"/>
+        <w:pStyle w:val="a1"/>
         <w:keepNext w:val="0"/>
         <w:keepLines w:val="0"/>
         <w:pageBreakBefore w:val="0"/>
@@ -6019,73 +5976,23 @@
       </w:pPr>
     </w:p>
     <w:sectPr>
-      <w:headerReference r:id="rId5" w:type="default"/>
+      <w:headerReference w:type="default" r:id="rId7"/>
       <w:pgSz w:w="11906" w:h="16838"/>
       <w:pgMar w:top="1417" w:right="1800" w:bottom="1440" w:left="1800" w:header="1140" w:footer="992" w:gutter="0"/>
-      <w:cols w:space="425" w:num="1"/>
+      <w:cols w:num="1" w:space="425"/>
       <w:docGrid w:type="lines" w:linePitch="312" w:charSpace="0"/>
     </w:sectPr>
   </w:body>
 </w:document>
 </file>
 
-<file path=word/endnotes.xml><?xml version="1.0" encoding="utf-8"?>
-<w:endnotes xmlns:wpc="http://schemas.microsoft.com/office/word/2010/wordprocessingCanvas" xmlns:mc="http://schemas.openxmlformats.org/markup-compatibility/2006" xmlns:o="urn:schemas-microsoft-com:office:office" xmlns:r="http://schemas.openxmlformats.org/officeDocument/2006/relationships" xmlns:m="http://schemas.openxmlformats.org/officeDocument/2006/math" xmlns:v="urn:schemas-microsoft-com:vml" xmlns:wp14="http://schemas.microsoft.com/office/word/2010/wordprocessingDrawing" xmlns:wp="http://schemas.openxmlformats.org/drawingml/2006/wordprocessingDrawing" xmlns:w="http://schemas.openxmlformats.org/wordprocessingml/2006/main" xmlns:w14="http://schemas.microsoft.com/office/word/2010/wordml" xmlns:w15="http://schemas.microsoft.com/office/word/2012/wordml" xmlns:w10="urn:schemas-microsoft-com:office:word" xmlns:wpg="http://schemas.microsoft.com/office/word/2010/wordprocessingGroup" xmlns:wpi="http://schemas.microsoft.com/office/word/2010/wordprocessingInk" xmlns:wne="http://schemas.microsoft.com/office/word/2006/wordml" xmlns:wps="http://schemas.microsoft.com/office/word/2010/wordprocessingShape" xmlns:wpsCustomData="http://www.wps.cn/officeDocument/2013/wpsCustomData" mc:Ignorable="w14 w15 wp14">
-  <w:endnote w:type="separator" w:id="0">
-    <w:p>
-      <w:pPr>
-        <w:spacing w:line="240" w:lineRule="auto"/>
-      </w:pPr>
-      <w:r>
-        <w:separator/>
-      </w:r>
-    </w:p>
-  </w:endnote>
-  <w:endnote w:type="continuationSeparator" w:id="1">
-    <w:p>
-      <w:pPr>
-        <w:spacing w:line="240" w:lineRule="auto"/>
-      </w:pPr>
-      <w:r>
-        <w:continuationSeparator/>
-      </w:r>
-    </w:p>
-  </w:endnote>
-</w:endnotes>
-</file>
-
-<file path=word/footnotes.xml><?xml version="1.0" encoding="utf-8"?>
-<w:footnotes xmlns:wpc="http://schemas.microsoft.com/office/word/2010/wordprocessingCanvas" xmlns:mc="http://schemas.openxmlformats.org/markup-compatibility/2006" xmlns:o="urn:schemas-microsoft-com:office:office" xmlns:r="http://schemas.openxmlformats.org/officeDocument/2006/relationships" xmlns:m="http://schemas.openxmlformats.org/officeDocument/2006/math" xmlns:v="urn:schemas-microsoft-com:vml" xmlns:wp14="http://schemas.microsoft.com/office/word/2010/wordprocessingDrawing" xmlns:wp="http://schemas.openxmlformats.org/drawingml/2006/wordprocessingDrawing" xmlns:w="http://schemas.openxmlformats.org/wordprocessingml/2006/main" xmlns:w14="http://schemas.microsoft.com/office/word/2010/wordml" xmlns:w15="http://schemas.microsoft.com/office/word/2012/wordml" xmlns:w10="urn:schemas-microsoft-com:office:word" xmlns:wpg="http://schemas.microsoft.com/office/word/2010/wordprocessingGroup" xmlns:wpi="http://schemas.microsoft.com/office/word/2010/wordprocessingInk" xmlns:wne="http://schemas.microsoft.com/office/word/2006/wordml" xmlns:wps="http://schemas.microsoft.com/office/word/2010/wordprocessingShape" xmlns:wpsCustomData="http://www.wps.cn/officeDocument/2013/wpsCustomData" mc:Ignorable="w14 w15 wp14">
-  <w:footnote w:type="separator" w:id="0">
-    <w:p>
-      <w:pPr>
-        <w:spacing w:line="360" w:lineRule="auto"/>
-      </w:pPr>
-      <w:r>
-        <w:separator/>
-      </w:r>
-    </w:p>
-  </w:footnote>
-  <w:footnote w:type="continuationSeparator" w:id="1">
-    <w:p>
-      <w:pPr>
-        <w:spacing w:line="360" w:lineRule="auto"/>
-      </w:pPr>
-      <w:r>
-        <w:continuationSeparator/>
-      </w:r>
-    </w:p>
-  </w:footnote>
-</w:footnotes>
-</file>
-
 <file path=word/header1.xml><?xml version="1.0" encoding="utf-8"?>
-<w:hdr xmlns:wpc="http://schemas.microsoft.com/office/word/2010/wordprocessingCanvas" xmlns:mc="http://schemas.openxmlformats.org/markup-compatibility/2006" xmlns:o="urn:schemas-microsoft-com:office:office" xmlns:r="http://schemas.openxmlformats.org/officeDocument/2006/relationships" xmlns:m="http://schemas.openxmlformats.org/officeDocument/2006/math" xmlns:v="urn:schemas-microsoft-com:vml" xmlns:wp14="http://schemas.microsoft.com/office/word/2010/wordprocessingDrawing" xmlns:wp="http://schemas.openxmlformats.org/drawingml/2006/wordprocessingDrawing" xmlns:w10="urn:schemas-microsoft-com:office:word" xmlns:w="http://schemas.openxmlformats.org/wordprocessingml/2006/main" xmlns:w14="http://schemas.microsoft.com/office/word/2010/wordml" xmlns:w15="http://schemas.microsoft.com/office/word/2012/wordml" xmlns:wpg="http://schemas.microsoft.com/office/word/2010/wordprocessingGroup" xmlns:wpi="http://schemas.microsoft.com/office/word/2010/wordprocessingInk" xmlns:wne="http://schemas.microsoft.com/office/word/2006/wordml" xmlns:wps="http://schemas.microsoft.com/office/word/2010/wordprocessingShape" xmlns:wpsCustomData="http://www.wps.cn/officeDocument/2013/wpsCustomData" mc:Ignorable="w14 w15 wp14">
+<w:hdr xmlns:wpc="http://schemas.microsoft.com/office/word/2010/wordprocessingCanvas" xmlns:mc="http://schemas.openxmlformats.org/markup-compatibility/2006" xmlns:o="urn:schemas-microsoft-com:office:office" xmlns:r="http://schemas.openxmlformats.org/officeDocument/2006/relationships" xmlns:m="http://schemas.openxmlformats.org/officeDocument/2006/math" xmlns:v="urn:schemas-microsoft-com:vml" xmlns:wp14="http://schemas.microsoft.com/office/word/2010/wordprocessingDrawing" xmlns:wp="http://schemas.openxmlformats.org/drawingml/2006/wordprocessingDrawing" xmlns:w10="urn:schemas-microsoft-com:office:word" xmlns:w="http://schemas.openxmlformats.org/wordprocessingml/2006/main" xmlns:w14="http://schemas.microsoft.com/office/word/2010/wordml" xmlns:w15="http://schemas.microsoft.com/office/word/2012/wordml" xmlns:wne="http://schemas.microsoft.com/office/word/2006/wordml" xmlns:wpg="http://schemas.microsoft.com/office/word/2010/wordprocessingGroup" xmlns:wpi="http://schemas.microsoft.com/office/word/2010/wordprocessingInk" xmlns:wps="http://schemas.microsoft.com/office/word/2010/wordprocessingShape" mc:Ignorable="w14 w15 wp14">
   <w:p>
     <w:pPr>
-      <w:pStyle w:val="15"/>
+      <w:pStyle w:val="Header"/>
       <w:pBdr>
-        <w:bottom w:val="single" w:color="auto" w:sz="4" w:space="1"/>
+        <w:bottom w:val="single" w:sz="4" w:space="1" w:color="auto"/>
       </w:pBdr>
       <w:tabs>
         <w:tab w:val="left" w:pos="335"/>
@@ -6093,27 +6000,27 @@
       </w:tabs>
       <w:jc w:val="right"/>
       <w:rPr>
-        <w:rFonts w:hint="eastAsia" w:eastAsiaTheme="minorEastAsia"/>
+        <w:rFonts w:eastAsiaTheme="minorEastAsia" w:hint="eastAsia"/>
         <w:lang w:eastAsia="zh-CN"/>
       </w:rPr>
     </w:pPr>
     <w:r>
       <w:rPr>
-        <w:rFonts w:hint="eastAsia" w:eastAsiaTheme="minorEastAsia"/>
+        <w:rFonts w:eastAsiaTheme="minorEastAsia" w:hint="eastAsia"/>
         <w:lang w:val="en-US" w:eastAsia="zh-CN"/>
       </w:rPr>
       <w:tab/>
     </w:r>
     <w:r>
       <w:rPr>
-        <w:rFonts w:hint="eastAsia" w:eastAsiaTheme="minorEastAsia"/>
+        <w:rFonts w:eastAsiaTheme="minorEastAsia" w:hint="eastAsia"/>
         <w:lang w:val="en-US" w:eastAsia="zh-CN"/>
       </w:rPr>
       <w:tab/>
     </w:r>
     <w:r>
       <w:rPr>
-        <w:rFonts w:hint="eastAsia" w:eastAsiaTheme="minorEastAsia"/>
+        <w:rFonts w:eastAsiaTheme="minorEastAsia" w:hint="eastAsia"/>
         <w:lang w:val="en-US" w:eastAsia="zh-CN"/>
       </w:rPr>
       <w:t>江西通信产业服务有限公司</w:t>
@@ -6123,15 +6030,15 @@
 </file>
 
 <file path=word/numbering.xml><?xml version="1.0" encoding="utf-8"?>
-<w:numbering xmlns:wpc="http://schemas.microsoft.com/office/word/2010/wordprocessingCanvas" xmlns:mc="http://schemas.openxmlformats.org/markup-compatibility/2006" xmlns:o="urn:schemas-microsoft-com:office:office" xmlns:r="http://schemas.openxmlformats.org/officeDocument/2006/relationships" xmlns:m="http://schemas.openxmlformats.org/officeDocument/2006/math" xmlns:v="urn:schemas-microsoft-com:vml" xmlns:wp14="http://schemas.microsoft.com/office/word/2010/wordprocessingDrawing" xmlns:wp="http://schemas.openxmlformats.org/drawingml/2006/wordprocessingDrawing" xmlns:w10="urn:schemas-microsoft-com:office:word" xmlns:w="http://schemas.openxmlformats.org/wordprocessingml/2006/main" xmlns:w14="http://schemas.microsoft.com/office/word/2010/wordml" xmlns:wpg="http://schemas.microsoft.com/office/word/2010/wordprocessingGroup" xmlns:wpi="http://schemas.microsoft.com/office/word/2010/wordprocessingInk" xmlns:wne="http://schemas.microsoft.com/office/word/2006/wordml" xmlns:wps="http://schemas.microsoft.com/office/word/2010/wordprocessingShape" xmlns:wpsCustomData="http://www.wps.cn/officeDocument/2013/wpsCustomData" mc:Ignorable="w14 wp14">
+<w:numbering xmlns:wpc="http://schemas.microsoft.com/office/word/2010/wordprocessingCanvas" xmlns:mc="http://schemas.openxmlformats.org/markup-compatibility/2006" xmlns:o="urn:schemas-microsoft-com:office:office" xmlns:r="http://schemas.openxmlformats.org/officeDocument/2006/relationships" xmlns:m="http://schemas.openxmlformats.org/officeDocument/2006/math" xmlns:v="urn:schemas-microsoft-com:vml" xmlns:wp14="http://schemas.microsoft.com/office/word/2010/wordprocessingDrawing" xmlns:wp="http://schemas.openxmlformats.org/drawingml/2006/wordprocessingDrawing" xmlns:w10="urn:schemas-microsoft-com:office:word" xmlns:w="http://schemas.openxmlformats.org/wordprocessingml/2006/main" xmlns:w14="http://schemas.microsoft.com/office/word/2010/wordml" xmlns:w15="http://schemas.microsoft.com/office/word/2012/wordml" xmlns:wne="http://schemas.microsoft.com/office/word/2006/wordml" xmlns:wpg="http://schemas.microsoft.com/office/word/2010/wordprocessingGroup" xmlns:wpi="http://schemas.microsoft.com/office/word/2010/wordprocessingInk" xmlns:wps="http://schemas.microsoft.com/office/word/2010/wordprocessingShape" mc:Ignorable="w14 w15 wp14">
   <w:abstractNum w:abstractNumId="0">
     <w:nsid w:val="8E964DCE"/>
     <w:multiLevelType w:val="multilevel"/>
     <w:tmpl w:val="8E964DCE"/>
-    <w:lvl w:ilvl="0" w:tentative="0">
+    <w:lvl w:ilvl="0">
       <w:start w:val="1"/>
       <w:numFmt w:val="decimal"/>
-      <w:pStyle w:val="2"/>
+      <w:pStyle w:val="Heading1"/>
       <w:lvlText w:val="%1."/>
       <w:lvlJc w:val="left"/>
       <w:pPr>
@@ -6141,10 +6048,10 @@
         <w:rFonts w:hint="default"/>
       </w:rPr>
     </w:lvl>
-    <w:lvl w:ilvl="1" w:tentative="0">
+    <w:lvl w:ilvl="1">
       <w:start w:val="1"/>
       <w:numFmt w:val="decimal"/>
-      <w:pStyle w:val="3"/>
+      <w:pStyle w:val="Heading2"/>
       <w:lvlText w:val="%1.%2."/>
       <w:lvlJc w:val="left"/>
       <w:pPr>
@@ -6154,10 +6061,10 @@
         <w:rFonts w:hint="default"/>
       </w:rPr>
     </w:lvl>
-    <w:lvl w:ilvl="2" w:tentative="0">
+    <w:lvl w:ilvl="2">
       <w:start w:val="1"/>
       <w:numFmt w:val="decimal"/>
-      <w:pStyle w:val="4"/>
+      <w:pStyle w:val="Heading3"/>
       <w:lvlText w:val="%1.%2.%3."/>
       <w:lvlJc w:val="left"/>
       <w:pPr>
@@ -6167,10 +6074,10 @@
         <w:rFonts w:hint="default"/>
       </w:rPr>
     </w:lvl>
-    <w:lvl w:ilvl="3" w:tentative="0">
+    <w:lvl w:ilvl="3">
       <w:start w:val="1"/>
       <w:numFmt w:val="decimal"/>
-      <w:pStyle w:val="5"/>
+      <w:pStyle w:val="Heading4"/>
       <w:lvlText w:val="%1.%2.%3.%4."/>
       <w:lvlJc w:val="left"/>
       <w:pPr>
@@ -6180,10 +6087,10 @@
         <w:rFonts w:hint="default"/>
       </w:rPr>
     </w:lvl>
-    <w:lvl w:ilvl="4" w:tentative="0">
+    <w:lvl w:ilvl="4">
       <w:start w:val="1"/>
       <w:numFmt w:val="decimal"/>
-      <w:pStyle w:val="6"/>
+      <w:pStyle w:val="Heading5"/>
       <w:lvlText w:val="%1.%2.%3.%4.%5."/>
       <w:lvlJc w:val="left"/>
       <w:pPr>
@@ -6193,10 +6100,10 @@
         <w:rFonts w:hint="default"/>
       </w:rPr>
     </w:lvl>
-    <w:lvl w:ilvl="5" w:tentative="0">
+    <w:lvl w:ilvl="5">
       <w:start w:val="1"/>
       <w:numFmt w:val="decimal"/>
-      <w:pStyle w:val="7"/>
+      <w:pStyle w:val="Heading6"/>
       <w:lvlText w:val="%1.%2.%3.%4.%5.%6."/>
       <w:lvlJc w:val="left"/>
       <w:pPr>
@@ -6206,10 +6113,10 @@
         <w:rFonts w:hint="default"/>
       </w:rPr>
     </w:lvl>
-    <w:lvl w:ilvl="6" w:tentative="0">
+    <w:lvl w:ilvl="6">
       <w:start w:val="1"/>
       <w:numFmt w:val="decimal"/>
-      <w:pStyle w:val="8"/>
+      <w:pStyle w:val="Heading7"/>
       <w:lvlText w:val="%1.%2.%3.%4.%5.%6.%7."/>
       <w:lvlJc w:val="left"/>
       <w:pPr>
@@ -6219,10 +6126,10 @@
         <w:rFonts w:hint="default"/>
       </w:rPr>
     </w:lvl>
-    <w:lvl w:ilvl="7" w:tentative="0">
+    <w:lvl w:ilvl="7">
       <w:start w:val="1"/>
       <w:numFmt w:val="decimal"/>
-      <w:pStyle w:val="9"/>
+      <w:pStyle w:val="Heading8"/>
       <w:lvlText w:val="%1.%2.%3.%4.%5.%6.%7.%8."/>
       <w:lvlJc w:val="left"/>
       <w:pPr>
@@ -6232,10 +6139,10 @@
         <w:rFonts w:hint="default"/>
       </w:rPr>
     </w:lvl>
-    <w:lvl w:ilvl="8" w:tentative="0">
+    <w:lvl w:ilvl="8">
       <w:start w:val="1"/>
       <w:numFmt w:val="decimal"/>
-      <w:pStyle w:val="10"/>
+      <w:pStyle w:val="Heading9"/>
       <w:lvlText w:val="%1.%2.%3.%4.%5.%6.%7.%8.%9."/>
       <w:lvlJc w:val="left"/>
       <w:pPr>
@@ -6250,7 +6157,7 @@
     <w:nsid w:val="9A19CC06"/>
     <w:multiLevelType w:val="singleLevel"/>
     <w:tmpl w:val="9A19CC06"/>
-    <w:lvl w:ilvl="0" w:tentative="0">
+    <w:lvl w:ilvl="0">
       <w:start w:val="1"/>
       <w:numFmt w:val="decimal"/>
       <w:lvlText w:val="%1."/>
@@ -6267,7 +6174,7 @@
     <w:nsid w:val="A10A99EF"/>
     <w:multiLevelType w:val="singleLevel"/>
     <w:tmpl w:val="A10A99EF"/>
-    <w:lvl w:ilvl="0" w:tentative="0">
+    <w:lvl w:ilvl="0">
       <w:start w:val="1"/>
       <w:numFmt w:val="decimal"/>
       <w:lvlText w:val="%1."/>
@@ -6293,269 +6200,267 @@
 </file>
 
 <file path=word/styles.xml><?xml version="1.0" encoding="utf-8"?>
-<w:styles xmlns:mc="http://schemas.openxmlformats.org/markup-compatibility/2006" xmlns:o="urn:schemas-microsoft-com:office:office" xmlns:r="http://schemas.openxmlformats.org/officeDocument/2006/relationships" xmlns:m="http://schemas.openxmlformats.org/officeDocument/2006/math" xmlns:v="urn:schemas-microsoft-com:vml" xmlns:w="http://schemas.openxmlformats.org/wordprocessingml/2006/main" xmlns:w14="http://schemas.microsoft.com/office/word/2010/wordml" xmlns:w10="urn:schemas-microsoft-com:office:word" xmlns:sl="http://schemas.openxmlformats.org/schemaLibrary/2006/main" xmlns:wpsCustomData="http://www.wps.cn/officeDocument/2013/wpsCustomData" mc:Ignorable="w14">
+<w:styles xmlns:mc="http://schemas.openxmlformats.org/markup-compatibility/2006" xmlns:r="http://schemas.openxmlformats.org/officeDocument/2006/relationships" xmlns:w="http://schemas.openxmlformats.org/wordprocessingml/2006/main" xmlns:w14="http://schemas.microsoft.com/office/word/2010/wordml" xmlns:w15="http://schemas.microsoft.com/office/word/2012/wordml" mc:Ignorable="w14 w15">
   <w:docDefaults>
     <w:rPrDefault>
       <w:rPr>
-        <w:rFonts w:ascii="Times New Roman" w:hAnsi="Times New Roman" w:eastAsia="宋体" w:cs="Times New Roman"/>
+        <w:rFonts w:ascii="Times New Roman" w:eastAsia="宋体" w:hAnsi="Times New Roman" w:cs="Times New Roman"/>
       </w:rPr>
     </w:rPrDefault>
     <w:pPrDefault/>
   </w:docDefaults>
-  <w:latentStyles w:count="260" w:defQFormat="0" w:defUnhideWhenUsed="1" w:defSemiHidden="1" w:defUIPriority="99" w:defLockedState="0">
-    <w:lsdException w:qFormat="1" w:unhideWhenUsed="0" w:uiPriority="0" w:semiHidden="0" w:name="Normal"/>
-    <w:lsdException w:qFormat="1" w:unhideWhenUsed="0" w:uiPriority="0" w:semiHidden="0" w:name="heading 1"/>
-    <w:lsdException w:qFormat="1" w:uiPriority="0" w:semiHidden="0" w:name="heading 2"/>
-    <w:lsdException w:qFormat="1" w:uiPriority="0" w:name="heading 3"/>
-    <w:lsdException w:qFormat="1" w:uiPriority="0" w:semiHidden="0" w:name="heading 4"/>
-    <w:lsdException w:qFormat="1" w:uiPriority="0" w:name="heading 5"/>
-    <w:lsdException w:qFormat="1" w:uiPriority="0" w:name="heading 6"/>
-    <w:lsdException w:qFormat="1" w:uiPriority="0" w:name="heading 7"/>
-    <w:lsdException w:qFormat="1" w:uiPriority="0" w:name="heading 8"/>
-    <w:lsdException w:qFormat="1" w:uiPriority="0" w:name="heading 9"/>
-    <w:lsdException w:unhideWhenUsed="0" w:uiPriority="0" w:semiHidden="0" w:name="index 1"/>
-    <w:lsdException w:unhideWhenUsed="0" w:uiPriority="0" w:semiHidden="0" w:name="index 2"/>
-    <w:lsdException w:unhideWhenUsed="0" w:uiPriority="0" w:semiHidden="0" w:name="index 3"/>
-    <w:lsdException w:unhideWhenUsed="0" w:uiPriority="0" w:semiHidden="0" w:name="index 4"/>
-    <w:lsdException w:unhideWhenUsed="0" w:uiPriority="0" w:semiHidden="0" w:name="index 5"/>
-    <w:lsdException w:unhideWhenUsed="0" w:uiPriority="0" w:semiHidden="0" w:name="index 6"/>
-    <w:lsdException w:unhideWhenUsed="0" w:uiPriority="0" w:semiHidden="0" w:name="index 7"/>
-    <w:lsdException w:unhideWhenUsed="0" w:uiPriority="0" w:semiHidden="0" w:name="index 8"/>
-    <w:lsdException w:unhideWhenUsed="0" w:uiPriority="0" w:semiHidden="0" w:name="index 9"/>
-    <w:lsdException w:qFormat="1" w:unhideWhenUsed="0" w:uiPriority="0" w:semiHidden="0" w:name="toc 1"/>
-    <w:lsdException w:qFormat="1" w:unhideWhenUsed="0" w:uiPriority="0" w:semiHidden="0" w:name="toc 2"/>
-    <w:lsdException w:qFormat="1" w:unhideWhenUsed="0" w:uiPriority="0" w:semiHidden="0" w:name="toc 3"/>
-    <w:lsdException w:unhideWhenUsed="0" w:uiPriority="0" w:semiHidden="0" w:name="toc 4"/>
-    <w:lsdException w:unhideWhenUsed="0" w:uiPriority="0" w:semiHidden="0" w:name="toc 5"/>
-    <w:lsdException w:unhideWhenUsed="0" w:uiPriority="0" w:semiHidden="0" w:name="toc 6"/>
-    <w:lsdException w:unhideWhenUsed="0" w:uiPriority="0" w:semiHidden="0" w:name="toc 7"/>
-    <w:lsdException w:unhideWhenUsed="0" w:uiPriority="0" w:semiHidden="0" w:name="toc 8"/>
-    <w:lsdException w:unhideWhenUsed="0" w:uiPriority="0" w:semiHidden="0" w:name="toc 9"/>
-    <w:lsdException w:unhideWhenUsed="0" w:uiPriority="0" w:semiHidden="0" w:name="Normal Indent"/>
-    <w:lsdException w:unhideWhenUsed="0" w:uiPriority="0" w:semiHidden="0" w:name="footnote text"/>
-    <w:lsdException w:qFormat="1" w:unhideWhenUsed="0" w:uiPriority="0" w:semiHidden="0" w:name="annotation text"/>
-    <w:lsdException w:qFormat="1" w:unhideWhenUsed="0" w:uiPriority="0" w:semiHidden="0" w:name="header"/>
-    <w:lsdException w:qFormat="1" w:unhideWhenUsed="0" w:uiPriority="0" w:semiHidden="0" w:name="footer"/>
-    <w:lsdException w:unhideWhenUsed="0" w:uiPriority="0" w:semiHidden="0" w:name="index heading"/>
-    <w:lsdException w:qFormat="1" w:uiPriority="0" w:name="caption"/>
-    <w:lsdException w:unhideWhenUsed="0" w:uiPriority="0" w:semiHidden="0" w:name="table of figures"/>
-    <w:lsdException w:unhideWhenUsed="0" w:uiPriority="0" w:semiHidden="0" w:name="envelope address"/>
-    <w:lsdException w:unhideWhenUsed="0" w:uiPriority="0" w:semiHidden="0" w:name="envelope return"/>
-    <w:lsdException w:unhideWhenUsed="0" w:uiPriority="0" w:semiHidden="0" w:name="footnote reference"/>
-    <w:lsdException w:unhideWhenUsed="0" w:uiPriority="0" w:semiHidden="0" w:name="annotation reference"/>
-    <w:lsdException w:unhideWhenUsed="0" w:uiPriority="0" w:semiHidden="0" w:name="line number"/>
-    <w:lsdException w:unhideWhenUsed="0" w:uiPriority="0" w:semiHidden="0" w:name="page number"/>
-    <w:lsdException w:unhideWhenUsed="0" w:uiPriority="0" w:semiHidden="0" w:name="endnote reference"/>
-    <w:lsdException w:unhideWhenUsed="0" w:uiPriority="0" w:semiHidden="0" w:name="endnote text"/>
-    <w:lsdException w:unhideWhenUsed="0" w:uiPriority="0" w:semiHidden="0" w:name="table of authorities"/>
-    <w:lsdException w:unhideWhenUsed="0" w:uiPriority="0" w:semiHidden="0" w:name="macro"/>
-    <w:lsdException w:unhideWhenUsed="0" w:uiPriority="0" w:semiHidden="0" w:name="toa heading"/>
-    <w:lsdException w:unhideWhenUsed="0" w:uiPriority="0" w:semiHidden="0" w:name="List"/>
-    <w:lsdException w:unhideWhenUsed="0" w:uiPriority="0" w:semiHidden="0" w:name="List Bullet"/>
-    <w:lsdException w:unhideWhenUsed="0" w:uiPriority="0" w:semiHidden="0" w:name="List Number"/>
-    <w:lsdException w:unhideWhenUsed="0" w:uiPriority="0" w:semiHidden="0" w:name="List 2"/>
-    <w:lsdException w:unhideWhenUsed="0" w:uiPriority="0" w:semiHidden="0" w:name="List 3"/>
-    <w:lsdException w:unhideWhenUsed="0" w:uiPriority="0" w:semiHidden="0" w:name="List 4"/>
-    <w:lsdException w:unhideWhenUsed="0" w:uiPriority="0" w:semiHidden="0" w:name="List 5"/>
-    <w:lsdException w:unhideWhenUsed="0" w:uiPriority="0" w:semiHidden="0" w:name="List Bullet 2"/>
-    <w:lsdException w:unhideWhenUsed="0" w:uiPriority="0" w:semiHidden="0" w:name="List Bullet 3"/>
-    <w:lsdException w:unhideWhenUsed="0" w:uiPriority="0" w:semiHidden="0" w:name="List Bullet 4"/>
-    <w:lsdException w:unhideWhenUsed="0" w:uiPriority="0" w:semiHidden="0" w:name="List Bullet 5"/>
-    <w:lsdException w:unhideWhenUsed="0" w:uiPriority="0" w:semiHidden="0" w:name="List Number 2"/>
-    <w:lsdException w:unhideWhenUsed="0" w:uiPriority="0" w:semiHidden="0" w:name="List Number 3"/>
-    <w:lsdException w:unhideWhenUsed="0" w:uiPriority="0" w:semiHidden="0" w:name="List Number 4"/>
-    <w:lsdException w:unhideWhenUsed="0" w:uiPriority="0" w:semiHidden="0" w:name="List Number 5"/>
-    <w:lsdException w:qFormat="1" w:unhideWhenUsed="0" w:uiPriority="0" w:semiHidden="0" w:name="Title"/>
-    <w:lsdException w:unhideWhenUsed="0" w:uiPriority="0" w:semiHidden="0" w:name="Closing"/>
-    <w:lsdException w:unhideWhenUsed="0" w:uiPriority="0" w:semiHidden="0" w:name="Signature"/>
-    <w:lsdException w:qFormat="1" w:unhideWhenUsed="0" w:uiPriority="0" w:name="Default Paragraph Font"/>
-    <w:lsdException w:qFormat="1" w:unhideWhenUsed="0" w:uiPriority="0" w:name="Body Text"/>
-    <w:lsdException w:unhideWhenUsed="0" w:uiPriority="0" w:semiHidden="0" w:name="Body Text Indent"/>
-    <w:lsdException w:unhideWhenUsed="0" w:uiPriority="0" w:semiHidden="0" w:name="List Continue"/>
-    <w:lsdException w:unhideWhenUsed="0" w:uiPriority="0" w:semiHidden="0" w:name="List Continue 2"/>
-    <w:lsdException w:unhideWhenUsed="0" w:uiPriority="0" w:semiHidden="0" w:name="List Continue 3"/>
-    <w:lsdException w:unhideWhenUsed="0" w:uiPriority="0" w:semiHidden="0" w:name="List Continue 4"/>
-    <w:lsdException w:unhideWhenUsed="0" w:uiPriority="0" w:semiHidden="0" w:name="List Continue 5"/>
-    <w:lsdException w:unhideWhenUsed="0" w:uiPriority="0" w:semiHidden="0" w:name="Message Header"/>
-    <w:lsdException w:qFormat="1" w:unhideWhenUsed="0" w:uiPriority="0" w:semiHidden="0" w:name="Subtitle"/>
-    <w:lsdException w:unhideWhenUsed="0" w:uiPriority="0" w:semiHidden="0" w:name="Salutation"/>
-    <w:lsdException w:unhideWhenUsed="0" w:uiPriority="0" w:semiHidden="0" w:name="Date"/>
-    <w:lsdException w:unhideWhenUsed="0" w:uiPriority="0" w:semiHidden="0" w:name="Body Text First Indent"/>
-    <w:lsdException w:unhideWhenUsed="0" w:uiPriority="0" w:semiHidden="0" w:name="Body Text First Indent 2"/>
-    <w:lsdException w:uiPriority="99" w:name="Note Heading"/>
-    <w:lsdException w:unhideWhenUsed="0" w:uiPriority="0" w:semiHidden="0" w:name="Body Text 2"/>
-    <w:lsdException w:unhideWhenUsed="0" w:uiPriority="0" w:semiHidden="0" w:name="Body Text 3"/>
-    <w:lsdException w:unhideWhenUsed="0" w:uiPriority="0" w:semiHidden="0" w:name="Body Text Indent 2"/>
-    <w:lsdException w:unhideWhenUsed="0" w:uiPriority="0" w:semiHidden="0" w:name="Body Text Indent 3"/>
-    <w:lsdException w:unhideWhenUsed="0" w:uiPriority="0" w:semiHidden="0" w:name="Block Text"/>
-    <w:lsdException w:unhideWhenUsed="0" w:uiPriority="0" w:semiHidden="0" w:name="Hyperlink"/>
-    <w:lsdException w:unhideWhenUsed="0" w:uiPriority="0" w:semiHidden="0" w:name="FollowedHyperlink"/>
-    <w:lsdException w:qFormat="1" w:unhideWhenUsed="0" w:uiPriority="0" w:semiHidden="0" w:name="Strong"/>
-    <w:lsdException w:qFormat="1" w:unhideWhenUsed="0" w:uiPriority="0" w:semiHidden="0" w:name="Emphasis"/>
-    <w:lsdException w:unhideWhenUsed="0" w:uiPriority="0" w:semiHidden="0" w:name="Document Map"/>
-    <w:lsdException w:unhideWhenUsed="0" w:uiPriority="0" w:semiHidden="0" w:name="Plain Text"/>
-    <w:lsdException w:unhideWhenUsed="0" w:uiPriority="0" w:semiHidden="0" w:name="E-mail Signature"/>
-    <w:lsdException w:qFormat="1" w:unhideWhenUsed="0" w:uiPriority="0" w:semiHidden="0" w:name="Normal (Web)"/>
-    <w:lsdException w:unhideWhenUsed="0" w:uiPriority="0" w:semiHidden="0" w:name="HTML Acronym"/>
-    <w:lsdException w:unhideWhenUsed="0" w:uiPriority="0" w:semiHidden="0" w:name="HTML Address"/>
-    <w:lsdException w:unhideWhenUsed="0" w:uiPriority="0" w:semiHidden="0" w:name="HTML Cite"/>
-    <w:lsdException w:unhideWhenUsed="0" w:uiPriority="0" w:semiHidden="0" w:name="HTML Code"/>
-    <w:lsdException w:unhideWhenUsed="0" w:uiPriority="0" w:semiHidden="0" w:name="HTML Definition"/>
-    <w:lsdException w:unhideWhenUsed="0" w:uiPriority="0" w:semiHidden="0" w:name="HTML Keyboard"/>
-    <w:lsdException w:unhideWhenUsed="0" w:uiPriority="0" w:semiHidden="0" w:name="HTML Preformatted"/>
-    <w:lsdException w:unhideWhenUsed="0" w:uiPriority="0" w:semiHidden="0" w:name="HTML Sample"/>
-    <w:lsdException w:unhideWhenUsed="0" w:uiPriority="0" w:semiHidden="0" w:name="HTML Typewriter"/>
-    <w:lsdException w:unhideWhenUsed="0" w:uiPriority="0" w:semiHidden="0" w:name="HTML Variable"/>
-    <w:lsdException w:qFormat="1" w:unhideWhenUsed="0" w:uiPriority="0" w:name="Normal Table"/>
-    <w:lsdException w:unhideWhenUsed="0" w:uiPriority="0" w:semiHidden="0" w:name="annotation subject"/>
-    <w:lsdException w:unhideWhenUsed="0" w:uiPriority="0" w:semiHidden="0" w:name="Table Simple 1"/>
-    <w:lsdException w:unhideWhenUsed="0" w:uiPriority="0" w:semiHidden="0" w:name="Table Simple 2"/>
-    <w:lsdException w:unhideWhenUsed="0" w:uiPriority="0" w:semiHidden="0" w:name="Table Simple 3"/>
-    <w:lsdException w:unhideWhenUsed="0" w:uiPriority="0" w:semiHidden="0" w:name="Table Classic 1"/>
-    <w:lsdException w:unhideWhenUsed="0" w:uiPriority="0" w:semiHidden="0" w:name="Table Classic 2"/>
-    <w:lsdException w:unhideWhenUsed="0" w:uiPriority="0" w:semiHidden="0" w:name="Table Classic 3"/>
-    <w:lsdException w:unhideWhenUsed="0" w:uiPriority="0" w:semiHidden="0" w:name="Table Classic 4"/>
-    <w:lsdException w:unhideWhenUsed="0" w:uiPriority="0" w:semiHidden="0" w:name="Table Colorful 1"/>
-    <w:lsdException w:unhideWhenUsed="0" w:uiPriority="0" w:semiHidden="0" w:name="Table Colorful 2"/>
-    <w:lsdException w:unhideWhenUsed="0" w:uiPriority="0" w:semiHidden="0" w:name="Table Colorful 3"/>
-    <w:lsdException w:unhideWhenUsed="0" w:uiPriority="0" w:semiHidden="0" w:name="Table Columns 1"/>
-    <w:lsdException w:unhideWhenUsed="0" w:uiPriority="0" w:semiHidden="0" w:name="Table Columns 2"/>
-    <w:lsdException w:unhideWhenUsed="0" w:uiPriority="0" w:semiHidden="0" w:name="Table Columns 3"/>
-    <w:lsdException w:unhideWhenUsed="0" w:uiPriority="0" w:semiHidden="0" w:name="Table Columns 4"/>
-    <w:lsdException w:unhideWhenUsed="0" w:uiPriority="0" w:semiHidden="0" w:name="Table Columns 5"/>
-    <w:lsdException w:unhideWhenUsed="0" w:uiPriority="0" w:semiHidden="0" w:name="Table Grid 1"/>
-    <w:lsdException w:unhideWhenUsed="0" w:uiPriority="0" w:semiHidden="0" w:name="Table Grid 2"/>
-    <w:lsdException w:unhideWhenUsed="0" w:uiPriority="0" w:semiHidden="0" w:name="Table Grid 3"/>
-    <w:lsdException w:unhideWhenUsed="0" w:uiPriority="0" w:semiHidden="0" w:name="Table Grid 4"/>
-    <w:lsdException w:unhideWhenUsed="0" w:uiPriority="0" w:semiHidden="0" w:name="Table Grid 5"/>
-    <w:lsdException w:unhideWhenUsed="0" w:uiPriority="0" w:semiHidden="0" w:name="Table Grid 6"/>
-    <w:lsdException w:unhideWhenUsed="0" w:uiPriority="0" w:semiHidden="0" w:name="Table Grid 7"/>
-    <w:lsdException w:unhideWhenUsed="0" w:uiPriority="0" w:semiHidden="0" w:name="Table Grid 8"/>
-    <w:lsdException w:unhideWhenUsed="0" w:uiPriority="0" w:semiHidden="0" w:name="Table List 1"/>
-    <w:lsdException w:unhideWhenUsed="0" w:uiPriority="0" w:semiHidden="0" w:name="Table List 2"/>
-    <w:lsdException w:unhideWhenUsed="0" w:uiPriority="0" w:semiHidden="0" w:name="Table List 3"/>
-    <w:lsdException w:unhideWhenUsed="0" w:uiPriority="0" w:semiHidden="0" w:name="Table List 4"/>
-    <w:lsdException w:unhideWhenUsed="0" w:uiPriority="0" w:semiHidden="0" w:name="Table List 5"/>
-    <w:lsdException w:unhideWhenUsed="0" w:uiPriority="0" w:semiHidden="0" w:name="Table List 6"/>
-    <w:lsdException w:unhideWhenUsed="0" w:uiPriority="0" w:semiHidden="0" w:name="Table List 7"/>
-    <w:lsdException w:unhideWhenUsed="0" w:uiPriority="0" w:semiHidden="0" w:name="Table List 8"/>
-    <w:lsdException w:unhideWhenUsed="0" w:uiPriority="0" w:semiHidden="0" w:name="Table 3D effects 1"/>
-    <w:lsdException w:unhideWhenUsed="0" w:uiPriority="0" w:semiHidden="0" w:name="Table 3D effects 2"/>
-    <w:lsdException w:unhideWhenUsed="0" w:uiPriority="0" w:semiHidden="0" w:name="Table 3D effects 3"/>
-    <w:lsdException w:unhideWhenUsed="0" w:uiPriority="0" w:semiHidden="0" w:name="Table Contemporary"/>
-    <w:lsdException w:unhideWhenUsed="0" w:uiPriority="0" w:semiHidden="0" w:name="Table Elegant"/>
-    <w:lsdException w:unhideWhenUsed="0" w:uiPriority="0" w:semiHidden="0" w:name="Table Professional"/>
-    <w:lsdException w:unhideWhenUsed="0" w:uiPriority="0" w:semiHidden="0" w:name="Table Subtle 1"/>
-    <w:lsdException w:unhideWhenUsed="0" w:uiPriority="0" w:semiHidden="0" w:name="Table Subtle 2"/>
-    <w:lsdException w:unhideWhenUsed="0" w:uiPriority="0" w:semiHidden="0" w:name="Table Web 1"/>
-    <w:lsdException w:unhideWhenUsed="0" w:uiPriority="0" w:semiHidden="0" w:name="Table Web 2"/>
-    <w:lsdException w:unhideWhenUsed="0" w:uiPriority="0" w:semiHidden="0" w:name="Table Web 3"/>
-    <w:lsdException w:unhideWhenUsed="0" w:uiPriority="0" w:semiHidden="0" w:name="Balloon Text"/>
-    <w:lsdException w:qFormat="1" w:unhideWhenUsed="0" w:uiPriority="0" w:semiHidden="0" w:name="Table Grid"/>
-    <w:lsdException w:unhideWhenUsed="0" w:uiPriority="0" w:semiHidden="0" w:name="Table Theme"/>
-    <w:lsdException w:unhideWhenUsed="0" w:uiPriority="60" w:semiHidden="0" w:name="Light Shading"/>
-    <w:lsdException w:unhideWhenUsed="0" w:uiPriority="61" w:semiHidden="0" w:name="Light List"/>
-    <w:lsdException w:unhideWhenUsed="0" w:uiPriority="62" w:semiHidden="0" w:name="Light Grid"/>
-    <w:lsdException w:unhideWhenUsed="0" w:uiPriority="63" w:semiHidden="0" w:name="Medium Shading 1"/>
-    <w:lsdException w:unhideWhenUsed="0" w:uiPriority="64" w:semiHidden="0" w:name="Medium Shading 2"/>
-    <w:lsdException w:unhideWhenUsed="0" w:uiPriority="65" w:semiHidden="0" w:name="Medium List 1"/>
-    <w:lsdException w:unhideWhenUsed="0" w:uiPriority="66" w:semiHidden="0" w:name="Medium List 2"/>
-    <w:lsdException w:unhideWhenUsed="0" w:uiPriority="67" w:semiHidden="0" w:name="Medium Grid 1"/>
-    <w:lsdException w:unhideWhenUsed="0" w:uiPriority="68" w:semiHidden="0" w:name="Medium Grid 2"/>
-    <w:lsdException w:unhideWhenUsed="0" w:uiPriority="69" w:semiHidden="0" w:name="Medium Grid 3"/>
-    <w:lsdException w:unhideWhenUsed="0" w:uiPriority="70" w:semiHidden="0" w:name="Dark List"/>
-    <w:lsdException w:unhideWhenUsed="0" w:uiPriority="71" w:semiHidden="0" w:name="Colorful Shading"/>
-    <w:lsdException w:unhideWhenUsed="0" w:uiPriority="72" w:semiHidden="0" w:name="Colorful List"/>
-    <w:lsdException w:unhideWhenUsed="0" w:uiPriority="73" w:semiHidden="0" w:name="Colorful Grid"/>
-    <w:lsdException w:unhideWhenUsed="0" w:uiPriority="60" w:semiHidden="0" w:name="Light Shading Accent 1"/>
-    <w:lsdException w:unhideWhenUsed="0" w:uiPriority="61" w:semiHidden="0" w:name="Light List Accent 1"/>
-    <w:lsdException w:unhideWhenUsed="0" w:uiPriority="62" w:semiHidden="0" w:name="Light Grid Accent 1"/>
-    <w:lsdException w:unhideWhenUsed="0" w:uiPriority="63" w:semiHidden="0" w:name="Medium Shading 1 Accent 1"/>
-    <w:lsdException w:unhideWhenUsed="0" w:uiPriority="64" w:semiHidden="0" w:name="Medium Shading 2 Accent 1"/>
-    <w:lsdException w:unhideWhenUsed="0" w:uiPriority="65" w:semiHidden="0" w:name="Medium List 1 Accent 1"/>
-    <w:lsdException w:unhideWhenUsed="0" w:uiPriority="66" w:semiHidden="0" w:name="Medium List 2 Accent 1"/>
-    <w:lsdException w:unhideWhenUsed="0" w:uiPriority="67" w:semiHidden="0" w:name="Medium Grid 1 Accent 1"/>
-    <w:lsdException w:unhideWhenUsed="0" w:uiPriority="68" w:semiHidden="0" w:name="Medium Grid 2 Accent 1"/>
-    <w:lsdException w:unhideWhenUsed="0" w:uiPriority="69" w:semiHidden="0" w:name="Medium Grid 3 Accent 1"/>
-    <w:lsdException w:unhideWhenUsed="0" w:uiPriority="70" w:semiHidden="0" w:name="Dark List Accent 1"/>
-    <w:lsdException w:unhideWhenUsed="0" w:uiPriority="71" w:semiHidden="0" w:name="Colorful Shading Accent 1"/>
-    <w:lsdException w:unhideWhenUsed="0" w:uiPriority="72" w:semiHidden="0" w:name="Colorful List Accent 1"/>
-    <w:lsdException w:unhideWhenUsed="0" w:uiPriority="73" w:semiHidden="0" w:name="Colorful Grid Accent 1"/>
-    <w:lsdException w:unhideWhenUsed="0" w:uiPriority="60" w:semiHidden="0" w:name="Light Shading Accent 2"/>
-    <w:lsdException w:unhideWhenUsed="0" w:uiPriority="61" w:semiHidden="0" w:name="Light List Accent 2"/>
-    <w:lsdException w:unhideWhenUsed="0" w:uiPriority="62" w:semiHidden="0" w:name="Light Grid Accent 2"/>
-    <w:lsdException w:unhideWhenUsed="0" w:uiPriority="63" w:semiHidden="0" w:name="Medium Shading 1 Accent 2"/>
-    <w:lsdException w:unhideWhenUsed="0" w:uiPriority="64" w:semiHidden="0" w:name="Medium Shading 2 Accent 2"/>
-    <w:lsdException w:unhideWhenUsed="0" w:uiPriority="65" w:semiHidden="0" w:name="Medium List 1 Accent 2"/>
-    <w:lsdException w:unhideWhenUsed="0" w:uiPriority="66" w:semiHidden="0" w:name="Medium List 2 Accent 2"/>
-    <w:lsdException w:unhideWhenUsed="0" w:uiPriority="67" w:semiHidden="0" w:name="Medium Grid 1 Accent 2"/>
-    <w:lsdException w:unhideWhenUsed="0" w:uiPriority="68" w:semiHidden="0" w:name="Medium Grid 2 Accent 2"/>
-    <w:lsdException w:unhideWhenUsed="0" w:uiPriority="69" w:semiHidden="0" w:name="Medium Grid 3 Accent 2"/>
-    <w:lsdException w:unhideWhenUsed="0" w:uiPriority="70" w:semiHidden="0" w:name="Dark List Accent 2"/>
-    <w:lsdException w:unhideWhenUsed="0" w:uiPriority="71" w:semiHidden="0" w:name="Colorful Shading Accent 2"/>
-    <w:lsdException w:unhideWhenUsed="0" w:uiPriority="72" w:semiHidden="0" w:name="Colorful List Accent 2"/>
-    <w:lsdException w:unhideWhenUsed="0" w:uiPriority="73" w:semiHidden="0" w:name="Colorful Grid Accent 2"/>
-    <w:lsdException w:unhideWhenUsed="0" w:uiPriority="60" w:semiHidden="0" w:name="Light Shading Accent 3"/>
-    <w:lsdException w:unhideWhenUsed="0" w:uiPriority="61" w:semiHidden="0" w:name="Light List Accent 3"/>
-    <w:lsdException w:unhideWhenUsed="0" w:uiPriority="62" w:semiHidden="0" w:name="Light Grid Accent 3"/>
-    <w:lsdException w:unhideWhenUsed="0" w:uiPriority="63" w:semiHidden="0" w:name="Medium Shading 1 Accent 3"/>
-    <w:lsdException w:unhideWhenUsed="0" w:uiPriority="64" w:semiHidden="0" w:name="Medium Shading 2 Accent 3"/>
-    <w:lsdException w:unhideWhenUsed="0" w:uiPriority="65" w:semiHidden="0" w:name="Medium List 1 Accent 3"/>
-    <w:lsdException w:unhideWhenUsed="0" w:uiPriority="66" w:semiHidden="0" w:name="Medium List 2 Accent 3"/>
-    <w:lsdException w:unhideWhenUsed="0" w:uiPriority="67" w:semiHidden="0" w:name="Medium Grid 1 Accent 3"/>
-    <w:lsdException w:unhideWhenUsed="0" w:uiPriority="68" w:semiHidden="0" w:name="Medium Grid 2 Accent 3"/>
-    <w:lsdException w:unhideWhenUsed="0" w:uiPriority="69" w:semiHidden="0" w:name="Medium Grid 3 Accent 3"/>
-    <w:lsdException w:unhideWhenUsed="0" w:uiPriority="70" w:semiHidden="0" w:name="Dark List Accent 3"/>
-    <w:lsdException w:unhideWhenUsed="0" w:uiPriority="71" w:semiHidden="0" w:name="Colorful Shading Accent 3"/>
-    <w:lsdException w:unhideWhenUsed="0" w:uiPriority="72" w:semiHidden="0" w:name="Colorful List Accent 3"/>
-    <w:lsdException w:unhideWhenUsed="0" w:uiPriority="73" w:semiHidden="0" w:name="Colorful Grid Accent 3"/>
-    <w:lsdException w:unhideWhenUsed="0" w:uiPriority="60" w:semiHidden="0" w:name="Light Shading Accent 4"/>
-    <w:lsdException w:unhideWhenUsed="0" w:uiPriority="61" w:semiHidden="0" w:name="Light List Accent 4"/>
-    <w:lsdException w:unhideWhenUsed="0" w:uiPriority="62" w:semiHidden="0" w:name="Light Grid Accent 4"/>
-    <w:lsdException w:unhideWhenUsed="0" w:uiPriority="63" w:semiHidden="0" w:name="Medium Shading 1 Accent 4"/>
-    <w:lsdException w:unhideWhenUsed="0" w:uiPriority="64" w:semiHidden="0" w:name="Medium Shading 2 Accent 4"/>
-    <w:lsdException w:unhideWhenUsed="0" w:uiPriority="65" w:semiHidden="0" w:name="Medium List 1 Accent 4"/>
-    <w:lsdException w:unhideWhenUsed="0" w:uiPriority="66" w:semiHidden="0" w:name="Medium List 2 Accent 4"/>
-    <w:lsdException w:unhideWhenUsed="0" w:uiPriority="67" w:semiHidden="0" w:name="Medium Grid 1 Accent 4"/>
-    <w:lsdException w:unhideWhenUsed="0" w:uiPriority="68" w:semiHidden="0" w:name="Medium Grid 2 Accent 4"/>
-    <w:lsdException w:unhideWhenUsed="0" w:uiPriority="69" w:semiHidden="0" w:name="Medium Grid 3 Accent 4"/>
-    <w:lsdException w:unhideWhenUsed="0" w:uiPriority="70" w:semiHidden="0" w:name="Dark List Accent 4"/>
-    <w:lsdException w:unhideWhenUsed="0" w:uiPriority="71" w:semiHidden="0" w:name="Colorful Shading Accent 4"/>
-    <w:lsdException w:unhideWhenUsed="0" w:uiPriority="72" w:semiHidden="0" w:name="Colorful List Accent 4"/>
-    <w:lsdException w:unhideWhenUsed="0" w:uiPriority="73" w:semiHidden="0" w:name="Colorful Grid Accent 4"/>
-    <w:lsdException w:unhideWhenUsed="0" w:uiPriority="60" w:semiHidden="0" w:name="Light Shading Accent 5"/>
-    <w:lsdException w:unhideWhenUsed="0" w:uiPriority="61" w:semiHidden="0" w:name="Light List Accent 5"/>
-    <w:lsdException w:unhideWhenUsed="0" w:uiPriority="62" w:semiHidden="0" w:name="Light Grid Accent 5"/>
-    <w:lsdException w:unhideWhenUsed="0" w:uiPriority="63" w:semiHidden="0" w:name="Medium Shading 1 Accent 5"/>
-    <w:lsdException w:unhideWhenUsed="0" w:uiPriority="64" w:semiHidden="0" w:name="Medium Shading 2 Accent 5"/>
-    <w:lsdException w:unhideWhenUsed="0" w:uiPriority="65" w:semiHidden="0" w:name="Medium List 1 Accent 5"/>
-    <w:lsdException w:unhideWhenUsed="0" w:uiPriority="66" w:semiHidden="0" w:name="Medium List 2 Accent 5"/>
-    <w:lsdException w:unhideWhenUsed="0" w:uiPriority="67" w:semiHidden="0" w:name="Medium Grid 1 Accent 5"/>
-    <w:lsdException w:unhideWhenUsed="0" w:uiPriority="68" w:semiHidden="0" w:name="Medium Grid 2 Accent 5"/>
-    <w:lsdException w:unhideWhenUsed="0" w:uiPriority="69" w:semiHidden="0" w:name="Medium Grid 3 Accent 5"/>
-    <w:lsdException w:unhideWhenUsed="0" w:uiPriority="70" w:semiHidden="0" w:name="Dark List Accent 5"/>
-    <w:lsdException w:unhideWhenUsed="0" w:uiPriority="71" w:semiHidden="0" w:name="Colorful Shading Accent 5"/>
-    <w:lsdException w:unhideWhenUsed="0" w:uiPriority="72" w:semiHidden="0" w:name="Colorful List Accent 5"/>
-    <w:lsdException w:unhideWhenUsed="0" w:uiPriority="73" w:semiHidden="0" w:name="Colorful Grid Accent 5"/>
-    <w:lsdException w:unhideWhenUsed="0" w:uiPriority="60" w:semiHidden="0" w:name="Light Shading Accent 6"/>
-    <w:lsdException w:unhideWhenUsed="0" w:uiPriority="61" w:semiHidden="0" w:name="Light List Accent 6"/>
-    <w:lsdException w:unhideWhenUsed="0" w:uiPriority="62" w:semiHidden="0" w:name="Light Grid Accent 6"/>
-    <w:lsdException w:unhideWhenUsed="0" w:uiPriority="63" w:semiHidden="0" w:name="Medium Shading 1 Accent 6"/>
-    <w:lsdException w:unhideWhenUsed="0" w:uiPriority="64" w:semiHidden="0" w:name="Medium Shading 2 Accent 6"/>
-    <w:lsdException w:unhideWhenUsed="0" w:uiPriority="65" w:semiHidden="0" w:name="Medium List 1 Accent 6"/>
-    <w:lsdException w:unhideWhenUsed="0" w:uiPriority="66" w:semiHidden="0" w:name="Medium List 2 Accent 6"/>
-    <w:lsdException w:unhideWhenUsed="0" w:uiPriority="67" w:semiHidden="0" w:name="Medium Grid 1 Accent 6"/>
-    <w:lsdException w:unhideWhenUsed="0" w:uiPriority="68" w:semiHidden="0" w:name="Medium Grid 2 Accent 6"/>
-    <w:lsdException w:unhideWhenUsed="0" w:uiPriority="69" w:semiHidden="0" w:name="Medium Grid 3 Accent 6"/>
-    <w:lsdException w:unhideWhenUsed="0" w:uiPriority="70" w:semiHidden="0" w:name="Dark List Accent 6"/>
-    <w:lsdException w:unhideWhenUsed="0" w:uiPriority="71" w:semiHidden="0" w:name="Colorful Shading Accent 6"/>
-    <w:lsdException w:unhideWhenUsed="0" w:uiPriority="72" w:semiHidden="0" w:name="Colorful List Accent 6"/>
-    <w:lsdException w:unhideWhenUsed="0" w:uiPriority="73" w:semiHidden="0" w:name="Colorful Grid Accent 6"/>
+  <w:latentStyles w:defLockedState="0" w:defUIPriority="99" w:defSemiHidden="1" w:defUnhideWhenUsed="1" w:defQFormat="0" w:count="260">
+    <w:lsdException w:name="Normal" w:semiHidden="0" w:uiPriority="0" w:unhideWhenUsed="0" w:qFormat="1"/>
+    <w:lsdException w:name="heading 1" w:semiHidden="0" w:uiPriority="0" w:unhideWhenUsed="0" w:qFormat="1"/>
+    <w:lsdException w:name="heading 2" w:semiHidden="0" w:uiPriority="0" w:qFormat="1"/>
+    <w:lsdException w:name="heading 3" w:uiPriority="0" w:qFormat="1"/>
+    <w:lsdException w:name="heading 4" w:semiHidden="0" w:uiPriority="0" w:qFormat="1"/>
+    <w:lsdException w:name="heading 5" w:uiPriority="0" w:qFormat="1"/>
+    <w:lsdException w:name="heading 6" w:uiPriority="0" w:qFormat="1"/>
+    <w:lsdException w:name="heading 7" w:uiPriority="0" w:qFormat="1"/>
+    <w:lsdException w:name="heading 8" w:uiPriority="0" w:qFormat="1"/>
+    <w:lsdException w:name="heading 9" w:uiPriority="0" w:qFormat="1"/>
+    <w:lsdException w:name="index 1" w:semiHidden="0" w:uiPriority="0" w:unhideWhenUsed="0"/>
+    <w:lsdException w:name="index 2" w:semiHidden="0" w:uiPriority="0" w:unhideWhenUsed="0"/>
+    <w:lsdException w:name="index 3" w:semiHidden="0" w:uiPriority="0" w:unhideWhenUsed="0"/>
+    <w:lsdException w:name="index 4" w:semiHidden="0" w:uiPriority="0" w:unhideWhenUsed="0"/>
+    <w:lsdException w:name="index 5" w:semiHidden="0" w:uiPriority="0" w:unhideWhenUsed="0"/>
+    <w:lsdException w:name="index 6" w:semiHidden="0" w:uiPriority="0" w:unhideWhenUsed="0"/>
+    <w:lsdException w:name="index 7" w:semiHidden="0" w:uiPriority="0" w:unhideWhenUsed="0"/>
+    <w:lsdException w:name="index 8" w:semiHidden="0" w:uiPriority="0" w:unhideWhenUsed="0"/>
+    <w:lsdException w:name="index 9" w:semiHidden="0" w:uiPriority="0" w:unhideWhenUsed="0"/>
+    <w:lsdException w:name="toc 1" w:semiHidden="0" w:uiPriority="0" w:unhideWhenUsed="0" w:qFormat="1"/>
+    <w:lsdException w:name="toc 2" w:semiHidden="0" w:uiPriority="0" w:unhideWhenUsed="0" w:qFormat="1"/>
+    <w:lsdException w:name="toc 3" w:semiHidden="0" w:uiPriority="0" w:unhideWhenUsed="0" w:qFormat="1"/>
+    <w:lsdException w:name="toc 4" w:semiHidden="0" w:uiPriority="0" w:unhideWhenUsed="0"/>
+    <w:lsdException w:name="toc 5" w:semiHidden="0" w:uiPriority="0" w:unhideWhenUsed="0"/>
+    <w:lsdException w:name="toc 6" w:semiHidden="0" w:uiPriority="0" w:unhideWhenUsed="0"/>
+    <w:lsdException w:name="toc 7" w:semiHidden="0" w:uiPriority="0" w:unhideWhenUsed="0"/>
+    <w:lsdException w:name="toc 8" w:semiHidden="0" w:uiPriority="0" w:unhideWhenUsed="0"/>
+    <w:lsdException w:name="toc 9" w:semiHidden="0" w:uiPriority="0" w:unhideWhenUsed="0"/>
+    <w:lsdException w:name="Normal Indent" w:semiHidden="0" w:uiPriority="0" w:unhideWhenUsed="0"/>
+    <w:lsdException w:name="footnote text" w:semiHidden="0" w:uiPriority="0" w:unhideWhenUsed="0"/>
+    <w:lsdException w:name="annotation text" w:semiHidden="0" w:uiPriority="0" w:unhideWhenUsed="0" w:qFormat="1"/>
+    <w:lsdException w:name="header" w:semiHidden="0" w:uiPriority="0" w:unhideWhenUsed="0" w:qFormat="1"/>
+    <w:lsdException w:name="footer" w:semiHidden="0" w:uiPriority="0" w:unhideWhenUsed="0" w:qFormat="1"/>
+    <w:lsdException w:name="index heading" w:semiHidden="0" w:uiPriority="0" w:unhideWhenUsed="0"/>
+    <w:lsdException w:name="caption" w:uiPriority="0" w:qFormat="1"/>
+    <w:lsdException w:name="table of figures" w:semiHidden="0" w:uiPriority="0" w:unhideWhenUsed="0"/>
+    <w:lsdException w:name="envelope address" w:semiHidden="0" w:uiPriority="0" w:unhideWhenUsed="0"/>
+    <w:lsdException w:name="envelope return" w:semiHidden="0" w:uiPriority="0" w:unhideWhenUsed="0"/>
+    <w:lsdException w:name="footnote reference" w:semiHidden="0" w:uiPriority="0" w:unhideWhenUsed="0"/>
+    <w:lsdException w:name="annotation reference" w:semiHidden="0" w:uiPriority="0" w:unhideWhenUsed="0"/>
+    <w:lsdException w:name="line number" w:semiHidden="0" w:uiPriority="0" w:unhideWhenUsed="0"/>
+    <w:lsdException w:name="page number" w:semiHidden="0" w:uiPriority="0" w:unhideWhenUsed="0"/>
+    <w:lsdException w:name="endnote reference" w:semiHidden="0" w:uiPriority="0" w:unhideWhenUsed="0"/>
+    <w:lsdException w:name="endnote text" w:semiHidden="0" w:uiPriority="0" w:unhideWhenUsed="0"/>
+    <w:lsdException w:name="table of authorities" w:semiHidden="0" w:uiPriority="0" w:unhideWhenUsed="0"/>
+    <w:lsdException w:name="macro" w:semiHidden="0" w:uiPriority="0" w:unhideWhenUsed="0"/>
+    <w:lsdException w:name="toa heading" w:semiHidden="0" w:uiPriority="0" w:unhideWhenUsed="0"/>
+    <w:lsdException w:name="List" w:semiHidden="0" w:uiPriority="0" w:unhideWhenUsed="0"/>
+    <w:lsdException w:name="List Bullet" w:semiHidden="0" w:uiPriority="0" w:unhideWhenUsed="0"/>
+    <w:lsdException w:name="List Number" w:semiHidden="0" w:uiPriority="0" w:unhideWhenUsed="0"/>
+    <w:lsdException w:name="List 2" w:semiHidden="0" w:uiPriority="0" w:unhideWhenUsed="0"/>
+    <w:lsdException w:name="List 3" w:semiHidden="0" w:uiPriority="0" w:unhideWhenUsed="0"/>
+    <w:lsdException w:name="List 4" w:semiHidden="0" w:uiPriority="0" w:unhideWhenUsed="0"/>
+    <w:lsdException w:name="List 5" w:semiHidden="0" w:uiPriority="0" w:unhideWhenUsed="0"/>
+    <w:lsdException w:name="List Bullet 2" w:semiHidden="0" w:uiPriority="0" w:unhideWhenUsed="0"/>
+    <w:lsdException w:name="List Bullet 3" w:semiHidden="0" w:uiPriority="0" w:unhideWhenUsed="0"/>
+    <w:lsdException w:name="List Bullet 4" w:semiHidden="0" w:uiPriority="0" w:unhideWhenUsed="0"/>
+    <w:lsdException w:name="List Bullet 5" w:semiHidden="0" w:uiPriority="0" w:unhideWhenUsed="0"/>
+    <w:lsdException w:name="List Number 2" w:semiHidden="0" w:uiPriority="0" w:unhideWhenUsed="0"/>
+    <w:lsdException w:name="List Number 3" w:semiHidden="0" w:uiPriority="0" w:unhideWhenUsed="0"/>
+    <w:lsdException w:name="List Number 4" w:semiHidden="0" w:uiPriority="0" w:unhideWhenUsed="0"/>
+    <w:lsdException w:name="List Number 5" w:semiHidden="0" w:uiPriority="0" w:unhideWhenUsed="0"/>
+    <w:lsdException w:name="Title" w:semiHidden="0" w:uiPriority="0" w:unhideWhenUsed="0" w:qFormat="1"/>
+    <w:lsdException w:name="Closing" w:semiHidden="0" w:uiPriority="0" w:unhideWhenUsed="0"/>
+    <w:lsdException w:name="Signature" w:semiHidden="0" w:uiPriority="0" w:unhideWhenUsed="0"/>
+    <w:lsdException w:name="Default Paragraph Font" w:uiPriority="0" w:unhideWhenUsed="0" w:qFormat="1"/>
+    <w:lsdException w:name="Body Text" w:uiPriority="0" w:unhideWhenUsed="0" w:qFormat="1"/>
+    <w:lsdException w:name="Body Text Indent" w:semiHidden="0" w:uiPriority="0" w:unhideWhenUsed="0"/>
+    <w:lsdException w:name="List Continue" w:semiHidden="0" w:uiPriority="0" w:unhideWhenUsed="0"/>
+    <w:lsdException w:name="List Continue 2" w:semiHidden="0" w:uiPriority="0" w:unhideWhenUsed="0"/>
+    <w:lsdException w:name="List Continue 3" w:semiHidden="0" w:uiPriority="0" w:unhideWhenUsed="0"/>
+    <w:lsdException w:name="List Continue 4" w:semiHidden="0" w:uiPriority="0" w:unhideWhenUsed="0"/>
+    <w:lsdException w:name="List Continue 5" w:semiHidden="0" w:uiPriority="0" w:unhideWhenUsed="0"/>
+    <w:lsdException w:name="Message Header" w:semiHidden="0" w:uiPriority="0" w:unhideWhenUsed="0"/>
+    <w:lsdException w:name="Subtitle" w:semiHidden="0" w:uiPriority="0" w:unhideWhenUsed="0" w:qFormat="1"/>
+    <w:lsdException w:name="Salutation" w:semiHidden="0" w:uiPriority="0" w:unhideWhenUsed="0"/>
+    <w:lsdException w:name="Date" w:semiHidden="0" w:uiPriority="0" w:unhideWhenUsed="0"/>
+    <w:lsdException w:name="Body Text First Indent" w:semiHidden="0" w:uiPriority="0" w:unhideWhenUsed="0"/>
+    <w:lsdException w:name="Body Text First Indent 2" w:semiHidden="0" w:uiPriority="0" w:unhideWhenUsed="0"/>
+    <w:lsdException w:name="Body Text 2" w:semiHidden="0" w:uiPriority="0" w:unhideWhenUsed="0"/>
+    <w:lsdException w:name="Body Text 3" w:semiHidden="0" w:uiPriority="0" w:unhideWhenUsed="0"/>
+    <w:lsdException w:name="Body Text Indent 2" w:semiHidden="0" w:uiPriority="0" w:unhideWhenUsed="0"/>
+    <w:lsdException w:name="Body Text Indent 3" w:semiHidden="0" w:uiPriority="0" w:unhideWhenUsed="0"/>
+    <w:lsdException w:name="Block Text" w:semiHidden="0" w:uiPriority="0" w:unhideWhenUsed="0"/>
+    <w:lsdException w:name="Hyperlink" w:semiHidden="0" w:uiPriority="0" w:unhideWhenUsed="0"/>
+    <w:lsdException w:name="FollowedHyperlink" w:semiHidden="0" w:uiPriority="0" w:unhideWhenUsed="0"/>
+    <w:lsdException w:name="Strong" w:semiHidden="0" w:uiPriority="0" w:unhideWhenUsed="0" w:qFormat="1"/>
+    <w:lsdException w:name="Emphasis" w:semiHidden="0" w:uiPriority="0" w:unhideWhenUsed="0" w:qFormat="1"/>
+    <w:lsdException w:name="Document Map" w:semiHidden="0" w:uiPriority="0" w:unhideWhenUsed="0"/>
+    <w:lsdException w:name="Plain Text" w:semiHidden="0" w:uiPriority="0" w:unhideWhenUsed="0"/>
+    <w:lsdException w:name="E-mail Signature" w:semiHidden="0" w:uiPriority="0" w:unhideWhenUsed="0"/>
+    <w:lsdException w:name="Normal (Web)" w:semiHidden="0" w:uiPriority="0" w:unhideWhenUsed="0" w:qFormat="1"/>
+    <w:lsdException w:name="HTML Acronym" w:semiHidden="0" w:uiPriority="0" w:unhideWhenUsed="0"/>
+    <w:lsdException w:name="HTML Address" w:semiHidden="0" w:uiPriority="0" w:unhideWhenUsed="0"/>
+    <w:lsdException w:name="HTML Cite" w:semiHidden="0" w:uiPriority="0" w:unhideWhenUsed="0"/>
+    <w:lsdException w:name="HTML Code" w:semiHidden="0" w:uiPriority="0" w:unhideWhenUsed="0"/>
+    <w:lsdException w:name="HTML Definition" w:semiHidden="0" w:uiPriority="0" w:unhideWhenUsed="0"/>
+    <w:lsdException w:name="HTML Keyboard" w:semiHidden="0" w:uiPriority="0" w:unhideWhenUsed="0"/>
+    <w:lsdException w:name="HTML Preformatted" w:semiHidden="0" w:uiPriority="0" w:unhideWhenUsed="0"/>
+    <w:lsdException w:name="HTML Sample" w:semiHidden="0" w:uiPriority="0" w:unhideWhenUsed="0"/>
+    <w:lsdException w:name="HTML Typewriter" w:semiHidden="0" w:uiPriority="0" w:unhideWhenUsed="0"/>
+    <w:lsdException w:name="HTML Variable" w:semiHidden="0" w:uiPriority="0" w:unhideWhenUsed="0"/>
+    <w:lsdException w:name="Normal Table" w:uiPriority="0" w:unhideWhenUsed="0" w:qFormat="1"/>
+    <w:lsdException w:name="annotation subject" w:semiHidden="0" w:uiPriority="0" w:unhideWhenUsed="0"/>
+    <w:lsdException w:name="Table Simple 1" w:semiHidden="0" w:uiPriority="0" w:unhideWhenUsed="0"/>
+    <w:lsdException w:name="Table Simple 2" w:semiHidden="0" w:uiPriority="0" w:unhideWhenUsed="0"/>
+    <w:lsdException w:name="Table Simple 3" w:semiHidden="0" w:uiPriority="0" w:unhideWhenUsed="0"/>
+    <w:lsdException w:name="Table Classic 1" w:semiHidden="0" w:uiPriority="0" w:unhideWhenUsed="0"/>
+    <w:lsdException w:name="Table Classic 2" w:semiHidden="0" w:uiPriority="0" w:unhideWhenUsed="0"/>
+    <w:lsdException w:name="Table Classic 3" w:semiHidden="0" w:uiPriority="0" w:unhideWhenUsed="0"/>
+    <w:lsdException w:name="Table Classic 4" w:semiHidden="0" w:uiPriority="0" w:unhideWhenUsed="0"/>
+    <w:lsdException w:name="Table Colorful 1" w:semiHidden="0" w:uiPriority="0" w:unhideWhenUsed="0"/>
+    <w:lsdException w:name="Table Colorful 2" w:semiHidden="0" w:uiPriority="0" w:unhideWhenUsed="0"/>
+    <w:lsdException w:name="Table Colorful 3" w:semiHidden="0" w:uiPriority="0" w:unhideWhenUsed="0"/>
+    <w:lsdException w:name="Table Columns 1" w:semiHidden="0" w:uiPriority="0" w:unhideWhenUsed="0"/>
+    <w:lsdException w:name="Table Columns 2" w:semiHidden="0" w:uiPriority="0" w:unhideWhenUsed="0"/>
+    <w:lsdException w:name="Table Columns 3" w:semiHidden="0" w:uiPriority="0" w:unhideWhenUsed="0"/>
+    <w:lsdException w:name="Table Columns 4" w:semiHidden="0" w:uiPriority="0" w:unhideWhenUsed="0"/>
+    <w:lsdException w:name="Table Columns 5" w:semiHidden="0" w:uiPriority="0" w:unhideWhenUsed="0"/>
+    <w:lsdException w:name="Table Grid 1" w:semiHidden="0" w:uiPriority="0" w:unhideWhenUsed="0"/>
+    <w:lsdException w:name="Table Grid 2" w:semiHidden="0" w:uiPriority="0" w:unhideWhenUsed="0"/>
+    <w:lsdException w:name="Table Grid 3" w:semiHidden="0" w:uiPriority="0" w:unhideWhenUsed="0"/>
+    <w:lsdException w:name="Table Grid 4" w:semiHidden="0" w:uiPriority="0" w:unhideWhenUsed="0"/>
+    <w:lsdException w:name="Table Grid 5" w:semiHidden="0" w:uiPriority="0" w:unhideWhenUsed="0"/>
+    <w:lsdException w:name="Table Grid 6" w:semiHidden="0" w:uiPriority="0" w:unhideWhenUsed="0"/>
+    <w:lsdException w:name="Table Grid 7" w:semiHidden="0" w:uiPriority="0" w:unhideWhenUsed="0"/>
+    <w:lsdException w:name="Table Grid 8" w:semiHidden="0" w:uiPriority="0" w:unhideWhenUsed="0"/>
+    <w:lsdException w:name="Table List 1" w:semiHidden="0" w:uiPriority="0" w:unhideWhenUsed="0"/>
+    <w:lsdException w:name="Table List 2" w:semiHidden="0" w:uiPriority="0" w:unhideWhenUsed="0"/>
+    <w:lsdException w:name="Table List 3" w:semiHidden="0" w:uiPriority="0" w:unhideWhenUsed="0"/>
+    <w:lsdException w:name="Table List 4" w:semiHidden="0" w:uiPriority="0" w:unhideWhenUsed="0"/>
+    <w:lsdException w:name="Table List 5" w:semiHidden="0" w:uiPriority="0" w:unhideWhenUsed="0"/>
+    <w:lsdException w:name="Table List 6" w:semiHidden="0" w:uiPriority="0" w:unhideWhenUsed="0"/>
+    <w:lsdException w:name="Table List 7" w:semiHidden="0" w:uiPriority="0" w:unhideWhenUsed="0"/>
+    <w:lsdException w:name="Table List 8" w:semiHidden="0" w:uiPriority="0" w:unhideWhenUsed="0"/>
+    <w:lsdException w:name="Table 3D effects 1" w:semiHidden="0" w:uiPriority="0" w:unhideWhenUsed="0"/>
+    <w:lsdException w:name="Table 3D effects 2" w:semiHidden="0" w:uiPriority="0" w:unhideWhenUsed="0"/>
+    <w:lsdException w:name="Table 3D effects 3" w:semiHidden="0" w:uiPriority="0" w:unhideWhenUsed="0"/>
+    <w:lsdException w:name="Table Contemporary" w:semiHidden="0" w:uiPriority="0" w:unhideWhenUsed="0"/>
+    <w:lsdException w:name="Table Elegant" w:semiHidden="0" w:uiPriority="0" w:unhideWhenUsed="0"/>
+    <w:lsdException w:name="Table Professional" w:semiHidden="0" w:uiPriority="0" w:unhideWhenUsed="0"/>
+    <w:lsdException w:name="Table Subtle 1" w:semiHidden="0" w:uiPriority="0" w:unhideWhenUsed="0"/>
+    <w:lsdException w:name="Table Subtle 2" w:semiHidden="0" w:uiPriority="0" w:unhideWhenUsed="0"/>
+    <w:lsdException w:name="Table Web 1" w:semiHidden="0" w:uiPriority="0" w:unhideWhenUsed="0"/>
+    <w:lsdException w:name="Table Web 2" w:semiHidden="0" w:uiPriority="0" w:unhideWhenUsed="0"/>
+    <w:lsdException w:name="Table Web 3" w:semiHidden="0" w:uiPriority="0" w:unhideWhenUsed="0"/>
+    <w:lsdException w:name="Balloon Text" w:semiHidden="0" w:uiPriority="0" w:unhideWhenUsed="0"/>
+    <w:lsdException w:name="Table Grid" w:semiHidden="0" w:uiPriority="0" w:unhideWhenUsed="0" w:qFormat="1"/>
+    <w:lsdException w:name="Table Theme" w:semiHidden="0" w:uiPriority="0" w:unhideWhenUsed="0"/>
+    <w:lsdException w:name="Light Shading" w:semiHidden="0" w:uiPriority="60" w:unhideWhenUsed="0"/>
+    <w:lsdException w:name="Light List" w:semiHidden="0" w:uiPriority="61" w:unhideWhenUsed="0"/>
+    <w:lsdException w:name="Light Grid" w:semiHidden="0" w:uiPriority="62" w:unhideWhenUsed="0"/>
+    <w:lsdException w:name="Medium Shading 1" w:semiHidden="0" w:uiPriority="63" w:unhideWhenUsed="0"/>
+    <w:lsdException w:name="Medium Shading 2" w:semiHidden="0" w:uiPriority="64" w:unhideWhenUsed="0"/>
+    <w:lsdException w:name="Medium List 1" w:semiHidden="0" w:uiPriority="65" w:unhideWhenUsed="0"/>
+    <w:lsdException w:name="Medium List 2" w:semiHidden="0" w:uiPriority="66" w:unhideWhenUsed="0"/>
+    <w:lsdException w:name="Medium Grid 1" w:semiHidden="0" w:uiPriority="67" w:unhideWhenUsed="0"/>
+    <w:lsdException w:name="Medium Grid 2" w:semiHidden="0" w:uiPriority="68" w:unhideWhenUsed="0"/>
+    <w:lsdException w:name="Medium Grid 3" w:semiHidden="0" w:uiPriority="69" w:unhideWhenUsed="0"/>
+    <w:lsdException w:name="Dark List" w:semiHidden="0" w:uiPriority="70" w:unhideWhenUsed="0"/>
+    <w:lsdException w:name="Colorful Shading" w:semiHidden="0" w:uiPriority="71" w:unhideWhenUsed="0"/>
+    <w:lsdException w:name="Colorful List" w:semiHidden="0" w:uiPriority="72" w:unhideWhenUsed="0"/>
+    <w:lsdException w:name="Colorful Grid" w:semiHidden="0" w:uiPriority="73" w:unhideWhenUsed="0"/>
+    <w:lsdException w:name="Light Shading Accent 1" w:semiHidden="0" w:uiPriority="60" w:unhideWhenUsed="0"/>
+    <w:lsdException w:name="Light List Accent 1" w:semiHidden="0" w:uiPriority="61" w:unhideWhenUsed="0"/>
+    <w:lsdException w:name="Light Grid Accent 1" w:semiHidden="0" w:uiPriority="62" w:unhideWhenUsed="0"/>
+    <w:lsdException w:name="Medium Shading 1 Accent 1" w:semiHidden="0" w:uiPriority="63" w:unhideWhenUsed="0"/>
+    <w:lsdException w:name="Medium Shading 2 Accent 1" w:semiHidden="0" w:uiPriority="64" w:unhideWhenUsed="0"/>
+    <w:lsdException w:name="Medium List 1 Accent 1" w:semiHidden="0" w:uiPriority="65" w:unhideWhenUsed="0"/>
+    <w:lsdException w:name="Medium List 2 Accent 1" w:semiHidden="0" w:uiPriority="66" w:unhideWhenUsed="0"/>
+    <w:lsdException w:name="Medium Grid 1 Accent 1" w:semiHidden="0" w:uiPriority="67" w:unhideWhenUsed="0"/>
+    <w:lsdException w:name="Medium Grid 2 Accent 1" w:semiHidden="0" w:uiPriority="68" w:unhideWhenUsed="0"/>
+    <w:lsdException w:name="Medium Grid 3 Accent 1" w:semiHidden="0" w:uiPriority="69" w:unhideWhenUsed="0"/>
+    <w:lsdException w:name="Dark List Accent 1" w:semiHidden="0" w:uiPriority="70" w:unhideWhenUsed="0"/>
+    <w:lsdException w:name="Colorful Shading Accent 1" w:semiHidden="0" w:uiPriority="71" w:unhideWhenUsed="0"/>
+    <w:lsdException w:name="Colorful List Accent 1" w:semiHidden="0" w:uiPriority="72" w:unhideWhenUsed="0"/>
+    <w:lsdException w:name="Colorful Grid Accent 1" w:semiHidden="0" w:uiPriority="73" w:unhideWhenUsed="0"/>
+    <w:lsdException w:name="Light Shading Accent 2" w:semiHidden="0" w:uiPriority="60" w:unhideWhenUsed="0"/>
+    <w:lsdException w:name="Light List Accent 2" w:semiHidden="0" w:uiPriority="61" w:unhideWhenUsed="0"/>
+    <w:lsdException w:name="Light Grid Accent 2" w:semiHidden="0" w:uiPriority="62" w:unhideWhenUsed="0"/>
+    <w:lsdException w:name="Medium Shading 1 Accent 2" w:semiHidden="0" w:uiPriority="63" w:unhideWhenUsed="0"/>
+    <w:lsdException w:name="Medium Shading 2 Accent 2" w:semiHidden="0" w:uiPriority="64" w:unhideWhenUsed="0"/>
+    <w:lsdException w:name="Medium List 1 Accent 2" w:semiHidden="0" w:uiPriority="65" w:unhideWhenUsed="0"/>
+    <w:lsdException w:name="Medium List 2 Accent 2" w:semiHidden="0" w:uiPriority="66" w:unhideWhenUsed="0"/>
+    <w:lsdException w:name="Medium Grid 1 Accent 2" w:semiHidden="0" w:uiPriority="67" w:unhideWhenUsed="0"/>
+    <w:lsdException w:name="Medium Grid 2 Accent 2" w:semiHidden="0" w:uiPriority="68" w:unhideWhenUsed="0"/>
+    <w:lsdException w:name="Medium Grid 3 Accent 2" w:semiHidden="0" w:uiPriority="69" w:unhideWhenUsed="0"/>
+    <w:lsdException w:name="Dark List Accent 2" w:semiHidden="0" w:uiPriority="70" w:unhideWhenUsed="0"/>
+    <w:lsdException w:name="Colorful Shading Accent 2" w:semiHidden="0" w:uiPriority="71" w:unhideWhenUsed="0"/>
+    <w:lsdException w:name="Colorful List Accent 2" w:semiHidden="0" w:uiPriority="72" w:unhideWhenUsed="0"/>
+    <w:lsdException w:name="Colorful Grid Accent 2" w:semiHidden="0" w:uiPriority="73" w:unhideWhenUsed="0"/>
+    <w:lsdException w:name="Light Shading Accent 3" w:semiHidden="0" w:uiPriority="60" w:unhideWhenUsed="0"/>
+    <w:lsdException w:name="Light List Accent 3" w:semiHidden="0" w:uiPriority="61" w:unhideWhenUsed="0"/>
+    <w:lsdException w:name="Light Grid Accent 3" w:semiHidden="0" w:uiPriority="62" w:unhideWhenUsed="0"/>
+    <w:lsdException w:name="Medium Shading 1 Accent 3" w:semiHidden="0" w:uiPriority="63" w:unhideWhenUsed="0"/>
+    <w:lsdException w:name="Medium Shading 2 Accent 3" w:semiHidden="0" w:uiPriority="64" w:unhideWhenUsed="0"/>
+    <w:lsdException w:name="Medium List 1 Accent 3" w:semiHidden="0" w:uiPriority="65" w:unhideWhenUsed="0"/>
+    <w:lsdException w:name="Medium List 2 Accent 3" w:semiHidden="0" w:uiPriority="66" w:unhideWhenUsed="0"/>
+    <w:lsdException w:name="Medium Grid 1 Accent 3" w:semiHidden="0" w:uiPriority="67" w:unhideWhenUsed="0"/>
+    <w:lsdException w:name="Medium Grid 2 Accent 3" w:semiHidden="0" w:uiPriority="68" w:unhideWhenUsed="0"/>
+    <w:lsdException w:name="Medium Grid 3 Accent 3" w:semiHidden="0" w:uiPriority="69" w:unhideWhenUsed="0"/>
+    <w:lsdException w:name="Dark List Accent 3" w:semiHidden="0" w:uiPriority="70" w:unhideWhenUsed="0"/>
+    <w:lsdException w:name="Colorful Shading Accent 3" w:semiHidden="0" w:uiPriority="71" w:unhideWhenUsed="0"/>
+    <w:lsdException w:name="Colorful List Accent 3" w:semiHidden="0" w:uiPriority="72" w:unhideWhenUsed="0"/>
+    <w:lsdException w:name="Colorful Grid Accent 3" w:semiHidden="0" w:uiPriority="73" w:unhideWhenUsed="0"/>
+    <w:lsdException w:name="Light Shading Accent 4" w:semiHidden="0" w:uiPriority="60" w:unhideWhenUsed="0"/>
+    <w:lsdException w:name="Light List Accent 4" w:semiHidden="0" w:uiPriority="61" w:unhideWhenUsed="0"/>
+    <w:lsdException w:name="Light Grid Accent 4" w:semiHidden="0" w:uiPriority="62" w:unhideWhenUsed="0"/>
+    <w:lsdException w:name="Medium Shading 1 Accent 4" w:semiHidden="0" w:uiPriority="63" w:unhideWhenUsed="0"/>
+    <w:lsdException w:name="Medium Shading 2 Accent 4" w:semiHidden="0" w:uiPriority="64" w:unhideWhenUsed="0"/>
+    <w:lsdException w:name="Medium List 1 Accent 4" w:semiHidden="0" w:uiPriority="65" w:unhideWhenUsed="0"/>
+    <w:lsdException w:name="Medium List 2 Accent 4" w:semiHidden="0" w:uiPriority="66" w:unhideWhenUsed="0"/>
+    <w:lsdException w:name="Medium Grid 1 Accent 4" w:semiHidden="0" w:uiPriority="67" w:unhideWhenUsed="0"/>
+    <w:lsdException w:name="Medium Grid 2 Accent 4" w:semiHidden="0" w:uiPriority="68" w:unhideWhenUsed="0"/>
+    <w:lsdException w:name="Medium Grid 3 Accent 4" w:semiHidden="0" w:uiPriority="69" w:unhideWhenUsed="0"/>
+    <w:lsdException w:name="Dark List Accent 4" w:semiHidden="0" w:uiPriority="70" w:unhideWhenUsed="0"/>
+    <w:lsdException w:name="Colorful Shading Accent 4" w:semiHidden="0" w:uiPriority="71" w:unhideWhenUsed="0"/>
+    <w:lsdException w:name="Colorful List Accent 4" w:semiHidden="0" w:uiPriority="72" w:unhideWhenUsed="0"/>
+    <w:lsdException w:name="Colorful Grid Accent 4" w:semiHidden="0" w:uiPriority="73" w:unhideWhenUsed="0"/>
+    <w:lsdException w:name="Light Shading Accent 5" w:semiHidden="0" w:uiPriority="60" w:unhideWhenUsed="0"/>
+    <w:lsdException w:name="Light List Accent 5" w:semiHidden="0" w:uiPriority="61" w:unhideWhenUsed="0"/>
+    <w:lsdException w:name="Light Grid Accent 5" w:semiHidden="0" w:uiPriority="62" w:unhideWhenUsed="0"/>
+    <w:lsdException w:name="Medium Shading 1 Accent 5" w:semiHidden="0" w:uiPriority="63" w:unhideWhenUsed="0"/>
+    <w:lsdException w:name="Medium Shading 2 Accent 5" w:semiHidden="0" w:uiPriority="64" w:unhideWhenUsed="0"/>
+    <w:lsdException w:name="Medium List 1 Accent 5" w:semiHidden="0" w:uiPriority="65" w:unhideWhenUsed="0"/>
+    <w:lsdException w:name="Medium List 2 Accent 5" w:semiHidden="0" w:uiPriority="66" w:unhideWhenUsed="0"/>
+    <w:lsdException w:name="Medium Grid 1 Accent 5" w:semiHidden="0" w:uiPriority="67" w:unhideWhenUsed="0"/>
+    <w:lsdException w:name="Medium Grid 2 Accent 5" w:semiHidden="0" w:uiPriority="68" w:unhideWhenUsed="0"/>
+    <w:lsdException w:name="Medium Grid 3 Accent 5" w:semiHidden="0" w:uiPriority="69" w:unhideWhenUsed="0"/>
+    <w:lsdException w:name="Dark List Accent 5" w:semiHidden="0" w:uiPriority="70" w:unhideWhenUsed="0"/>
+    <w:lsdException w:name="Colorful Shading Accent 5" w:semiHidden="0" w:uiPriority="71" w:unhideWhenUsed="0"/>
+    <w:lsdException w:name="Colorful List Accent 5" w:semiHidden="0" w:uiPriority="72" w:unhideWhenUsed="0"/>
+    <w:lsdException w:name="Colorful Grid Accent 5" w:semiHidden="0" w:uiPriority="73" w:unhideWhenUsed="0"/>
+    <w:lsdException w:name="Light Shading Accent 6" w:semiHidden="0" w:uiPriority="60" w:unhideWhenUsed="0"/>
+    <w:lsdException w:name="Light List Accent 6" w:semiHidden="0" w:uiPriority="61" w:unhideWhenUsed="0"/>
+    <w:lsdException w:name="Light Grid Accent 6" w:semiHidden="0" w:uiPriority="62" w:unhideWhenUsed="0"/>
+    <w:lsdException w:name="Medium Shading 1 Accent 6" w:semiHidden="0" w:uiPriority="63" w:unhideWhenUsed="0"/>
+    <w:lsdException w:name="Medium Shading 2 Accent 6" w:semiHidden="0" w:uiPriority="64" w:unhideWhenUsed="0"/>
+    <w:lsdException w:name="Medium List 1 Accent 6" w:semiHidden="0" w:uiPriority="65" w:unhideWhenUsed="0"/>
+    <w:lsdException w:name="Medium List 2 Accent 6" w:semiHidden="0" w:uiPriority="66" w:unhideWhenUsed="0"/>
+    <w:lsdException w:name="Medium Grid 1 Accent 6" w:semiHidden="0" w:uiPriority="67" w:unhideWhenUsed="0"/>
+    <w:lsdException w:name="Medium Grid 2 Accent 6" w:semiHidden="0" w:uiPriority="68" w:unhideWhenUsed="0"/>
+    <w:lsdException w:name="Medium Grid 3 Accent 6" w:semiHidden="0" w:uiPriority="69" w:unhideWhenUsed="0"/>
+    <w:lsdException w:name="Dark List Accent 6" w:semiHidden="0" w:uiPriority="70" w:unhideWhenUsed="0"/>
+    <w:lsdException w:name="Colorful Shading Accent 6" w:semiHidden="0" w:uiPriority="71" w:unhideWhenUsed="0"/>
+    <w:lsdException w:name="Colorful List Accent 6" w:semiHidden="0" w:uiPriority="72" w:unhideWhenUsed="0"/>
+    <w:lsdException w:name="Colorful Grid Accent 6" w:semiHidden="0" w:uiPriority="73" w:unhideWhenUsed="0"/>
   </w:latentStyles>
-  <w:style w:type="paragraph" w:default="1" w:styleId="1">
+  <w:style w:type="paragraph" w:default="1" w:styleId="Normal">
     <w:name w:val="Normal"/>
     <w:qFormat/>
-    <w:uiPriority w:val="0"/>
     <w:pPr>
       <w:kinsoku w:val="0"/>
       <w:autoSpaceDE w:val="0"/>
@@ -6567,7 +6472,7 @@
       <w:textAlignment w:val="baseline"/>
     </w:pPr>
     <w:rPr>
-      <w:rFonts w:ascii="Arial" w:hAnsi="Arial" w:eastAsia="宋体" w:cs="Arial"/>
+      <w:rFonts w:ascii="Arial" w:eastAsia="宋体" w:hAnsi="Arial" w:cs="Arial"/>
       <w:snapToGrid w:val="0"/>
       <w:color w:val="000000"/>
       <w:kern w:val="0"/>
@@ -6576,12 +6481,11 @@
       <w:lang w:val="en-US" w:eastAsia="en-US" w:bidi="ar-SA"/>
     </w:rPr>
   </w:style>
-  <w:style w:type="paragraph" w:styleId="2">
+  <w:style w:type="paragraph" w:styleId="Heading1">
     <w:name w:val="heading 1"/>
-    <w:basedOn w:val="1"/>
-    <w:next w:val="1"/>
+    <w:basedOn w:val="Normal"/>
+    <w:next w:val="Normal"/>
     <w:qFormat/>
-    <w:uiPriority w:val="0"/>
     <w:pPr>
       <w:keepNext/>
       <w:keepLines/>
@@ -6599,13 +6503,12 @@
       <w:sz w:val="44"/>
     </w:rPr>
   </w:style>
-  <w:style w:type="paragraph" w:styleId="3">
+  <w:style w:type="paragraph" w:styleId="Heading2">
     <w:name w:val="heading 2"/>
-    <w:basedOn w:val="1"/>
-    <w:next w:val="1"/>
+    <w:basedOn w:val="Normal"/>
+    <w:next w:val="Normal"/>
     <w:unhideWhenUsed/>
     <w:qFormat/>
-    <w:uiPriority w:val="0"/>
     <w:pPr>
       <w:keepNext/>
       <w:keepLines/>
@@ -6618,19 +6521,18 @@
       <w:outlineLvl w:val="1"/>
     </w:pPr>
     <w:rPr>
-      <w:rFonts w:ascii="Arial" w:hAnsi="Arial" w:eastAsia="黑体"/>
+      <w:rFonts w:ascii="Arial" w:eastAsia="黑体" w:hAnsi="Arial"/>
       <w:b/>
       <w:sz w:val="32"/>
     </w:rPr>
   </w:style>
-  <w:style w:type="paragraph" w:styleId="4">
+  <w:style w:type="paragraph" w:styleId="Heading3">
     <w:name w:val="heading 3"/>
-    <w:basedOn w:val="1"/>
-    <w:next w:val="1"/>
+    <w:basedOn w:val="Normal"/>
+    <w:next w:val="Normal"/>
     <w:semiHidden/>
     <w:unhideWhenUsed/>
     <w:qFormat/>
-    <w:uiPriority w:val="0"/>
     <w:pPr>
       <w:keepNext/>
       <w:keepLines/>
@@ -6647,13 +6549,12 @@
       <w:sz w:val="32"/>
     </w:rPr>
   </w:style>
-  <w:style w:type="paragraph" w:styleId="5">
+  <w:style w:type="paragraph" w:styleId="Heading4">
     <w:name w:val="heading 4"/>
-    <w:basedOn w:val="1"/>
-    <w:next w:val="1"/>
+    <w:basedOn w:val="Normal"/>
+    <w:next w:val="Normal"/>
     <w:unhideWhenUsed/>
     <w:qFormat/>
-    <w:uiPriority w:val="0"/>
     <w:pPr>
       <w:keepNext/>
       <w:keepLines/>
@@ -6666,19 +6567,18 @@
       <w:outlineLvl w:val="3"/>
     </w:pPr>
     <w:rPr>
-      <w:rFonts w:ascii="Arial" w:hAnsi="Arial" w:eastAsia="黑体"/>
+      <w:rFonts w:ascii="Arial" w:eastAsia="黑体" w:hAnsi="Arial"/>
       <w:b/>
       <w:sz w:val="28"/>
     </w:rPr>
   </w:style>
-  <w:style w:type="paragraph" w:styleId="6">
+  <w:style w:type="paragraph" w:styleId="Heading5">
     <w:name w:val="heading 5"/>
-    <w:basedOn w:val="1"/>
-    <w:next w:val="1"/>
+    <w:basedOn w:val="Normal"/>
+    <w:next w:val="Normal"/>
     <w:semiHidden/>
     <w:unhideWhenUsed/>
     <w:qFormat/>
-    <w:uiPriority w:val="0"/>
     <w:pPr>
       <w:keepNext/>
       <w:keepLines/>
@@ -6695,14 +6595,13 @@
       <w:sz w:val="28"/>
     </w:rPr>
   </w:style>
-  <w:style w:type="paragraph" w:styleId="7">
+  <w:style w:type="paragraph" w:styleId="Heading6">
     <w:name w:val="heading 6"/>
-    <w:basedOn w:val="1"/>
-    <w:next w:val="1"/>
+    <w:basedOn w:val="Normal"/>
+    <w:next w:val="Normal"/>
     <w:semiHidden/>
     <w:unhideWhenUsed/>
     <w:qFormat/>
-    <w:uiPriority w:val="0"/>
     <w:pPr>
       <w:keepNext/>
       <w:keepLines/>
@@ -6715,19 +6614,18 @@
       <w:outlineLvl w:val="5"/>
     </w:pPr>
     <w:rPr>
-      <w:rFonts w:ascii="Arial" w:hAnsi="Arial" w:eastAsia="黑体"/>
+      <w:rFonts w:ascii="Arial" w:eastAsia="黑体" w:hAnsi="Arial"/>
       <w:b/>
       <w:sz w:val="24"/>
     </w:rPr>
   </w:style>
-  <w:style w:type="paragraph" w:styleId="8">
+  <w:style w:type="paragraph" w:styleId="Heading7">
     <w:name w:val="heading 7"/>
-    <w:basedOn w:val="1"/>
-    <w:next w:val="1"/>
+    <w:basedOn w:val="Normal"/>
+    <w:next w:val="Normal"/>
     <w:semiHidden/>
     <w:unhideWhenUsed/>
     <w:qFormat/>
-    <w:uiPriority w:val="0"/>
     <w:pPr>
       <w:keepNext/>
       <w:keepLines/>
@@ -6744,14 +6642,13 @@
       <w:sz w:val="24"/>
     </w:rPr>
   </w:style>
-  <w:style w:type="paragraph" w:styleId="9">
+  <w:style w:type="paragraph" w:styleId="Heading8">
     <w:name w:val="heading 8"/>
-    <w:basedOn w:val="1"/>
-    <w:next w:val="1"/>
+    <w:basedOn w:val="Normal"/>
+    <w:next w:val="Normal"/>
     <w:semiHidden/>
     <w:unhideWhenUsed/>
     <w:qFormat/>
-    <w:uiPriority w:val="0"/>
     <w:pPr>
       <w:keepNext/>
       <w:keepLines/>
@@ -6764,18 +6661,17 @@
       <w:outlineLvl w:val="7"/>
     </w:pPr>
     <w:rPr>
-      <w:rFonts w:ascii="Arial" w:hAnsi="Arial" w:eastAsia="黑体"/>
+      <w:rFonts w:ascii="Arial" w:eastAsia="黑体" w:hAnsi="Arial"/>
       <w:sz w:val="24"/>
     </w:rPr>
   </w:style>
-  <w:style w:type="paragraph" w:styleId="10">
+  <w:style w:type="paragraph" w:styleId="Heading9">
     <w:name w:val="heading 9"/>
-    <w:basedOn w:val="1"/>
-    <w:next w:val="1"/>
+    <w:basedOn w:val="Normal"/>
+    <w:next w:val="Normal"/>
     <w:semiHidden/>
     <w:unhideWhenUsed/>
     <w:qFormat/>
-    <w:uiPriority w:val="0"/>
     <w:pPr>
       <w:keepNext/>
       <w:keepLines/>
@@ -6788,21 +6684,19 @@
       <w:outlineLvl w:val="8"/>
     </w:pPr>
     <w:rPr>
-      <w:rFonts w:ascii="Arial" w:hAnsi="Arial" w:eastAsia="黑体"/>
+      <w:rFonts w:ascii="Arial" w:eastAsia="黑体" w:hAnsi="Arial"/>
       <w:sz w:val="21"/>
     </w:rPr>
   </w:style>
-  <w:style w:type="character" w:default="1" w:styleId="22">
+  <w:style w:type="character" w:default="1" w:styleId="DefaultParagraphFont">
     <w:name w:val="Default Paragraph Font"/>
     <w:semiHidden/>
     <w:qFormat/>
-    <w:uiPriority w:val="0"/>
   </w:style>
-  <w:style w:type="table" w:default="1" w:styleId="20">
+  <w:style w:type="table" w:default="1" w:styleId="TableNormal">
     <w:name w:val="Normal Table"/>
     <w:semiHidden/>
     <w:qFormat/>
-    <w:uiPriority w:val="0"/>
     <w:tblPr>
       <w:tblCellMar>
         <w:top w:w="0" w:type="dxa"/>
@@ -6812,43 +6706,39 @@
       </w:tblCellMar>
     </w:tblPr>
   </w:style>
-  <w:style w:type="paragraph" w:styleId="11">
+  <w:style w:type="paragraph" w:styleId="CommentText">
     <w:name w:val="annotation text"/>
-    <w:basedOn w:val="1"/>
+    <w:basedOn w:val="Normal"/>
     <w:qFormat/>
-    <w:uiPriority w:val="0"/>
     <w:pPr>
       <w:jc w:val="left"/>
     </w:pPr>
   </w:style>
-  <w:style w:type="paragraph" w:styleId="12">
+  <w:style w:type="paragraph" w:styleId="BodyText">
     <w:name w:val="Body Text"/>
-    <w:basedOn w:val="1"/>
+    <w:basedOn w:val="Normal"/>
     <w:semiHidden/>
     <w:qFormat/>
-    <w:uiPriority w:val="0"/>
     <w:rPr>
-      <w:rFonts w:ascii="Arial" w:hAnsi="Arial" w:eastAsia="Arial" w:cs="Arial"/>
+      <w:rFonts w:ascii="Arial" w:eastAsia="Arial" w:hAnsi="Arial" w:cs="Arial"/>
       <w:sz w:val="21"/>
       <w:szCs w:val="21"/>
       <w:lang w:val="en-US" w:eastAsia="en-US" w:bidi="ar-SA"/>
     </w:rPr>
   </w:style>
-  <w:style w:type="paragraph" w:styleId="13">
+  <w:style w:type="paragraph" w:styleId="TOC3">
     <w:name w:val="toc 3"/>
-    <w:basedOn w:val="1"/>
-    <w:next w:val="1"/>
+    <w:basedOn w:val="Normal"/>
+    <w:next w:val="Normal"/>
     <w:qFormat/>
-    <w:uiPriority w:val="0"/>
     <w:pPr>
       <w:ind w:left="840" w:leftChars="400"/>
     </w:pPr>
   </w:style>
-  <w:style w:type="paragraph" w:styleId="14">
+  <w:style w:type="paragraph" w:styleId="Footer">
     <w:name w:val="footer"/>
-    <w:basedOn w:val="1"/>
+    <w:basedOn w:val="Normal"/>
     <w:qFormat/>
-    <w:uiPriority w:val="0"/>
     <w:pPr>
       <w:tabs>
         <w:tab w:val="center" w:pos="4153"/>
@@ -6861,17 +6751,16 @@
       <w:sz w:val="18"/>
     </w:rPr>
   </w:style>
-  <w:style w:type="paragraph" w:styleId="15">
+  <w:style w:type="paragraph" w:styleId="Header">
     <w:name w:val="header"/>
-    <w:basedOn w:val="1"/>
+    <w:basedOn w:val="Normal"/>
     <w:qFormat/>
-    <w:uiPriority w:val="0"/>
     <w:pPr>
       <w:pBdr>
-        <w:top w:val="none" w:color="auto" w:sz="0" w:space="0"/>
-        <w:left w:val="none" w:color="auto" w:sz="0" w:space="0"/>
-        <w:bottom w:val="none" w:color="auto" w:sz="0" w:space="0"/>
-        <w:right w:val="none" w:color="auto" w:sz="0" w:space="0"/>
+        <w:top w:val="nil"/>
+        <w:left w:val="nil"/>
+        <w:bottom w:val="nil"/>
+        <w:right w:val="nil"/>
       </w:pBdr>
       <w:tabs>
         <w:tab w:val="center" w:pos="4153"/>
@@ -6886,41 +6775,37 @@
       <w:sz w:val="18"/>
     </w:rPr>
   </w:style>
-  <w:style w:type="paragraph" w:styleId="16">
+  <w:style w:type="paragraph" w:styleId="TOC1">
     <w:name w:val="toc 1"/>
-    <w:basedOn w:val="1"/>
-    <w:next w:val="1"/>
+    <w:basedOn w:val="Normal"/>
+    <w:next w:val="Normal"/>
     <w:qFormat/>
-    <w:uiPriority w:val="0"/>
     <w:rPr>
-      <w:rFonts w:ascii="Arial" w:hAnsi="Arial" w:eastAsia="Microsoft JhengHei"/>
+      <w:rFonts w:ascii="Arial" w:eastAsia="Microsoft JhengHei" w:hAnsi="Arial"/>
       <w:sz w:val="24"/>
     </w:rPr>
   </w:style>
-  <w:style w:type="paragraph" w:styleId="17">
+  <w:style w:type="paragraph" w:styleId="TOC2">
     <w:name w:val="toc 2"/>
-    <w:basedOn w:val="1"/>
-    <w:next w:val="1"/>
+    <w:basedOn w:val="Normal"/>
+    <w:next w:val="Normal"/>
     <w:qFormat/>
-    <w:uiPriority w:val="0"/>
     <w:pPr>
       <w:ind w:left="420" w:leftChars="200"/>
     </w:pPr>
   </w:style>
-  <w:style w:type="paragraph" w:styleId="18">
+  <w:style w:type="paragraph" w:styleId="NormalWeb">
     <w:name w:val="Normal (Web)"/>
-    <w:basedOn w:val="1"/>
+    <w:basedOn w:val="Normal"/>
     <w:qFormat/>
-    <w:uiPriority w:val="0"/>
     <w:rPr>
       <w:sz w:val="24"/>
     </w:rPr>
   </w:style>
-  <w:style w:type="paragraph" w:styleId="19">
+  <w:style w:type="paragraph" w:styleId="Title">
     <w:name w:val="Title"/>
-    <w:basedOn w:val="1"/>
+    <w:basedOn w:val="Normal"/>
     <w:qFormat/>
-    <w:uiPriority w:val="0"/>
     <w:pPr>
       <w:spacing w:before="240" w:beforeLines="0" w:beforeAutospacing="0" w:after="60" w:afterLines="0" w:afterAutospacing="0"/>
       <w:jc w:val="center"/>
@@ -6932,73 +6817,68 @@
       <w:sz w:val="32"/>
     </w:rPr>
   </w:style>
-  <w:style w:type="table" w:styleId="21">
+  <w:style w:type="table" w:styleId="TableGrid">
     <w:name w:val="Table Grid"/>
-    <w:basedOn w:val="20"/>
+    <w:basedOn w:val="TableNormal"/>
     <w:qFormat/>
-    <w:uiPriority w:val="0"/>
     <w:pPr>
       <w:widowControl w:val="0"/>
       <w:jc w:val="both"/>
     </w:pPr>
     <w:tblPr>
       <w:tblBorders>
-        <w:top w:val="single" w:color="auto" w:sz="4" w:space="0"/>
-        <w:left w:val="single" w:color="auto" w:sz="4" w:space="0"/>
-        <w:bottom w:val="single" w:color="auto" w:sz="4" w:space="0"/>
-        <w:right w:val="single" w:color="auto" w:sz="4" w:space="0"/>
-        <w:insideH w:val="single" w:color="auto" w:sz="4" w:space="0"/>
-        <w:insideV w:val="single" w:color="auto" w:sz="4" w:space="0"/>
+        <w:top w:val="single" w:sz="4" w:space="0" w:color="auto"/>
+        <w:left w:val="single" w:sz="4" w:space="0" w:color="auto"/>
+        <w:bottom w:val="single" w:sz="4" w:space="0" w:color="auto"/>
+        <w:right w:val="single" w:sz="4" w:space="0" w:color="auto"/>
+        <w:insideH w:val="single" w:sz="4" w:space="0" w:color="auto"/>
+        <w:insideV w:val="single" w:sz="4" w:space="0" w:color="auto"/>
       </w:tblBorders>
     </w:tblPr>
   </w:style>
-  <w:style w:type="character" w:styleId="23">
+  <w:style w:type="character" w:styleId="Strong">
     <w:name w:val="Strong"/>
-    <w:basedOn w:val="22"/>
+    <w:basedOn w:val="DefaultParagraphFont"/>
     <w:qFormat/>
-    <w:uiPriority w:val="0"/>
     <w:rPr>
       <w:b/>
     </w:rPr>
   </w:style>
-  <w:style w:type="paragraph" w:customStyle="1" w:styleId="24">
+  <w:style w:type="paragraph" w:customStyle="1" w:styleId="a">
     <w:name w:val="柴_公司名"/>
-    <w:basedOn w:val="19"/>
+    <w:basedOn w:val="Title"/>
     <w:qFormat/>
-    <w:uiPriority w:val="0"/>
     <w:pPr>
       <w:spacing w:after="600" w:afterLines="600"/>
     </w:pPr>
     <w:rPr>
-      <w:rFonts w:hint="eastAsia" w:ascii="宋体" w:hAnsi="宋体" w:eastAsia="宋体" w:cs="宋体"/>
+      <w:rFonts w:ascii="宋体" w:eastAsia="宋体" w:hAnsi="宋体" w:cs="宋体" w:hint="eastAsia"/>
       <w:bCs/>
       <w:spacing w:val="-6"/>
       <w:sz w:val="52"/>
       <w:szCs w:val="52"/>
     </w:rPr>
   </w:style>
-  <w:style w:type="paragraph" w:customStyle="1" w:styleId="25">
+  <w:style w:type="paragraph" w:customStyle="1" w:styleId="a0">
     <w:name w:val="柴_文档名"/>
-    <w:basedOn w:val="19"/>
+    <w:basedOn w:val="Title"/>
     <w:qFormat/>
-    <w:uiPriority w:val="0"/>
     <w:pPr>
       <w:spacing w:after="900" w:afterLines="900"/>
     </w:pPr>
     <w:rPr>
-      <w:rFonts w:ascii="黑体" w:hAnsi="黑体" w:eastAsia="黑体" w:cs="黑体"/>
+      <w:rFonts w:ascii="黑体" w:eastAsia="黑体" w:hAnsi="黑体" w:cs="黑体"/>
       <w:bCs/>
       <w:spacing w:val="-7"/>
       <w:sz w:val="52"/>
       <w:szCs w:val="52"/>
     </w:rPr>
   </w:style>
-  <w:style w:type="table" w:customStyle="1" w:styleId="26">
+  <w:style w:type="table" w:customStyle="1" w:styleId="TableNormal0">
     <w:name w:val="Table Normal_0"/>
     <w:semiHidden/>
     <w:unhideWhenUsed/>
     <w:qFormat/>
-    <w:uiPriority w:val="0"/>
     <w:tblPr>
       <w:tblCellMar>
         <w:top w:w="0" w:type="dxa"/>
@@ -7008,87 +6888,81 @@
       </w:tblCellMar>
     </w:tblPr>
   </w:style>
-  <w:style w:type="paragraph" w:customStyle="1" w:styleId="27">
+  <w:style w:type="paragraph" w:customStyle="1" w:styleId="TableText">
     <w:name w:val="Table Text"/>
-    <w:basedOn w:val="1"/>
+    <w:basedOn w:val="Normal"/>
     <w:semiHidden/>
     <w:qFormat/>
-    <w:uiPriority w:val="0"/>
     <w:rPr>
-      <w:rFonts w:ascii="宋体" w:hAnsi="宋体" w:eastAsia="宋体" w:cs="宋体"/>
+      <w:rFonts w:ascii="宋体" w:eastAsia="宋体" w:hAnsi="宋体" w:cs="宋体"/>
       <w:sz w:val="21"/>
       <w:szCs w:val="21"/>
       <w:lang w:val="en-US" w:eastAsia="en-US" w:bidi="ar-SA"/>
     </w:rPr>
   </w:style>
-  <w:style w:type="paragraph" w:customStyle="1" w:styleId="28">
+  <w:style w:type="paragraph" w:customStyle="1" w:styleId="1">
     <w:name w:val="柴_标题1"/>
-    <w:basedOn w:val="2"/>
-    <w:next w:val="29"/>
-    <w:link w:val="38"/>
+    <w:basedOn w:val="Heading1"/>
+    <w:next w:val="a1"/>
+    <w:link w:val="1Char"/>
     <w:qFormat/>
-    <w:uiPriority w:val="0"/>
     <w:pPr>
       <w:spacing w:before="100" w:after="90" w:line="360" w:lineRule="auto"/>
     </w:pPr>
     <w:rPr>
-      <w:rFonts w:ascii="Arial" w:hAnsi="Arial" w:eastAsia="宋体"/>
+      <w:rFonts w:ascii="Arial" w:eastAsia="宋体" w:hAnsi="Arial"/>
       <w:sz w:val="32"/>
     </w:rPr>
   </w:style>
-  <w:style w:type="paragraph" w:customStyle="1" w:styleId="29">
+  <w:style w:type="paragraph" w:customStyle="1" w:styleId="a1">
     <w:name w:val="柴_正文"/>
-    <w:basedOn w:val="12"/>
-    <w:link w:val="42"/>
+    <w:basedOn w:val="BodyText"/>
+    <w:link w:val="Char"/>
     <w:qFormat/>
-    <w:uiPriority w:val="0"/>
     <w:pPr>
       <w:spacing w:line="360" w:lineRule="auto"/>
       <w:ind w:firstLine="470" w:firstLineChars="200"/>
     </w:pPr>
     <w:rPr>
-      <w:rFonts w:ascii="Arial" w:hAnsi="Arial" w:eastAsia="宋体"/>
+      <w:rFonts w:ascii="Arial" w:eastAsia="宋体" w:hAnsi="Arial"/>
       <w:sz w:val="24"/>
       <w:lang w:eastAsia="zh-CN"/>
     </w:rPr>
   </w:style>
-  <w:style w:type="paragraph" w:customStyle="1" w:styleId="30">
+  <w:style w:type="paragraph" w:customStyle="1" w:styleId="2">
     <w:name w:val="柴_标题2"/>
-    <w:basedOn w:val="3"/>
-    <w:next w:val="29"/>
+    <w:basedOn w:val="Heading2"/>
+    <w:next w:val="a1"/>
     <w:qFormat/>
-    <w:uiPriority w:val="0"/>
     <w:pPr>
       <w:spacing w:line="360" w:lineRule="auto"/>
     </w:pPr>
     <w:rPr>
-      <w:rFonts w:ascii="Arial" w:hAnsi="Arial" w:eastAsia="宋体"/>
+      <w:rFonts w:ascii="Arial" w:eastAsia="宋体" w:hAnsi="Arial"/>
       <w:sz w:val="28"/>
     </w:rPr>
   </w:style>
-  <w:style w:type="paragraph" w:customStyle="1" w:styleId="31">
+  <w:style w:type="paragraph" w:customStyle="1" w:styleId="3">
     <w:name w:val="柴_标题3"/>
-    <w:basedOn w:val="4"/>
-    <w:next w:val="29"/>
+    <w:basedOn w:val="Heading3"/>
+    <w:next w:val="a1"/>
     <w:qFormat/>
-    <w:uiPriority w:val="0"/>
     <w:pPr>
       <w:spacing w:line="360" w:lineRule="auto"/>
       <w:ind w:left="0" w:firstLine="472" w:firstLineChars="200"/>
     </w:pPr>
     <w:rPr>
-      <w:rFonts w:ascii="宋体" w:hAnsi="宋体" w:eastAsia="宋体" w:cs="宋体"/>
+      <w:rFonts w:ascii="宋体" w:eastAsia="宋体" w:hAnsi="宋体" w:cs="宋体"/>
       <w:spacing w:val="-2"/>
       <w:sz w:val="24"/>
       <w:szCs w:val="24"/>
     </w:rPr>
   </w:style>
-  <w:style w:type="paragraph" w:customStyle="1" w:styleId="32">
+  <w:style w:type="paragraph" w:customStyle="1" w:styleId="a2">
     <w:name w:val="柴_目录"/>
-    <w:basedOn w:val="1"/>
-    <w:next w:val="12"/>
+    <w:basedOn w:val="Normal"/>
+    <w:next w:val="BodyText"/>
     <w:qFormat/>
-    <w:uiPriority w:val="0"/>
     <w:pPr>
       <w:tabs>
         <w:tab w:val="right" w:leader="dot" w:pos="8442"/>
@@ -7096,64 +6970,59 @@
       <w:ind w:left="0" w:leftChars="0"/>
     </w:pPr>
     <w:rPr>
-      <w:rFonts w:ascii="Arial" w:hAnsi="Arial" w:eastAsia="Microsoft JhengHei"/>
+      <w:rFonts w:ascii="Arial" w:eastAsia="Microsoft JhengHei" w:hAnsi="Arial"/>
       <w:sz w:val="24"/>
     </w:rPr>
   </w:style>
-  <w:style w:type="paragraph" w:customStyle="1" w:styleId="33">
+  <w:style w:type="paragraph" w:customStyle="1" w:styleId="WPSOffice1">
     <w:name w:val="WPSOffice手动目录 1"/>
     <w:qFormat/>
-    <w:uiPriority w:val="0"/>
     <w:pPr>
       <w:ind w:leftChars="0"/>
     </w:pPr>
     <w:rPr>
-      <w:rFonts w:ascii="Times New Roman" w:hAnsi="Times New Roman" w:eastAsia="宋体" w:cs="Times New Roman"/>
+      <w:rFonts w:ascii="Times New Roman" w:eastAsia="宋体" w:hAnsi="Times New Roman" w:cs="Times New Roman"/>
       <w:sz w:val="20"/>
       <w:szCs w:val="20"/>
     </w:rPr>
   </w:style>
-  <w:style w:type="paragraph" w:customStyle="1" w:styleId="34">
+  <w:style w:type="paragraph" w:customStyle="1" w:styleId="WPSOffice2">
     <w:name w:val="WPSOffice手动目录 2"/>
     <w:qFormat/>
-    <w:uiPriority w:val="0"/>
     <w:pPr>
       <w:ind w:leftChars="200"/>
     </w:pPr>
     <w:rPr>
-      <w:rFonts w:ascii="Times New Roman" w:hAnsi="Times New Roman" w:eastAsia="宋体" w:cs="Times New Roman"/>
+      <w:rFonts w:ascii="Times New Roman" w:eastAsia="宋体" w:hAnsi="Times New Roman" w:cs="Times New Roman"/>
       <w:sz w:val="20"/>
       <w:szCs w:val="20"/>
     </w:rPr>
   </w:style>
-  <w:style w:type="paragraph" w:customStyle="1" w:styleId="35">
+  <w:style w:type="paragraph" w:customStyle="1" w:styleId="WPSOffice3">
     <w:name w:val="WPSOffice手动目录 3"/>
     <w:qFormat/>
-    <w:uiPriority w:val="0"/>
     <w:pPr>
       <w:ind w:leftChars="400"/>
     </w:pPr>
     <w:rPr>
-      <w:rFonts w:ascii="Times New Roman" w:hAnsi="Times New Roman" w:eastAsia="宋体" w:cs="Times New Roman"/>
+      <w:rFonts w:ascii="Times New Roman" w:eastAsia="宋体" w:hAnsi="Times New Roman" w:cs="Times New Roman"/>
       <w:sz w:val="20"/>
       <w:szCs w:val="20"/>
     </w:rPr>
   </w:style>
-  <w:style w:type="paragraph" w:customStyle="1" w:styleId="36">
+  <w:style w:type="paragraph" w:customStyle="1" w:styleId="Compact">
     <w:name w:val="Compact"/>
-    <w:basedOn w:val="12"/>
+    <w:basedOn w:val="BodyText"/>
     <w:qFormat/>
-    <w:uiPriority w:val="0"/>
     <w:pPr>
       <w:spacing w:before="36" w:after="36"/>
     </w:pPr>
   </w:style>
-  <w:style w:type="table" w:customStyle="1" w:styleId="37">
+  <w:style w:type="table" w:customStyle="1" w:styleId="Table">
     <w:name w:val="Table"/>
     <w:semiHidden/>
     <w:unhideWhenUsed/>
     <w:qFormat/>
-    <w:uiPriority w:val="0"/>
     <w:tblPr>
       <w:tblCellMar>
         <w:top w:w="0" w:type="dxa"/>
@@ -7165,28 +7034,26 @@
     <w:tblStylePr w:type="firstRow">
       <w:tcPr>
         <w:tcBorders>
-          <w:bottom w:val="single" w:color="auto" w:sz="0" w:space="0"/>
+          <w:bottom w:val="single" w:sz="0" w:space="0" w:color="auto"/>
         </w:tcBorders>
         <w:vAlign w:val="bottom"/>
       </w:tcPr>
     </w:tblStylePr>
   </w:style>
-  <w:style w:type="character" w:customStyle="1" w:styleId="38">
+  <w:style w:type="character" w:customStyle="1" w:styleId="1Char">
     <w:name w:val="柴_标题1 Char"/>
-    <w:link w:val="28"/>
+    <w:link w:val="1"/>
     <w:qFormat/>
-    <w:uiPriority w:val="0"/>
     <w:rPr>
-      <w:rFonts w:ascii="Arial" w:hAnsi="Arial" w:eastAsia="宋体"/>
+      <w:rFonts w:ascii="Arial" w:eastAsia="宋体" w:hAnsi="Arial"/>
       <w:sz w:val="32"/>
     </w:rPr>
   </w:style>
-  <w:style w:type="table" w:customStyle="1" w:styleId="39">
+  <w:style w:type="table" w:customStyle="1" w:styleId="TableNormal1">
     <w:name w:val="Table Normal_1"/>
     <w:semiHidden/>
     <w:unhideWhenUsed/>
     <w:qFormat/>
-    <w:uiPriority w:val="0"/>
     <w:tblPr>
       <w:tblCellMar>
         <w:top w:w="0" w:type="dxa"/>
@@ -7196,11 +7063,10 @@
       </w:tblCellMar>
     </w:tblPr>
   </w:style>
-  <w:style w:type="paragraph" w:customStyle="1" w:styleId="40">
+  <w:style w:type="paragraph" w:customStyle="1" w:styleId="a3">
     <w:name w:val="柴_正文_无缩进"/>
-    <w:basedOn w:val="1"/>
+    <w:basedOn w:val="Normal"/>
     <w:qFormat/>
-    <w:uiPriority w:val="0"/>
     <w:pPr>
       <w:ind w:firstLine="0" w:firstLineChars="0"/>
     </w:pPr>
@@ -7210,31 +7076,29 @@
       <w:lang w:eastAsia="zh-CN"/>
     </w:rPr>
   </w:style>
-  <w:style w:type="paragraph" w:customStyle="1" w:styleId="41">
+  <w:style w:type="paragraph" w:customStyle="1" w:styleId="4">
     <w:name w:val="柴_标题4"/>
-    <w:basedOn w:val="5"/>
-    <w:next w:val="1"/>
+    <w:basedOn w:val="Heading4"/>
+    <w:next w:val="Normal"/>
     <w:qFormat/>
-    <w:uiPriority w:val="0"/>
     <w:pPr>
       <w:widowControl w:val="0"/>
       <w:spacing w:before="160" w:line="360" w:lineRule="auto"/>
-      <w:ind w:left="981" w:leftChars="300" w:hanging="862"/>
+      <w:ind w:left="981" w:hanging="862" w:leftChars="300"/>
     </w:pPr>
     <w:rPr>
-      <w:rFonts w:hint="eastAsia" w:ascii="Calibri" w:hAnsi="Calibri" w:eastAsia="宋体" w:cs="宋体"/>
+      <w:rFonts w:ascii="Calibri" w:eastAsia="宋体" w:hAnsi="Calibri" w:cs="宋体" w:hint="eastAsia"/>
       <w:sz w:val="24"/>
       <w:szCs w:val="24"/>
       <w:lang w:eastAsia="zh-CN" w:bidi="zh-CN"/>
     </w:rPr>
   </w:style>
-  <w:style w:type="character" w:customStyle="1" w:styleId="42">
+  <w:style w:type="character" w:customStyle="1" w:styleId="Char">
     <w:name w:val="柴_正文 Char"/>
-    <w:link w:val="29"/>
+    <w:link w:val="a1"/>
     <w:qFormat/>
-    <w:uiPriority w:val="0"/>
     <w:rPr>
-      <w:rFonts w:ascii="Arial" w:hAnsi="Arial" w:eastAsia="宋体"/>
+      <w:rFonts w:ascii="Arial" w:eastAsia="宋体" w:hAnsi="Arial"/>
       <w:sz w:val="24"/>
       <w:lang w:eastAsia="zh-CN"/>
     </w:rPr>

--- a/6-过程管理/流程制度规范类文件/JXTX-06-03-服务报告管理制度.docx
+++ b/6-过程管理/流程制度规范类文件/JXTX-06-03-服务报告管理制度.docx
@@ -1,11 +1,10 @@
 
 <file path=word/document.xml><?xml version="1.0" encoding="utf-8"?>
-<w:document xmlns:wpc="http://schemas.microsoft.com/office/word/2010/wordprocessingCanvas" xmlns:mc="http://schemas.openxmlformats.org/markup-compatibility/2006" xmlns:o="urn:schemas-microsoft-com:office:office" xmlns:r="http://schemas.openxmlformats.org/officeDocument/2006/relationships" xmlns:m="http://schemas.openxmlformats.org/officeDocument/2006/math" xmlns:v="urn:schemas-microsoft-com:vml" xmlns:wp14="http://schemas.microsoft.com/office/word/2010/wordprocessingDrawing" xmlns:wp="http://schemas.openxmlformats.org/drawingml/2006/wordprocessingDrawing" xmlns:w10="urn:schemas-microsoft-com:office:word" xmlns:w="http://schemas.openxmlformats.org/wordprocessingml/2006/main" xmlns:w14="http://schemas.microsoft.com/office/word/2010/wordml" xmlns:w15="http://schemas.microsoft.com/office/word/2012/wordml" xmlns:wne="http://schemas.microsoft.com/office/word/2006/wordml" xmlns:wpg="http://schemas.microsoft.com/office/word/2010/wordprocessingGroup" xmlns:wpi="http://schemas.microsoft.com/office/word/2010/wordprocessingInk" xmlns:wps="http://schemas.microsoft.com/office/word/2010/wordprocessingShape" mc:Ignorable="w14 w15 wp14">
-  <!-- Generated by Aspose.Words for .NET 13.3.0.1 -->
+<w:document xmlns:wpc="http://schemas.microsoft.com/office/word/2010/wordprocessingCanvas" xmlns:mc="http://schemas.openxmlformats.org/markup-compatibility/2006" xmlns:o="urn:schemas-microsoft-com:office:office" xmlns:r="http://schemas.openxmlformats.org/officeDocument/2006/relationships" xmlns:m="http://schemas.openxmlformats.org/officeDocument/2006/math" xmlns:v="urn:schemas-microsoft-com:vml" xmlns:wp14="http://schemas.microsoft.com/office/word/2010/wordprocessingDrawing" xmlns:wp="http://schemas.openxmlformats.org/drawingml/2006/wordprocessingDrawing" xmlns:w="http://schemas.openxmlformats.org/wordprocessingml/2006/main" xmlns:w14="http://schemas.microsoft.com/office/word/2010/wordml" xmlns:w10="urn:schemas-microsoft-com:office:word" xmlns:w15="http://schemas.microsoft.com/office/word/2012/wordml" xmlns:wpg="http://schemas.microsoft.com/office/word/2010/wordprocessingGroup" xmlns:wpi="http://schemas.microsoft.com/office/word/2010/wordprocessingInk" xmlns:wne="http://schemas.microsoft.com/office/word/2006/wordml" xmlns:wps="http://schemas.microsoft.com/office/word/2010/wordprocessingShape" xmlns:wpsCustomData="http://www.wps.cn/officeDocument/2013/wpsCustomData" mc:Ignorable="w14 w15 wp14">
   <w:body>
     <w:p>
       <w:pPr>
-        <w:pStyle w:val="a"/>
+        <w:pStyle w:val="24"/>
         <w:keepNext w:val="0"/>
         <w:keepLines w:val="0"/>
         <w:pageBreakBefore w:val="0"/>
@@ -22,10 +21,10 @@
         <w:spacing w:before="3120" w:beforeLines="1000"/>
         <w:textAlignment w:val="baseline"/>
       </w:pPr>
-      <w:bookmarkStart w:id="0" w:name="_Toc6019"/>
+      <w:bookmarkStart w:id="0" w:name="_Toc12470"/>
       <w:r>
         <w:drawing>
-          <wp:anchor distT="0" distB="0" distL="114300" distR="114300" simplePos="0" relativeHeight="251660288" behindDoc="1" locked="0" layoutInCell="1" allowOverlap="1">
+          <wp:anchor distT="0" distB="0" distL="114300" distR="114300" simplePos="0" relativeHeight="251661312" behindDoc="1" locked="0" layoutInCell="1" allowOverlap="1">
             <wp:simplePos x="0" y="0"/>
             <wp:positionH relativeFrom="column">
               <wp:posOffset>-19050</wp:posOffset>
@@ -50,7 +49,7 @@
                     </pic:cNvPicPr>
                   </pic:nvPicPr>
                   <pic:blipFill>
-                    <a:blip xmlns:r="http://schemas.openxmlformats.org/officeDocument/2006/relationships" r:embed="rId4"/>
+                    <a:blip r:embed="rId7"/>
                     <a:stretch>
                       <a:fillRect/>
                     </a:stretch>
@@ -76,7 +75,7 @@
       </w:r>
       <w:r>
         <w:drawing>
-          <wp:anchor distT="0" distB="0" distL="114300" distR="114300" simplePos="0" relativeHeight="251659264" behindDoc="1" locked="0" layoutInCell="1" allowOverlap="1">
+          <wp:anchor distT="0" distB="0" distL="114300" distR="114300" simplePos="0" relativeHeight="251660288" behindDoc="1" locked="0" layoutInCell="1" allowOverlap="1">
             <wp:simplePos x="0" y="0"/>
             <wp:positionH relativeFrom="column">
               <wp:posOffset>0</wp:posOffset>
@@ -101,7 +100,7 @@
                     </pic:cNvPicPr>
                   </pic:nvPicPr>
                   <pic:blipFill>
-                    <a:blip xmlns:r="http://schemas.openxmlformats.org/officeDocument/2006/relationships" r:embed="rId5"/>
+                    <a:blip r:embed="rId8"/>
                     <a:stretch>
                       <a:fillRect/>
                     </a:stretch>
@@ -131,7 +130,7 @@
           <w:lang w:val="en-US" w:eastAsia="zh-CN"/>
         </w:rPr>
         <w:drawing>
-          <wp:anchor distT="0" distB="0" distL="114300" distR="114300" simplePos="0" relativeHeight="251658240" behindDoc="1" locked="0" layoutInCell="1" allowOverlap="1">
+          <wp:anchor distT="0" distB="0" distL="114300" distR="114300" simplePos="0" relativeHeight="251659264" behindDoc="1" locked="0" layoutInCell="1" allowOverlap="1">
             <wp:simplePos x="0" y="0"/>
             <wp:positionH relativeFrom="column">
               <wp:posOffset>635</wp:posOffset>
@@ -156,7 +155,7 @@
                     </pic:cNvPicPr>
                   </pic:nvPicPr>
                   <pic:blipFill>
-                    <a:blip xmlns:r="http://schemas.openxmlformats.org/officeDocument/2006/relationships" r:embed="rId6">
+                    <a:blip r:embed="rId9">
                       <a:alphaModFix amt="58000"/>
                       <a:lum contrast="-52000"/>
                     </a:blip>
@@ -190,7 +189,7 @@
     </w:p>
     <w:p>
       <w:pPr>
-        <w:pStyle w:val="a0"/>
+        <w:pStyle w:val="25"/>
         <w:keepNext w:val="0"/>
         <w:keepLines w:val="0"/>
         <w:pageBreakBefore w:val="0"/>
@@ -211,7 +210,7 @@
           <w:lang w:val="en-US" w:eastAsia="zh-CN"/>
         </w:rPr>
       </w:pPr>
-      <w:bookmarkStart w:id="1" w:name="_Toc19809"/>
+      <w:bookmarkStart w:id="1" w:name="_Toc20952"/>
       <w:r>
         <w:rPr>
           <w:rFonts w:hint="eastAsia"/>
@@ -237,11 +236,11 @@
         <w:adjustRightInd w:val="0"/>
         <w:snapToGrid w:val="0"/>
         <w:spacing w:after="624" w:afterLines="200" w:line="219" w:lineRule="auto"/>
-        <w:ind w:left="0" w:right="0" w:firstLine="0" w:leftChars="0" w:rightChars="0" w:firstLineChars="0"/>
+        <w:ind w:left="0" w:leftChars="0" w:right="0" w:rightChars="0" w:firstLine="0" w:firstLineChars="0"/>
         <w:jc w:val="center"/>
         <w:textAlignment w:val="baseline"/>
         <w:rPr>
-          <w:rFonts w:ascii="宋体" w:eastAsia="宋体" w:hAnsi="宋体" w:cs="宋体" w:hint="eastAsia"/>
+          <w:rFonts w:hint="eastAsia" w:ascii="宋体" w:hAnsi="宋体" w:eastAsia="宋体" w:cs="宋体"/>
           <w:sz w:val="24"/>
           <w:szCs w:val="24"/>
           <w:lang w:val="en-US" w:eastAsia="zh-CN"/>
@@ -249,7 +248,7 @@
       </w:pPr>
       <w:r>
         <w:rPr>
-          <w:rFonts w:ascii="宋体" w:eastAsia="宋体" w:hAnsi="宋体" w:cs="宋体"/>
+          <w:rFonts w:ascii="宋体" w:hAnsi="宋体" w:eastAsia="宋体" w:cs="宋体"/>
           <w:b/>
           <w:bCs/>
           <w:spacing w:val="-3"/>
@@ -260,7 +259,7 @@
       </w:r>
       <w:r>
         <w:rPr>
-          <w:rFonts w:ascii="宋体" w:eastAsia="宋体" w:hAnsi="宋体" w:cs="宋体" w:hint="eastAsia"/>
+          <w:rFonts w:hint="eastAsia" w:ascii="宋体" w:hAnsi="宋体" w:eastAsia="宋体" w:cs="宋体"/>
           <w:b/>
           <w:bCs/>
           <w:spacing w:val="-3"/>
@@ -272,7 +271,7 @@
       </w:r>
       <w:r>
         <w:rPr>
-          <w:rFonts w:ascii="宋体" w:eastAsia="宋体" w:hAnsi="宋体" w:cs="宋体"/>
+          <w:rFonts w:ascii="宋体" w:hAnsi="宋体" w:eastAsia="宋体" w:cs="宋体"/>
           <w:b/>
           <w:bCs/>
           <w:spacing w:val="-3"/>
@@ -283,7 +282,7 @@
       </w:r>
       <w:r>
         <w:rPr>
-          <w:rFonts w:ascii="宋体" w:hAnsi="宋体" w:cs="宋体" w:hint="eastAsia"/>
+          <w:rFonts w:hint="eastAsia" w:ascii="宋体" w:hAnsi="宋体" w:cs="宋体"/>
           <w:b/>
           <w:bCs/>
           <w:spacing w:val="-3"/>
@@ -295,7 +294,7 @@
       </w:r>
       <w:r>
         <w:rPr>
-          <w:rFonts w:ascii="宋体" w:eastAsia="宋体" w:hAnsi="宋体" w:cs="宋体"/>
+          <w:rFonts w:ascii="宋体" w:hAnsi="宋体" w:eastAsia="宋体" w:cs="宋体"/>
           <w:b/>
           <w:bCs/>
           <w:spacing w:val="-3"/>
@@ -306,7 +305,7 @@
       </w:r>
       <w:r>
         <w:rPr>
-          <w:rFonts w:ascii="宋体" w:hAnsi="宋体" w:cs="宋体" w:hint="eastAsia"/>
+          <w:rFonts w:hint="eastAsia" w:ascii="宋体" w:hAnsi="宋体" w:cs="宋体"/>
           <w:b/>
           <w:bCs/>
           <w:spacing w:val="-3"/>
@@ -319,17 +318,18 @@
     </w:p>
     <w:tbl>
       <w:tblPr>
-        <w:tblStyle w:val="TableGrid"/>
+        <w:tblStyle w:val="21"/>
         <w:tblW w:w="0" w:type="auto"/>
         <w:jc w:val="center"/>
         <w:tblBorders>
-          <w:top w:val="nil"/>
-          <w:left w:val="nil"/>
-          <w:bottom w:val="nil"/>
-          <w:right w:val="nil"/>
-          <w:insideH w:val="nil"/>
-          <w:insideV w:val="nil"/>
+          <w:top w:val="none" w:color="auto" w:sz="0" w:space="0"/>
+          <w:left w:val="none" w:color="auto" w:sz="0" w:space="0"/>
+          <w:bottom w:val="none" w:color="auto" w:sz="0" w:space="0"/>
+          <w:right w:val="none" w:color="auto" w:sz="0" w:space="0"/>
+          <w:insideH w:val="none" w:color="auto" w:sz="0" w:space="0"/>
+          <w:insideV w:val="none" w:color="auto" w:sz="0" w:space="0"/>
         </w:tblBorders>
+        <w:tblLayout w:type="autofit"/>
         <w:tblCellMar>
           <w:top w:w="0" w:type="dxa"/>
           <w:left w:w="108" w:type="dxa"/>
@@ -343,15 +343,13 @@
       </w:tblGrid>
       <w:tr>
         <w:tblPrEx>
-          <w:tblW w:w="0" w:type="auto"/>
-          <w:jc w:val="center"/>
           <w:tblBorders>
-            <w:top w:val="nil"/>
-            <w:left w:val="nil"/>
-            <w:bottom w:val="nil"/>
-            <w:right w:val="nil"/>
-            <w:insideH w:val="nil"/>
-            <w:insideV w:val="nil"/>
+            <w:top w:val="none" w:color="auto" w:sz="0" w:space="0"/>
+            <w:left w:val="none" w:color="auto" w:sz="0" w:space="0"/>
+            <w:bottom w:val="none" w:color="auto" w:sz="0" w:space="0"/>
+            <w:right w:val="none" w:color="auto" w:sz="0" w:space="0"/>
+            <w:insideH w:val="none" w:color="auto" w:sz="0" w:space="0"/>
+            <w:insideV w:val="none" w:color="auto" w:sz="0" w:space="0"/>
           </w:tblBorders>
           <w:tblCellMar>
             <w:top w:w="0" w:type="dxa"/>
@@ -361,7 +359,7 @@
           </w:tblCellMar>
         </w:tblPrEx>
         <w:trPr>
-          <w:trHeight w:val="810"/>
+          <w:trHeight w:val="810" w:hRule="atLeast"/>
           <w:jc w:val="center"/>
         </w:trPr>
         <w:tc>
@@ -399,7 +397,7 @@
             </w:r>
             <w:r>
               <w:rPr>
-                <w:rFonts w:asciiTheme="minorAscii" w:eastAsiaTheme="minorEastAsia" w:hAnsiTheme="minorAscii" w:hint="default"/>
+                <w:rFonts w:hint="default" w:asciiTheme="minorAscii" w:hAnsiTheme="minorAscii" w:eastAsiaTheme="minorEastAsia"/>
                 <w:spacing w:val="227"/>
                 <w:sz w:val="21"/>
                 <w:vertAlign w:val="baseline"/>
@@ -453,7 +451,7 @@
             </w:r>
             <w:r>
               <w:rPr>
-                <w:rFonts w:asciiTheme="minorAscii" w:eastAsiaTheme="minorEastAsia" w:hAnsiTheme="minorAscii" w:hint="eastAsia"/>
+                <w:rFonts w:hint="eastAsia" w:asciiTheme="minorAscii" w:hAnsiTheme="minorAscii" w:eastAsiaTheme="minorEastAsia"/>
                 <w:spacing w:val="227"/>
                 <w:sz w:val="21"/>
                 <w:vertAlign w:val="baseline"/>
@@ -475,8 +473,14 @@
       </w:tr>
       <w:tr>
         <w:tblPrEx>
-          <w:tblW w:w="0" w:type="auto"/>
-          <w:jc w:val="center"/>
+          <w:tblBorders>
+            <w:top w:val="none" w:color="auto" w:sz="0" w:space="0"/>
+            <w:left w:val="none" w:color="auto" w:sz="0" w:space="0"/>
+            <w:bottom w:val="none" w:color="auto" w:sz="0" w:space="0"/>
+            <w:right w:val="none" w:color="auto" w:sz="0" w:space="0"/>
+            <w:insideH w:val="none" w:color="auto" w:sz="0" w:space="0"/>
+            <w:insideV w:val="none" w:color="auto" w:sz="0" w:space="0"/>
+          </w:tblBorders>
           <w:tblCellMar>
             <w:top w:w="0" w:type="dxa"/>
             <w:left w:w="108" w:type="dxa"/>
@@ -485,7 +489,7 @@
           </w:tblCellMar>
         </w:tblPrEx>
         <w:trPr>
-          <w:trHeight w:val="810"/>
+          <w:trHeight w:val="810" w:hRule="atLeast"/>
           <w:jc w:val="center"/>
         </w:trPr>
         <w:tc>
@@ -509,7 +513,7 @@
               <w:snapToGrid w:val="0"/>
               <w:textAlignment w:val="baseline"/>
               <w:rPr>
-                <w:rFonts w:ascii="Arial" w:eastAsia="Arial" w:hAnsi="Arial" w:cs="Arial" w:hint="default"/>
+                <w:rFonts w:hint="default" w:ascii="Arial" w:hAnsi="Arial" w:eastAsia="Arial" w:cs="Arial"/>
                 <w:snapToGrid w:val="0"/>
                 <w:color w:val="000000"/>
                 <w:kern w:val="0"/>
@@ -541,7 +545,7 @@
             </w:r>
             <w:r>
               <w:rPr>
-                <w:rFonts w:asciiTheme="minorAscii" w:eastAsiaTheme="minorEastAsia" w:hAnsiTheme="minorAscii" w:hint="default"/>
+                <w:rFonts w:hint="default" w:asciiTheme="minorAscii" w:hAnsiTheme="minorAscii" w:eastAsiaTheme="minorEastAsia"/>
                 <w:spacing w:val="227"/>
                 <w:sz w:val="21"/>
                 <w:vertAlign w:val="baseline"/>
@@ -594,7 +598,7 @@
               <w:snapToGrid w:val="0"/>
               <w:textAlignment w:val="baseline"/>
               <w:rPr>
-                <w:rFonts w:ascii="Arial" w:eastAsia="Arial" w:hAnsi="Arial" w:cs="Arial" w:hint="default"/>
+                <w:rFonts w:hint="default" w:ascii="Arial" w:hAnsi="Arial" w:eastAsia="Arial" w:cs="Arial"/>
                 <w:snapToGrid w:val="0"/>
                 <w:color w:val="000000"/>
                 <w:kern w:val="0"/>
@@ -614,7 +618,7 @@
             </w:r>
             <w:r>
               <w:rPr>
-                <w:rFonts w:asciiTheme="minorAscii" w:eastAsiaTheme="minorEastAsia" w:hAnsiTheme="minorAscii" w:hint="eastAsia"/>
+                <w:rFonts w:hint="eastAsia" w:asciiTheme="minorAscii" w:hAnsiTheme="minorAscii" w:eastAsiaTheme="minorEastAsia"/>
                 <w:spacing w:val="227"/>
                 <w:sz w:val="21"/>
                 <w:vertAlign w:val="baseline"/>
@@ -636,8 +640,14 @@
       </w:tr>
       <w:tr>
         <w:tblPrEx>
-          <w:tblW w:w="0" w:type="auto"/>
-          <w:jc w:val="center"/>
+          <w:tblBorders>
+            <w:top w:val="none" w:color="auto" w:sz="0" w:space="0"/>
+            <w:left w:val="none" w:color="auto" w:sz="0" w:space="0"/>
+            <w:bottom w:val="none" w:color="auto" w:sz="0" w:space="0"/>
+            <w:right w:val="none" w:color="auto" w:sz="0" w:space="0"/>
+            <w:insideH w:val="none" w:color="auto" w:sz="0" w:space="0"/>
+            <w:insideV w:val="none" w:color="auto" w:sz="0" w:space="0"/>
+          </w:tblBorders>
           <w:tblCellMar>
             <w:top w:w="0" w:type="dxa"/>
             <w:left w:w="108" w:type="dxa"/>
@@ -646,7 +656,7 @@
           </w:tblCellMar>
         </w:tblPrEx>
         <w:trPr>
-          <w:trHeight w:val="635"/>
+          <w:trHeight w:val="635" w:hRule="atLeast"/>
           <w:jc w:val="center"/>
         </w:trPr>
         <w:tc>
@@ -696,7 +706,7 @@
             </w:r>
             <w:r>
               <w:rPr>
-                <w:rFonts w:asciiTheme="minorAscii" w:eastAsiaTheme="minorEastAsia" w:hAnsiTheme="minorAscii" w:hint="eastAsia"/>
+                <w:rFonts w:hint="eastAsia" w:asciiTheme="minorAscii" w:hAnsiTheme="minorAscii" w:eastAsiaTheme="minorEastAsia"/>
                 <w:spacing w:val="227"/>
                 <w:sz w:val="21"/>
                 <w:vertAlign w:val="baseline"/>
@@ -749,7 +759,7 @@
             </w:r>
             <w:r>
               <w:rPr>
-                <w:rFonts w:asciiTheme="minorAscii" w:eastAsiaTheme="minorEastAsia" w:hAnsiTheme="minorAscii" w:hint="eastAsia"/>
+                <w:rFonts w:hint="eastAsia" w:asciiTheme="minorAscii" w:hAnsiTheme="minorAscii" w:eastAsiaTheme="minorEastAsia"/>
                 <w:spacing w:val="227"/>
                 <w:sz w:val="21"/>
                 <w:vertAlign w:val="baseline"/>
@@ -808,14 +818,14 @@
         <w:ind w:left="3634"/>
         <w:textAlignment w:val="baseline"/>
         <w:rPr>
-          <w:rFonts w:ascii="宋体" w:eastAsia="宋体" w:hAnsi="宋体" w:cs="宋体"/>
+          <w:rFonts w:ascii="宋体" w:hAnsi="宋体" w:eastAsia="宋体" w:cs="宋体"/>
           <w:sz w:val="31"/>
           <w:szCs w:val="31"/>
         </w:rPr>
       </w:pPr>
       <w:r>
         <w:rPr>
-          <w:rFonts w:ascii="宋体" w:eastAsia="宋体" w:hAnsi="宋体" w:cs="宋体"/>
+          <w:rFonts w:ascii="宋体" w:hAnsi="宋体" w:eastAsia="宋体" w:cs="宋体"/>
           <w:b/>
           <w:bCs/>
           <w:spacing w:val="4"/>
@@ -827,16 +837,16 @@
     </w:p>
     <w:tbl>
       <w:tblPr>
-        <w:tblStyle w:val="TableNormal0"/>
+        <w:tblStyle w:val="26"/>
         <w:tblW w:w="8214" w:type="dxa"/>
         <w:jc w:val="center"/>
         <w:tblBorders>
-          <w:top w:val="single" w:sz="2" w:space="0" w:color="000000"/>
-          <w:left w:val="single" w:sz="2" w:space="0" w:color="000000"/>
-          <w:bottom w:val="single" w:sz="2" w:space="0" w:color="000000"/>
-          <w:right w:val="single" w:sz="2" w:space="0" w:color="000000"/>
-          <w:insideH w:val="single" w:sz="2" w:space="0" w:color="000000"/>
-          <w:insideV w:val="single" w:sz="2" w:space="0" w:color="000000"/>
+          <w:top w:val="single" w:color="000000" w:sz="2" w:space="0"/>
+          <w:left w:val="single" w:color="000000" w:sz="2" w:space="0"/>
+          <w:bottom w:val="single" w:color="000000" w:sz="2" w:space="0"/>
+          <w:right w:val="single" w:color="000000" w:sz="2" w:space="0"/>
+          <w:insideH w:val="single" w:color="000000" w:sz="2" w:space="0"/>
+          <w:insideV w:val="single" w:color="000000" w:sz="2" w:space="0"/>
         </w:tblBorders>
         <w:tblLayout w:type="fixed"/>
         <w:tblCellMar>
@@ -856,17 +866,14 @@
       </w:tblGrid>
       <w:tr>
         <w:tblPrEx>
-          <w:tblW w:w="8214" w:type="dxa"/>
-          <w:jc w:val="center"/>
           <w:tblBorders>
-            <w:top w:val="single" w:sz="2" w:space="0" w:color="000000"/>
-            <w:left w:val="single" w:sz="2" w:space="0" w:color="000000"/>
-            <w:bottom w:val="single" w:sz="2" w:space="0" w:color="000000"/>
-            <w:right w:val="single" w:sz="2" w:space="0" w:color="000000"/>
-            <w:insideH w:val="single" w:sz="2" w:space="0" w:color="000000"/>
-            <w:insideV w:val="single" w:sz="2" w:space="0" w:color="000000"/>
+            <w:top w:val="single" w:color="000000" w:sz="2" w:space="0"/>
+            <w:left w:val="single" w:color="000000" w:sz="2" w:space="0"/>
+            <w:bottom w:val="single" w:color="000000" w:sz="2" w:space="0"/>
+            <w:right w:val="single" w:color="000000" w:sz="2" w:space="0"/>
+            <w:insideH w:val="single" w:color="000000" w:sz="2" w:space="0"/>
+            <w:insideV w:val="single" w:color="000000" w:sz="2" w:space="0"/>
           </w:tblBorders>
-          <w:tblLayout w:type="fixed"/>
           <w:tblCellMar>
             <w:top w:w="0" w:type="dxa"/>
             <w:left w:w="0" w:type="dxa"/>
@@ -875,7 +882,7 @@
           </w:tblCellMar>
         </w:tblPrEx>
         <w:trPr>
-          <w:trHeight w:val="593"/>
+          <w:trHeight w:val="593" w:hRule="atLeast"/>
           <w:jc w:val="center"/>
         </w:trPr>
         <w:tc>
@@ -897,18 +904,18 @@
               <w:adjustRightInd w:val="0"/>
               <w:snapToGrid w:val="0"/>
               <w:spacing w:before="176" w:line="228" w:lineRule="auto"/>
-              <w:ind w:left="0" w:right="0" w:firstLine="0" w:leftChars="0" w:rightChars="0" w:firstLineChars="0"/>
+              <w:ind w:left="0" w:leftChars="0" w:right="0" w:rightChars="0" w:firstLine="0" w:firstLineChars="0"/>
               <w:jc w:val="center"/>
               <w:textAlignment w:val="baseline"/>
               <w:rPr>
-                <w:rFonts w:ascii="宋体" w:eastAsia="宋体" w:hAnsi="宋体" w:cs="宋体"/>
+                <w:rFonts w:ascii="宋体" w:hAnsi="宋体" w:eastAsia="宋体" w:cs="宋体"/>
                 <w:sz w:val="20"/>
                 <w:szCs w:val="20"/>
               </w:rPr>
             </w:pPr>
             <w:r>
               <w:rPr>
-                <w:rFonts w:ascii="宋体" w:hAnsi="宋体" w:cs="宋体" w:hint="eastAsia"/>
+                <w:rFonts w:hint="eastAsia" w:ascii="宋体" w:hAnsi="宋体" w:cs="宋体"/>
                 <w:spacing w:val="-14"/>
                 <w:sz w:val="20"/>
                 <w:szCs w:val="20"/>
@@ -918,7 +925,7 @@
             </w:r>
             <w:r>
               <w:rPr>
-                <w:rFonts w:ascii="宋体" w:eastAsia="宋体" w:hAnsi="宋体" w:cs="宋体"/>
+                <w:rFonts w:ascii="宋体" w:hAnsi="宋体" w:eastAsia="宋体" w:cs="宋体"/>
                 <w:spacing w:val="-14"/>
                 <w:sz w:val="20"/>
                 <w:szCs w:val="20"/>
@@ -946,18 +953,18 @@
               <w:adjustRightInd w:val="0"/>
               <w:snapToGrid w:val="0"/>
               <w:spacing w:before="175" w:line="227" w:lineRule="auto"/>
-              <w:ind w:left="0" w:right="0" w:firstLine="0" w:leftChars="0" w:rightChars="0" w:firstLineChars="0"/>
+              <w:ind w:left="0" w:leftChars="0" w:right="0" w:rightChars="0" w:firstLine="0" w:firstLineChars="0"/>
               <w:jc w:val="center"/>
               <w:textAlignment w:val="baseline"/>
               <w:rPr>
-                <w:rFonts w:ascii="宋体" w:eastAsia="宋体" w:hAnsi="宋体" w:cs="宋体"/>
+                <w:rFonts w:ascii="宋体" w:hAnsi="宋体" w:eastAsia="宋体" w:cs="宋体"/>
                 <w:sz w:val="20"/>
                 <w:szCs w:val="20"/>
               </w:rPr>
             </w:pPr>
             <w:r>
               <w:rPr>
-                <w:rFonts w:ascii="宋体" w:eastAsia="宋体" w:hAnsi="宋体" w:cs="宋体"/>
+                <w:rFonts w:ascii="宋体" w:hAnsi="宋体" w:eastAsia="宋体" w:cs="宋体"/>
                 <w:spacing w:val="4"/>
                 <w:sz w:val="20"/>
                 <w:szCs w:val="20"/>
@@ -985,18 +992,18 @@
               <w:adjustRightInd w:val="0"/>
               <w:snapToGrid w:val="0"/>
               <w:spacing w:before="175" w:line="228" w:lineRule="auto"/>
-              <w:ind w:left="0" w:right="0" w:firstLine="0" w:leftChars="0" w:rightChars="0" w:firstLineChars="0"/>
+              <w:ind w:left="0" w:leftChars="0" w:right="0" w:rightChars="0" w:firstLine="0" w:firstLineChars="0"/>
               <w:jc w:val="center"/>
               <w:textAlignment w:val="baseline"/>
               <w:rPr>
-                <w:rFonts w:ascii="宋体" w:eastAsia="宋体" w:hAnsi="宋体" w:cs="宋体"/>
+                <w:rFonts w:ascii="宋体" w:hAnsi="宋体" w:eastAsia="宋体" w:cs="宋体"/>
                 <w:sz w:val="20"/>
                 <w:szCs w:val="20"/>
               </w:rPr>
             </w:pPr>
             <w:r>
               <w:rPr>
-                <w:rFonts w:ascii="宋体" w:eastAsia="宋体" w:hAnsi="宋体" w:cs="宋体"/>
+                <w:rFonts w:ascii="宋体" w:hAnsi="宋体" w:eastAsia="宋体" w:cs="宋体"/>
                 <w:spacing w:val="7"/>
                 <w:sz w:val="20"/>
                 <w:szCs w:val="20"/>
@@ -1024,11 +1031,11 @@
               <w:adjustRightInd w:val="0"/>
               <w:snapToGrid w:val="0"/>
               <w:spacing w:before="175" w:line="228" w:lineRule="auto"/>
-              <w:ind w:left="0" w:right="0" w:firstLine="0" w:leftChars="0" w:rightChars="0" w:firstLineChars="0"/>
+              <w:ind w:left="0" w:leftChars="0" w:right="0" w:rightChars="0" w:firstLine="0" w:firstLineChars="0"/>
               <w:jc w:val="center"/>
               <w:textAlignment w:val="baseline"/>
               <w:rPr>
-                <w:rFonts w:ascii="宋体" w:eastAsia="宋体" w:hAnsi="宋体" w:cs="宋体" w:hint="eastAsia"/>
+                <w:rFonts w:hint="eastAsia" w:ascii="宋体" w:hAnsi="宋体" w:eastAsia="宋体" w:cs="宋体"/>
                 <w:spacing w:val="7"/>
                 <w:sz w:val="20"/>
                 <w:szCs w:val="20"/>
@@ -1037,7 +1044,7 @@
             </w:pPr>
             <w:r>
               <w:rPr>
-                <w:rFonts w:ascii="宋体" w:hAnsi="宋体" w:cs="宋体" w:hint="eastAsia"/>
+                <w:rFonts w:hint="eastAsia" w:ascii="宋体" w:hAnsi="宋体" w:cs="宋体"/>
                 <w:spacing w:val="7"/>
                 <w:sz w:val="20"/>
                 <w:szCs w:val="20"/>
@@ -1066,11 +1073,11 @@
               <w:adjustRightInd w:val="0"/>
               <w:snapToGrid w:val="0"/>
               <w:spacing w:before="175" w:line="228" w:lineRule="auto"/>
-              <w:ind w:left="0" w:right="0" w:firstLine="0" w:leftChars="0" w:rightChars="0" w:firstLineChars="0"/>
+              <w:ind w:left="0" w:leftChars="0" w:right="0" w:rightChars="0" w:firstLine="0" w:firstLineChars="0"/>
               <w:jc w:val="center"/>
               <w:textAlignment w:val="baseline"/>
               <w:rPr>
-                <w:rFonts w:ascii="宋体" w:hAnsi="宋体" w:cs="宋体" w:hint="default"/>
+                <w:rFonts w:hint="default" w:ascii="宋体" w:hAnsi="宋体" w:cs="宋体"/>
                 <w:spacing w:val="7"/>
                 <w:sz w:val="20"/>
                 <w:szCs w:val="20"/>
@@ -1079,7 +1086,7 @@
             </w:pPr>
             <w:r>
               <w:rPr>
-                <w:rFonts w:ascii="宋体" w:hAnsi="宋体" w:cs="宋体" w:hint="eastAsia"/>
+                <w:rFonts w:hint="eastAsia" w:ascii="宋体" w:hAnsi="宋体" w:cs="宋体"/>
                 <w:spacing w:val="7"/>
                 <w:sz w:val="20"/>
                 <w:szCs w:val="20"/>
@@ -1108,18 +1115,18 @@
               <w:adjustRightInd w:val="0"/>
               <w:snapToGrid w:val="0"/>
               <w:spacing w:before="176" w:line="229" w:lineRule="auto"/>
-              <w:ind w:left="0" w:right="0" w:firstLine="0" w:leftChars="0" w:rightChars="0" w:firstLineChars="0"/>
+              <w:ind w:left="0" w:leftChars="0" w:right="0" w:rightChars="0" w:firstLine="0" w:firstLineChars="0"/>
               <w:jc w:val="center"/>
               <w:textAlignment w:val="baseline"/>
               <w:rPr>
-                <w:rFonts w:ascii="宋体" w:eastAsia="宋体" w:hAnsi="宋体" w:cs="宋体"/>
+                <w:rFonts w:ascii="宋体" w:hAnsi="宋体" w:eastAsia="宋体" w:cs="宋体"/>
                 <w:sz w:val="20"/>
                 <w:szCs w:val="20"/>
               </w:rPr>
             </w:pPr>
             <w:r>
               <w:rPr>
-                <w:rFonts w:ascii="宋体" w:eastAsia="宋体" w:hAnsi="宋体" w:cs="宋体"/>
+                <w:rFonts w:ascii="宋体" w:hAnsi="宋体" w:eastAsia="宋体" w:cs="宋体"/>
                 <w:spacing w:val="7"/>
                 <w:sz w:val="20"/>
                 <w:szCs w:val="20"/>
@@ -1131,9 +1138,14 @@
       </w:tr>
       <w:tr>
         <w:tblPrEx>
-          <w:tblW w:w="8214" w:type="dxa"/>
-          <w:jc w:val="center"/>
-          <w:tblLayout w:type="fixed"/>
+          <w:tblBorders>
+            <w:top w:val="single" w:color="000000" w:sz="2" w:space="0"/>
+            <w:left w:val="single" w:color="000000" w:sz="2" w:space="0"/>
+            <w:bottom w:val="single" w:color="000000" w:sz="2" w:space="0"/>
+            <w:right w:val="single" w:color="000000" w:sz="2" w:space="0"/>
+            <w:insideH w:val="single" w:color="000000" w:sz="2" w:space="0"/>
+            <w:insideV w:val="single" w:color="000000" w:sz="2" w:space="0"/>
+          </w:tblBorders>
           <w:tblCellMar>
             <w:top w:w="0" w:type="dxa"/>
             <w:left w:w="0" w:type="dxa"/>
@@ -1142,7 +1154,7 @@
           </w:tblCellMar>
         </w:tblPrEx>
         <w:trPr>
-          <w:trHeight w:val="516"/>
+          <w:trHeight w:val="516" w:hRule="atLeast"/>
           <w:jc w:val="center"/>
         </w:trPr>
         <w:tc>
@@ -1164,11 +1176,11 @@
               <w:adjustRightInd w:val="0"/>
               <w:snapToGrid w:val="0"/>
               <w:spacing w:before="173" w:line="267" w:lineRule="exact"/>
-              <w:ind w:left="0" w:right="0" w:firstLine="0" w:leftChars="0" w:rightChars="0" w:firstLineChars="0"/>
+              <w:ind w:left="0" w:leftChars="0" w:right="0" w:rightChars="0" w:firstLine="0" w:firstLineChars="0"/>
               <w:jc w:val="center"/>
               <w:textAlignment w:val="baseline"/>
               <w:rPr>
-                <w:rFonts w:ascii="宋体" w:eastAsia="宋体" w:hAnsi="宋体" w:cs="宋体" w:hint="default"/>
+                <w:rFonts w:hint="default" w:ascii="宋体" w:hAnsi="宋体" w:eastAsia="宋体" w:cs="宋体"/>
                 <w:sz w:val="20"/>
                 <w:szCs w:val="20"/>
                 <w:lang w:val="en-US"/>
@@ -1176,7 +1188,7 @@
             </w:pPr>
             <w:r>
               <w:rPr>
-                <w:rFonts w:ascii="宋体" w:eastAsia="宋体" w:hAnsi="宋体" w:cs="宋体"/>
+                <w:rFonts w:ascii="宋体" w:hAnsi="宋体" w:eastAsia="宋体" w:cs="宋体"/>
                 <w:spacing w:val="3"/>
                 <w:position w:val="1"/>
                 <w:sz w:val="20"/>
@@ -1186,7 +1198,7 @@
             </w:r>
             <w:r>
               <w:rPr>
-                <w:rFonts w:ascii="宋体" w:hAnsi="宋体" w:cs="宋体" w:hint="eastAsia"/>
+                <w:rFonts w:hint="eastAsia" w:ascii="宋体" w:hAnsi="宋体" w:cs="宋体"/>
                 <w:spacing w:val="3"/>
                 <w:position w:val="1"/>
                 <w:sz w:val="20"/>
@@ -1197,7 +1209,7 @@
             </w:r>
             <w:r>
               <w:rPr>
-                <w:rFonts w:ascii="宋体" w:eastAsia="宋体" w:hAnsi="宋体" w:cs="宋体"/>
+                <w:rFonts w:ascii="宋体" w:hAnsi="宋体" w:eastAsia="宋体" w:cs="宋体"/>
                 <w:spacing w:val="3"/>
                 <w:position w:val="1"/>
                 <w:sz w:val="20"/>
@@ -1207,7 +1219,7 @@
             </w:r>
             <w:r>
               <w:rPr>
-                <w:rFonts w:ascii="宋体" w:hAnsi="宋体" w:cs="宋体" w:hint="eastAsia"/>
+                <w:rFonts w:hint="eastAsia" w:ascii="宋体" w:hAnsi="宋体" w:cs="宋体"/>
                 <w:spacing w:val="3"/>
                 <w:position w:val="1"/>
                 <w:sz w:val="20"/>
@@ -1237,18 +1249,18 @@
               <w:adjustRightInd w:val="0"/>
               <w:snapToGrid w:val="0"/>
               <w:spacing w:before="173" w:line="267" w:lineRule="exact"/>
-              <w:ind w:left="0" w:right="0" w:firstLine="0" w:leftChars="0" w:rightChars="0" w:firstLineChars="0"/>
+              <w:ind w:left="0" w:leftChars="0" w:right="0" w:rightChars="0" w:firstLine="0" w:firstLineChars="0"/>
               <w:jc w:val="center"/>
               <w:textAlignment w:val="baseline"/>
               <w:rPr>
-                <w:rFonts w:ascii="宋体" w:eastAsia="宋体" w:hAnsi="宋体" w:cs="宋体"/>
+                <w:rFonts w:ascii="宋体" w:hAnsi="宋体" w:eastAsia="宋体" w:cs="宋体"/>
                 <w:sz w:val="20"/>
                 <w:szCs w:val="20"/>
               </w:rPr>
             </w:pPr>
             <w:r>
               <w:rPr>
-                <w:rFonts w:ascii="宋体" w:eastAsia="宋体" w:hAnsi="宋体" w:cs="宋体"/>
+                <w:rFonts w:ascii="宋体" w:hAnsi="宋体" w:eastAsia="宋体" w:cs="宋体"/>
                 <w:spacing w:val="4"/>
                 <w:position w:val="1"/>
                 <w:sz w:val="20"/>
@@ -1277,18 +1289,18 @@
               <w:adjustRightInd w:val="0"/>
               <w:snapToGrid w:val="0"/>
               <w:spacing w:before="172" w:line="228" w:lineRule="auto"/>
-              <w:ind w:left="0" w:right="0" w:firstLine="0" w:leftChars="0" w:rightChars="0" w:firstLineChars="0"/>
+              <w:ind w:left="0" w:leftChars="0" w:right="0" w:rightChars="0" w:firstLine="0" w:firstLineChars="0"/>
               <w:jc w:val="center"/>
               <w:textAlignment w:val="baseline"/>
               <w:rPr>
-                <w:rFonts w:ascii="宋体" w:eastAsia="宋体" w:hAnsi="宋体" w:cs="宋体"/>
+                <w:rFonts w:ascii="宋体" w:hAnsi="宋体" w:eastAsia="宋体" w:cs="宋体"/>
                 <w:sz w:val="20"/>
                 <w:szCs w:val="20"/>
               </w:rPr>
             </w:pPr>
             <w:r>
               <w:rPr>
-                <w:rFonts w:ascii="宋体" w:eastAsia="宋体" w:hAnsi="宋体" w:cs="宋体"/>
+                <w:rFonts w:ascii="宋体" w:hAnsi="宋体" w:eastAsia="宋体" w:cs="宋体"/>
                 <w:spacing w:val="200"/>
                 <w:kern w:val="0"/>
                 <w:sz w:val="20"/>
@@ -1298,7 +1310,7 @@
             </w:r>
             <w:r>
               <w:rPr>
-                <w:rFonts w:ascii="宋体" w:eastAsia="宋体" w:hAnsi="宋体" w:cs="宋体"/>
+                <w:rFonts w:ascii="宋体" w:hAnsi="宋体" w:eastAsia="宋体" w:cs="宋体"/>
                 <w:spacing w:val="0"/>
                 <w:kern w:val="0"/>
                 <w:sz w:val="20"/>
@@ -1327,11 +1339,11 @@
               <w:adjustRightInd w:val="0"/>
               <w:snapToGrid w:val="0"/>
               <w:spacing w:before="173" w:line="229" w:lineRule="auto"/>
-              <w:ind w:left="0" w:right="0" w:firstLine="0" w:leftChars="0" w:rightChars="0" w:firstLineChars="0"/>
+              <w:ind w:left="0" w:leftChars="0" w:right="0" w:rightChars="0" w:firstLine="0" w:firstLineChars="0"/>
               <w:jc w:val="center"/>
               <w:textAlignment w:val="baseline"/>
               <w:rPr>
-                <w:rFonts w:ascii="宋体" w:eastAsia="宋体" w:hAnsi="宋体" w:cs="宋体"/>
+                <w:rFonts w:ascii="宋体" w:hAnsi="宋体" w:eastAsia="宋体" w:cs="宋体"/>
                 <w:spacing w:val="200"/>
                 <w:kern w:val="0"/>
                 <w:sz w:val="20"/>
@@ -1340,7 +1352,7 @@
             </w:pPr>
             <w:r>
               <w:rPr>
-                <w:rFonts w:asciiTheme="minorAscii" w:eastAsiaTheme="minorEastAsia" w:hAnsiTheme="minorAscii" w:hint="eastAsia"/>
+                <w:rFonts w:hint="eastAsia" w:asciiTheme="minorAscii" w:hAnsiTheme="minorAscii" w:eastAsiaTheme="minorEastAsia"/>
                 <w:spacing w:val="0"/>
                 <w:kern w:val="0"/>
                 <w:sz w:val="21"/>
@@ -1370,11 +1382,11 @@
               <w:adjustRightInd w:val="0"/>
               <w:snapToGrid w:val="0"/>
               <w:spacing w:before="172" w:line="228" w:lineRule="auto"/>
-              <w:ind w:left="0" w:right="0" w:firstLine="0" w:leftChars="0" w:rightChars="0" w:firstLineChars="0"/>
+              <w:ind w:left="0" w:leftChars="0" w:right="0" w:rightChars="0" w:firstLine="0" w:firstLineChars="0"/>
               <w:jc w:val="center"/>
               <w:textAlignment w:val="baseline"/>
               <w:rPr>
-                <w:rFonts w:ascii="宋体" w:eastAsia="宋体" w:hAnsi="宋体" w:cs="宋体"/>
+                <w:rFonts w:ascii="宋体" w:hAnsi="宋体" w:eastAsia="宋体" w:cs="宋体"/>
                 <w:spacing w:val="200"/>
                 <w:kern w:val="0"/>
                 <w:sz w:val="20"/>
@@ -1383,7 +1395,7 @@
             </w:pPr>
             <w:r>
               <w:rPr>
-                <w:rFonts w:ascii="宋体" w:eastAsia="宋体" w:hAnsi="宋体" w:cs="宋体" w:hint="eastAsia"/>
+                <w:rFonts w:hint="eastAsia" w:ascii="宋体" w:hAnsi="宋体" w:eastAsia="宋体" w:cs="宋体"/>
                 <w:spacing w:val="200"/>
                 <w:kern w:val="0"/>
                 <w:sz w:val="20"/>
@@ -1393,7 +1405,7 @@
             </w:r>
             <w:r>
               <w:rPr>
-                <w:rFonts w:asciiTheme="minorAscii" w:eastAsiaTheme="minorEastAsia" w:hAnsiTheme="minorAscii" w:hint="eastAsia"/>
+                <w:rFonts w:hint="eastAsia" w:asciiTheme="minorAscii" w:hAnsiTheme="minorAscii" w:eastAsiaTheme="minorEastAsia"/>
                 <w:spacing w:val="0"/>
                 <w:kern w:val="0"/>
                 <w:sz w:val="21"/>
@@ -1423,18 +1435,18 @@
               <w:adjustRightInd w:val="0"/>
               <w:snapToGrid w:val="0"/>
               <w:spacing w:before="173" w:line="229" w:lineRule="auto"/>
-              <w:ind w:left="0" w:right="0" w:firstLine="0" w:leftChars="0" w:rightChars="0" w:firstLineChars="0"/>
+              <w:ind w:left="0" w:leftChars="0" w:right="0" w:rightChars="0" w:firstLine="0" w:firstLineChars="0"/>
               <w:jc w:val="center"/>
               <w:textAlignment w:val="baseline"/>
               <w:rPr>
-                <w:rFonts w:ascii="宋体" w:eastAsia="宋体" w:hAnsi="宋体" w:cs="宋体"/>
+                <w:rFonts w:ascii="宋体" w:hAnsi="宋体" w:eastAsia="宋体" w:cs="宋体"/>
                 <w:sz w:val="20"/>
                 <w:szCs w:val="20"/>
               </w:rPr>
             </w:pPr>
             <w:r>
               <w:rPr>
-                <w:rFonts w:asciiTheme="minorAscii" w:eastAsiaTheme="minorEastAsia" w:hAnsiTheme="minorAscii" w:hint="eastAsia"/>
+                <w:rFonts w:hint="eastAsia" w:asciiTheme="minorAscii" w:hAnsiTheme="minorAscii" w:eastAsiaTheme="minorEastAsia"/>
                 <w:spacing w:val="0"/>
                 <w:kern w:val="0"/>
                 <w:sz w:val="21"/>
@@ -1448,9 +1460,14 @@
       </w:tr>
       <w:tr>
         <w:tblPrEx>
-          <w:tblW w:w="8214" w:type="dxa"/>
-          <w:jc w:val="center"/>
-          <w:tblLayout w:type="fixed"/>
+          <w:tblBorders>
+            <w:top w:val="single" w:color="000000" w:sz="2" w:space="0"/>
+            <w:left w:val="single" w:color="000000" w:sz="2" w:space="0"/>
+            <w:bottom w:val="single" w:color="000000" w:sz="2" w:space="0"/>
+            <w:right w:val="single" w:color="000000" w:sz="2" w:space="0"/>
+            <w:insideH w:val="single" w:color="000000" w:sz="2" w:space="0"/>
+            <w:insideV w:val="single" w:color="000000" w:sz="2" w:space="0"/>
+          </w:tblBorders>
           <w:tblCellMar>
             <w:top w:w="0" w:type="dxa"/>
             <w:left w:w="0" w:type="dxa"/>
@@ -1459,7 +1476,7 @@
           </w:tblCellMar>
         </w:tblPrEx>
         <w:trPr>
-          <w:trHeight w:val="556"/>
+          <w:trHeight w:val="556" w:hRule="atLeast"/>
           <w:jc w:val="center"/>
         </w:trPr>
         <w:tc>
@@ -1468,7 +1485,7 @@
           </w:tcPr>
           <w:p>
             <w:pPr>
-              <w:pStyle w:val="TableText"/>
+              <w:pStyle w:val="27"/>
               <w:keepNext w:val="0"/>
               <w:keepLines w:val="0"/>
               <w:pageBreakBefore w:val="0"/>
@@ -1481,7 +1498,7 @@
               <w:bidi w:val="0"/>
               <w:adjustRightInd w:val="0"/>
               <w:snapToGrid w:val="0"/>
-              <w:ind w:left="0" w:right="0" w:firstLine="0" w:leftChars="0" w:rightChars="0" w:firstLineChars="0"/>
+              <w:ind w:left="0" w:leftChars="0" w:right="0" w:rightChars="0" w:firstLine="0" w:firstLineChars="0"/>
               <w:jc w:val="center"/>
               <w:textAlignment w:val="baseline"/>
             </w:pPr>
@@ -1493,7 +1510,7 @@
           </w:tcPr>
           <w:p>
             <w:pPr>
-              <w:pStyle w:val="TableText"/>
+              <w:pStyle w:val="27"/>
               <w:keepNext w:val="0"/>
               <w:keepLines w:val="0"/>
               <w:pageBreakBefore w:val="0"/>
@@ -1506,7 +1523,7 @@
               <w:bidi w:val="0"/>
               <w:adjustRightInd w:val="0"/>
               <w:snapToGrid w:val="0"/>
-              <w:ind w:left="0" w:right="0" w:firstLine="0" w:leftChars="0" w:rightChars="0" w:firstLineChars="0"/>
+              <w:ind w:left="0" w:leftChars="0" w:right="0" w:rightChars="0" w:firstLine="0" w:firstLineChars="0"/>
               <w:jc w:val="center"/>
               <w:textAlignment w:val="baseline"/>
             </w:pPr>
@@ -1518,7 +1535,7 @@
           </w:tcPr>
           <w:p>
             <w:pPr>
-              <w:pStyle w:val="TableText"/>
+              <w:pStyle w:val="27"/>
               <w:keepNext w:val="0"/>
               <w:keepLines w:val="0"/>
               <w:pageBreakBefore w:val="0"/>
@@ -1531,7 +1548,7 @@
               <w:bidi w:val="0"/>
               <w:adjustRightInd w:val="0"/>
               <w:snapToGrid w:val="0"/>
-              <w:ind w:left="0" w:right="0" w:firstLine="0" w:leftChars="0" w:rightChars="0" w:firstLineChars="0"/>
+              <w:ind w:left="0" w:leftChars="0" w:right="0" w:rightChars="0" w:firstLine="0" w:firstLineChars="0"/>
               <w:jc w:val="center"/>
               <w:textAlignment w:val="baseline"/>
             </w:pPr>
@@ -1543,7 +1560,7 @@
           </w:tcPr>
           <w:p>
             <w:pPr>
-              <w:pStyle w:val="TableText"/>
+              <w:pStyle w:val="27"/>
               <w:keepNext w:val="0"/>
               <w:keepLines w:val="0"/>
               <w:pageBreakBefore w:val="0"/>
@@ -1556,7 +1573,7 @@
               <w:bidi w:val="0"/>
               <w:adjustRightInd w:val="0"/>
               <w:snapToGrid w:val="0"/>
-              <w:ind w:left="0" w:right="0" w:firstLine="0" w:leftChars="0" w:rightChars="0" w:firstLineChars="0"/>
+              <w:ind w:left="0" w:leftChars="0" w:right="0" w:rightChars="0" w:firstLine="0" w:firstLineChars="0"/>
               <w:jc w:val="center"/>
               <w:textAlignment w:val="baseline"/>
             </w:pPr>
@@ -1568,7 +1585,7 @@
           </w:tcPr>
           <w:p>
             <w:pPr>
-              <w:pStyle w:val="TableText"/>
+              <w:pStyle w:val="27"/>
               <w:keepNext w:val="0"/>
               <w:keepLines w:val="0"/>
               <w:pageBreakBefore w:val="0"/>
@@ -1581,7 +1598,7 @@
               <w:bidi w:val="0"/>
               <w:adjustRightInd w:val="0"/>
               <w:snapToGrid w:val="0"/>
-              <w:ind w:left="0" w:right="0" w:firstLine="0" w:leftChars="0" w:rightChars="0" w:firstLineChars="0"/>
+              <w:ind w:left="0" w:leftChars="0" w:right="0" w:rightChars="0" w:firstLine="0" w:firstLineChars="0"/>
               <w:jc w:val="center"/>
               <w:textAlignment w:val="baseline"/>
             </w:pPr>
@@ -1593,7 +1610,7 @@
           </w:tcPr>
           <w:p>
             <w:pPr>
-              <w:pStyle w:val="TableText"/>
+              <w:pStyle w:val="27"/>
               <w:keepNext w:val="0"/>
               <w:keepLines w:val="0"/>
               <w:pageBreakBefore w:val="0"/>
@@ -1606,7 +1623,7 @@
               <w:bidi w:val="0"/>
               <w:adjustRightInd w:val="0"/>
               <w:snapToGrid w:val="0"/>
-              <w:ind w:left="0" w:right="0" w:firstLine="0" w:leftChars="0" w:rightChars="0" w:firstLineChars="0"/>
+              <w:ind w:left="0" w:leftChars="0" w:right="0" w:rightChars="0" w:firstLine="0" w:firstLineChars="0"/>
               <w:jc w:val="center"/>
               <w:textAlignment w:val="baseline"/>
             </w:pPr>
@@ -1615,9 +1632,14 @@
       </w:tr>
       <w:tr>
         <w:tblPrEx>
-          <w:tblW w:w="8214" w:type="dxa"/>
-          <w:jc w:val="center"/>
-          <w:tblLayout w:type="fixed"/>
+          <w:tblBorders>
+            <w:top w:val="single" w:color="000000" w:sz="2" w:space="0"/>
+            <w:left w:val="single" w:color="000000" w:sz="2" w:space="0"/>
+            <w:bottom w:val="single" w:color="000000" w:sz="2" w:space="0"/>
+            <w:right w:val="single" w:color="000000" w:sz="2" w:space="0"/>
+            <w:insideH w:val="single" w:color="000000" w:sz="2" w:space="0"/>
+            <w:insideV w:val="single" w:color="000000" w:sz="2" w:space="0"/>
+          </w:tblBorders>
           <w:tblCellMar>
             <w:top w:w="0" w:type="dxa"/>
             <w:left w:w="0" w:type="dxa"/>
@@ -1626,7 +1648,7 @@
           </w:tblCellMar>
         </w:tblPrEx>
         <w:trPr>
-          <w:trHeight w:val="556"/>
+          <w:trHeight w:val="556" w:hRule="atLeast"/>
           <w:jc w:val="center"/>
         </w:trPr>
         <w:tc>
@@ -1635,7 +1657,7 @@
           </w:tcPr>
           <w:p>
             <w:pPr>
-              <w:pStyle w:val="TableText"/>
+              <w:pStyle w:val="27"/>
               <w:keepNext w:val="0"/>
               <w:keepLines w:val="0"/>
               <w:pageBreakBefore w:val="0"/>
@@ -1648,7 +1670,7 @@
               <w:bidi w:val="0"/>
               <w:adjustRightInd w:val="0"/>
               <w:snapToGrid w:val="0"/>
-              <w:ind w:left="0" w:right="0" w:firstLine="0" w:leftChars="0" w:rightChars="0" w:firstLineChars="0"/>
+              <w:ind w:left="0" w:leftChars="0" w:right="0" w:rightChars="0" w:firstLine="0" w:firstLineChars="0"/>
               <w:jc w:val="center"/>
               <w:textAlignment w:val="baseline"/>
             </w:pPr>
@@ -1660,7 +1682,7 @@
           </w:tcPr>
           <w:p>
             <w:pPr>
-              <w:pStyle w:val="TableText"/>
+              <w:pStyle w:val="27"/>
               <w:keepNext w:val="0"/>
               <w:keepLines w:val="0"/>
               <w:pageBreakBefore w:val="0"/>
@@ -1673,7 +1695,7 @@
               <w:bidi w:val="0"/>
               <w:adjustRightInd w:val="0"/>
               <w:snapToGrid w:val="0"/>
-              <w:ind w:left="0" w:right="0" w:firstLine="0" w:leftChars="0" w:rightChars="0" w:firstLineChars="0"/>
+              <w:ind w:left="0" w:leftChars="0" w:right="0" w:rightChars="0" w:firstLine="0" w:firstLineChars="0"/>
               <w:jc w:val="center"/>
               <w:textAlignment w:val="baseline"/>
             </w:pPr>
@@ -1685,7 +1707,7 @@
           </w:tcPr>
           <w:p>
             <w:pPr>
-              <w:pStyle w:val="TableText"/>
+              <w:pStyle w:val="27"/>
               <w:keepNext w:val="0"/>
               <w:keepLines w:val="0"/>
               <w:pageBreakBefore w:val="0"/>
@@ -1698,7 +1720,7 @@
               <w:bidi w:val="0"/>
               <w:adjustRightInd w:val="0"/>
               <w:snapToGrid w:val="0"/>
-              <w:ind w:left="0" w:right="0" w:firstLine="0" w:leftChars="0" w:rightChars="0" w:firstLineChars="0"/>
+              <w:ind w:left="0" w:leftChars="0" w:right="0" w:rightChars="0" w:firstLine="0" w:firstLineChars="0"/>
               <w:jc w:val="center"/>
               <w:textAlignment w:val="baseline"/>
             </w:pPr>
@@ -1710,7 +1732,7 @@
           </w:tcPr>
           <w:p>
             <w:pPr>
-              <w:pStyle w:val="TableText"/>
+              <w:pStyle w:val="27"/>
               <w:keepNext w:val="0"/>
               <w:keepLines w:val="0"/>
               <w:pageBreakBefore w:val="0"/>
@@ -1723,7 +1745,7 @@
               <w:bidi w:val="0"/>
               <w:adjustRightInd w:val="0"/>
               <w:snapToGrid w:val="0"/>
-              <w:ind w:left="0" w:right="0" w:firstLine="0" w:leftChars="0" w:rightChars="0" w:firstLineChars="0"/>
+              <w:ind w:left="0" w:leftChars="0" w:right="0" w:rightChars="0" w:firstLine="0" w:firstLineChars="0"/>
               <w:jc w:val="center"/>
               <w:textAlignment w:val="baseline"/>
             </w:pPr>
@@ -1735,7 +1757,7 @@
           </w:tcPr>
           <w:p>
             <w:pPr>
-              <w:pStyle w:val="TableText"/>
+              <w:pStyle w:val="27"/>
               <w:keepNext w:val="0"/>
               <w:keepLines w:val="0"/>
               <w:pageBreakBefore w:val="0"/>
@@ -1748,7 +1770,7 @@
               <w:bidi w:val="0"/>
               <w:adjustRightInd w:val="0"/>
               <w:snapToGrid w:val="0"/>
-              <w:ind w:left="0" w:right="0" w:firstLine="0" w:leftChars="0" w:rightChars="0" w:firstLineChars="0"/>
+              <w:ind w:left="0" w:leftChars="0" w:right="0" w:rightChars="0" w:firstLine="0" w:firstLineChars="0"/>
               <w:jc w:val="center"/>
               <w:textAlignment w:val="baseline"/>
             </w:pPr>
@@ -1760,7 +1782,7 @@
           </w:tcPr>
           <w:p>
             <w:pPr>
-              <w:pStyle w:val="TableText"/>
+              <w:pStyle w:val="27"/>
               <w:keepNext w:val="0"/>
               <w:keepLines w:val="0"/>
               <w:pageBreakBefore w:val="0"/>
@@ -1773,7 +1795,7 @@
               <w:bidi w:val="0"/>
               <w:adjustRightInd w:val="0"/>
               <w:snapToGrid w:val="0"/>
-              <w:ind w:left="0" w:right="0" w:firstLine="0" w:leftChars="0" w:rightChars="0" w:firstLineChars="0"/>
+              <w:ind w:left="0" w:leftChars="0" w:right="0" w:rightChars="0" w:firstLine="0" w:firstLineChars="0"/>
               <w:jc w:val="center"/>
               <w:textAlignment w:val="baseline"/>
             </w:pPr>
@@ -1782,9 +1804,14 @@
       </w:tr>
       <w:tr>
         <w:tblPrEx>
-          <w:tblW w:w="8214" w:type="dxa"/>
-          <w:jc w:val="center"/>
-          <w:tblLayout w:type="fixed"/>
+          <w:tblBorders>
+            <w:top w:val="single" w:color="000000" w:sz="2" w:space="0"/>
+            <w:left w:val="single" w:color="000000" w:sz="2" w:space="0"/>
+            <w:bottom w:val="single" w:color="000000" w:sz="2" w:space="0"/>
+            <w:right w:val="single" w:color="000000" w:sz="2" w:space="0"/>
+            <w:insideH w:val="single" w:color="000000" w:sz="2" w:space="0"/>
+            <w:insideV w:val="single" w:color="000000" w:sz="2" w:space="0"/>
+          </w:tblBorders>
           <w:tblCellMar>
             <w:top w:w="0" w:type="dxa"/>
             <w:left w:w="0" w:type="dxa"/>
@@ -1793,7 +1820,7 @@
           </w:tblCellMar>
         </w:tblPrEx>
         <w:trPr>
-          <w:trHeight w:val="557"/>
+          <w:trHeight w:val="557" w:hRule="atLeast"/>
           <w:jc w:val="center"/>
         </w:trPr>
         <w:tc>
@@ -1802,7 +1829,7 @@
           </w:tcPr>
           <w:p>
             <w:pPr>
-              <w:pStyle w:val="TableText"/>
+              <w:pStyle w:val="27"/>
               <w:keepNext w:val="0"/>
               <w:keepLines w:val="0"/>
               <w:pageBreakBefore w:val="0"/>
@@ -1815,7 +1842,7 @@
               <w:bidi w:val="0"/>
               <w:adjustRightInd w:val="0"/>
               <w:snapToGrid w:val="0"/>
-              <w:ind w:left="0" w:right="0" w:firstLine="0" w:leftChars="0" w:rightChars="0" w:firstLineChars="0"/>
+              <w:ind w:left="0" w:leftChars="0" w:right="0" w:rightChars="0" w:firstLine="0" w:firstLineChars="0"/>
               <w:jc w:val="center"/>
               <w:textAlignment w:val="baseline"/>
             </w:pPr>
@@ -1827,7 +1854,7 @@
           </w:tcPr>
           <w:p>
             <w:pPr>
-              <w:pStyle w:val="TableText"/>
+              <w:pStyle w:val="27"/>
               <w:keepNext w:val="0"/>
               <w:keepLines w:val="0"/>
               <w:pageBreakBefore w:val="0"/>
@@ -1840,7 +1867,7 @@
               <w:bidi w:val="0"/>
               <w:adjustRightInd w:val="0"/>
               <w:snapToGrid w:val="0"/>
-              <w:ind w:left="0" w:right="0" w:firstLine="0" w:leftChars="0" w:rightChars="0" w:firstLineChars="0"/>
+              <w:ind w:left="0" w:leftChars="0" w:right="0" w:rightChars="0" w:firstLine="0" w:firstLineChars="0"/>
               <w:jc w:val="center"/>
               <w:textAlignment w:val="baseline"/>
             </w:pPr>
@@ -1852,7 +1879,7 @@
           </w:tcPr>
           <w:p>
             <w:pPr>
-              <w:pStyle w:val="TableText"/>
+              <w:pStyle w:val="27"/>
               <w:keepNext w:val="0"/>
               <w:keepLines w:val="0"/>
               <w:pageBreakBefore w:val="0"/>
@@ -1865,7 +1892,7 @@
               <w:bidi w:val="0"/>
               <w:adjustRightInd w:val="0"/>
               <w:snapToGrid w:val="0"/>
-              <w:ind w:left="0" w:right="0" w:firstLine="0" w:leftChars="0" w:rightChars="0" w:firstLineChars="0"/>
+              <w:ind w:left="0" w:leftChars="0" w:right="0" w:rightChars="0" w:firstLine="0" w:firstLineChars="0"/>
               <w:jc w:val="center"/>
               <w:textAlignment w:val="baseline"/>
             </w:pPr>
@@ -1877,7 +1904,7 @@
           </w:tcPr>
           <w:p>
             <w:pPr>
-              <w:pStyle w:val="TableText"/>
+              <w:pStyle w:val="27"/>
               <w:keepNext w:val="0"/>
               <w:keepLines w:val="0"/>
               <w:pageBreakBefore w:val="0"/>
@@ -1890,7 +1917,7 @@
               <w:bidi w:val="0"/>
               <w:adjustRightInd w:val="0"/>
               <w:snapToGrid w:val="0"/>
-              <w:ind w:left="0" w:right="0" w:firstLine="0" w:leftChars="0" w:rightChars="0" w:firstLineChars="0"/>
+              <w:ind w:left="0" w:leftChars="0" w:right="0" w:rightChars="0" w:firstLine="0" w:firstLineChars="0"/>
               <w:jc w:val="center"/>
               <w:textAlignment w:val="baseline"/>
             </w:pPr>
@@ -1902,7 +1929,7 @@
           </w:tcPr>
           <w:p>
             <w:pPr>
-              <w:pStyle w:val="TableText"/>
+              <w:pStyle w:val="27"/>
               <w:keepNext w:val="0"/>
               <w:keepLines w:val="0"/>
               <w:pageBreakBefore w:val="0"/>
@@ -1915,7 +1942,7 @@
               <w:bidi w:val="0"/>
               <w:adjustRightInd w:val="0"/>
               <w:snapToGrid w:val="0"/>
-              <w:ind w:left="0" w:right="0" w:firstLine="0" w:leftChars="0" w:rightChars="0" w:firstLineChars="0"/>
+              <w:ind w:left="0" w:leftChars="0" w:right="0" w:rightChars="0" w:firstLine="0" w:firstLineChars="0"/>
               <w:jc w:val="center"/>
               <w:textAlignment w:val="baseline"/>
             </w:pPr>
@@ -1927,7 +1954,7 @@
           </w:tcPr>
           <w:p>
             <w:pPr>
-              <w:pStyle w:val="TableText"/>
+              <w:pStyle w:val="27"/>
               <w:keepNext w:val="0"/>
               <w:keepLines w:val="0"/>
               <w:pageBreakBefore w:val="0"/>
@@ -1940,7 +1967,7 @@
               <w:bidi w:val="0"/>
               <w:adjustRightInd w:val="0"/>
               <w:snapToGrid w:val="0"/>
-              <w:ind w:left="0" w:right="0" w:firstLine="0" w:leftChars="0" w:rightChars="0" w:firstLineChars="0"/>
+              <w:ind w:left="0" w:leftChars="0" w:right="0" w:rightChars="0" w:firstLine="0" w:firstLineChars="0"/>
               <w:jc w:val="center"/>
               <w:textAlignment w:val="baseline"/>
             </w:pPr>
@@ -1971,7 +1998,7 @@
     <w:sdt>
       <w:sdtPr>
         <w:rPr>
-          <w:rFonts w:ascii="宋体" w:eastAsia="宋体" w:hAnsi="宋体" w:cs="Arial"/>
+          <w:rFonts w:ascii="宋体" w:hAnsi="宋体" w:eastAsia="宋体" w:cs="Arial"/>
           <w:snapToGrid w:val="0"/>
           <w:color w:val="000000"/>
           <w:kern w:val="0"/>
@@ -1987,7 +2014,7 @@
       </w:sdtPr>
       <w:sdtEndPr>
         <w:rPr>
-          <w:rFonts w:ascii="宋体" w:eastAsia="宋体" w:hAnsi="宋体" w:cs="宋体" w:hint="eastAsia"/>
+          <w:rFonts w:hint="eastAsia" w:ascii="宋体" w:hAnsi="宋体" w:eastAsia="宋体" w:cs="宋体"/>
           <w:snapToGrid w:val="0"/>
           <w:color w:val="000000"/>
           <w:kern w:val="0"/>
@@ -2012,18 +2039,18 @@
             <w:adjustRightInd w:val="0"/>
             <w:snapToGrid w:val="0"/>
             <w:spacing w:before="0" w:beforeLines="0" w:after="0" w:afterLines="0" w:line="240" w:lineRule="auto"/>
-            <w:ind w:left="0" w:right="0" w:firstLine="0" w:leftChars="0" w:rightChars="0" w:firstLineChars="0"/>
+            <w:ind w:left="0" w:leftChars="0" w:right="0" w:rightChars="0" w:firstLine="0" w:firstLineChars="0"/>
             <w:jc w:val="center"/>
             <w:textAlignment w:val="baseline"/>
             <w:rPr>
-              <w:rFonts w:ascii="宋体" w:eastAsia="宋体" w:hAnsi="宋体" w:cs="宋体" w:hint="eastAsia"/>
+              <w:rFonts w:hint="eastAsia" w:ascii="宋体" w:hAnsi="宋体" w:eastAsia="宋体" w:cs="宋体"/>
               <w:sz w:val="24"/>
               <w:szCs w:val="24"/>
             </w:rPr>
           </w:pPr>
           <w:r>
             <w:rPr>
-              <w:rFonts w:ascii="宋体" w:eastAsia="宋体" w:hAnsi="宋体" w:cs="宋体" w:hint="eastAsia"/>
+              <w:rFonts w:hint="eastAsia" w:ascii="宋体" w:hAnsi="宋体" w:eastAsia="宋体" w:cs="宋体"/>
               <w:sz w:val="24"/>
               <w:szCs w:val="24"/>
             </w:rPr>
@@ -2032,16 +2059,16 @@
         </w:p>
         <w:p>
           <w:pPr>
-            <w:pStyle w:val="TOC1"/>
+            <w:pStyle w:val="16"/>
             <w:tabs>
               <w:tab w:val="right" w:leader="dot" w:pos="8306"/>
             </w:tabs>
           </w:pPr>
-          <w:bookmarkStart w:id="2" w:name="_GoBack"/>
-          <w:bookmarkEnd w:id="2"/>
-          <w:r>
-            <w:rPr>
-              <w:rFonts w:ascii="宋体" w:eastAsia="宋体" w:hAnsi="宋体" w:cs="宋体" w:hint="eastAsia"/>
+          <w:bookmarkStart w:id="17" w:name="_GoBack"/>
+          <w:bookmarkEnd w:id="17"/>
+          <w:r>
+            <w:rPr>
+              <w:rFonts w:hint="eastAsia" w:ascii="宋体" w:hAnsi="宋体" w:eastAsia="宋体" w:cs="宋体"/>
               <w:sz w:val="24"/>
               <w:szCs w:val="24"/>
             </w:rPr>
@@ -2049,7 +2076,7 @@
           </w:r>
           <w:r>
             <w:rPr>
-              <w:rFonts w:ascii="宋体" w:eastAsia="宋体" w:hAnsi="宋体" w:cs="宋体" w:hint="eastAsia"/>
+              <w:rFonts w:hint="eastAsia" w:ascii="宋体" w:hAnsi="宋体" w:eastAsia="宋体" w:cs="宋体"/>
               <w:sz w:val="24"/>
               <w:szCs w:val="24"/>
             </w:rPr>
@@ -2057,7 +2084,7 @@
           </w:r>
           <w:r>
             <w:rPr>
-              <w:rFonts w:ascii="宋体" w:eastAsia="宋体" w:hAnsi="宋体" w:cs="宋体" w:hint="eastAsia"/>
+              <w:rFonts w:hint="eastAsia" w:ascii="宋体" w:hAnsi="宋体" w:eastAsia="宋体" w:cs="宋体"/>
               <w:sz w:val="24"/>
               <w:szCs w:val="24"/>
             </w:rPr>
@@ -2065,21 +2092,21 @@
           </w:r>
           <w:r>
             <w:rPr>
-              <w:rFonts w:ascii="宋体" w:eastAsia="宋体" w:hAnsi="宋体" w:cs="宋体" w:hint="eastAsia"/>
+              <w:rFonts w:hint="eastAsia" w:ascii="宋体" w:hAnsi="宋体" w:eastAsia="宋体" w:cs="宋体"/>
               <w:szCs w:val="24"/>
             </w:rPr>
             <w:fldChar w:fldCharType="begin"/>
           </w:r>
           <w:r>
             <w:rPr>
-              <w:rFonts w:ascii="宋体" w:eastAsia="宋体" w:hAnsi="宋体" w:cs="宋体" w:hint="eastAsia"/>
+              <w:rFonts w:hint="eastAsia" w:ascii="宋体" w:hAnsi="宋体" w:eastAsia="宋体" w:cs="宋体"/>
               <w:szCs w:val="24"/>
             </w:rPr>
-            <w:instrText xml:space="preserve"> HYPERLINK \l _Toc6019 </w:instrText>
-          </w:r>
-          <w:r>
-            <w:rPr>
-              <w:rFonts w:ascii="宋体" w:eastAsia="宋体" w:hAnsi="宋体" w:cs="宋体" w:hint="eastAsia"/>
+            <w:instrText xml:space="preserve"> HYPERLINK \l _Toc12470 </w:instrText>
+          </w:r>
+          <w:r>
+            <w:rPr>
+              <w:rFonts w:hint="eastAsia" w:ascii="宋体" w:hAnsi="宋体" w:eastAsia="宋体" w:cs="宋体"/>
               <w:szCs w:val="24"/>
             </w:rPr>
             <w:fldChar w:fldCharType="separate"/>
@@ -2098,7 +2125,7 @@
             <w:fldChar w:fldCharType="begin"/>
           </w:r>
           <w:r>
-            <w:instrText xml:space="preserve"> PAGEREF _Toc6019 \h </w:instrText>
+            <w:instrText xml:space="preserve"> PAGEREF _Toc12470 \h </w:instrText>
           </w:r>
           <w:r>
             <w:fldChar w:fldCharType="separate"/>
@@ -2111,7 +2138,7 @@
           </w:r>
           <w:r>
             <w:rPr>
-              <w:rFonts w:ascii="宋体" w:eastAsia="宋体" w:hAnsi="宋体" w:cs="宋体" w:hint="eastAsia"/>
+              <w:rFonts w:hint="eastAsia" w:ascii="宋体" w:hAnsi="宋体" w:eastAsia="宋体" w:cs="宋体"/>
               <w:szCs w:val="24"/>
             </w:rPr>
             <w:fldChar w:fldCharType="end"/>
@@ -2119,28 +2146,28 @@
         </w:p>
         <w:p>
           <w:pPr>
-            <w:pStyle w:val="TOC1"/>
+            <w:pStyle w:val="16"/>
             <w:tabs>
               <w:tab w:val="right" w:leader="dot" w:pos="8306"/>
             </w:tabs>
           </w:pPr>
           <w:r>
             <w:rPr>
-              <w:rFonts w:ascii="宋体" w:eastAsia="宋体" w:hAnsi="宋体" w:cs="宋体" w:hint="eastAsia"/>
+              <w:rFonts w:hint="eastAsia" w:ascii="宋体" w:hAnsi="宋体" w:eastAsia="宋体" w:cs="宋体"/>
               <w:szCs w:val="24"/>
             </w:rPr>
             <w:fldChar w:fldCharType="begin"/>
           </w:r>
           <w:r>
             <w:rPr>
-              <w:rFonts w:ascii="宋体" w:eastAsia="宋体" w:hAnsi="宋体" w:cs="宋体" w:hint="eastAsia"/>
+              <w:rFonts w:hint="eastAsia" w:ascii="宋体" w:hAnsi="宋体" w:eastAsia="宋体" w:cs="宋体"/>
               <w:szCs w:val="24"/>
             </w:rPr>
-            <w:instrText xml:space="preserve"> HYPERLINK \l _Toc19809 </w:instrText>
-          </w:r>
-          <w:r>
-            <w:rPr>
-              <w:rFonts w:ascii="宋体" w:eastAsia="宋体" w:hAnsi="宋体" w:cs="宋体" w:hint="eastAsia"/>
+            <w:instrText xml:space="preserve"> HYPERLINK \l _Toc20952 </w:instrText>
+          </w:r>
+          <w:r>
+            <w:rPr>
+              <w:rFonts w:hint="eastAsia" w:ascii="宋体" w:hAnsi="宋体" w:eastAsia="宋体" w:cs="宋体"/>
               <w:szCs w:val="24"/>
             </w:rPr>
             <w:fldChar w:fldCharType="separate"/>
@@ -2159,7 +2186,7 @@
             <w:fldChar w:fldCharType="begin"/>
           </w:r>
           <w:r>
-            <w:instrText xml:space="preserve"> PAGEREF _Toc19809 \h </w:instrText>
+            <w:instrText xml:space="preserve"> PAGEREF _Toc20952 \h </w:instrText>
           </w:r>
           <w:r>
             <w:fldChar w:fldCharType="separate"/>
@@ -2172,7 +2199,7 @@
           </w:r>
           <w:r>
             <w:rPr>
-              <w:rFonts w:ascii="宋体" w:eastAsia="宋体" w:hAnsi="宋体" w:cs="宋体" w:hint="eastAsia"/>
+              <w:rFonts w:hint="eastAsia" w:ascii="宋体" w:hAnsi="宋体" w:eastAsia="宋体" w:cs="宋体"/>
               <w:szCs w:val="24"/>
             </w:rPr>
             <w:fldChar w:fldCharType="end"/>
@@ -2180,28 +2207,28 @@
         </w:p>
         <w:p>
           <w:pPr>
-            <w:pStyle w:val="TOC1"/>
+            <w:pStyle w:val="16"/>
             <w:tabs>
               <w:tab w:val="right" w:leader="dot" w:pos="8306"/>
             </w:tabs>
           </w:pPr>
           <w:r>
             <w:rPr>
-              <w:rFonts w:ascii="宋体" w:eastAsia="宋体" w:hAnsi="宋体" w:cs="宋体" w:hint="eastAsia"/>
+              <w:rFonts w:hint="eastAsia" w:ascii="宋体" w:hAnsi="宋体" w:eastAsia="宋体" w:cs="宋体"/>
               <w:szCs w:val="24"/>
             </w:rPr>
             <w:fldChar w:fldCharType="begin"/>
           </w:r>
           <w:r>
             <w:rPr>
-              <w:rFonts w:ascii="宋体" w:eastAsia="宋体" w:hAnsi="宋体" w:cs="宋体" w:hint="eastAsia"/>
+              <w:rFonts w:hint="eastAsia" w:ascii="宋体" w:hAnsi="宋体" w:eastAsia="宋体" w:cs="宋体"/>
               <w:szCs w:val="24"/>
             </w:rPr>
-            <w:instrText xml:space="preserve"> HYPERLINK \l _Toc32310 </w:instrText>
-          </w:r>
-          <w:r>
-            <w:rPr>
-              <w:rFonts w:ascii="宋体" w:eastAsia="宋体" w:hAnsi="宋体" w:cs="宋体" w:hint="eastAsia"/>
+            <w:instrText xml:space="preserve"> HYPERLINK \l _Toc17874 </w:instrText>
+          </w:r>
+          <w:r>
+            <w:rPr>
+              <w:rFonts w:hint="eastAsia" w:ascii="宋体" w:hAnsi="宋体" w:eastAsia="宋体" w:cs="宋体"/>
               <w:szCs w:val="24"/>
             </w:rPr>
             <w:fldChar w:fldCharType="separate"/>
@@ -2220,7 +2247,7 @@
             <w:fldChar w:fldCharType="begin"/>
           </w:r>
           <w:r>
-            <w:instrText xml:space="preserve"> PAGEREF _Toc32310 \h </w:instrText>
+            <w:instrText xml:space="preserve"> PAGEREF _Toc17874 \h </w:instrText>
           </w:r>
           <w:r>
             <w:fldChar w:fldCharType="separate"/>
@@ -2233,7 +2260,7 @@
           </w:r>
           <w:r>
             <w:rPr>
-              <w:rFonts w:ascii="宋体" w:eastAsia="宋体" w:hAnsi="宋体" w:cs="宋体" w:hint="eastAsia"/>
+              <w:rFonts w:hint="eastAsia" w:ascii="宋体" w:hAnsi="宋体" w:eastAsia="宋体" w:cs="宋体"/>
               <w:szCs w:val="24"/>
             </w:rPr>
             <w:fldChar w:fldCharType="end"/>
@@ -2241,28 +2268,28 @@
         </w:p>
         <w:p>
           <w:pPr>
-            <w:pStyle w:val="TOC2"/>
+            <w:pStyle w:val="17"/>
             <w:tabs>
               <w:tab w:val="right" w:leader="dot" w:pos="8306"/>
             </w:tabs>
           </w:pPr>
           <w:r>
             <w:rPr>
-              <w:rFonts w:ascii="宋体" w:eastAsia="宋体" w:hAnsi="宋体" w:cs="宋体" w:hint="eastAsia"/>
+              <w:rFonts w:hint="eastAsia" w:ascii="宋体" w:hAnsi="宋体" w:eastAsia="宋体" w:cs="宋体"/>
               <w:szCs w:val="24"/>
             </w:rPr>
             <w:fldChar w:fldCharType="begin"/>
           </w:r>
           <w:r>
             <w:rPr>
-              <w:rFonts w:ascii="宋体" w:eastAsia="宋体" w:hAnsi="宋体" w:cs="宋体" w:hint="eastAsia"/>
+              <w:rFonts w:hint="eastAsia" w:ascii="宋体" w:hAnsi="宋体" w:eastAsia="宋体" w:cs="宋体"/>
               <w:szCs w:val="24"/>
             </w:rPr>
-            <w:instrText xml:space="preserve"> HYPERLINK \l _Toc4699 </w:instrText>
-          </w:r>
-          <w:r>
-            <w:rPr>
-              <w:rFonts w:ascii="宋体" w:eastAsia="宋体" w:hAnsi="宋体" w:cs="宋体" w:hint="eastAsia"/>
+            <w:instrText xml:space="preserve"> HYPERLINK \l _Toc11508 </w:instrText>
+          </w:r>
+          <w:r>
+            <w:rPr>
+              <w:rFonts w:hint="eastAsia" w:ascii="宋体" w:hAnsi="宋体" w:eastAsia="宋体" w:cs="宋体"/>
               <w:szCs w:val="24"/>
             </w:rPr>
             <w:fldChar w:fldCharType="separate"/>
@@ -2281,7 +2308,7 @@
             <w:fldChar w:fldCharType="begin"/>
           </w:r>
           <w:r>
-            <w:instrText xml:space="preserve"> PAGEREF _Toc4699 \h </w:instrText>
+            <w:instrText xml:space="preserve"> PAGEREF _Toc11508 \h </w:instrText>
           </w:r>
           <w:r>
             <w:fldChar w:fldCharType="separate"/>
@@ -2294,7 +2321,7 @@
           </w:r>
           <w:r>
             <w:rPr>
-              <w:rFonts w:ascii="宋体" w:eastAsia="宋体" w:hAnsi="宋体" w:cs="宋体" w:hint="eastAsia"/>
+              <w:rFonts w:hint="eastAsia" w:ascii="宋体" w:hAnsi="宋体" w:eastAsia="宋体" w:cs="宋体"/>
               <w:szCs w:val="24"/>
             </w:rPr>
             <w:fldChar w:fldCharType="end"/>
@@ -2302,28 +2329,28 @@
         </w:p>
         <w:p>
           <w:pPr>
-            <w:pStyle w:val="TOC2"/>
+            <w:pStyle w:val="17"/>
             <w:tabs>
               <w:tab w:val="right" w:leader="dot" w:pos="8306"/>
             </w:tabs>
           </w:pPr>
           <w:r>
             <w:rPr>
-              <w:rFonts w:ascii="宋体" w:eastAsia="宋体" w:hAnsi="宋体" w:cs="宋体" w:hint="eastAsia"/>
+              <w:rFonts w:hint="eastAsia" w:ascii="宋体" w:hAnsi="宋体" w:eastAsia="宋体" w:cs="宋体"/>
               <w:szCs w:val="24"/>
             </w:rPr>
             <w:fldChar w:fldCharType="begin"/>
           </w:r>
           <w:r>
             <w:rPr>
-              <w:rFonts w:ascii="宋体" w:eastAsia="宋体" w:hAnsi="宋体" w:cs="宋体" w:hint="eastAsia"/>
+              <w:rFonts w:hint="eastAsia" w:ascii="宋体" w:hAnsi="宋体" w:eastAsia="宋体" w:cs="宋体"/>
               <w:szCs w:val="24"/>
             </w:rPr>
-            <w:instrText xml:space="preserve"> HYPERLINK \l _Toc18480 </w:instrText>
-          </w:r>
-          <w:r>
-            <w:rPr>
-              <w:rFonts w:ascii="宋体" w:eastAsia="宋体" w:hAnsi="宋体" w:cs="宋体" w:hint="eastAsia"/>
+            <w:instrText xml:space="preserve"> HYPERLINK \l _Toc4818 </w:instrText>
+          </w:r>
+          <w:r>
+            <w:rPr>
+              <w:rFonts w:hint="eastAsia" w:ascii="宋体" w:hAnsi="宋体" w:eastAsia="宋体" w:cs="宋体"/>
               <w:szCs w:val="24"/>
             </w:rPr>
             <w:fldChar w:fldCharType="separate"/>
@@ -2342,7 +2369,7 @@
             <w:fldChar w:fldCharType="begin"/>
           </w:r>
           <w:r>
-            <w:instrText xml:space="preserve"> PAGEREF _Toc18480 \h </w:instrText>
+            <w:instrText xml:space="preserve"> PAGEREF _Toc4818 \h </w:instrText>
           </w:r>
           <w:r>
             <w:fldChar w:fldCharType="separate"/>
@@ -2355,7 +2382,7 @@
           </w:r>
           <w:r>
             <w:rPr>
-              <w:rFonts w:ascii="宋体" w:eastAsia="宋体" w:hAnsi="宋体" w:cs="宋体" w:hint="eastAsia"/>
+              <w:rFonts w:hint="eastAsia" w:ascii="宋体" w:hAnsi="宋体" w:eastAsia="宋体" w:cs="宋体"/>
               <w:szCs w:val="24"/>
             </w:rPr>
             <w:fldChar w:fldCharType="end"/>
@@ -2363,28 +2390,28 @@
         </w:p>
         <w:p>
           <w:pPr>
-            <w:pStyle w:val="TOC1"/>
+            <w:pStyle w:val="16"/>
             <w:tabs>
               <w:tab w:val="right" w:leader="dot" w:pos="8306"/>
             </w:tabs>
           </w:pPr>
           <w:r>
             <w:rPr>
-              <w:rFonts w:ascii="宋体" w:eastAsia="宋体" w:hAnsi="宋体" w:cs="宋体" w:hint="eastAsia"/>
+              <w:rFonts w:hint="eastAsia" w:ascii="宋体" w:hAnsi="宋体" w:eastAsia="宋体" w:cs="宋体"/>
               <w:szCs w:val="24"/>
             </w:rPr>
             <w:fldChar w:fldCharType="begin"/>
           </w:r>
           <w:r>
             <w:rPr>
-              <w:rFonts w:ascii="宋体" w:eastAsia="宋体" w:hAnsi="宋体" w:cs="宋体" w:hint="eastAsia"/>
+              <w:rFonts w:hint="eastAsia" w:ascii="宋体" w:hAnsi="宋体" w:eastAsia="宋体" w:cs="宋体"/>
               <w:szCs w:val="24"/>
             </w:rPr>
-            <w:instrText xml:space="preserve"> HYPERLINK \l _Toc23891 </w:instrText>
-          </w:r>
-          <w:r>
-            <w:rPr>
-              <w:rFonts w:ascii="宋体" w:eastAsia="宋体" w:hAnsi="宋体" w:cs="宋体" w:hint="eastAsia"/>
+            <w:instrText xml:space="preserve"> HYPERLINK \l _Toc8729 </w:instrText>
+          </w:r>
+          <w:r>
+            <w:rPr>
+              <w:rFonts w:hint="eastAsia" w:ascii="宋体" w:hAnsi="宋体" w:eastAsia="宋体" w:cs="宋体"/>
               <w:szCs w:val="24"/>
             </w:rPr>
             <w:fldChar w:fldCharType="separate"/>
@@ -2403,7 +2430,7 @@
             <w:fldChar w:fldCharType="begin"/>
           </w:r>
           <w:r>
-            <w:instrText xml:space="preserve"> PAGEREF _Toc23891 \h </w:instrText>
+            <w:instrText xml:space="preserve"> PAGEREF _Toc8729 \h </w:instrText>
           </w:r>
           <w:r>
             <w:fldChar w:fldCharType="separate"/>
@@ -2416,7 +2443,7 @@
           </w:r>
           <w:r>
             <w:rPr>
-              <w:rFonts w:ascii="宋体" w:eastAsia="宋体" w:hAnsi="宋体" w:cs="宋体" w:hint="eastAsia"/>
+              <w:rFonts w:hint="eastAsia" w:ascii="宋体" w:hAnsi="宋体" w:eastAsia="宋体" w:cs="宋体"/>
               <w:szCs w:val="24"/>
             </w:rPr>
             <w:fldChar w:fldCharType="end"/>
@@ -2424,28 +2451,28 @@
         </w:p>
         <w:p>
           <w:pPr>
-            <w:pStyle w:val="TOC2"/>
+            <w:pStyle w:val="17"/>
             <w:tabs>
               <w:tab w:val="right" w:leader="dot" w:pos="8306"/>
             </w:tabs>
           </w:pPr>
           <w:r>
             <w:rPr>
-              <w:rFonts w:ascii="宋体" w:eastAsia="宋体" w:hAnsi="宋体" w:cs="宋体" w:hint="eastAsia"/>
+              <w:rFonts w:hint="eastAsia" w:ascii="宋体" w:hAnsi="宋体" w:eastAsia="宋体" w:cs="宋体"/>
               <w:szCs w:val="24"/>
             </w:rPr>
             <w:fldChar w:fldCharType="begin"/>
           </w:r>
           <w:r>
             <w:rPr>
-              <w:rFonts w:ascii="宋体" w:eastAsia="宋体" w:hAnsi="宋体" w:cs="宋体" w:hint="eastAsia"/>
+              <w:rFonts w:hint="eastAsia" w:ascii="宋体" w:hAnsi="宋体" w:eastAsia="宋体" w:cs="宋体"/>
               <w:szCs w:val="24"/>
             </w:rPr>
-            <w:instrText xml:space="preserve"> HYPERLINK \l _Toc4531 </w:instrText>
-          </w:r>
-          <w:r>
-            <w:rPr>
-              <w:rFonts w:ascii="宋体" w:eastAsia="宋体" w:hAnsi="宋体" w:cs="宋体" w:hint="eastAsia"/>
+            <w:instrText xml:space="preserve"> HYPERLINK \l _Toc14735 </w:instrText>
+          </w:r>
+          <w:r>
+            <w:rPr>
+              <w:rFonts w:hint="eastAsia" w:ascii="宋体" w:hAnsi="宋体" w:eastAsia="宋体" w:cs="宋体"/>
               <w:szCs w:val="24"/>
             </w:rPr>
             <w:fldChar w:fldCharType="separate"/>
@@ -2464,7 +2491,7 @@
             <w:fldChar w:fldCharType="begin"/>
           </w:r>
           <w:r>
-            <w:instrText xml:space="preserve"> PAGEREF _Toc4531 \h </w:instrText>
+            <w:instrText xml:space="preserve"> PAGEREF _Toc14735 \h </w:instrText>
           </w:r>
           <w:r>
             <w:fldChar w:fldCharType="separate"/>
@@ -2477,7 +2504,7 @@
           </w:r>
           <w:r>
             <w:rPr>
-              <w:rFonts w:ascii="宋体" w:eastAsia="宋体" w:hAnsi="宋体" w:cs="宋体" w:hint="eastAsia"/>
+              <w:rFonts w:hint="eastAsia" w:ascii="宋体" w:hAnsi="宋体" w:eastAsia="宋体" w:cs="宋体"/>
               <w:szCs w:val="24"/>
             </w:rPr>
             <w:fldChar w:fldCharType="end"/>
@@ -2485,28 +2512,28 @@
         </w:p>
         <w:p>
           <w:pPr>
-            <w:pStyle w:val="TOC2"/>
+            <w:pStyle w:val="17"/>
             <w:tabs>
               <w:tab w:val="right" w:leader="dot" w:pos="8306"/>
             </w:tabs>
           </w:pPr>
           <w:r>
             <w:rPr>
-              <w:rFonts w:ascii="宋体" w:eastAsia="宋体" w:hAnsi="宋体" w:cs="宋体" w:hint="eastAsia"/>
+              <w:rFonts w:hint="eastAsia" w:ascii="宋体" w:hAnsi="宋体" w:eastAsia="宋体" w:cs="宋体"/>
               <w:szCs w:val="24"/>
             </w:rPr>
             <w:fldChar w:fldCharType="begin"/>
           </w:r>
           <w:r>
             <w:rPr>
-              <w:rFonts w:ascii="宋体" w:eastAsia="宋体" w:hAnsi="宋体" w:cs="宋体" w:hint="eastAsia"/>
+              <w:rFonts w:hint="eastAsia" w:ascii="宋体" w:hAnsi="宋体" w:eastAsia="宋体" w:cs="宋体"/>
               <w:szCs w:val="24"/>
             </w:rPr>
-            <w:instrText xml:space="preserve"> HYPERLINK \l _Toc4646 </w:instrText>
-          </w:r>
-          <w:r>
-            <w:rPr>
-              <w:rFonts w:ascii="宋体" w:eastAsia="宋体" w:hAnsi="宋体" w:cs="宋体" w:hint="eastAsia"/>
+            <w:instrText xml:space="preserve"> HYPERLINK \l _Toc19320 </w:instrText>
+          </w:r>
+          <w:r>
+            <w:rPr>
+              <w:rFonts w:hint="eastAsia" w:ascii="宋体" w:hAnsi="宋体" w:eastAsia="宋体" w:cs="宋体"/>
               <w:szCs w:val="24"/>
             </w:rPr>
             <w:fldChar w:fldCharType="separate"/>
@@ -2525,7 +2552,7 @@
             <w:fldChar w:fldCharType="begin"/>
           </w:r>
           <w:r>
-            <w:instrText xml:space="preserve"> PAGEREF _Toc4646 \h </w:instrText>
+            <w:instrText xml:space="preserve"> PAGEREF _Toc19320 \h </w:instrText>
           </w:r>
           <w:r>
             <w:fldChar w:fldCharType="separate"/>
@@ -2538,7 +2565,7 @@
           </w:r>
           <w:r>
             <w:rPr>
-              <w:rFonts w:ascii="宋体" w:eastAsia="宋体" w:hAnsi="宋体" w:cs="宋体" w:hint="eastAsia"/>
+              <w:rFonts w:hint="eastAsia" w:ascii="宋体" w:hAnsi="宋体" w:eastAsia="宋体" w:cs="宋体"/>
               <w:szCs w:val="24"/>
             </w:rPr>
             <w:fldChar w:fldCharType="end"/>
@@ -2546,28 +2573,28 @@
         </w:p>
         <w:p>
           <w:pPr>
-            <w:pStyle w:val="TOC2"/>
+            <w:pStyle w:val="17"/>
             <w:tabs>
               <w:tab w:val="right" w:leader="dot" w:pos="8306"/>
             </w:tabs>
           </w:pPr>
           <w:r>
             <w:rPr>
-              <w:rFonts w:ascii="宋体" w:eastAsia="宋体" w:hAnsi="宋体" w:cs="宋体" w:hint="eastAsia"/>
+              <w:rFonts w:hint="eastAsia" w:ascii="宋体" w:hAnsi="宋体" w:eastAsia="宋体" w:cs="宋体"/>
               <w:szCs w:val="24"/>
             </w:rPr>
             <w:fldChar w:fldCharType="begin"/>
           </w:r>
           <w:r>
             <w:rPr>
-              <w:rFonts w:ascii="宋体" w:eastAsia="宋体" w:hAnsi="宋体" w:cs="宋体" w:hint="eastAsia"/>
+              <w:rFonts w:hint="eastAsia" w:ascii="宋体" w:hAnsi="宋体" w:eastAsia="宋体" w:cs="宋体"/>
               <w:szCs w:val="24"/>
             </w:rPr>
-            <w:instrText xml:space="preserve"> HYPERLINK \l _Toc3396 </w:instrText>
-          </w:r>
-          <w:r>
-            <w:rPr>
-              <w:rFonts w:ascii="宋体" w:eastAsia="宋体" w:hAnsi="宋体" w:cs="宋体" w:hint="eastAsia"/>
+            <w:instrText xml:space="preserve"> HYPERLINK \l _Toc21580 </w:instrText>
+          </w:r>
+          <w:r>
+            <w:rPr>
+              <w:rFonts w:hint="eastAsia" w:ascii="宋体" w:hAnsi="宋体" w:eastAsia="宋体" w:cs="宋体"/>
               <w:szCs w:val="24"/>
             </w:rPr>
             <w:fldChar w:fldCharType="separate"/>
@@ -2586,7 +2613,7 @@
             <w:fldChar w:fldCharType="begin"/>
           </w:r>
           <w:r>
-            <w:instrText xml:space="preserve"> PAGEREF _Toc3396 \h </w:instrText>
+            <w:instrText xml:space="preserve"> PAGEREF _Toc21580 \h </w:instrText>
           </w:r>
           <w:r>
             <w:fldChar w:fldCharType="separate"/>
@@ -2599,7 +2626,7 @@
           </w:r>
           <w:r>
             <w:rPr>
-              <w:rFonts w:ascii="宋体" w:eastAsia="宋体" w:hAnsi="宋体" w:cs="宋体" w:hint="eastAsia"/>
+              <w:rFonts w:hint="eastAsia" w:ascii="宋体" w:hAnsi="宋体" w:eastAsia="宋体" w:cs="宋体"/>
               <w:szCs w:val="24"/>
             </w:rPr>
             <w:fldChar w:fldCharType="end"/>
@@ -2607,28 +2634,28 @@
         </w:p>
         <w:p>
           <w:pPr>
-            <w:pStyle w:val="TOC1"/>
+            <w:pStyle w:val="16"/>
             <w:tabs>
               <w:tab w:val="right" w:leader="dot" w:pos="8306"/>
             </w:tabs>
           </w:pPr>
           <w:r>
             <w:rPr>
-              <w:rFonts w:ascii="宋体" w:eastAsia="宋体" w:hAnsi="宋体" w:cs="宋体" w:hint="eastAsia"/>
+              <w:rFonts w:hint="eastAsia" w:ascii="宋体" w:hAnsi="宋体" w:eastAsia="宋体" w:cs="宋体"/>
               <w:szCs w:val="24"/>
             </w:rPr>
             <w:fldChar w:fldCharType="begin"/>
           </w:r>
           <w:r>
             <w:rPr>
-              <w:rFonts w:ascii="宋体" w:eastAsia="宋体" w:hAnsi="宋体" w:cs="宋体" w:hint="eastAsia"/>
+              <w:rFonts w:hint="eastAsia" w:ascii="宋体" w:hAnsi="宋体" w:eastAsia="宋体" w:cs="宋体"/>
               <w:szCs w:val="24"/>
             </w:rPr>
-            <w:instrText xml:space="preserve"> HYPERLINK \l _Toc26362 </w:instrText>
-          </w:r>
-          <w:r>
-            <w:rPr>
-              <w:rFonts w:ascii="宋体" w:eastAsia="宋体" w:hAnsi="宋体" w:cs="宋体" w:hint="eastAsia"/>
+            <w:instrText xml:space="preserve"> HYPERLINK \l _Toc26582 </w:instrText>
+          </w:r>
+          <w:r>
+            <w:rPr>
+              <w:rFonts w:hint="eastAsia" w:ascii="宋体" w:hAnsi="宋体" w:eastAsia="宋体" w:cs="宋体"/>
               <w:szCs w:val="24"/>
             </w:rPr>
             <w:fldChar w:fldCharType="separate"/>
@@ -2647,7 +2674,7 @@
             <w:fldChar w:fldCharType="begin"/>
           </w:r>
           <w:r>
-            <w:instrText xml:space="preserve"> PAGEREF _Toc26362 \h </w:instrText>
+            <w:instrText xml:space="preserve"> PAGEREF _Toc26582 \h </w:instrText>
           </w:r>
           <w:r>
             <w:fldChar w:fldCharType="separate"/>
@@ -2660,7 +2687,7 @@
           </w:r>
           <w:r>
             <w:rPr>
-              <w:rFonts w:ascii="宋体" w:eastAsia="宋体" w:hAnsi="宋体" w:cs="宋体" w:hint="eastAsia"/>
+              <w:rFonts w:hint="eastAsia" w:ascii="宋体" w:hAnsi="宋体" w:eastAsia="宋体" w:cs="宋体"/>
               <w:szCs w:val="24"/>
             </w:rPr>
             <w:fldChar w:fldCharType="end"/>
@@ -2668,28 +2695,28 @@
         </w:p>
         <w:p>
           <w:pPr>
-            <w:pStyle w:val="TOC1"/>
+            <w:pStyle w:val="16"/>
             <w:tabs>
               <w:tab w:val="right" w:leader="dot" w:pos="8306"/>
             </w:tabs>
           </w:pPr>
           <w:r>
             <w:rPr>
-              <w:rFonts w:ascii="宋体" w:eastAsia="宋体" w:hAnsi="宋体" w:cs="宋体" w:hint="eastAsia"/>
+              <w:rFonts w:hint="eastAsia" w:ascii="宋体" w:hAnsi="宋体" w:eastAsia="宋体" w:cs="宋体"/>
               <w:szCs w:val="24"/>
             </w:rPr>
             <w:fldChar w:fldCharType="begin"/>
           </w:r>
           <w:r>
             <w:rPr>
-              <w:rFonts w:ascii="宋体" w:eastAsia="宋体" w:hAnsi="宋体" w:cs="宋体" w:hint="eastAsia"/>
+              <w:rFonts w:hint="eastAsia" w:ascii="宋体" w:hAnsi="宋体" w:eastAsia="宋体" w:cs="宋体"/>
               <w:szCs w:val="24"/>
             </w:rPr>
-            <w:instrText xml:space="preserve"> HYPERLINK \l _Toc30551 </w:instrText>
-          </w:r>
-          <w:r>
-            <w:rPr>
-              <w:rFonts w:ascii="宋体" w:eastAsia="宋体" w:hAnsi="宋体" w:cs="宋体" w:hint="eastAsia"/>
+            <w:instrText xml:space="preserve"> HYPERLINK \l _Toc9756 </w:instrText>
+          </w:r>
+          <w:r>
+            <w:rPr>
+              <w:rFonts w:hint="eastAsia" w:ascii="宋体" w:hAnsi="宋体" w:eastAsia="宋体" w:cs="宋体"/>
               <w:szCs w:val="24"/>
             </w:rPr>
             <w:fldChar w:fldCharType="separate"/>
@@ -2708,7 +2735,7 @@
             <w:fldChar w:fldCharType="begin"/>
           </w:r>
           <w:r>
-            <w:instrText xml:space="preserve"> PAGEREF _Toc30551 \h </w:instrText>
+            <w:instrText xml:space="preserve"> PAGEREF _Toc9756 \h </w:instrText>
           </w:r>
           <w:r>
             <w:fldChar w:fldCharType="separate"/>
@@ -2721,7 +2748,7 @@
           </w:r>
           <w:r>
             <w:rPr>
-              <w:rFonts w:ascii="宋体" w:eastAsia="宋体" w:hAnsi="宋体" w:cs="宋体" w:hint="eastAsia"/>
+              <w:rFonts w:hint="eastAsia" w:ascii="宋体" w:hAnsi="宋体" w:eastAsia="宋体" w:cs="宋体"/>
               <w:szCs w:val="24"/>
             </w:rPr>
             <w:fldChar w:fldCharType="end"/>
@@ -2729,28 +2756,28 @@
         </w:p>
         <w:p>
           <w:pPr>
-            <w:pStyle w:val="TOC1"/>
+            <w:pStyle w:val="16"/>
             <w:tabs>
               <w:tab w:val="right" w:leader="dot" w:pos="8306"/>
             </w:tabs>
           </w:pPr>
           <w:r>
             <w:rPr>
-              <w:rFonts w:ascii="宋体" w:eastAsia="宋体" w:hAnsi="宋体" w:cs="宋体" w:hint="eastAsia"/>
+              <w:rFonts w:hint="eastAsia" w:ascii="宋体" w:hAnsi="宋体" w:eastAsia="宋体" w:cs="宋体"/>
               <w:szCs w:val="24"/>
             </w:rPr>
             <w:fldChar w:fldCharType="begin"/>
           </w:r>
           <w:r>
             <w:rPr>
-              <w:rFonts w:ascii="宋体" w:eastAsia="宋体" w:hAnsi="宋体" w:cs="宋体" w:hint="eastAsia"/>
+              <w:rFonts w:hint="eastAsia" w:ascii="宋体" w:hAnsi="宋体" w:eastAsia="宋体" w:cs="宋体"/>
               <w:szCs w:val="24"/>
             </w:rPr>
-            <w:instrText xml:space="preserve"> HYPERLINK \l _Toc12720 </w:instrText>
-          </w:r>
-          <w:r>
-            <w:rPr>
-              <w:rFonts w:ascii="宋体" w:eastAsia="宋体" w:hAnsi="宋体" w:cs="宋体" w:hint="eastAsia"/>
+            <w:instrText xml:space="preserve"> HYPERLINK \l _Toc14285 </w:instrText>
+          </w:r>
+          <w:r>
+            <w:rPr>
+              <w:rFonts w:hint="eastAsia" w:ascii="宋体" w:hAnsi="宋体" w:eastAsia="宋体" w:cs="宋体"/>
               <w:szCs w:val="24"/>
             </w:rPr>
             <w:fldChar w:fldCharType="separate"/>
@@ -2769,7 +2796,7 @@
             <w:fldChar w:fldCharType="begin"/>
           </w:r>
           <w:r>
-            <w:instrText xml:space="preserve"> PAGEREF _Toc12720 \h </w:instrText>
+            <w:instrText xml:space="preserve"> PAGEREF _Toc14285 \h </w:instrText>
           </w:r>
           <w:r>
             <w:fldChar w:fldCharType="separate"/>
@@ -2782,7 +2809,7 @@
           </w:r>
           <w:r>
             <w:rPr>
-              <w:rFonts w:ascii="宋体" w:eastAsia="宋体" w:hAnsi="宋体" w:cs="宋体" w:hint="eastAsia"/>
+              <w:rFonts w:hint="eastAsia" w:ascii="宋体" w:hAnsi="宋体" w:eastAsia="宋体" w:cs="宋体"/>
               <w:szCs w:val="24"/>
             </w:rPr>
             <w:fldChar w:fldCharType="end"/>
@@ -2790,28 +2817,28 @@
         </w:p>
         <w:p>
           <w:pPr>
-            <w:pStyle w:val="TOC2"/>
+            <w:pStyle w:val="17"/>
             <w:tabs>
               <w:tab w:val="right" w:leader="dot" w:pos="8306"/>
             </w:tabs>
           </w:pPr>
           <w:r>
             <w:rPr>
-              <w:rFonts w:ascii="宋体" w:eastAsia="宋体" w:hAnsi="宋体" w:cs="宋体" w:hint="eastAsia"/>
+              <w:rFonts w:hint="eastAsia" w:ascii="宋体" w:hAnsi="宋体" w:eastAsia="宋体" w:cs="宋体"/>
               <w:szCs w:val="24"/>
             </w:rPr>
             <w:fldChar w:fldCharType="begin"/>
           </w:r>
           <w:r>
             <w:rPr>
-              <w:rFonts w:ascii="宋体" w:eastAsia="宋体" w:hAnsi="宋体" w:cs="宋体" w:hint="eastAsia"/>
+              <w:rFonts w:hint="eastAsia" w:ascii="宋体" w:hAnsi="宋体" w:eastAsia="宋体" w:cs="宋体"/>
               <w:szCs w:val="24"/>
             </w:rPr>
-            <w:instrText xml:space="preserve"> HYPERLINK \l _Toc13446 </w:instrText>
-          </w:r>
-          <w:r>
-            <w:rPr>
-              <w:rFonts w:ascii="宋体" w:eastAsia="宋体" w:hAnsi="宋体" w:cs="宋体" w:hint="eastAsia"/>
+            <w:instrText xml:space="preserve"> HYPERLINK \l _Toc14238 </w:instrText>
+          </w:r>
+          <w:r>
+            <w:rPr>
+              <w:rFonts w:hint="eastAsia" w:ascii="宋体" w:hAnsi="宋体" w:eastAsia="宋体" w:cs="宋体"/>
               <w:szCs w:val="24"/>
             </w:rPr>
             <w:fldChar w:fldCharType="separate"/>
@@ -2837,7 +2864,7 @@
             <w:fldChar w:fldCharType="begin"/>
           </w:r>
           <w:r>
-            <w:instrText xml:space="preserve"> PAGEREF _Toc13446 \h </w:instrText>
+            <w:instrText xml:space="preserve"> PAGEREF _Toc14238 \h </w:instrText>
           </w:r>
           <w:r>
             <w:fldChar w:fldCharType="separate"/>
@@ -2850,7 +2877,7 @@
           </w:r>
           <w:r>
             <w:rPr>
-              <w:rFonts w:ascii="宋体" w:eastAsia="宋体" w:hAnsi="宋体" w:cs="宋体" w:hint="eastAsia"/>
+              <w:rFonts w:hint="eastAsia" w:ascii="宋体" w:hAnsi="宋体" w:eastAsia="宋体" w:cs="宋体"/>
               <w:szCs w:val="24"/>
             </w:rPr>
             <w:fldChar w:fldCharType="end"/>
@@ -2858,28 +2885,28 @@
         </w:p>
         <w:p>
           <w:pPr>
-            <w:pStyle w:val="TOC2"/>
+            <w:pStyle w:val="17"/>
             <w:tabs>
               <w:tab w:val="right" w:leader="dot" w:pos="8306"/>
             </w:tabs>
           </w:pPr>
           <w:r>
             <w:rPr>
-              <w:rFonts w:ascii="宋体" w:eastAsia="宋体" w:hAnsi="宋体" w:cs="宋体" w:hint="eastAsia"/>
+              <w:rFonts w:hint="eastAsia" w:ascii="宋体" w:hAnsi="宋体" w:eastAsia="宋体" w:cs="宋体"/>
               <w:szCs w:val="24"/>
             </w:rPr>
             <w:fldChar w:fldCharType="begin"/>
           </w:r>
           <w:r>
             <w:rPr>
-              <w:rFonts w:ascii="宋体" w:eastAsia="宋体" w:hAnsi="宋体" w:cs="宋体" w:hint="eastAsia"/>
+              <w:rFonts w:hint="eastAsia" w:ascii="宋体" w:hAnsi="宋体" w:eastAsia="宋体" w:cs="宋体"/>
               <w:szCs w:val="24"/>
             </w:rPr>
-            <w:instrText xml:space="preserve"> HYPERLINK \l _Toc31183 </w:instrText>
-          </w:r>
-          <w:r>
-            <w:rPr>
-              <w:rFonts w:ascii="宋体" w:eastAsia="宋体" w:hAnsi="宋体" w:cs="宋体" w:hint="eastAsia"/>
+            <w:instrText xml:space="preserve"> HYPERLINK \l _Toc2606 </w:instrText>
+          </w:r>
+          <w:r>
+            <w:rPr>
+              <w:rFonts w:hint="eastAsia" w:ascii="宋体" w:hAnsi="宋体" w:eastAsia="宋体" w:cs="宋体"/>
               <w:szCs w:val="24"/>
             </w:rPr>
             <w:fldChar w:fldCharType="separate"/>
@@ -2905,7 +2932,7 @@
             <w:fldChar w:fldCharType="begin"/>
           </w:r>
           <w:r>
-            <w:instrText xml:space="preserve"> PAGEREF _Toc31183 \h </w:instrText>
+            <w:instrText xml:space="preserve"> PAGEREF _Toc2606 \h </w:instrText>
           </w:r>
           <w:r>
             <w:fldChar w:fldCharType="separate"/>
@@ -2918,7 +2945,7 @@
           </w:r>
           <w:r>
             <w:rPr>
-              <w:rFonts w:ascii="宋体" w:eastAsia="宋体" w:hAnsi="宋体" w:cs="宋体" w:hint="eastAsia"/>
+              <w:rFonts w:hint="eastAsia" w:ascii="宋体" w:hAnsi="宋体" w:eastAsia="宋体" w:cs="宋体"/>
               <w:szCs w:val="24"/>
             </w:rPr>
             <w:fldChar w:fldCharType="end"/>
@@ -2926,28 +2953,28 @@
         </w:p>
         <w:p>
           <w:pPr>
-            <w:pStyle w:val="TOC1"/>
+            <w:pStyle w:val="16"/>
             <w:tabs>
               <w:tab w:val="right" w:leader="dot" w:pos="8306"/>
             </w:tabs>
           </w:pPr>
           <w:r>
             <w:rPr>
-              <w:rFonts w:ascii="宋体" w:eastAsia="宋体" w:hAnsi="宋体" w:cs="宋体" w:hint="eastAsia"/>
+              <w:rFonts w:hint="eastAsia" w:ascii="宋体" w:hAnsi="宋体" w:eastAsia="宋体" w:cs="宋体"/>
               <w:szCs w:val="24"/>
             </w:rPr>
             <w:fldChar w:fldCharType="begin"/>
           </w:r>
           <w:r>
             <w:rPr>
-              <w:rFonts w:ascii="宋体" w:eastAsia="宋体" w:hAnsi="宋体" w:cs="宋体" w:hint="eastAsia"/>
+              <w:rFonts w:hint="eastAsia" w:ascii="宋体" w:hAnsi="宋体" w:eastAsia="宋体" w:cs="宋体"/>
               <w:szCs w:val="24"/>
             </w:rPr>
-            <w:instrText xml:space="preserve"> HYPERLINK \l _Toc22088 </w:instrText>
-          </w:r>
-          <w:r>
-            <w:rPr>
-              <w:rFonts w:ascii="宋体" w:eastAsia="宋体" w:hAnsi="宋体" w:cs="宋体" w:hint="eastAsia"/>
+            <w:instrText xml:space="preserve"> HYPERLINK \l _Toc2661 </w:instrText>
+          </w:r>
+          <w:r>
+            <w:rPr>
+              <w:rFonts w:hint="eastAsia" w:ascii="宋体" w:hAnsi="宋体" w:eastAsia="宋体" w:cs="宋体"/>
               <w:szCs w:val="24"/>
             </w:rPr>
             <w:fldChar w:fldCharType="separate"/>
@@ -2966,7 +2993,7 @@
             <w:fldChar w:fldCharType="begin"/>
           </w:r>
           <w:r>
-            <w:instrText xml:space="preserve"> PAGEREF _Toc22088 \h </w:instrText>
+            <w:instrText xml:space="preserve"> PAGEREF _Toc2661 \h </w:instrText>
           </w:r>
           <w:r>
             <w:fldChar w:fldCharType="separate"/>
@@ -2979,7 +3006,7 @@
           </w:r>
           <w:r>
             <w:rPr>
-              <w:rFonts w:ascii="宋体" w:eastAsia="宋体" w:hAnsi="宋体" w:cs="宋体" w:hint="eastAsia"/>
+              <w:rFonts w:hint="eastAsia" w:ascii="宋体" w:hAnsi="宋体" w:eastAsia="宋体" w:cs="宋体"/>
               <w:szCs w:val="24"/>
             </w:rPr>
             <w:fldChar w:fldCharType="end"/>
@@ -2987,28 +3014,28 @@
         </w:p>
         <w:p>
           <w:pPr>
-            <w:pStyle w:val="TOC1"/>
+            <w:pStyle w:val="16"/>
             <w:tabs>
               <w:tab w:val="right" w:leader="dot" w:pos="8306"/>
             </w:tabs>
           </w:pPr>
           <w:r>
             <w:rPr>
-              <w:rFonts w:ascii="宋体" w:eastAsia="宋体" w:hAnsi="宋体" w:cs="宋体" w:hint="eastAsia"/>
+              <w:rFonts w:hint="eastAsia" w:ascii="宋体" w:hAnsi="宋体" w:eastAsia="宋体" w:cs="宋体"/>
               <w:szCs w:val="24"/>
             </w:rPr>
             <w:fldChar w:fldCharType="begin"/>
           </w:r>
           <w:r>
             <w:rPr>
-              <w:rFonts w:ascii="宋体" w:eastAsia="宋体" w:hAnsi="宋体" w:cs="宋体" w:hint="eastAsia"/>
+              <w:rFonts w:hint="eastAsia" w:ascii="宋体" w:hAnsi="宋体" w:eastAsia="宋体" w:cs="宋体"/>
               <w:szCs w:val="24"/>
             </w:rPr>
-            <w:instrText xml:space="preserve"> HYPERLINK \l _Toc15060 </w:instrText>
-          </w:r>
-          <w:r>
-            <w:rPr>
-              <w:rFonts w:ascii="宋体" w:eastAsia="宋体" w:hAnsi="宋体" w:cs="宋体" w:hint="eastAsia"/>
+            <w:instrText xml:space="preserve"> HYPERLINK \l _Toc6202 </w:instrText>
+          </w:r>
+          <w:r>
+            <w:rPr>
+              <w:rFonts w:hint="eastAsia" w:ascii="宋体" w:hAnsi="宋体" w:eastAsia="宋体" w:cs="宋体"/>
               <w:szCs w:val="24"/>
             </w:rPr>
             <w:fldChar w:fldCharType="separate"/>
@@ -3034,7 +3061,7 @@
             <w:fldChar w:fldCharType="begin"/>
           </w:r>
           <w:r>
-            <w:instrText xml:space="preserve"> PAGEREF _Toc15060 \h </w:instrText>
+            <w:instrText xml:space="preserve"> PAGEREF _Toc6202 \h </w:instrText>
           </w:r>
           <w:r>
             <w:fldChar w:fldCharType="separate"/>
@@ -3047,7 +3074,7 @@
           </w:r>
           <w:r>
             <w:rPr>
-              <w:rFonts w:ascii="宋体" w:eastAsia="宋体" w:hAnsi="宋体" w:cs="宋体" w:hint="eastAsia"/>
+              <w:rFonts w:hint="eastAsia" w:ascii="宋体" w:hAnsi="宋体" w:eastAsia="宋体" w:cs="宋体"/>
               <w:szCs w:val="24"/>
             </w:rPr>
             <w:fldChar w:fldCharType="end"/>
@@ -3055,28 +3082,28 @@
         </w:p>
         <w:p>
           <w:pPr>
-            <w:pStyle w:val="TOC1"/>
+            <w:pStyle w:val="16"/>
             <w:tabs>
               <w:tab w:val="right" w:leader="dot" w:pos="8306"/>
             </w:tabs>
           </w:pPr>
           <w:r>
             <w:rPr>
-              <w:rFonts w:ascii="宋体" w:eastAsia="宋体" w:hAnsi="宋体" w:cs="宋体" w:hint="eastAsia"/>
+              <w:rFonts w:hint="eastAsia" w:ascii="宋体" w:hAnsi="宋体" w:eastAsia="宋体" w:cs="宋体"/>
               <w:szCs w:val="24"/>
             </w:rPr>
             <w:fldChar w:fldCharType="begin"/>
           </w:r>
           <w:r>
             <w:rPr>
-              <w:rFonts w:ascii="宋体" w:eastAsia="宋体" w:hAnsi="宋体" w:cs="宋体" w:hint="eastAsia"/>
+              <w:rFonts w:hint="eastAsia" w:ascii="宋体" w:hAnsi="宋体" w:eastAsia="宋体" w:cs="宋体"/>
               <w:szCs w:val="24"/>
             </w:rPr>
-            <w:instrText xml:space="preserve"> HYPERLINK \l _Toc25211 </w:instrText>
-          </w:r>
-          <w:r>
-            <w:rPr>
-              <w:rFonts w:ascii="宋体" w:eastAsia="宋体" w:hAnsi="宋体" w:cs="宋体" w:hint="eastAsia"/>
+            <w:instrText xml:space="preserve"> HYPERLINK \l _Toc8386 </w:instrText>
+          </w:r>
+          <w:r>
+            <w:rPr>
+              <w:rFonts w:hint="eastAsia" w:ascii="宋体" w:hAnsi="宋体" w:eastAsia="宋体" w:cs="宋体"/>
               <w:szCs w:val="24"/>
             </w:rPr>
             <w:fldChar w:fldCharType="separate"/>
@@ -3095,7 +3122,7 @@
             <w:fldChar w:fldCharType="begin"/>
           </w:r>
           <w:r>
-            <w:instrText xml:space="preserve"> PAGEREF _Toc25211 \h </w:instrText>
+            <w:instrText xml:space="preserve"> PAGEREF _Toc8386 \h </w:instrText>
           </w:r>
           <w:r>
             <w:fldChar w:fldCharType="separate"/>
@@ -3108,7 +3135,7 @@
           </w:r>
           <w:r>
             <w:rPr>
-              <w:rFonts w:ascii="宋体" w:eastAsia="宋体" w:hAnsi="宋体" w:cs="宋体" w:hint="eastAsia"/>
+              <w:rFonts w:hint="eastAsia" w:ascii="宋体" w:hAnsi="宋体" w:eastAsia="宋体" w:cs="宋体"/>
               <w:szCs w:val="24"/>
             </w:rPr>
             <w:fldChar w:fldCharType="end"/>
@@ -3130,7 +3157,7 @@
             <w:snapToGrid w:val="0"/>
             <w:textAlignment w:val="baseline"/>
             <w:rPr>
-              <w:rFonts w:ascii="宋体" w:eastAsia="宋体" w:hAnsi="宋体" w:cs="宋体" w:hint="eastAsia"/>
+              <w:rFonts w:hint="eastAsia" w:ascii="宋体" w:hAnsi="宋体" w:eastAsia="宋体" w:cs="宋体"/>
               <w:snapToGrid w:val="0"/>
               <w:color w:val="000000"/>
               <w:kern w:val="0"/>
@@ -3141,7 +3168,7 @@
           </w:pPr>
           <w:r>
             <w:rPr>
-              <w:rFonts w:ascii="宋体" w:eastAsia="宋体" w:hAnsi="宋体" w:cs="宋体" w:hint="eastAsia"/>
+              <w:rFonts w:hint="eastAsia" w:ascii="宋体" w:hAnsi="宋体" w:eastAsia="宋体" w:cs="宋体"/>
               <w:szCs w:val="24"/>
             </w:rPr>
             <w:fldChar w:fldCharType="end"/>
@@ -3165,7 +3192,7 @@
         <w:snapToGrid w:val="0"/>
         <w:textAlignment w:val="baseline"/>
         <w:rPr>
-          <w:rFonts w:ascii="Arial" w:eastAsia="Arial" w:hAnsi="Arial" w:cs="Arial"/>
+          <w:rFonts w:ascii="Arial" w:hAnsi="Arial" w:eastAsia="Arial" w:cs="Arial"/>
           <w:snapToGrid w:val="0"/>
           <w:color w:val="000000"/>
           <w:kern w:val="0"/>
@@ -3176,7 +3203,7 @@
       </w:pPr>
       <w:r>
         <w:rPr>
-          <w:rFonts w:ascii="Arial" w:eastAsia="Arial" w:hAnsi="Arial" w:cs="Arial"/>
+          <w:rFonts w:ascii="Arial" w:hAnsi="Arial" w:eastAsia="Arial" w:cs="Arial"/>
           <w:snapToGrid w:val="0"/>
           <w:color w:val="000000"/>
           <w:kern w:val="0"/>
@@ -3189,45 +3216,45 @@
     </w:p>
     <w:p>
       <w:pPr>
-        <w:pStyle w:val="1"/>
+        <w:pStyle w:val="28"/>
         <w:bidi w:val="0"/>
         <w:rPr>
           <w:rFonts w:hint="default"/>
           <w:lang w:val="en-US" w:eastAsia="zh-CN"/>
         </w:rPr>
       </w:pPr>
-      <w:bookmarkStart w:id="3" w:name="_Toc32310"/>
+      <w:bookmarkStart w:id="2" w:name="_Toc17874"/>
       <w:r>
         <w:rPr>
           <w:rFonts w:hint="default"/>
           <w:lang w:val="en-US" w:eastAsia="zh-CN"/>
         </w:rPr>
         <w:t>总则</w:t>
+      </w:r>
+      <w:bookmarkEnd w:id="2"/>
+    </w:p>
+    <w:p>
+      <w:pPr>
+        <w:pStyle w:val="30"/>
+        <w:bidi w:val="0"/>
+        <w:rPr>
+          <w:rFonts w:hint="default"/>
+          <w:lang w:val="en-US" w:eastAsia="zh-CN"/>
+        </w:rPr>
+      </w:pPr>
+      <w:bookmarkStart w:id="3" w:name="_Toc11508"/>
+      <w:r>
+        <w:rPr>
+          <w:rFonts w:hint="default"/>
+          <w:lang w:val="en-US" w:eastAsia="zh-CN"/>
+        </w:rPr>
+        <w:t>目的</w:t>
       </w:r>
       <w:bookmarkEnd w:id="3"/>
     </w:p>
     <w:p>
       <w:pPr>
-        <w:pStyle w:val="2"/>
-        <w:bidi w:val="0"/>
-        <w:rPr>
-          <w:rFonts w:hint="default"/>
-          <w:lang w:val="en-US" w:eastAsia="zh-CN"/>
-        </w:rPr>
-      </w:pPr>
-      <w:bookmarkStart w:id="4" w:name="_Toc4699"/>
-      <w:r>
-        <w:rPr>
-          <w:rFonts w:hint="default"/>
-          <w:lang w:val="en-US" w:eastAsia="zh-CN"/>
-        </w:rPr>
-        <w:t>目的</w:t>
-      </w:r>
-      <w:bookmarkEnd w:id="4"/>
-    </w:p>
-    <w:p>
-      <w:pPr>
-        <w:pStyle w:val="a1"/>
+        <w:pStyle w:val="29"/>
         <w:keepNext w:val="0"/>
         <w:keepLines w:val="0"/>
         <w:pageBreakBefore w:val="0"/>
@@ -3256,14 +3283,14 @@
     </w:p>
     <w:p>
       <w:pPr>
-        <w:pStyle w:val="2"/>
+        <w:pStyle w:val="30"/>
         <w:bidi w:val="0"/>
         <w:rPr>
           <w:rFonts w:hint="default"/>
           <w:lang w:val="en-US" w:eastAsia="zh-CN"/>
         </w:rPr>
       </w:pPr>
-      <w:bookmarkStart w:id="5" w:name="_Toc18480"/>
+      <w:bookmarkStart w:id="4" w:name="_Toc4818"/>
       <w:r>
         <w:rPr>
           <w:rFonts w:hint="default"/>
@@ -3271,11 +3298,11 @@
         </w:rPr>
         <w:t>适用范围</w:t>
       </w:r>
-      <w:bookmarkEnd w:id="5"/>
+      <w:bookmarkEnd w:id="4"/>
     </w:p>
     <w:p>
       <w:pPr>
-        <w:pStyle w:val="a1"/>
+        <w:pStyle w:val="29"/>
         <w:keepNext w:val="0"/>
         <w:keepLines w:val="0"/>
         <w:pageBreakBefore w:val="0"/>
@@ -3304,45 +3331,45 @@
     </w:p>
     <w:p>
       <w:pPr>
-        <w:pStyle w:val="1"/>
+        <w:pStyle w:val="28"/>
         <w:bidi w:val="0"/>
         <w:rPr>
           <w:rFonts w:hint="default"/>
           <w:lang w:val="en-US" w:eastAsia="zh-CN"/>
         </w:rPr>
       </w:pPr>
-      <w:bookmarkStart w:id="6" w:name="_Toc23891"/>
+      <w:bookmarkStart w:id="5" w:name="_Toc8729"/>
       <w:r>
         <w:rPr>
           <w:rFonts w:hint="default"/>
           <w:lang w:val="en-US" w:eastAsia="zh-CN"/>
         </w:rPr>
         <w:t>职责分工</w:t>
+      </w:r>
+      <w:bookmarkEnd w:id="5"/>
+    </w:p>
+    <w:p>
+      <w:pPr>
+        <w:pStyle w:val="30"/>
+        <w:bidi w:val="0"/>
+        <w:rPr>
+          <w:rFonts w:hint="default"/>
+          <w:lang w:val="en-US" w:eastAsia="zh-CN"/>
+        </w:rPr>
+      </w:pPr>
+      <w:bookmarkStart w:id="6" w:name="_Toc14735"/>
+      <w:r>
+        <w:rPr>
+          <w:rFonts w:hint="default"/>
+          <w:lang w:val="en-US" w:eastAsia="zh-CN"/>
+        </w:rPr>
+        <w:t>报告编制人</w:t>
       </w:r>
       <w:bookmarkEnd w:id="6"/>
     </w:p>
     <w:p>
       <w:pPr>
-        <w:pStyle w:val="2"/>
-        <w:bidi w:val="0"/>
-        <w:rPr>
-          <w:rFonts w:hint="default"/>
-          <w:lang w:val="en-US" w:eastAsia="zh-CN"/>
-        </w:rPr>
-      </w:pPr>
-      <w:bookmarkStart w:id="7" w:name="_Toc4531"/>
-      <w:r>
-        <w:rPr>
-          <w:rFonts w:hint="default"/>
-          <w:lang w:val="en-US" w:eastAsia="zh-CN"/>
-        </w:rPr>
-        <w:t>报告编制人</w:t>
-      </w:r>
-      <w:bookmarkEnd w:id="7"/>
-    </w:p>
-    <w:p>
-      <w:pPr>
-        <w:pStyle w:val="a1"/>
+        <w:pStyle w:val="29"/>
         <w:keepNext w:val="0"/>
         <w:keepLines w:val="0"/>
         <w:pageBreakBefore w:val="0"/>
@@ -3371,7 +3398,7 @@
     </w:p>
     <w:p>
       <w:pPr>
-        <w:pStyle w:val="a1"/>
+        <w:pStyle w:val="29"/>
         <w:keepNext w:val="0"/>
         <w:keepLines w:val="0"/>
         <w:pageBreakBefore w:val="0"/>
@@ -3400,14 +3427,14 @@
     </w:p>
     <w:p>
       <w:pPr>
-        <w:pStyle w:val="2"/>
+        <w:pStyle w:val="30"/>
         <w:bidi w:val="0"/>
         <w:rPr>
           <w:rFonts w:hint="default"/>
           <w:lang w:val="en-US" w:eastAsia="zh-CN"/>
         </w:rPr>
       </w:pPr>
-      <w:bookmarkStart w:id="8" w:name="_Toc4646"/>
+      <w:bookmarkStart w:id="7" w:name="_Toc19320"/>
       <w:r>
         <w:rPr>
           <w:rFonts w:hint="default"/>
@@ -3415,11 +3442,11 @@
         </w:rPr>
         <w:t>报告审核人</w:t>
       </w:r>
-      <w:bookmarkEnd w:id="8"/>
+      <w:bookmarkEnd w:id="7"/>
     </w:p>
     <w:p>
       <w:pPr>
-        <w:pStyle w:val="a1"/>
+        <w:pStyle w:val="29"/>
         <w:keepNext w:val="0"/>
         <w:keepLines w:val="0"/>
         <w:pageBreakBefore w:val="0"/>
@@ -3448,7 +3475,7 @@
     </w:p>
     <w:p>
       <w:pPr>
-        <w:pStyle w:val="a1"/>
+        <w:pStyle w:val="29"/>
         <w:keepNext w:val="0"/>
         <w:keepLines w:val="0"/>
         <w:pageBreakBefore w:val="0"/>
@@ -3477,14 +3504,14 @@
     </w:p>
     <w:p>
       <w:pPr>
-        <w:pStyle w:val="2"/>
+        <w:pStyle w:val="30"/>
         <w:bidi w:val="0"/>
         <w:rPr>
           <w:rFonts w:hint="default"/>
           <w:lang w:val="en-US" w:eastAsia="zh-CN"/>
         </w:rPr>
       </w:pPr>
-      <w:bookmarkStart w:id="9" w:name="_Toc3396"/>
+      <w:bookmarkStart w:id="8" w:name="_Toc21580"/>
       <w:r>
         <w:rPr>
           <w:rFonts w:hint="default"/>
@@ -3492,11 +3519,11 @@
         </w:rPr>
         <w:t>报告归档与管理方</w:t>
       </w:r>
-      <w:bookmarkEnd w:id="9"/>
+      <w:bookmarkEnd w:id="8"/>
     </w:p>
     <w:p>
       <w:pPr>
-        <w:pStyle w:val="a1"/>
+        <w:pStyle w:val="29"/>
         <w:keepNext w:val="0"/>
         <w:keepLines w:val="0"/>
         <w:pageBreakBefore w:val="0"/>
@@ -3525,7 +3552,7 @@
     </w:p>
     <w:p>
       <w:pPr>
-        <w:pStyle w:val="a1"/>
+        <w:pStyle w:val="29"/>
         <w:keepNext w:val="0"/>
         <w:keepLines w:val="0"/>
         <w:pageBreakBefore w:val="0"/>
@@ -3554,14 +3581,14 @@
     </w:p>
     <w:p>
       <w:pPr>
-        <w:pStyle w:val="1"/>
+        <w:pStyle w:val="28"/>
         <w:bidi w:val="0"/>
         <w:rPr>
           <w:rFonts w:hint="default"/>
           <w:lang w:val="en-US" w:eastAsia="zh-CN"/>
         </w:rPr>
       </w:pPr>
-      <w:bookmarkStart w:id="10" w:name="_Toc26362"/>
+      <w:bookmarkStart w:id="9" w:name="_Toc26582"/>
       <w:r>
         <w:rPr>
           <w:rFonts w:hint="default"/>
@@ -3569,11 +3596,11 @@
         </w:rPr>
         <w:t>报告分类与提交计划</w:t>
       </w:r>
-      <w:bookmarkEnd w:id="10"/>
+      <w:bookmarkEnd w:id="9"/>
     </w:p>
     <w:p>
       <w:pPr>
-        <w:pStyle w:val="a1"/>
+        <w:pStyle w:val="29"/>
         <w:keepNext w:val="0"/>
         <w:keepLines w:val="0"/>
         <w:pageBreakBefore w:val="0"/>
@@ -3602,18 +3629,19 @@
     </w:p>
     <w:tbl>
       <w:tblPr>
-        <w:tblStyle w:val="TableNormal"/>
+        <w:tblStyle w:val="20"/>
         <w:tblW w:w="0" w:type="auto"/>
         <w:tblInd w:w="0" w:type="dxa"/>
         <w:tblBorders>
-          <w:top w:val="single" w:sz="4" w:space="0" w:color="auto"/>
-          <w:left w:val="single" w:sz="4" w:space="0" w:color="auto"/>
-          <w:bottom w:val="single" w:sz="4" w:space="0" w:color="auto"/>
-          <w:right w:val="single" w:sz="4" w:space="0" w:color="auto"/>
-          <w:insideH w:val="single" w:sz="4" w:space="0" w:color="auto"/>
-          <w:insideV w:val="single" w:sz="4" w:space="0" w:color="auto"/>
+          <w:top w:val="single" w:color="auto" w:sz="4" w:space="0"/>
+          <w:left w:val="single" w:color="auto" w:sz="4" w:space="0"/>
+          <w:bottom w:val="single" w:color="auto" w:sz="4" w:space="0"/>
+          <w:right w:val="single" w:color="auto" w:sz="4" w:space="0"/>
+          <w:insideH w:val="single" w:color="auto" w:sz="4" w:space="0"/>
+          <w:insideV w:val="single" w:color="auto" w:sz="4" w:space="0"/>
         </w:tblBorders>
         <w:shd w:val="clear" w:color="auto" w:fill="auto"/>
+        <w:tblLayout w:type="autofit"/>
         <w:tblCellMar>
           <w:top w:w="15" w:type="dxa"/>
           <w:left w:w="15" w:type="dxa"/>
@@ -3630,15 +3658,13 @@
       </w:tblGrid>
       <w:tr>
         <w:tblPrEx>
-          <w:tblW w:w="0" w:type="auto"/>
-          <w:tblInd w:w="0" w:type="dxa"/>
           <w:tblBorders>
-            <w:top w:val="single" w:sz="4" w:space="0" w:color="auto"/>
-            <w:left w:val="single" w:sz="4" w:space="0" w:color="auto"/>
-            <w:bottom w:val="single" w:sz="4" w:space="0" w:color="auto"/>
-            <w:right w:val="single" w:sz="4" w:space="0" w:color="auto"/>
-            <w:insideH w:val="single" w:sz="4" w:space="0" w:color="auto"/>
-            <w:insideV w:val="single" w:sz="4" w:space="0" w:color="auto"/>
+            <w:top w:val="single" w:color="auto" w:sz="4" w:space="0"/>
+            <w:left w:val="single" w:color="auto" w:sz="4" w:space="0"/>
+            <w:bottom w:val="single" w:color="auto" w:sz="4" w:space="0"/>
+            <w:right w:val="single" w:color="auto" w:sz="4" w:space="0"/>
+            <w:insideH w:val="single" w:color="auto" w:sz="4" w:space="0"/>
+            <w:insideV w:val="single" w:color="auto" w:sz="4" w:space="0"/>
           </w:tblBorders>
           <w:shd w:val="clear" w:color="auto" w:fill="auto"/>
           <w:tblCellMar>
@@ -3670,11 +3696,11 @@
               <w:widowControl/>
               <w:suppressLineNumbers w:val="0"/>
               <w:spacing w:line="300" w:lineRule="atLeast"/>
-              <w:ind w:left="0" w:right="0" w:firstLine="0" w:leftChars="0" w:rightChars="0" w:firstLineChars="0"/>
+              <w:ind w:left="0" w:leftChars="0" w:right="0" w:rightChars="0" w:firstLine="0" w:firstLineChars="0"/>
               <w:jc w:val="center"/>
               <w:rPr>
-                <w:rStyle w:val="Strong"/>
-                <w:rFonts w:ascii="Segoe UI" w:eastAsia="Segoe UI" w:hAnsi="Segoe UI" w:cs="Segoe UI" w:hint="default"/>
+                <w:rStyle w:val="23"/>
+                <w:rFonts w:hint="default" w:ascii="Segoe UI" w:hAnsi="Segoe UI" w:eastAsia="Segoe UI" w:cs="Segoe UI"/>
                 <w:b/>
                 <w:bCs/>
                 <w:i w:val="0"/>
@@ -3691,8 +3717,8 @@
             </w:pPr>
             <w:r>
               <w:rPr>
-                <w:rStyle w:val="Strong"/>
-                <w:rFonts w:ascii="Segoe UI" w:eastAsia="Segoe UI" w:hAnsi="Segoe UI" w:cs="Segoe UI" w:hint="default"/>
+                <w:rStyle w:val="23"/>
+                <w:rFonts w:hint="default" w:ascii="Segoe UI" w:hAnsi="Segoe UI" w:eastAsia="Segoe UI" w:cs="Segoe UI"/>
                 <w:b/>
                 <w:bCs/>
                 <w:i w:val="0"/>
@@ -3729,10 +3755,10 @@
               <w:widowControl/>
               <w:suppressLineNumbers w:val="0"/>
               <w:spacing w:line="300" w:lineRule="atLeast"/>
-              <w:ind w:left="0" w:right="0" w:firstLine="0" w:leftChars="0" w:rightChars="0" w:firstLineChars="0"/>
+              <w:ind w:left="0" w:leftChars="0" w:right="0" w:rightChars="0" w:firstLine="0" w:firstLineChars="0"/>
               <w:jc w:val="center"/>
               <w:rPr>
-                <w:rFonts w:ascii="Segoe UI" w:eastAsia="Segoe UI" w:hAnsi="Segoe UI" w:cs="Segoe UI" w:hint="default"/>
+                <w:rFonts w:hint="default" w:ascii="Segoe UI" w:hAnsi="Segoe UI" w:eastAsia="Segoe UI" w:cs="Segoe UI"/>
                 <w:i w:val="0"/>
                 <w:iCs w:val="0"/>
                 <w:caps w:val="0"/>
@@ -3744,8 +3770,8 @@
             </w:pPr>
             <w:r>
               <w:rPr>
-                <w:rStyle w:val="Strong"/>
-                <w:rFonts w:ascii="Segoe UI" w:eastAsia="Segoe UI" w:hAnsi="Segoe UI" w:cs="Segoe UI" w:hint="default"/>
+                <w:rStyle w:val="23"/>
+                <w:rFonts w:hint="default" w:ascii="Segoe UI" w:hAnsi="Segoe UI" w:eastAsia="Segoe UI" w:cs="Segoe UI"/>
                 <w:b/>
                 <w:bCs/>
                 <w:i w:val="0"/>
@@ -3782,10 +3808,10 @@
               <w:widowControl/>
               <w:suppressLineNumbers w:val="0"/>
               <w:spacing w:line="300" w:lineRule="atLeast"/>
-              <w:ind w:left="0" w:right="0" w:firstLine="0" w:leftChars="0" w:rightChars="0" w:firstLineChars="0"/>
+              <w:ind w:left="0" w:leftChars="0" w:right="0" w:rightChars="0" w:firstLine="0" w:firstLineChars="0"/>
               <w:jc w:val="center"/>
               <w:rPr>
-                <w:rFonts w:ascii="Segoe UI" w:eastAsia="Segoe UI" w:hAnsi="Segoe UI" w:cs="Segoe UI" w:hint="default"/>
+                <w:rFonts w:hint="default" w:ascii="Segoe UI" w:hAnsi="Segoe UI" w:eastAsia="Segoe UI" w:cs="Segoe UI"/>
                 <w:i w:val="0"/>
                 <w:iCs w:val="0"/>
                 <w:caps w:val="0"/>
@@ -3797,8 +3823,8 @@
             </w:pPr>
             <w:r>
               <w:rPr>
-                <w:rStyle w:val="Strong"/>
-                <w:rFonts w:ascii="Segoe UI" w:eastAsia="Segoe UI" w:hAnsi="Segoe UI" w:cs="Segoe UI" w:hint="default"/>
+                <w:rStyle w:val="23"/>
+                <w:rFonts w:hint="default" w:ascii="Segoe UI" w:hAnsi="Segoe UI" w:eastAsia="Segoe UI" w:cs="Segoe UI"/>
                 <w:b/>
                 <w:bCs/>
                 <w:i w:val="0"/>
@@ -3835,10 +3861,10 @@
               <w:widowControl/>
               <w:suppressLineNumbers w:val="0"/>
               <w:spacing w:line="300" w:lineRule="atLeast"/>
-              <w:ind w:left="0" w:right="0" w:firstLine="0" w:leftChars="0" w:rightChars="0" w:firstLineChars="0"/>
+              <w:ind w:left="0" w:leftChars="0" w:right="0" w:rightChars="0" w:firstLine="0" w:firstLineChars="0"/>
               <w:jc w:val="center"/>
               <w:rPr>
-                <w:rFonts w:ascii="Segoe UI" w:eastAsia="Segoe UI" w:hAnsi="Segoe UI" w:cs="Segoe UI" w:hint="default"/>
+                <w:rFonts w:hint="default" w:ascii="Segoe UI" w:hAnsi="Segoe UI" w:eastAsia="Segoe UI" w:cs="Segoe UI"/>
                 <w:i w:val="0"/>
                 <w:iCs w:val="0"/>
                 <w:caps w:val="0"/>
@@ -3850,8 +3876,8 @@
             </w:pPr>
             <w:r>
               <w:rPr>
-                <w:rStyle w:val="Strong"/>
-                <w:rFonts w:ascii="Segoe UI" w:eastAsia="Segoe UI" w:hAnsi="Segoe UI" w:cs="Segoe UI" w:hint="default"/>
+                <w:rStyle w:val="23"/>
+                <w:rFonts w:hint="default" w:ascii="Segoe UI" w:hAnsi="Segoe UI" w:eastAsia="Segoe UI" w:cs="Segoe UI"/>
                 <w:b/>
                 <w:bCs/>
                 <w:i w:val="0"/>
@@ -3888,10 +3914,10 @@
               <w:widowControl/>
               <w:suppressLineNumbers w:val="0"/>
               <w:spacing w:line="300" w:lineRule="atLeast"/>
-              <w:ind w:left="0" w:right="0" w:firstLine="0" w:leftChars="0" w:rightChars="0" w:firstLineChars="0"/>
+              <w:ind w:left="0" w:leftChars="0" w:right="0" w:rightChars="0" w:firstLine="0" w:firstLineChars="0"/>
               <w:jc w:val="center"/>
               <w:rPr>
-                <w:rFonts w:ascii="Segoe UI" w:eastAsia="Segoe UI" w:hAnsi="Segoe UI" w:cs="Segoe UI" w:hint="default"/>
+                <w:rFonts w:hint="default" w:ascii="Segoe UI" w:hAnsi="Segoe UI" w:eastAsia="Segoe UI" w:cs="Segoe UI"/>
                 <w:i w:val="0"/>
                 <w:iCs w:val="0"/>
                 <w:caps w:val="0"/>
@@ -3903,8 +3929,8 @@
             </w:pPr>
             <w:r>
               <w:rPr>
-                <w:rStyle w:val="Strong"/>
-                <w:rFonts w:ascii="Segoe UI" w:eastAsia="Segoe UI" w:hAnsi="Segoe UI" w:cs="Segoe UI" w:hint="default"/>
+                <w:rStyle w:val="23"/>
+                <w:rFonts w:hint="default" w:ascii="Segoe UI" w:hAnsi="Segoe UI" w:eastAsia="Segoe UI" w:cs="Segoe UI"/>
                 <w:b/>
                 <w:bCs/>
                 <w:i w:val="0"/>
@@ -3925,8 +3951,287 @@
       </w:tr>
       <w:tr>
         <w:tblPrEx>
-          <w:tblW w:w="0" w:type="auto"/>
-          <w:tblInd w:w="0" w:type="dxa"/>
+          <w:tblBorders>
+            <w:top w:val="single" w:color="auto" w:sz="4" w:space="0"/>
+            <w:left w:val="single" w:color="auto" w:sz="4" w:space="0"/>
+            <w:bottom w:val="single" w:color="auto" w:sz="4" w:space="0"/>
+            <w:right w:val="single" w:color="auto" w:sz="4" w:space="0"/>
+            <w:insideH w:val="single" w:color="auto" w:sz="4" w:space="0"/>
+            <w:insideV w:val="single" w:color="auto" w:sz="4" w:space="0"/>
+          </w:tblBorders>
+          <w:tblCellMar>
+            <w:top w:w="15" w:type="dxa"/>
+            <w:left w:w="15" w:type="dxa"/>
+            <w:bottom w:w="15" w:type="dxa"/>
+            <w:right w:w="15" w:type="dxa"/>
+          </w:tblCellMar>
+        </w:tblPrEx>
+        <w:tc>
+          <w:tcPr>
+            <w:tcW w:w="0" w:type="auto"/>
+            <w:shd w:val="clear" w:color="auto" w:fill="auto"/>
+            <w:tcMar>
+              <w:top w:w="120" w:type="dxa"/>
+              <w:left w:w="0" w:type="dxa"/>
+              <w:bottom w:w="120" w:type="dxa"/>
+              <w:right w:w="192" w:type="dxa"/>
+            </w:tcMar>
+            <w:vAlign w:val="center"/>
+          </w:tcPr>
+          <w:p>
+            <w:pPr>
+              <w:keepNext w:val="0"/>
+              <w:keepLines w:val="0"/>
+              <w:widowControl/>
+              <w:suppressLineNumbers w:val="0"/>
+              <w:spacing w:line="300" w:lineRule="atLeast"/>
+              <w:ind w:left="0" w:leftChars="0" w:right="0" w:rightChars="0" w:firstLine="0" w:firstLineChars="0"/>
+              <w:jc w:val="center"/>
+              <w:rPr>
+                <w:rStyle w:val="23"/>
+                <w:rFonts w:hint="default" w:ascii="Segoe UI" w:hAnsi="Segoe UI" w:eastAsia="Segoe UI" w:cs="Segoe UI"/>
+                <w:b/>
+                <w:bCs/>
+                <w:i w:val="0"/>
+                <w:iCs w:val="0"/>
+                <w:caps w:val="0"/>
+                <w:snapToGrid w:val="0"/>
+                <w:color w:val="000000"/>
+                <w:spacing w:val="0"/>
+                <w:kern w:val="0"/>
+                <w:sz w:val="18"/>
+                <w:szCs w:val="18"/>
+                <w:lang w:val="en-US" w:eastAsia="zh-CN"/>
+              </w:rPr>
+            </w:pPr>
+            <w:r>
+              <w:rPr>
+                <w:rStyle w:val="23"/>
+                <w:rFonts w:hint="default" w:ascii="Segoe UI" w:hAnsi="Segoe UI" w:eastAsia="Segoe UI" w:cs="Segoe UI"/>
+                <w:b/>
+                <w:bCs/>
+                <w:i w:val="0"/>
+                <w:iCs w:val="0"/>
+                <w:caps w:val="0"/>
+                <w:snapToGrid w:val="0"/>
+                <w:color w:val="000000"/>
+                <w:spacing w:val="0"/>
+                <w:kern w:val="0"/>
+                <w:sz w:val="18"/>
+                <w:szCs w:val="18"/>
+                <w:lang w:val="en-US" w:eastAsia="zh-CN"/>
+              </w:rPr>
+              <w:t>服务报告</w:t>
+            </w:r>
+          </w:p>
+        </w:tc>
+        <w:tc>
+          <w:tcPr>
+            <w:tcW w:w="0" w:type="auto"/>
+            <w:shd w:val="clear" w:color="auto" w:fill="auto"/>
+            <w:tcMar>
+              <w:top w:w="120" w:type="dxa"/>
+              <w:left w:w="192" w:type="dxa"/>
+              <w:bottom w:w="120" w:type="dxa"/>
+              <w:right w:w="192" w:type="dxa"/>
+            </w:tcMar>
+            <w:vAlign w:val="center"/>
+          </w:tcPr>
+          <w:p>
+            <w:pPr>
+              <w:keepNext w:val="0"/>
+              <w:keepLines w:val="0"/>
+              <w:widowControl/>
+              <w:suppressLineNumbers w:val="0"/>
+              <w:spacing w:line="300" w:lineRule="atLeast"/>
+              <w:jc w:val="left"/>
+              <w:rPr>
+                <w:rFonts w:hint="default" w:ascii="Segoe UI" w:hAnsi="Segoe UI" w:eastAsia="Segoe UI" w:cs="Segoe UI"/>
+                <w:i w:val="0"/>
+                <w:iCs w:val="0"/>
+                <w:caps w:val="0"/>
+                <w:color w:val="0F1115"/>
+                <w:spacing w:val="0"/>
+                <w:sz w:val="18"/>
+                <w:szCs w:val="18"/>
+              </w:rPr>
+            </w:pPr>
+            <w:r>
+              <w:rPr>
+                <w:rFonts w:hint="default" w:ascii="Segoe UI" w:hAnsi="Segoe UI" w:eastAsia="Segoe UI" w:cs="Segoe UI"/>
+                <w:i w:val="0"/>
+                <w:iCs w:val="0"/>
+                <w:caps w:val="0"/>
+                <w:snapToGrid w:val="0"/>
+                <w:color w:val="000000"/>
+                <w:spacing w:val="0"/>
+                <w:kern w:val="0"/>
+                <w:sz w:val="18"/>
+                <w:szCs w:val="18"/>
+                <w:lang w:val="en-US" w:eastAsia="zh-CN"/>
+              </w:rPr>
+              <w:t>客户</w:t>
+            </w:r>
+          </w:p>
+        </w:tc>
+        <w:tc>
+          <w:tcPr>
+            <w:tcW w:w="3258" w:type="dxa"/>
+            <w:shd w:val="clear" w:color="auto" w:fill="auto"/>
+            <w:tcMar>
+              <w:top w:w="120" w:type="dxa"/>
+              <w:left w:w="192" w:type="dxa"/>
+              <w:bottom w:w="120" w:type="dxa"/>
+              <w:right w:w="192" w:type="dxa"/>
+            </w:tcMar>
+            <w:vAlign w:val="center"/>
+          </w:tcPr>
+          <w:p>
+            <w:pPr>
+              <w:keepNext w:val="0"/>
+              <w:keepLines w:val="0"/>
+              <w:widowControl/>
+              <w:suppressLineNumbers w:val="0"/>
+              <w:spacing w:line="300" w:lineRule="atLeast"/>
+              <w:jc w:val="left"/>
+              <w:rPr>
+                <w:rFonts w:hint="default" w:ascii="Segoe UI" w:hAnsi="Segoe UI" w:eastAsia="Segoe UI" w:cs="Segoe UI"/>
+                <w:i w:val="0"/>
+                <w:iCs w:val="0"/>
+                <w:caps w:val="0"/>
+                <w:color w:val="0F1115"/>
+                <w:spacing w:val="0"/>
+                <w:sz w:val="18"/>
+                <w:szCs w:val="18"/>
+              </w:rPr>
+            </w:pPr>
+            <w:r>
+              <w:rPr>
+                <w:rFonts w:hint="default" w:ascii="Segoe UI" w:hAnsi="Segoe UI" w:eastAsia="Segoe UI" w:cs="Segoe UI"/>
+                <w:i w:val="0"/>
+                <w:iCs w:val="0"/>
+                <w:caps w:val="0"/>
+                <w:snapToGrid w:val="0"/>
+                <w:color w:val="000000"/>
+                <w:spacing w:val="0"/>
+                <w:kern w:val="0"/>
+                <w:sz w:val="18"/>
+                <w:szCs w:val="18"/>
+                <w:lang w:val="en-US" w:eastAsia="zh-CN"/>
+              </w:rPr>
+              <w:t>向客户透明化展示服务绩效、工作量、SLA达成情况及改进计划，提升客户满意度与信任度。</w:t>
+            </w:r>
+          </w:p>
+        </w:tc>
+        <w:tc>
+          <w:tcPr>
+            <w:tcW w:w="1864" w:type="dxa"/>
+            <w:shd w:val="clear" w:color="auto" w:fill="auto"/>
+            <w:tcMar>
+              <w:top w:w="120" w:type="dxa"/>
+              <w:left w:w="192" w:type="dxa"/>
+              <w:bottom w:w="120" w:type="dxa"/>
+              <w:right w:w="192" w:type="dxa"/>
+            </w:tcMar>
+            <w:vAlign w:val="center"/>
+          </w:tcPr>
+          <w:p>
+            <w:pPr>
+              <w:keepNext w:val="0"/>
+              <w:keepLines w:val="0"/>
+              <w:widowControl/>
+              <w:suppressLineNumbers w:val="0"/>
+              <w:spacing w:line="300" w:lineRule="atLeast"/>
+              <w:jc w:val="left"/>
+              <w:rPr>
+                <w:rFonts w:hint="default" w:ascii="Segoe UI" w:hAnsi="Segoe UI" w:eastAsia="Segoe UI" w:cs="Segoe UI"/>
+                <w:i w:val="0"/>
+                <w:iCs w:val="0"/>
+                <w:caps w:val="0"/>
+                <w:color w:val="0F1115"/>
+                <w:spacing w:val="0"/>
+                <w:sz w:val="18"/>
+                <w:szCs w:val="18"/>
+              </w:rPr>
+            </w:pPr>
+            <w:r>
+              <w:rPr>
+                <w:rFonts w:hint="default" w:ascii="Segoe UI" w:hAnsi="Segoe UI" w:eastAsia="Segoe UI" w:cs="Segoe UI"/>
+                <w:i w:val="0"/>
+                <w:iCs w:val="0"/>
+                <w:caps w:val="0"/>
+                <w:snapToGrid w:val="0"/>
+                <w:color w:val="000000"/>
+                <w:spacing w:val="0"/>
+                <w:kern w:val="0"/>
+                <w:sz w:val="18"/>
+                <w:szCs w:val="18"/>
+                <w:lang w:val="en-US" w:eastAsia="zh-CN"/>
+              </w:rPr>
+              <w:t>月度/按SLA约定</w:t>
+            </w:r>
+          </w:p>
+        </w:tc>
+        <w:tc>
+          <w:tcPr>
+            <w:tcW w:w="0" w:type="auto"/>
+            <w:shd w:val="clear" w:color="auto" w:fill="auto"/>
+            <w:tcMar>
+              <w:top w:w="120" w:type="dxa"/>
+              <w:left w:w="192" w:type="dxa"/>
+              <w:bottom w:w="120" w:type="dxa"/>
+              <w:right w:w="0" w:type="dxa"/>
+            </w:tcMar>
+            <w:vAlign w:val="center"/>
+          </w:tcPr>
+          <w:p>
+            <w:pPr>
+              <w:keepNext w:val="0"/>
+              <w:keepLines w:val="0"/>
+              <w:widowControl/>
+              <w:suppressLineNumbers w:val="0"/>
+              <w:spacing w:line="300" w:lineRule="atLeast"/>
+              <w:jc w:val="left"/>
+              <w:rPr>
+                <w:rFonts w:hint="default" w:ascii="Segoe UI" w:hAnsi="Segoe UI" w:eastAsia="Segoe UI" w:cs="Segoe UI"/>
+                <w:i w:val="0"/>
+                <w:iCs w:val="0"/>
+                <w:caps w:val="0"/>
+                <w:color w:val="0F1115"/>
+                <w:spacing w:val="0"/>
+                <w:sz w:val="18"/>
+                <w:szCs w:val="18"/>
+              </w:rPr>
+            </w:pPr>
+            <w:r>
+              <w:rPr>
+                <w:rFonts w:hint="default" w:ascii="Segoe UI" w:hAnsi="Segoe UI" w:eastAsia="Segoe UI" w:cs="Segoe UI"/>
+                <w:i w:val="0"/>
+                <w:iCs w:val="0"/>
+                <w:caps w:val="0"/>
+                <w:snapToGrid w:val="0"/>
+                <w:color w:val="000000"/>
+                <w:spacing w:val="0"/>
+                <w:kern w:val="0"/>
+                <w:sz w:val="18"/>
+                <w:szCs w:val="18"/>
+                <w:lang w:val="en-US" w:eastAsia="zh-CN"/>
+              </w:rPr>
+              <w:t>客户接口人、公司数智运营部、质量管理部备案</w:t>
+            </w:r>
+          </w:p>
+        </w:tc>
+      </w:tr>
+      <w:tr>
+        <w:tblPrEx>
+          <w:tblBorders>
+            <w:top w:val="single" w:color="auto" w:sz="4" w:space="0"/>
+            <w:left w:val="single" w:color="auto" w:sz="4" w:space="0"/>
+            <w:bottom w:val="single" w:color="auto" w:sz="4" w:space="0"/>
+            <w:right w:val="single" w:color="auto" w:sz="4" w:space="0"/>
+            <w:insideH w:val="single" w:color="auto" w:sz="4" w:space="0"/>
+            <w:insideV w:val="single" w:color="auto" w:sz="4" w:space="0"/>
+          </w:tblBorders>
           <w:shd w:val="clear" w:color="auto" w:fill="auto"/>
           <w:tblCellMar>
             <w:top w:w="15" w:type="dxa"/>
@@ -3954,11 +4259,11 @@
               <w:widowControl/>
               <w:suppressLineNumbers w:val="0"/>
               <w:spacing w:line="300" w:lineRule="atLeast"/>
-              <w:ind w:left="0" w:right="0" w:firstLine="0" w:leftChars="0" w:rightChars="0" w:firstLineChars="0"/>
+              <w:ind w:left="0" w:leftChars="0" w:right="0" w:rightChars="0" w:firstLine="0" w:firstLineChars="0"/>
               <w:jc w:val="center"/>
               <w:rPr>
-                <w:rStyle w:val="Strong"/>
-                <w:rFonts w:ascii="Segoe UI" w:eastAsia="Segoe UI" w:hAnsi="Segoe UI" w:cs="Segoe UI" w:hint="default"/>
+                <w:rStyle w:val="23"/>
+                <w:rFonts w:hint="default" w:ascii="Segoe UI" w:hAnsi="Segoe UI" w:eastAsia="Segoe UI" w:cs="Segoe UI"/>
                 <w:b/>
                 <w:bCs/>
                 <w:i w:val="0"/>
@@ -3975,276 +4280,8 @@
             </w:pPr>
             <w:r>
               <w:rPr>
-                <w:rStyle w:val="Strong"/>
-                <w:rFonts w:ascii="Segoe UI" w:eastAsia="Segoe UI" w:hAnsi="Segoe UI" w:cs="Segoe UI" w:hint="default"/>
-                <w:b/>
-                <w:bCs/>
-                <w:i w:val="0"/>
-                <w:iCs w:val="0"/>
-                <w:caps w:val="0"/>
-                <w:snapToGrid w:val="0"/>
-                <w:color w:val="000000"/>
-                <w:spacing w:val="0"/>
-                <w:kern w:val="0"/>
-                <w:sz w:val="18"/>
-                <w:szCs w:val="18"/>
-                <w:lang w:val="en-US" w:eastAsia="zh-CN"/>
-              </w:rPr>
-              <w:t>服务报告</w:t>
-            </w:r>
-          </w:p>
-        </w:tc>
-        <w:tc>
-          <w:tcPr>
-            <w:tcW w:w="0" w:type="auto"/>
-            <w:shd w:val="clear" w:color="auto" w:fill="auto"/>
-            <w:tcMar>
-              <w:top w:w="120" w:type="dxa"/>
-              <w:left w:w="192" w:type="dxa"/>
-              <w:bottom w:w="120" w:type="dxa"/>
-              <w:right w:w="192" w:type="dxa"/>
-            </w:tcMar>
-            <w:vAlign w:val="center"/>
-          </w:tcPr>
-          <w:p>
-            <w:pPr>
-              <w:keepNext w:val="0"/>
-              <w:keepLines w:val="0"/>
-              <w:widowControl/>
-              <w:suppressLineNumbers w:val="0"/>
-              <w:spacing w:line="300" w:lineRule="atLeast"/>
-              <w:jc w:val="left"/>
-              <w:rPr>
-                <w:rFonts w:ascii="Segoe UI" w:eastAsia="Segoe UI" w:hAnsi="Segoe UI" w:cs="Segoe UI" w:hint="default"/>
-                <w:i w:val="0"/>
-                <w:iCs w:val="0"/>
-                <w:caps w:val="0"/>
-                <w:color w:val="0F1115"/>
-                <w:spacing w:val="0"/>
-                <w:sz w:val="18"/>
-                <w:szCs w:val="18"/>
-              </w:rPr>
-            </w:pPr>
-            <w:r>
-              <w:rPr>
-                <w:rFonts w:ascii="Segoe UI" w:eastAsia="Segoe UI" w:hAnsi="Segoe UI" w:cs="Segoe UI" w:hint="default"/>
-                <w:i w:val="0"/>
-                <w:iCs w:val="0"/>
-                <w:caps w:val="0"/>
-                <w:snapToGrid w:val="0"/>
-                <w:color w:val="000000"/>
-                <w:spacing w:val="0"/>
-                <w:kern w:val="0"/>
-                <w:sz w:val="18"/>
-                <w:szCs w:val="18"/>
-                <w:lang w:val="en-US" w:eastAsia="zh-CN"/>
-              </w:rPr>
-              <w:t>客户</w:t>
-            </w:r>
-          </w:p>
-        </w:tc>
-        <w:tc>
-          <w:tcPr>
-            <w:tcW w:w="3258" w:type="dxa"/>
-            <w:shd w:val="clear" w:color="auto" w:fill="auto"/>
-            <w:tcMar>
-              <w:top w:w="120" w:type="dxa"/>
-              <w:left w:w="192" w:type="dxa"/>
-              <w:bottom w:w="120" w:type="dxa"/>
-              <w:right w:w="192" w:type="dxa"/>
-            </w:tcMar>
-            <w:vAlign w:val="center"/>
-          </w:tcPr>
-          <w:p>
-            <w:pPr>
-              <w:keepNext w:val="0"/>
-              <w:keepLines w:val="0"/>
-              <w:widowControl/>
-              <w:suppressLineNumbers w:val="0"/>
-              <w:spacing w:line="300" w:lineRule="atLeast"/>
-              <w:jc w:val="left"/>
-              <w:rPr>
-                <w:rFonts w:ascii="Segoe UI" w:eastAsia="Segoe UI" w:hAnsi="Segoe UI" w:cs="Segoe UI" w:hint="default"/>
-                <w:i w:val="0"/>
-                <w:iCs w:val="0"/>
-                <w:caps w:val="0"/>
-                <w:color w:val="0F1115"/>
-                <w:spacing w:val="0"/>
-                <w:sz w:val="18"/>
-                <w:szCs w:val="18"/>
-              </w:rPr>
-            </w:pPr>
-            <w:r>
-              <w:rPr>
-                <w:rFonts w:ascii="Segoe UI" w:eastAsia="Segoe UI" w:hAnsi="Segoe UI" w:cs="Segoe UI" w:hint="default"/>
-                <w:i w:val="0"/>
-                <w:iCs w:val="0"/>
-                <w:caps w:val="0"/>
-                <w:snapToGrid w:val="0"/>
-                <w:color w:val="000000"/>
-                <w:spacing w:val="0"/>
-                <w:kern w:val="0"/>
-                <w:sz w:val="18"/>
-                <w:szCs w:val="18"/>
-                <w:lang w:val="en-US" w:eastAsia="zh-CN"/>
-              </w:rPr>
-              <w:t>向客户透明化展示服务绩效、工作量、SLA达成情况及改进计划，提升客户满意度与信任度。</w:t>
-            </w:r>
-          </w:p>
-        </w:tc>
-        <w:tc>
-          <w:tcPr>
-            <w:tcW w:w="1864" w:type="dxa"/>
-            <w:shd w:val="clear" w:color="auto" w:fill="auto"/>
-            <w:tcMar>
-              <w:top w:w="120" w:type="dxa"/>
-              <w:left w:w="192" w:type="dxa"/>
-              <w:bottom w:w="120" w:type="dxa"/>
-              <w:right w:w="192" w:type="dxa"/>
-            </w:tcMar>
-            <w:vAlign w:val="center"/>
-          </w:tcPr>
-          <w:p>
-            <w:pPr>
-              <w:keepNext w:val="0"/>
-              <w:keepLines w:val="0"/>
-              <w:widowControl/>
-              <w:suppressLineNumbers w:val="0"/>
-              <w:spacing w:line="300" w:lineRule="atLeast"/>
-              <w:jc w:val="left"/>
-              <w:rPr>
-                <w:rFonts w:ascii="Segoe UI" w:eastAsia="Segoe UI" w:hAnsi="Segoe UI" w:cs="Segoe UI" w:hint="default"/>
-                <w:i w:val="0"/>
-                <w:iCs w:val="0"/>
-                <w:caps w:val="0"/>
-                <w:color w:val="0F1115"/>
-                <w:spacing w:val="0"/>
-                <w:sz w:val="18"/>
-                <w:szCs w:val="18"/>
-              </w:rPr>
-            </w:pPr>
-            <w:r>
-              <w:rPr>
-                <w:rFonts w:ascii="Segoe UI" w:eastAsia="Segoe UI" w:hAnsi="Segoe UI" w:cs="Segoe UI" w:hint="default"/>
-                <w:i w:val="0"/>
-                <w:iCs w:val="0"/>
-                <w:caps w:val="0"/>
-                <w:snapToGrid w:val="0"/>
-                <w:color w:val="000000"/>
-                <w:spacing w:val="0"/>
-                <w:kern w:val="0"/>
-                <w:sz w:val="18"/>
-                <w:szCs w:val="18"/>
-                <w:lang w:val="en-US" w:eastAsia="zh-CN"/>
-              </w:rPr>
-              <w:t>月度/按SLA约定</w:t>
-            </w:r>
-          </w:p>
-        </w:tc>
-        <w:tc>
-          <w:tcPr>
-            <w:tcW w:w="0" w:type="auto"/>
-            <w:shd w:val="clear" w:color="auto" w:fill="auto"/>
-            <w:tcMar>
-              <w:top w:w="120" w:type="dxa"/>
-              <w:left w:w="192" w:type="dxa"/>
-              <w:bottom w:w="120" w:type="dxa"/>
-              <w:right w:w="0" w:type="dxa"/>
-            </w:tcMar>
-            <w:vAlign w:val="center"/>
-          </w:tcPr>
-          <w:p>
-            <w:pPr>
-              <w:keepNext w:val="0"/>
-              <w:keepLines w:val="0"/>
-              <w:widowControl/>
-              <w:suppressLineNumbers w:val="0"/>
-              <w:spacing w:line="300" w:lineRule="atLeast"/>
-              <w:jc w:val="left"/>
-              <w:rPr>
-                <w:rFonts w:ascii="Segoe UI" w:eastAsia="Segoe UI" w:hAnsi="Segoe UI" w:cs="Segoe UI" w:hint="default"/>
-                <w:i w:val="0"/>
-                <w:iCs w:val="0"/>
-                <w:caps w:val="0"/>
-                <w:color w:val="0F1115"/>
-                <w:spacing w:val="0"/>
-                <w:sz w:val="18"/>
-                <w:szCs w:val="18"/>
-              </w:rPr>
-            </w:pPr>
-            <w:r>
-              <w:rPr>
-                <w:rFonts w:ascii="Segoe UI" w:eastAsia="Segoe UI" w:hAnsi="Segoe UI" w:cs="Segoe UI" w:hint="default"/>
-                <w:i w:val="0"/>
-                <w:iCs w:val="0"/>
-                <w:caps w:val="0"/>
-                <w:snapToGrid w:val="0"/>
-                <w:color w:val="000000"/>
-                <w:spacing w:val="0"/>
-                <w:kern w:val="0"/>
-                <w:sz w:val="18"/>
-                <w:szCs w:val="18"/>
-                <w:lang w:val="en-US" w:eastAsia="zh-CN"/>
-              </w:rPr>
-              <w:t>客户接口人、公司数智运营部、质量管理部备案</w:t>
-            </w:r>
-          </w:p>
-        </w:tc>
-      </w:tr>
-      <w:tr>
-        <w:tblPrEx>
-          <w:tblW w:w="0" w:type="auto"/>
-          <w:tblInd w:w="0" w:type="dxa"/>
-          <w:shd w:val="clear" w:color="auto" w:fill="auto"/>
-          <w:tblCellMar>
-            <w:top w:w="15" w:type="dxa"/>
-            <w:left w:w="15" w:type="dxa"/>
-            <w:bottom w:w="15" w:type="dxa"/>
-            <w:right w:w="15" w:type="dxa"/>
-          </w:tblCellMar>
-        </w:tblPrEx>
-        <w:tc>
-          <w:tcPr>
-            <w:tcW w:w="0" w:type="auto"/>
-            <w:shd w:val="clear" w:color="auto" w:fill="auto"/>
-            <w:tcMar>
-              <w:top w:w="120" w:type="dxa"/>
-              <w:left w:w="0" w:type="dxa"/>
-              <w:bottom w:w="120" w:type="dxa"/>
-              <w:right w:w="192" w:type="dxa"/>
-            </w:tcMar>
-            <w:vAlign w:val="center"/>
-          </w:tcPr>
-          <w:p>
-            <w:pPr>
-              <w:keepNext w:val="0"/>
-              <w:keepLines w:val="0"/>
-              <w:widowControl/>
-              <w:suppressLineNumbers w:val="0"/>
-              <w:spacing w:line="300" w:lineRule="atLeast"/>
-              <w:ind w:left="0" w:right="0" w:firstLine="0" w:leftChars="0" w:rightChars="0" w:firstLineChars="0"/>
-              <w:jc w:val="center"/>
-              <w:rPr>
-                <w:rStyle w:val="Strong"/>
-                <w:rFonts w:ascii="Segoe UI" w:eastAsia="Segoe UI" w:hAnsi="Segoe UI" w:cs="Segoe UI" w:hint="default"/>
-                <w:b/>
-                <w:bCs/>
-                <w:i w:val="0"/>
-                <w:iCs w:val="0"/>
-                <w:caps w:val="0"/>
-                <w:snapToGrid w:val="0"/>
-                <w:color w:val="000000"/>
-                <w:spacing w:val="0"/>
-                <w:kern w:val="0"/>
-                <w:sz w:val="18"/>
-                <w:szCs w:val="18"/>
-                <w:lang w:val="en-US" w:eastAsia="zh-CN"/>
-              </w:rPr>
-            </w:pPr>
-            <w:r>
-              <w:rPr>
-                <w:rStyle w:val="Strong"/>
-                <w:rFonts w:ascii="Segoe UI" w:eastAsia="Segoe UI" w:hAnsi="Segoe UI" w:cs="Segoe UI" w:hint="default"/>
+                <w:rStyle w:val="23"/>
+                <w:rFonts w:hint="default" w:ascii="Segoe UI" w:hAnsi="Segoe UI" w:eastAsia="Segoe UI" w:cs="Segoe UI"/>
                 <w:b/>
                 <w:bCs/>
                 <w:i w:val="0"/>
@@ -4283,7 +4320,7 @@
               <w:spacing w:line="300" w:lineRule="atLeast"/>
               <w:jc w:val="left"/>
               <w:rPr>
-                <w:rFonts w:ascii="Segoe UI" w:eastAsia="Segoe UI" w:hAnsi="Segoe UI" w:cs="Segoe UI" w:hint="default"/>
+                <w:rFonts w:hint="default" w:ascii="Segoe UI" w:hAnsi="Segoe UI" w:eastAsia="Segoe UI" w:cs="Segoe UI"/>
                 <w:i w:val="0"/>
                 <w:iCs w:val="0"/>
                 <w:caps w:val="0"/>
@@ -4295,7 +4332,7 @@
             </w:pPr>
             <w:r>
               <w:rPr>
-                <w:rFonts w:ascii="Segoe UI" w:eastAsia="Segoe UI" w:hAnsi="Segoe UI" w:cs="Segoe UI" w:hint="default"/>
+                <w:rFonts w:hint="default" w:ascii="Segoe UI" w:hAnsi="Segoe UI" w:eastAsia="Segoe UI" w:cs="Segoe UI"/>
                 <w:i w:val="0"/>
                 <w:iCs w:val="0"/>
                 <w:caps w:val="0"/>
@@ -4332,7 +4369,7 @@
               <w:spacing w:line="300" w:lineRule="atLeast"/>
               <w:jc w:val="left"/>
               <w:rPr>
-                <w:rFonts w:ascii="Segoe UI" w:eastAsia="Segoe UI" w:hAnsi="Segoe UI" w:cs="Segoe UI" w:hint="default"/>
+                <w:rFonts w:hint="default" w:ascii="Segoe UI" w:hAnsi="Segoe UI" w:eastAsia="Segoe UI" w:cs="Segoe UI"/>
                 <w:i w:val="0"/>
                 <w:iCs w:val="0"/>
                 <w:caps w:val="0"/>
@@ -4344,7 +4381,7 @@
             </w:pPr>
             <w:r>
               <w:rPr>
-                <w:rFonts w:ascii="Segoe UI" w:eastAsia="Segoe UI" w:hAnsi="Segoe UI" w:cs="Segoe UI" w:hint="default"/>
+                <w:rFonts w:hint="default" w:ascii="Segoe UI" w:hAnsi="Segoe UI" w:eastAsia="Segoe UI" w:cs="Segoe UI"/>
                 <w:i w:val="0"/>
                 <w:iCs w:val="0"/>
                 <w:caps w:val="0"/>
@@ -4381,7 +4418,7 @@
               <w:spacing w:line="300" w:lineRule="atLeast"/>
               <w:jc w:val="left"/>
               <w:rPr>
-                <w:rFonts w:ascii="Segoe UI" w:eastAsia="Segoe UI" w:hAnsi="Segoe UI" w:cs="Segoe UI" w:hint="default"/>
+                <w:rFonts w:hint="default" w:ascii="Segoe UI" w:hAnsi="Segoe UI" w:eastAsia="Segoe UI" w:cs="Segoe UI"/>
                 <w:i w:val="0"/>
                 <w:iCs w:val="0"/>
                 <w:caps w:val="0"/>
@@ -4393,7 +4430,7 @@
             </w:pPr>
             <w:r>
               <w:rPr>
-                <w:rFonts w:ascii="Segoe UI" w:eastAsia="Segoe UI" w:hAnsi="Segoe UI" w:cs="Segoe UI" w:hint="default"/>
+                <w:rFonts w:hint="default" w:ascii="Segoe UI" w:hAnsi="Segoe UI" w:eastAsia="Segoe UI" w:cs="Segoe UI"/>
                 <w:i w:val="0"/>
                 <w:iCs w:val="0"/>
                 <w:caps w:val="0"/>
@@ -4430,7 +4467,7 @@
               <w:spacing w:line="300" w:lineRule="atLeast"/>
               <w:jc w:val="left"/>
               <w:rPr>
-                <w:rFonts w:ascii="Segoe UI" w:eastAsia="Segoe UI" w:hAnsi="Segoe UI" w:cs="Segoe UI" w:hint="default"/>
+                <w:rFonts w:hint="default" w:ascii="Segoe UI" w:hAnsi="Segoe UI" w:eastAsia="Segoe UI" w:cs="Segoe UI"/>
                 <w:i w:val="0"/>
                 <w:iCs w:val="0"/>
                 <w:caps w:val="0"/>
@@ -4442,7 +4479,7 @@
             </w:pPr>
             <w:r>
               <w:rPr>
-                <w:rFonts w:ascii="Segoe UI" w:eastAsia="Segoe UI" w:hAnsi="Segoe UI" w:cs="Segoe UI" w:hint="default"/>
+                <w:rFonts w:hint="default" w:ascii="Segoe UI" w:hAnsi="Segoe UI" w:eastAsia="Segoe UI" w:cs="Segoe UI"/>
                 <w:i w:val="0"/>
                 <w:iCs w:val="0"/>
                 <w:caps w:val="0"/>
@@ -4462,7 +4499,7 @@
     </w:tbl>
     <w:p>
       <w:pPr>
-        <w:pStyle w:val="a1"/>
+        <w:pStyle w:val="29"/>
         <w:keepNext w:val="0"/>
         <w:keepLines w:val="0"/>
         <w:pageBreakBefore w:val="0"/>
@@ -4491,14 +4528,14 @@
     </w:p>
     <w:p>
       <w:pPr>
-        <w:pStyle w:val="1"/>
+        <w:pStyle w:val="28"/>
         <w:bidi w:val="0"/>
         <w:rPr>
           <w:rFonts w:hint="default"/>
           <w:lang w:val="en-US" w:eastAsia="zh-CN"/>
         </w:rPr>
       </w:pPr>
-      <w:bookmarkStart w:id="11" w:name="_Toc30551"/>
+      <w:bookmarkStart w:id="10" w:name="_Toc9756"/>
       <w:r>
         <w:rPr>
           <w:rFonts w:hint="default"/>
@@ -4506,11 +4543,11 @@
         </w:rPr>
         <w:t>报告管理策略</w:t>
       </w:r>
-      <w:bookmarkEnd w:id="11"/>
+      <w:bookmarkEnd w:id="10"/>
     </w:p>
     <w:p>
       <w:pPr>
-        <w:pStyle w:val="a1"/>
+        <w:pStyle w:val="29"/>
         <w:keepNext w:val="0"/>
         <w:keepLines w:val="0"/>
         <w:pageBreakBefore w:val="0"/>
@@ -4539,7 +4576,7 @@
     </w:p>
     <w:p>
       <w:pPr>
-        <w:pStyle w:val="a1"/>
+        <w:pStyle w:val="29"/>
         <w:keepNext w:val="0"/>
         <w:keepLines w:val="0"/>
         <w:pageBreakBefore w:val="0"/>
@@ -4556,7 +4593,7 @@
         <w:bidi w:val="0"/>
         <w:adjustRightInd w:val="0"/>
         <w:snapToGrid w:val="0"/>
-        <w:ind w:left="425" w:hanging="425" w:leftChars="0" w:firstLineChars="0"/>
+        <w:ind w:left="425" w:leftChars="0" w:hanging="425" w:firstLineChars="0"/>
         <w:textAlignment w:val="baseline"/>
         <w:rPr>
           <w:rFonts w:hint="default"/>
@@ -4573,7 +4610,7 @@
     </w:p>
     <w:p>
       <w:pPr>
-        <w:pStyle w:val="a1"/>
+        <w:pStyle w:val="29"/>
         <w:keepNext w:val="0"/>
         <w:keepLines w:val="0"/>
         <w:pageBreakBefore w:val="0"/>
@@ -4590,7 +4627,7 @@
         <w:bidi w:val="0"/>
         <w:adjustRightInd w:val="0"/>
         <w:snapToGrid w:val="0"/>
-        <w:ind w:left="425" w:hanging="425" w:leftChars="0" w:firstLineChars="0"/>
+        <w:ind w:left="425" w:leftChars="0" w:hanging="425" w:firstLineChars="0"/>
         <w:textAlignment w:val="baseline"/>
         <w:rPr>
           <w:rFonts w:hint="default"/>
@@ -4607,7 +4644,7 @@
     </w:p>
     <w:p>
       <w:pPr>
-        <w:pStyle w:val="a1"/>
+        <w:pStyle w:val="29"/>
         <w:keepNext w:val="0"/>
         <w:keepLines w:val="0"/>
         <w:pageBreakBefore w:val="0"/>
@@ -4624,7 +4661,7 @@
         <w:bidi w:val="0"/>
         <w:adjustRightInd w:val="0"/>
         <w:snapToGrid w:val="0"/>
-        <w:ind w:left="425" w:hanging="425" w:leftChars="0" w:firstLineChars="0"/>
+        <w:ind w:left="425" w:leftChars="0" w:hanging="425" w:firstLineChars="0"/>
         <w:textAlignment w:val="baseline"/>
         <w:rPr>
           <w:rFonts w:hint="default"/>
@@ -4641,7 +4678,7 @@
     </w:p>
     <w:p>
       <w:pPr>
-        <w:pStyle w:val="a1"/>
+        <w:pStyle w:val="29"/>
         <w:keepNext w:val="0"/>
         <w:keepLines w:val="0"/>
         <w:pageBreakBefore w:val="0"/>
@@ -4658,7 +4695,7 @@
         <w:bidi w:val="0"/>
         <w:adjustRightInd w:val="0"/>
         <w:snapToGrid w:val="0"/>
-        <w:ind w:left="425" w:hanging="425" w:leftChars="0" w:firstLineChars="0"/>
+        <w:ind w:left="425" w:leftChars="0" w:hanging="425" w:firstLineChars="0"/>
         <w:textAlignment w:val="baseline"/>
         <w:rPr>
           <w:rFonts w:hint="default"/>
@@ -4675,7 +4712,7 @@
     </w:p>
     <w:p>
       <w:pPr>
-        <w:pStyle w:val="a1"/>
+        <w:pStyle w:val="29"/>
         <w:keepNext w:val="0"/>
         <w:keepLines w:val="0"/>
         <w:pageBreakBefore w:val="0"/>
@@ -4692,7 +4729,7 @@
         <w:bidi w:val="0"/>
         <w:adjustRightInd w:val="0"/>
         <w:snapToGrid w:val="0"/>
-        <w:ind w:left="425" w:hanging="425" w:leftChars="0" w:firstLineChars="0"/>
+        <w:ind w:left="425" w:leftChars="0" w:hanging="425" w:firstLineChars="0"/>
         <w:textAlignment w:val="baseline"/>
         <w:rPr>
           <w:rFonts w:hint="default"/>
@@ -4709,45 +4746,45 @@
     </w:p>
     <w:p>
       <w:pPr>
-        <w:pStyle w:val="1"/>
+        <w:pStyle w:val="28"/>
         <w:bidi w:val="0"/>
         <w:rPr>
           <w:rFonts w:hint="default"/>
           <w:lang w:val="en-US" w:eastAsia="zh-CN"/>
         </w:rPr>
       </w:pPr>
-      <w:bookmarkStart w:id="12" w:name="_Toc12720"/>
+      <w:bookmarkStart w:id="11" w:name="_Toc14285"/>
       <w:r>
         <w:rPr>
           <w:rFonts w:hint="default"/>
           <w:lang w:val="en-US" w:eastAsia="zh-CN"/>
         </w:rPr>
         <w:t>报告核心内容要求</w:t>
+      </w:r>
+      <w:bookmarkEnd w:id="11"/>
+    </w:p>
+    <w:p>
+      <w:pPr>
+        <w:pStyle w:val="30"/>
+        <w:bidi w:val="0"/>
+        <w:rPr>
+          <w:rFonts w:hint="default"/>
+          <w:lang w:val="en-US" w:eastAsia="zh-CN"/>
+        </w:rPr>
+      </w:pPr>
+      <w:bookmarkStart w:id="12" w:name="_Toc14238"/>
+      <w:r>
+        <w:rPr>
+          <w:rFonts w:hint="eastAsia"/>
+          <w:lang w:val="en-US" w:eastAsia="zh-CN"/>
+        </w:rPr>
+        <w:t>外部服务报告</w:t>
       </w:r>
       <w:bookmarkEnd w:id="12"/>
     </w:p>
     <w:p>
       <w:pPr>
-        <w:pStyle w:val="2"/>
-        <w:bidi w:val="0"/>
-        <w:rPr>
-          <w:rFonts w:hint="default"/>
-          <w:lang w:val="en-US" w:eastAsia="zh-CN"/>
-        </w:rPr>
-      </w:pPr>
-      <w:bookmarkStart w:id="13" w:name="_Toc13446"/>
-      <w:r>
-        <w:rPr>
-          <w:rFonts w:hint="eastAsia"/>
-          <w:lang w:val="en-US" w:eastAsia="zh-CN"/>
-        </w:rPr>
-        <w:t>外部服务报告</w:t>
-      </w:r>
-      <w:bookmarkEnd w:id="13"/>
-    </w:p>
-    <w:p>
-      <w:pPr>
-        <w:pStyle w:val="a1"/>
+        <w:pStyle w:val="29"/>
         <w:keepNext w:val="0"/>
         <w:keepLines w:val="0"/>
         <w:pageBreakBefore w:val="0"/>
@@ -4776,7 +4813,7 @@
     </w:p>
     <w:p>
       <w:pPr>
-        <w:pStyle w:val="a1"/>
+        <w:pStyle w:val="29"/>
         <w:keepNext w:val="0"/>
         <w:keepLines w:val="0"/>
         <w:pageBreakBefore w:val="0"/>
@@ -4805,7 +4842,7 @@
     </w:p>
     <w:p>
       <w:pPr>
-        <w:pStyle w:val="a1"/>
+        <w:pStyle w:val="29"/>
         <w:keepNext w:val="0"/>
         <w:keepLines w:val="0"/>
         <w:pageBreakBefore w:val="0"/>
@@ -4834,7 +4871,7 @@
     </w:p>
     <w:p>
       <w:pPr>
-        <w:pStyle w:val="a1"/>
+        <w:pStyle w:val="29"/>
         <w:keepNext w:val="0"/>
         <w:keepLines w:val="0"/>
         <w:pageBreakBefore w:val="0"/>
@@ -4863,7 +4900,7 @@
     </w:p>
     <w:p>
       <w:pPr>
-        <w:pStyle w:val="a1"/>
+        <w:pStyle w:val="29"/>
         <w:keepNext w:val="0"/>
         <w:keepLines w:val="0"/>
         <w:pageBreakBefore w:val="0"/>
@@ -4892,7 +4929,7 @@
     </w:p>
     <w:p>
       <w:pPr>
-        <w:pStyle w:val="a1"/>
+        <w:pStyle w:val="29"/>
         <w:keepNext w:val="0"/>
         <w:keepLines w:val="0"/>
         <w:pageBreakBefore w:val="0"/>
@@ -4921,7 +4958,7 @@
     </w:p>
     <w:p>
       <w:pPr>
-        <w:pStyle w:val="a1"/>
+        <w:pStyle w:val="29"/>
         <w:keepNext w:val="0"/>
         <w:keepLines w:val="0"/>
         <w:pageBreakBefore w:val="0"/>
@@ -4950,14 +4987,14 @@
     </w:p>
     <w:p>
       <w:pPr>
-        <w:pStyle w:val="2"/>
+        <w:pStyle w:val="30"/>
         <w:bidi w:val="0"/>
         <w:rPr>
           <w:rFonts w:hint="eastAsia"/>
           <w:lang w:val="en-US" w:eastAsia="zh-CN"/>
         </w:rPr>
       </w:pPr>
-      <w:bookmarkStart w:id="14" w:name="_Toc31183"/>
+      <w:bookmarkStart w:id="13" w:name="_Toc2606"/>
       <w:r>
         <w:rPr>
           <w:rFonts w:hint="eastAsia"/>
@@ -4965,11 +5002,11 @@
         </w:rPr>
         <w:t>内部服务报告</w:t>
       </w:r>
-      <w:bookmarkEnd w:id="14"/>
+      <w:bookmarkEnd w:id="13"/>
     </w:p>
     <w:p>
       <w:pPr>
-        <w:pStyle w:val="a1"/>
+        <w:pStyle w:val="29"/>
         <w:keepNext w:val="0"/>
         <w:keepLines w:val="0"/>
         <w:pageBreakBefore w:val="0"/>
@@ -4998,7 +5035,7 @@
     </w:p>
     <w:p>
       <w:pPr>
-        <w:pStyle w:val="a1"/>
+        <w:pStyle w:val="29"/>
         <w:keepNext w:val="0"/>
         <w:keepLines w:val="0"/>
         <w:pageBreakBefore w:val="0"/>
@@ -5027,7 +5064,7 @@
     </w:p>
     <w:p>
       <w:pPr>
-        <w:pStyle w:val="a1"/>
+        <w:pStyle w:val="29"/>
         <w:keepNext w:val="0"/>
         <w:keepLines w:val="0"/>
         <w:pageBreakBefore w:val="0"/>
@@ -5056,7 +5093,7 @@
     </w:p>
     <w:p>
       <w:pPr>
-        <w:pStyle w:val="a1"/>
+        <w:pStyle w:val="29"/>
         <w:keepNext w:val="0"/>
         <w:keepLines w:val="0"/>
         <w:pageBreakBefore w:val="0"/>
@@ -5085,7 +5122,7 @@
     </w:p>
     <w:p>
       <w:pPr>
-        <w:pStyle w:val="a1"/>
+        <w:pStyle w:val="29"/>
         <w:keepNext w:val="0"/>
         <w:keepLines w:val="0"/>
         <w:pageBreakBefore w:val="0"/>
@@ -5114,14 +5151,14 @@
     </w:p>
     <w:p>
       <w:pPr>
-        <w:pStyle w:val="1"/>
+        <w:pStyle w:val="28"/>
         <w:bidi w:val="0"/>
         <w:rPr>
           <w:rFonts w:hint="default"/>
           <w:lang w:val="en-US" w:eastAsia="zh-CN"/>
         </w:rPr>
       </w:pPr>
-      <w:bookmarkStart w:id="15" w:name="_Toc22088"/>
+      <w:bookmarkStart w:id="14" w:name="_Toc2661"/>
       <w:r>
         <w:rPr>
           <w:rFonts w:hint="default"/>
@@ -5129,11 +5166,11 @@
         </w:rPr>
         <w:t>报告管理流程</w:t>
       </w:r>
-      <w:bookmarkEnd w:id="15"/>
+      <w:bookmarkEnd w:id="14"/>
     </w:p>
     <w:p>
       <w:pPr>
-        <w:pStyle w:val="a1"/>
+        <w:pStyle w:val="29"/>
         <w:keepNext w:val="0"/>
         <w:keepLines w:val="0"/>
         <w:pageBreakBefore w:val="0"/>
@@ -5150,7 +5187,7 @@
         <w:bidi w:val="0"/>
         <w:adjustRightInd w:val="0"/>
         <w:snapToGrid w:val="0"/>
-        <w:ind w:left="425" w:hanging="425" w:leftChars="0" w:firstLineChars="0"/>
+        <w:ind w:left="425" w:leftChars="0" w:hanging="425" w:firstLineChars="0"/>
         <w:textAlignment w:val="baseline"/>
         <w:rPr>
           <w:rFonts w:hint="default"/>
@@ -5167,7 +5204,7 @@
     </w:p>
     <w:p>
       <w:pPr>
-        <w:pStyle w:val="a1"/>
+        <w:pStyle w:val="29"/>
         <w:keepNext w:val="0"/>
         <w:keepLines w:val="0"/>
         <w:pageBreakBefore w:val="0"/>
@@ -5184,7 +5221,7 @@
         <w:bidi w:val="0"/>
         <w:adjustRightInd w:val="0"/>
         <w:snapToGrid w:val="0"/>
-        <w:ind w:left="425" w:hanging="425" w:leftChars="0" w:firstLineChars="0"/>
+        <w:ind w:left="425" w:leftChars="0" w:hanging="425" w:firstLineChars="0"/>
         <w:textAlignment w:val="baseline"/>
         <w:rPr>
           <w:rFonts w:hint="default"/>
@@ -5201,7 +5238,7 @@
     </w:p>
     <w:p>
       <w:pPr>
-        <w:pStyle w:val="a1"/>
+        <w:pStyle w:val="29"/>
         <w:keepNext w:val="0"/>
         <w:keepLines w:val="0"/>
         <w:pageBreakBefore w:val="0"/>
@@ -5218,7 +5255,7 @@
         <w:bidi w:val="0"/>
         <w:adjustRightInd w:val="0"/>
         <w:snapToGrid w:val="0"/>
-        <w:ind w:left="425" w:hanging="425" w:leftChars="0" w:firstLineChars="0"/>
+        <w:ind w:left="425" w:leftChars="0" w:hanging="425" w:firstLineChars="0"/>
         <w:textAlignment w:val="baseline"/>
         <w:rPr>
           <w:rFonts w:hint="default"/>
@@ -5235,7 +5272,7 @@
     </w:p>
     <w:p>
       <w:pPr>
-        <w:pStyle w:val="a1"/>
+        <w:pStyle w:val="29"/>
         <w:keepNext w:val="0"/>
         <w:keepLines w:val="0"/>
         <w:pageBreakBefore w:val="0"/>
@@ -5252,7 +5289,7 @@
         <w:bidi w:val="0"/>
         <w:adjustRightInd w:val="0"/>
         <w:snapToGrid w:val="0"/>
-        <w:ind w:left="425" w:hanging="425" w:leftChars="0" w:firstLineChars="0"/>
+        <w:ind w:left="425" w:leftChars="0" w:hanging="425" w:firstLineChars="0"/>
         <w:textAlignment w:val="baseline"/>
         <w:rPr>
           <w:rFonts w:hint="default"/>
@@ -5269,7 +5306,7 @@
     </w:p>
     <w:p>
       <w:pPr>
-        <w:pStyle w:val="a1"/>
+        <w:pStyle w:val="29"/>
         <w:keepNext w:val="0"/>
         <w:keepLines w:val="0"/>
         <w:pageBreakBefore w:val="0"/>
@@ -5286,7 +5323,7 @@
         <w:bidi w:val="0"/>
         <w:adjustRightInd w:val="0"/>
         <w:snapToGrid w:val="0"/>
-        <w:ind w:left="425" w:hanging="425" w:leftChars="0" w:firstLineChars="0"/>
+        <w:ind w:left="425" w:leftChars="0" w:hanging="425" w:firstLineChars="0"/>
         <w:textAlignment w:val="baseline"/>
         <w:rPr>
           <w:rFonts w:hint="default"/>
@@ -5303,7 +5340,7 @@
     </w:p>
     <w:p>
       <w:pPr>
-        <w:pStyle w:val="a1"/>
+        <w:pStyle w:val="29"/>
         <w:keepNext w:val="0"/>
         <w:keepLines w:val="0"/>
         <w:pageBreakBefore w:val="0"/>
@@ -5320,7 +5357,7 @@
         <w:bidi w:val="0"/>
         <w:adjustRightInd w:val="0"/>
         <w:snapToGrid w:val="0"/>
-        <w:ind w:left="425" w:hanging="425" w:leftChars="0" w:firstLineChars="0"/>
+        <w:ind w:left="425" w:leftChars="0" w:hanging="425" w:firstLineChars="0"/>
         <w:textAlignment w:val="baseline"/>
         <w:rPr>
           <w:rFonts w:hint="default"/>
@@ -5337,7 +5374,7 @@
     </w:p>
     <w:p>
       <w:pPr>
-        <w:pStyle w:val="1"/>
+        <w:pStyle w:val="28"/>
         <w:keepNext w:val="0"/>
         <w:keepLines w:val="0"/>
         <w:pageBreakBefore w:val="0"/>
@@ -5357,7 +5394,7 @@
           <w:lang w:val="en-US" w:eastAsia="zh-CN"/>
         </w:rPr>
       </w:pPr>
-      <w:bookmarkStart w:id="16" w:name="_Toc15060"/>
+      <w:bookmarkStart w:id="15" w:name="_Toc6202"/>
       <w:r>
         <w:rPr>
           <w:rFonts w:hint="eastAsia"/>
@@ -5365,22 +5402,23 @@
         </w:rPr>
         <w:t>考核指标</w:t>
       </w:r>
-      <w:bookmarkEnd w:id="16"/>
+      <w:bookmarkEnd w:id="15"/>
     </w:p>
     <w:tbl>
       <w:tblPr>
-        <w:tblStyle w:val="TableNormal"/>
+        <w:tblStyle w:val="20"/>
         <w:tblW w:w="7675" w:type="dxa"/>
         <w:tblInd w:w="96" w:type="dxa"/>
         <w:tblBorders>
-          <w:top w:val="nil"/>
-          <w:left w:val="nil"/>
-          <w:bottom w:val="nil"/>
-          <w:right w:val="nil"/>
-          <w:insideH w:val="nil"/>
-          <w:insideV w:val="nil"/>
+          <w:top w:val="none" w:color="auto" w:sz="0" w:space="0"/>
+          <w:left w:val="none" w:color="auto" w:sz="0" w:space="0"/>
+          <w:bottom w:val="none" w:color="auto" w:sz="0" w:space="0"/>
+          <w:right w:val="none" w:color="auto" w:sz="0" w:space="0"/>
+          <w:insideH w:val="none" w:color="auto" w:sz="0" w:space="0"/>
+          <w:insideV w:val="none" w:color="auto" w:sz="0" w:space="0"/>
         </w:tblBorders>
         <w:shd w:val="clear" w:color="auto" w:fill="auto"/>
+        <w:tblLayout w:type="autofit"/>
         <w:tblCellMar>
           <w:top w:w="0" w:type="dxa"/>
           <w:left w:w="108" w:type="dxa"/>
@@ -5396,15 +5434,13 @@
       </w:tblGrid>
       <w:tr>
         <w:tblPrEx>
-          <w:tblW w:w="7675" w:type="dxa"/>
-          <w:tblInd w:w="96" w:type="dxa"/>
           <w:tblBorders>
-            <w:top w:val="nil"/>
-            <w:left w:val="nil"/>
-            <w:bottom w:val="nil"/>
-            <w:right w:val="nil"/>
-            <w:insideH w:val="nil"/>
-            <w:insideV w:val="nil"/>
+            <w:top w:val="none" w:color="auto" w:sz="0" w:space="0"/>
+            <w:left w:val="none" w:color="auto" w:sz="0" w:space="0"/>
+            <w:bottom w:val="none" w:color="auto" w:sz="0" w:space="0"/>
+            <w:right w:val="none" w:color="auto" w:sz="0" w:space="0"/>
+            <w:insideH w:val="none" w:color="auto" w:sz="0" w:space="0"/>
+            <w:insideV w:val="none" w:color="auto" w:sz="0" w:space="0"/>
           </w:tblBorders>
           <w:shd w:val="clear" w:color="auto" w:fill="auto"/>
           <w:tblCellMar>
@@ -5415,16 +5451,16 @@
           </w:tblCellMar>
         </w:tblPrEx>
         <w:trPr>
-          <w:trHeight w:val="493"/>
+          <w:trHeight w:val="493" w:hRule="atLeast"/>
         </w:trPr>
         <w:tc>
           <w:tcPr>
             <w:tcW w:w="2227" w:type="dxa"/>
             <w:tcBorders>
-              <w:top w:val="single" w:sz="4" w:space="0" w:color="000000"/>
-              <w:left w:val="single" w:sz="4" w:space="0" w:color="000000"/>
-              <w:bottom w:val="single" w:sz="4" w:space="0" w:color="000000"/>
-              <w:right w:val="single" w:sz="4" w:space="0" w:color="000000"/>
+              <w:top w:val="single" w:color="000000" w:sz="4" w:space="0"/>
+              <w:left w:val="single" w:color="000000" w:sz="4" w:space="0"/>
+              <w:bottom w:val="single" w:color="000000" w:sz="4" w:space="0"/>
+              <w:right w:val="single" w:color="000000" w:sz="4" w:space="0"/>
             </w:tcBorders>
             <w:shd w:val="clear" w:color="auto" w:fill="C0C0C0"/>
             <w:vAlign w:val="center"/>
@@ -5438,7 +5474,7 @@
               <w:jc w:val="center"/>
               <w:textAlignment w:val="center"/>
               <w:rPr>
-                <w:rFonts w:ascii="楷体_GB2312" w:eastAsia="楷体_GB2312" w:hAnsi="宋体" w:cs="楷体_GB2312" w:hint="default"/>
+                <w:rFonts w:hint="default" w:ascii="楷体_GB2312" w:hAnsi="宋体" w:eastAsia="楷体_GB2312" w:cs="楷体_GB2312"/>
                 <w:b/>
                 <w:bCs/>
                 <w:i w:val="0"/>
@@ -5451,7 +5487,7 @@
             </w:pPr>
             <w:r>
               <w:rPr>
-                <w:rFonts w:ascii="楷体_GB2312" w:eastAsia="楷体_GB2312" w:hAnsi="宋体" w:cs="楷体_GB2312" w:hint="default"/>
+                <w:rFonts w:hint="default" w:ascii="楷体_GB2312" w:hAnsi="宋体" w:eastAsia="楷体_GB2312" w:cs="楷体_GB2312"/>
                 <w:b/>
                 <w:bCs/>
                 <w:i w:val="0"/>
@@ -5472,10 +5508,10 @@
           <w:tcPr>
             <w:tcW w:w="1092" w:type="dxa"/>
             <w:tcBorders>
-              <w:top w:val="single" w:sz="4" w:space="0" w:color="000000"/>
-              <w:left w:val="single" w:sz="4" w:space="0" w:color="000000"/>
-              <w:bottom w:val="single" w:sz="4" w:space="0" w:color="000000"/>
-              <w:right w:val="single" w:sz="4" w:space="0" w:color="000000"/>
+              <w:top w:val="single" w:color="000000" w:sz="4" w:space="0"/>
+              <w:left w:val="single" w:color="000000" w:sz="4" w:space="0"/>
+              <w:bottom w:val="single" w:color="000000" w:sz="4" w:space="0"/>
+              <w:right w:val="single" w:color="000000" w:sz="4" w:space="0"/>
             </w:tcBorders>
             <w:shd w:val="clear" w:color="auto" w:fill="C0C0C0"/>
             <w:vAlign w:val="center"/>
@@ -5489,7 +5525,7 @@
               <w:jc w:val="center"/>
               <w:textAlignment w:val="center"/>
               <w:rPr>
-                <w:rFonts w:ascii="楷体_GB2312" w:eastAsia="楷体_GB2312" w:hAnsi="宋体" w:cs="楷体_GB2312" w:hint="default"/>
+                <w:rFonts w:hint="default" w:ascii="楷体_GB2312" w:hAnsi="宋体" w:eastAsia="楷体_GB2312" w:cs="楷体_GB2312"/>
                 <w:b/>
                 <w:bCs/>
                 <w:i w:val="0"/>
@@ -5502,7 +5538,7 @@
             </w:pPr>
             <w:r>
               <w:rPr>
-                <w:rFonts w:ascii="楷体_GB2312" w:eastAsia="楷体_GB2312" w:hAnsi="宋体" w:cs="楷体_GB2312" w:hint="default"/>
+                <w:rFonts w:hint="default" w:ascii="楷体_GB2312" w:hAnsi="宋体" w:eastAsia="楷体_GB2312" w:cs="楷体_GB2312"/>
                 <w:b/>
                 <w:bCs/>
                 <w:i w:val="0"/>
@@ -5523,10 +5559,10 @@
           <w:tcPr>
             <w:tcW w:w="3300" w:type="dxa"/>
             <w:tcBorders>
-              <w:top w:val="single" w:sz="4" w:space="0" w:color="000000"/>
-              <w:left w:val="single" w:sz="4" w:space="0" w:color="000000"/>
-              <w:bottom w:val="single" w:sz="4" w:space="0" w:color="000000"/>
-              <w:right w:val="single" w:sz="4" w:space="0" w:color="000000"/>
+              <w:top w:val="single" w:color="000000" w:sz="4" w:space="0"/>
+              <w:left w:val="single" w:color="000000" w:sz="4" w:space="0"/>
+              <w:bottom w:val="single" w:color="000000" w:sz="4" w:space="0"/>
+              <w:right w:val="single" w:color="000000" w:sz="4" w:space="0"/>
             </w:tcBorders>
             <w:shd w:val="clear" w:color="auto" w:fill="C0C0C0"/>
             <w:vAlign w:val="center"/>
@@ -5540,7 +5576,7 @@
               <w:jc w:val="center"/>
               <w:textAlignment w:val="center"/>
               <w:rPr>
-                <w:rFonts w:ascii="楷体_GB2312" w:eastAsia="楷体_GB2312" w:hAnsi="宋体" w:cs="楷体_GB2312" w:hint="default"/>
+                <w:rFonts w:hint="default" w:ascii="楷体_GB2312" w:hAnsi="宋体" w:eastAsia="楷体_GB2312" w:cs="楷体_GB2312"/>
                 <w:b/>
                 <w:bCs/>
                 <w:i w:val="0"/>
@@ -5553,7 +5589,7 @@
             </w:pPr>
             <w:r>
               <w:rPr>
-                <w:rFonts w:ascii="楷体_GB2312" w:eastAsia="楷体_GB2312" w:hAnsi="宋体" w:cs="楷体_GB2312" w:hint="default"/>
+                <w:rFonts w:hint="default" w:ascii="楷体_GB2312" w:hAnsi="宋体" w:eastAsia="楷体_GB2312" w:cs="楷体_GB2312"/>
                 <w:b/>
                 <w:bCs/>
                 <w:i w:val="0"/>
@@ -5574,10 +5610,10 @@
           <w:tcPr>
             <w:tcW w:w="1056" w:type="dxa"/>
             <w:tcBorders>
-              <w:top w:val="single" w:sz="4" w:space="0" w:color="000000"/>
-              <w:left w:val="single" w:sz="4" w:space="0" w:color="000000"/>
-              <w:bottom w:val="single" w:sz="4" w:space="0" w:color="000000"/>
-              <w:right w:val="single" w:sz="4" w:space="0" w:color="000000"/>
+              <w:top w:val="single" w:color="000000" w:sz="4" w:space="0"/>
+              <w:left w:val="single" w:color="000000" w:sz="4" w:space="0"/>
+              <w:bottom w:val="single" w:color="000000" w:sz="4" w:space="0"/>
+              <w:right w:val="single" w:color="000000" w:sz="4" w:space="0"/>
             </w:tcBorders>
             <w:shd w:val="clear" w:color="auto" w:fill="C0C0C0"/>
             <w:vAlign w:val="center"/>
@@ -5591,7 +5627,7 @@
               <w:jc w:val="center"/>
               <w:textAlignment w:val="center"/>
               <w:rPr>
-                <w:rFonts w:ascii="楷体_GB2312" w:eastAsia="楷体_GB2312" w:hAnsi="宋体" w:cs="楷体_GB2312" w:hint="default"/>
+                <w:rFonts w:hint="default" w:ascii="楷体_GB2312" w:hAnsi="宋体" w:eastAsia="楷体_GB2312" w:cs="楷体_GB2312"/>
                 <w:b/>
                 <w:bCs/>
                 <w:i w:val="0"/>
@@ -5604,7 +5640,7 @@
             </w:pPr>
             <w:r>
               <w:rPr>
-                <w:rFonts w:ascii="楷体_GB2312" w:eastAsia="楷体_GB2312" w:hAnsi="宋体" w:cs="楷体_GB2312" w:hint="default"/>
+                <w:rFonts w:hint="default" w:ascii="楷体_GB2312" w:hAnsi="宋体" w:eastAsia="楷体_GB2312" w:cs="楷体_GB2312"/>
                 <w:b/>
                 <w:bCs/>
                 <w:i w:val="0"/>
@@ -5624,8 +5660,14 @@
       </w:tr>
       <w:tr>
         <w:tblPrEx>
-          <w:tblW w:w="7675" w:type="dxa"/>
-          <w:tblInd w:w="96" w:type="dxa"/>
+          <w:tblBorders>
+            <w:top w:val="none" w:color="auto" w:sz="0" w:space="0"/>
+            <w:left w:val="none" w:color="auto" w:sz="0" w:space="0"/>
+            <w:bottom w:val="none" w:color="auto" w:sz="0" w:space="0"/>
+            <w:right w:val="none" w:color="auto" w:sz="0" w:space="0"/>
+            <w:insideH w:val="none" w:color="auto" w:sz="0" w:space="0"/>
+            <w:insideV w:val="none" w:color="auto" w:sz="0" w:space="0"/>
+          </w:tblBorders>
           <w:shd w:val="clear" w:color="auto" w:fill="auto"/>
           <w:tblCellMar>
             <w:top w:w="0" w:type="dxa"/>
@@ -5635,16 +5677,16 @@
           </w:tblCellMar>
         </w:tblPrEx>
         <w:trPr>
-          <w:trHeight w:val="493"/>
+          <w:trHeight w:val="493" w:hRule="atLeast"/>
         </w:trPr>
         <w:tc>
           <w:tcPr>
             <w:tcW w:w="2227" w:type="dxa"/>
             <w:tcBorders>
-              <w:top w:val="single" w:sz="4" w:space="0" w:color="000000"/>
-              <w:left w:val="single" w:sz="4" w:space="0" w:color="000000"/>
-              <w:bottom w:val="single" w:sz="4" w:space="0" w:color="000000"/>
-              <w:right w:val="single" w:sz="4" w:space="0" w:color="000000"/>
+              <w:top w:val="single" w:color="000000" w:sz="4" w:space="0"/>
+              <w:left w:val="single" w:color="000000" w:sz="4" w:space="0"/>
+              <w:bottom w:val="single" w:color="000000" w:sz="4" w:space="0"/>
+              <w:right w:val="single" w:color="000000" w:sz="4" w:space="0"/>
             </w:tcBorders>
             <w:shd w:val="clear" w:color="auto" w:fill="auto"/>
             <w:vAlign w:val="center"/>
@@ -5658,7 +5700,7 @@
               <w:jc w:val="left"/>
               <w:textAlignment w:val="center"/>
               <w:rPr>
-                <w:rFonts w:ascii="楷体_GB2312" w:eastAsia="楷体_GB2312" w:hAnsi="宋体" w:cs="楷体_GB2312" w:hint="default"/>
+                <w:rFonts w:hint="default" w:ascii="楷体_GB2312" w:hAnsi="宋体" w:eastAsia="楷体_GB2312" w:cs="楷体_GB2312"/>
                 <w:b/>
                 <w:bCs/>
                 <w:i w:val="0"/>
@@ -5674,7 +5716,7 @@
             </w:pPr>
             <w:r>
               <w:rPr>
-                <w:rFonts w:ascii="宋体" w:eastAsia="宋体" w:hAnsi="宋体" w:cs="宋体" w:hint="eastAsia"/>
+                <w:rFonts w:hint="eastAsia" w:ascii="宋体" w:hAnsi="宋体" w:eastAsia="宋体" w:cs="宋体"/>
                 <w:i w:val="0"/>
                 <w:iCs w:val="0"/>
                 <w:snapToGrid w:val="0"/>
@@ -5693,10 +5735,10 @@
           <w:tcPr>
             <w:tcW w:w="1092" w:type="dxa"/>
             <w:tcBorders>
-              <w:top w:val="single" w:sz="4" w:space="0" w:color="000000"/>
-              <w:left w:val="single" w:sz="4" w:space="0" w:color="000000"/>
-              <w:bottom w:val="single" w:sz="4" w:space="0" w:color="000000"/>
-              <w:right w:val="single" w:sz="4" w:space="0" w:color="000000"/>
+              <w:top w:val="single" w:color="000000" w:sz="4" w:space="0"/>
+              <w:left w:val="single" w:color="000000" w:sz="4" w:space="0"/>
+              <w:bottom w:val="single" w:color="000000" w:sz="4" w:space="0"/>
+              <w:right w:val="single" w:color="000000" w:sz="4" w:space="0"/>
             </w:tcBorders>
             <w:shd w:val="clear" w:color="auto" w:fill="auto"/>
             <w:vAlign w:val="center"/>
@@ -5710,7 +5752,7 @@
               <w:jc w:val="left"/>
               <w:textAlignment w:val="center"/>
               <w:rPr>
-                <w:rFonts w:ascii="楷体_GB2312" w:eastAsia="楷体_GB2312" w:hAnsi="宋体" w:cs="楷体_GB2312" w:hint="default"/>
+                <w:rFonts w:hint="default" w:ascii="楷体_GB2312" w:hAnsi="宋体" w:eastAsia="楷体_GB2312" w:cs="楷体_GB2312"/>
                 <w:b/>
                 <w:bCs/>
                 <w:i w:val="0"/>
@@ -5726,7 +5768,7 @@
             </w:pPr>
             <w:r>
               <w:rPr>
-                <w:rFonts w:ascii="宋体" w:eastAsia="宋体" w:hAnsi="宋体" w:cs="宋体" w:hint="eastAsia"/>
+                <w:rFonts w:hint="eastAsia" w:ascii="宋体" w:hAnsi="宋体" w:eastAsia="宋体" w:cs="宋体"/>
                 <w:i w:val="0"/>
                 <w:iCs w:val="0"/>
                 <w:snapToGrid w:val="0"/>
@@ -5745,10 +5787,10 @@
           <w:tcPr>
             <w:tcW w:w="3300" w:type="dxa"/>
             <w:tcBorders>
-              <w:top w:val="single" w:sz="4" w:space="0" w:color="000000"/>
-              <w:left w:val="single" w:sz="4" w:space="0" w:color="000000"/>
-              <w:bottom w:val="single" w:sz="4" w:space="0" w:color="000000"/>
-              <w:right w:val="single" w:sz="4" w:space="0" w:color="000000"/>
+              <w:top w:val="single" w:color="000000" w:sz="4" w:space="0"/>
+              <w:left w:val="single" w:color="000000" w:sz="4" w:space="0"/>
+              <w:bottom w:val="single" w:color="000000" w:sz="4" w:space="0"/>
+              <w:right w:val="single" w:color="000000" w:sz="4" w:space="0"/>
             </w:tcBorders>
             <w:shd w:val="clear" w:color="auto" w:fill="auto"/>
             <w:vAlign w:val="center"/>
@@ -5762,7 +5804,7 @@
               <w:jc w:val="left"/>
               <w:textAlignment w:val="center"/>
               <w:rPr>
-                <w:rFonts w:ascii="楷体_GB2312" w:eastAsia="楷体_GB2312" w:hAnsi="宋体" w:cs="楷体_GB2312" w:hint="default"/>
+                <w:rFonts w:hint="default" w:ascii="楷体_GB2312" w:hAnsi="宋体" w:eastAsia="楷体_GB2312" w:cs="楷体_GB2312"/>
                 <w:b/>
                 <w:bCs/>
                 <w:i w:val="0"/>
@@ -5778,7 +5820,7 @@
             </w:pPr>
             <w:r>
               <w:rPr>
-                <w:rFonts w:ascii="宋体" w:eastAsia="宋体" w:hAnsi="宋体" w:cs="宋体" w:hint="eastAsia"/>
+                <w:rFonts w:hint="eastAsia" w:ascii="宋体" w:hAnsi="宋体" w:eastAsia="宋体" w:cs="宋体"/>
                 <w:i w:val="0"/>
                 <w:iCs w:val="0"/>
                 <w:snapToGrid w:val="0"/>
@@ -5797,10 +5839,10 @@
           <w:tcPr>
             <w:tcW w:w="1056" w:type="dxa"/>
             <w:tcBorders>
-              <w:top w:val="single" w:sz="4" w:space="0" w:color="000000"/>
-              <w:left w:val="single" w:sz="4" w:space="0" w:color="000000"/>
-              <w:bottom w:val="single" w:sz="4" w:space="0" w:color="000000"/>
-              <w:right w:val="single" w:sz="4" w:space="0" w:color="000000"/>
+              <w:top w:val="single" w:color="000000" w:sz="4" w:space="0"/>
+              <w:left w:val="single" w:color="000000" w:sz="4" w:space="0"/>
+              <w:bottom w:val="single" w:color="000000" w:sz="4" w:space="0"/>
+              <w:right w:val="single" w:color="000000" w:sz="4" w:space="0"/>
             </w:tcBorders>
             <w:shd w:val="clear" w:color="auto" w:fill="auto"/>
             <w:vAlign w:val="center"/>
@@ -5814,7 +5856,7 @@
               <w:jc w:val="left"/>
               <w:textAlignment w:val="center"/>
               <w:rPr>
-                <w:rFonts w:ascii="楷体_GB2312" w:eastAsia="楷体_GB2312" w:hAnsi="宋体" w:cs="楷体_GB2312" w:hint="default"/>
+                <w:rFonts w:hint="default" w:ascii="楷体_GB2312" w:hAnsi="宋体" w:eastAsia="楷体_GB2312" w:cs="楷体_GB2312"/>
                 <w:b/>
                 <w:bCs/>
                 <w:i w:val="0"/>
@@ -5830,7 +5872,7 @@
             </w:pPr>
             <w:r>
               <w:rPr>
-                <w:rFonts w:ascii="宋体" w:eastAsia="宋体" w:hAnsi="宋体" w:cs="宋体" w:hint="eastAsia"/>
+                <w:rFonts w:hint="eastAsia" w:ascii="宋体" w:hAnsi="宋体" w:eastAsia="宋体" w:cs="宋体"/>
                 <w:i w:val="0"/>
                 <w:iCs w:val="0"/>
                 <w:snapToGrid w:val="0"/>
@@ -5849,14 +5891,14 @@
     </w:tbl>
     <w:p>
       <w:pPr>
-        <w:pStyle w:val="1"/>
+        <w:pStyle w:val="28"/>
         <w:bidi w:val="0"/>
         <w:rPr>
           <w:rFonts w:hint="default"/>
           <w:lang w:val="en-US" w:eastAsia="zh-CN"/>
         </w:rPr>
       </w:pPr>
-      <w:bookmarkStart w:id="17" w:name="_Toc25211"/>
+      <w:bookmarkStart w:id="16" w:name="_Toc8386"/>
       <w:r>
         <w:rPr>
           <w:rFonts w:hint="default"/>
@@ -5864,11 +5906,11 @@
         </w:rPr>
         <w:t>附则</w:t>
       </w:r>
-      <w:bookmarkEnd w:id="17"/>
+      <w:bookmarkEnd w:id="16"/>
     </w:p>
     <w:p>
       <w:pPr>
-        <w:pStyle w:val="a1"/>
+        <w:pStyle w:val="29"/>
         <w:keepNext w:val="0"/>
         <w:keepLines w:val="0"/>
         <w:pageBreakBefore w:val="0"/>
@@ -5897,7 +5939,7 @@
     </w:p>
     <w:p>
       <w:pPr>
-        <w:pStyle w:val="a1"/>
+        <w:pStyle w:val="29"/>
         <w:keepNext w:val="0"/>
         <w:keepLines w:val="0"/>
         <w:pageBreakBefore w:val="0"/>
@@ -5926,7 +5968,7 @@
     </w:p>
     <w:p>
       <w:pPr>
-        <w:pStyle w:val="a1"/>
+        <w:pStyle w:val="29"/>
         <w:keepNext w:val="0"/>
         <w:keepLines w:val="0"/>
         <w:pageBreakBefore w:val="0"/>
@@ -5955,7 +5997,7 @@
     </w:p>
     <w:p>
       <w:pPr>
-        <w:pStyle w:val="a1"/>
+        <w:pStyle w:val="29"/>
         <w:keepNext w:val="0"/>
         <w:keepLines w:val="0"/>
         <w:pageBreakBefore w:val="0"/>
@@ -5976,23 +6018,73 @@
       </w:pPr>
     </w:p>
     <w:sectPr>
-      <w:headerReference w:type="default" r:id="rId7"/>
+      <w:headerReference r:id="rId5" w:type="default"/>
       <w:pgSz w:w="11906" w:h="16838"/>
       <w:pgMar w:top="1417" w:right="1800" w:bottom="1440" w:left="1800" w:header="1140" w:footer="992" w:gutter="0"/>
-      <w:cols w:num="1" w:space="425"/>
+      <w:cols w:space="425" w:num="1"/>
       <w:docGrid w:type="lines" w:linePitch="312" w:charSpace="0"/>
     </w:sectPr>
   </w:body>
 </w:document>
 </file>
 
+<file path=word/endnotes.xml><?xml version="1.0" encoding="utf-8"?>
+<w:endnotes xmlns:wpc="http://schemas.microsoft.com/office/word/2010/wordprocessingCanvas" xmlns:mc="http://schemas.openxmlformats.org/markup-compatibility/2006" xmlns:o="urn:schemas-microsoft-com:office:office" xmlns:r="http://schemas.openxmlformats.org/officeDocument/2006/relationships" xmlns:m="http://schemas.openxmlformats.org/officeDocument/2006/math" xmlns:v="urn:schemas-microsoft-com:vml" xmlns:wp14="http://schemas.microsoft.com/office/word/2010/wordprocessingDrawing" xmlns:wp="http://schemas.openxmlformats.org/drawingml/2006/wordprocessingDrawing" xmlns:w="http://schemas.openxmlformats.org/wordprocessingml/2006/main" xmlns:w14="http://schemas.microsoft.com/office/word/2010/wordml" xmlns:w15="http://schemas.microsoft.com/office/word/2012/wordml" xmlns:w10="urn:schemas-microsoft-com:office:word" xmlns:wpg="http://schemas.microsoft.com/office/word/2010/wordprocessingGroup" xmlns:wpi="http://schemas.microsoft.com/office/word/2010/wordprocessingInk" xmlns:wne="http://schemas.microsoft.com/office/word/2006/wordml" xmlns:wps="http://schemas.microsoft.com/office/word/2010/wordprocessingShape" xmlns:wpsCustomData="http://www.wps.cn/officeDocument/2013/wpsCustomData" mc:Ignorable="w14 w15 wp14">
+  <w:endnote w:type="separator" w:id="0">
+    <w:p>
+      <w:pPr>
+        <w:spacing w:line="240" w:lineRule="auto"/>
+      </w:pPr>
+      <w:r>
+        <w:separator/>
+      </w:r>
+    </w:p>
+  </w:endnote>
+  <w:endnote w:type="continuationSeparator" w:id="1">
+    <w:p>
+      <w:pPr>
+        <w:spacing w:line="240" w:lineRule="auto"/>
+      </w:pPr>
+      <w:r>
+        <w:continuationSeparator/>
+      </w:r>
+    </w:p>
+  </w:endnote>
+</w:endnotes>
+</file>
+
+<file path=word/footnotes.xml><?xml version="1.0" encoding="utf-8"?>
+<w:footnotes xmlns:wpc="http://schemas.microsoft.com/office/word/2010/wordprocessingCanvas" xmlns:mc="http://schemas.openxmlformats.org/markup-compatibility/2006" xmlns:o="urn:schemas-microsoft-com:office:office" xmlns:r="http://schemas.openxmlformats.org/officeDocument/2006/relationships" xmlns:m="http://schemas.openxmlformats.org/officeDocument/2006/math" xmlns:v="urn:schemas-microsoft-com:vml" xmlns:wp14="http://schemas.microsoft.com/office/word/2010/wordprocessingDrawing" xmlns:wp="http://schemas.openxmlformats.org/drawingml/2006/wordprocessingDrawing" xmlns:w="http://schemas.openxmlformats.org/wordprocessingml/2006/main" xmlns:w14="http://schemas.microsoft.com/office/word/2010/wordml" xmlns:w15="http://schemas.microsoft.com/office/word/2012/wordml" xmlns:w10="urn:schemas-microsoft-com:office:word" xmlns:wpg="http://schemas.microsoft.com/office/word/2010/wordprocessingGroup" xmlns:wpi="http://schemas.microsoft.com/office/word/2010/wordprocessingInk" xmlns:wne="http://schemas.microsoft.com/office/word/2006/wordml" xmlns:wps="http://schemas.microsoft.com/office/word/2010/wordprocessingShape" xmlns:wpsCustomData="http://www.wps.cn/officeDocument/2013/wpsCustomData" mc:Ignorable="w14 w15 wp14">
+  <w:footnote w:type="separator" w:id="0">
+    <w:p>
+      <w:pPr>
+        <w:spacing w:line="360" w:lineRule="auto"/>
+      </w:pPr>
+      <w:r>
+        <w:separator/>
+      </w:r>
+    </w:p>
+  </w:footnote>
+  <w:footnote w:type="continuationSeparator" w:id="1">
+    <w:p>
+      <w:pPr>
+        <w:spacing w:line="360" w:lineRule="auto"/>
+      </w:pPr>
+      <w:r>
+        <w:continuationSeparator/>
+      </w:r>
+    </w:p>
+  </w:footnote>
+</w:footnotes>
+</file>
+
 <file path=word/header1.xml><?xml version="1.0" encoding="utf-8"?>
-<w:hdr xmlns:wpc="http://schemas.microsoft.com/office/word/2010/wordprocessingCanvas" xmlns:mc="http://schemas.openxmlformats.org/markup-compatibility/2006" xmlns:o="urn:schemas-microsoft-com:office:office" xmlns:r="http://schemas.openxmlformats.org/officeDocument/2006/relationships" xmlns:m="http://schemas.openxmlformats.org/officeDocument/2006/math" xmlns:v="urn:schemas-microsoft-com:vml" xmlns:wp14="http://schemas.microsoft.com/office/word/2010/wordprocessingDrawing" xmlns:wp="http://schemas.openxmlformats.org/drawingml/2006/wordprocessingDrawing" xmlns:w10="urn:schemas-microsoft-com:office:word" xmlns:w="http://schemas.openxmlformats.org/wordprocessingml/2006/main" xmlns:w14="http://schemas.microsoft.com/office/word/2010/wordml" xmlns:w15="http://schemas.microsoft.com/office/word/2012/wordml" xmlns:wne="http://schemas.microsoft.com/office/word/2006/wordml" xmlns:wpg="http://schemas.microsoft.com/office/word/2010/wordprocessingGroup" xmlns:wpi="http://schemas.microsoft.com/office/word/2010/wordprocessingInk" xmlns:wps="http://schemas.microsoft.com/office/word/2010/wordprocessingShape" mc:Ignorable="w14 w15 wp14">
+<w:hdr xmlns:wpc="http://schemas.microsoft.com/office/word/2010/wordprocessingCanvas" xmlns:mc="http://schemas.openxmlformats.org/markup-compatibility/2006" xmlns:o="urn:schemas-microsoft-com:office:office" xmlns:r="http://schemas.openxmlformats.org/officeDocument/2006/relationships" xmlns:m="http://schemas.openxmlformats.org/officeDocument/2006/math" xmlns:v="urn:schemas-microsoft-com:vml" xmlns:wp14="http://schemas.microsoft.com/office/word/2010/wordprocessingDrawing" xmlns:wp="http://schemas.openxmlformats.org/drawingml/2006/wordprocessingDrawing" xmlns:w10="urn:schemas-microsoft-com:office:word" xmlns:w="http://schemas.openxmlformats.org/wordprocessingml/2006/main" xmlns:w14="http://schemas.microsoft.com/office/word/2010/wordml" xmlns:w15="http://schemas.microsoft.com/office/word/2012/wordml" xmlns:wpg="http://schemas.microsoft.com/office/word/2010/wordprocessingGroup" xmlns:wpi="http://schemas.microsoft.com/office/word/2010/wordprocessingInk" xmlns:wne="http://schemas.microsoft.com/office/word/2006/wordml" xmlns:wps="http://schemas.microsoft.com/office/word/2010/wordprocessingShape" xmlns:wpsCustomData="http://www.wps.cn/officeDocument/2013/wpsCustomData" mc:Ignorable="w14 w15 wp14">
   <w:p>
     <w:pPr>
-      <w:pStyle w:val="Header"/>
+      <w:pStyle w:val="15"/>
       <w:pBdr>
-        <w:bottom w:val="single" w:sz="4" w:space="1" w:color="auto"/>
+        <w:bottom w:val="single" w:color="auto" w:sz="4" w:space="1"/>
       </w:pBdr>
       <w:tabs>
         <w:tab w:val="left" w:pos="335"/>
@@ -6000,27 +6092,27 @@
       </w:tabs>
       <w:jc w:val="right"/>
       <w:rPr>
-        <w:rFonts w:eastAsiaTheme="minorEastAsia" w:hint="eastAsia"/>
+        <w:rFonts w:hint="eastAsia" w:eastAsiaTheme="minorEastAsia"/>
         <w:lang w:eastAsia="zh-CN"/>
       </w:rPr>
     </w:pPr>
     <w:r>
       <w:rPr>
-        <w:rFonts w:eastAsiaTheme="minorEastAsia" w:hint="eastAsia"/>
+        <w:rFonts w:hint="eastAsia" w:eastAsiaTheme="minorEastAsia"/>
         <w:lang w:val="en-US" w:eastAsia="zh-CN"/>
       </w:rPr>
       <w:tab/>
     </w:r>
     <w:r>
       <w:rPr>
-        <w:rFonts w:eastAsiaTheme="minorEastAsia" w:hint="eastAsia"/>
+        <w:rFonts w:hint="eastAsia" w:eastAsiaTheme="minorEastAsia"/>
         <w:lang w:val="en-US" w:eastAsia="zh-CN"/>
       </w:rPr>
       <w:tab/>
     </w:r>
     <w:r>
       <w:rPr>
-        <w:rFonts w:eastAsiaTheme="minorEastAsia" w:hint="eastAsia"/>
+        <w:rFonts w:hint="eastAsia" w:eastAsiaTheme="minorEastAsia"/>
         <w:lang w:val="en-US" w:eastAsia="zh-CN"/>
       </w:rPr>
       <w:t>江西通信产业服务有限公司</w:t>
@@ -6030,15 +6122,15 @@
 </file>
 
 <file path=word/numbering.xml><?xml version="1.0" encoding="utf-8"?>
-<w:numbering xmlns:wpc="http://schemas.microsoft.com/office/word/2010/wordprocessingCanvas" xmlns:mc="http://schemas.openxmlformats.org/markup-compatibility/2006" xmlns:o="urn:schemas-microsoft-com:office:office" xmlns:r="http://schemas.openxmlformats.org/officeDocument/2006/relationships" xmlns:m="http://schemas.openxmlformats.org/officeDocument/2006/math" xmlns:v="urn:schemas-microsoft-com:vml" xmlns:wp14="http://schemas.microsoft.com/office/word/2010/wordprocessingDrawing" xmlns:wp="http://schemas.openxmlformats.org/drawingml/2006/wordprocessingDrawing" xmlns:w10="urn:schemas-microsoft-com:office:word" xmlns:w="http://schemas.openxmlformats.org/wordprocessingml/2006/main" xmlns:w14="http://schemas.microsoft.com/office/word/2010/wordml" xmlns:w15="http://schemas.microsoft.com/office/word/2012/wordml" xmlns:wne="http://schemas.microsoft.com/office/word/2006/wordml" xmlns:wpg="http://schemas.microsoft.com/office/word/2010/wordprocessingGroup" xmlns:wpi="http://schemas.microsoft.com/office/word/2010/wordprocessingInk" xmlns:wps="http://schemas.microsoft.com/office/word/2010/wordprocessingShape" mc:Ignorable="w14 w15 wp14">
+<w:numbering xmlns:wpc="http://schemas.microsoft.com/office/word/2010/wordprocessingCanvas" xmlns:mc="http://schemas.openxmlformats.org/markup-compatibility/2006" xmlns:o="urn:schemas-microsoft-com:office:office" xmlns:r="http://schemas.openxmlformats.org/officeDocument/2006/relationships" xmlns:m="http://schemas.openxmlformats.org/officeDocument/2006/math" xmlns:v="urn:schemas-microsoft-com:vml" xmlns:wp14="http://schemas.microsoft.com/office/word/2010/wordprocessingDrawing" xmlns:wp="http://schemas.openxmlformats.org/drawingml/2006/wordprocessingDrawing" xmlns:w10="urn:schemas-microsoft-com:office:word" xmlns:w="http://schemas.openxmlformats.org/wordprocessingml/2006/main" xmlns:w14="http://schemas.microsoft.com/office/word/2010/wordml" xmlns:wpg="http://schemas.microsoft.com/office/word/2010/wordprocessingGroup" xmlns:wpi="http://schemas.microsoft.com/office/word/2010/wordprocessingInk" xmlns:wne="http://schemas.microsoft.com/office/word/2006/wordml" xmlns:wps="http://schemas.microsoft.com/office/word/2010/wordprocessingShape" xmlns:wpsCustomData="http://www.wps.cn/officeDocument/2013/wpsCustomData" mc:Ignorable="w14 wp14">
   <w:abstractNum w:abstractNumId="0">
     <w:nsid w:val="8E964DCE"/>
     <w:multiLevelType w:val="multilevel"/>
     <w:tmpl w:val="8E964DCE"/>
-    <w:lvl w:ilvl="0">
+    <w:lvl w:ilvl="0" w:tentative="0">
       <w:start w:val="1"/>
       <w:numFmt w:val="decimal"/>
-      <w:pStyle w:val="Heading1"/>
+      <w:pStyle w:val="2"/>
       <w:lvlText w:val="%1."/>
       <w:lvlJc w:val="left"/>
       <w:pPr>
@@ -6048,10 +6140,10 @@
         <w:rFonts w:hint="default"/>
       </w:rPr>
     </w:lvl>
-    <w:lvl w:ilvl="1">
+    <w:lvl w:ilvl="1" w:tentative="0">
       <w:start w:val="1"/>
       <w:numFmt w:val="decimal"/>
-      <w:pStyle w:val="Heading2"/>
+      <w:pStyle w:val="3"/>
       <w:lvlText w:val="%1.%2."/>
       <w:lvlJc w:val="left"/>
       <w:pPr>
@@ -6061,10 +6153,10 @@
         <w:rFonts w:hint="default"/>
       </w:rPr>
     </w:lvl>
-    <w:lvl w:ilvl="2">
+    <w:lvl w:ilvl="2" w:tentative="0">
       <w:start w:val="1"/>
       <w:numFmt w:val="decimal"/>
-      <w:pStyle w:val="Heading3"/>
+      <w:pStyle w:val="4"/>
       <w:lvlText w:val="%1.%2.%3."/>
       <w:lvlJc w:val="left"/>
       <w:pPr>
@@ -6074,10 +6166,10 @@
         <w:rFonts w:hint="default"/>
       </w:rPr>
     </w:lvl>
-    <w:lvl w:ilvl="3">
+    <w:lvl w:ilvl="3" w:tentative="0">
       <w:start w:val="1"/>
       <w:numFmt w:val="decimal"/>
-      <w:pStyle w:val="Heading4"/>
+      <w:pStyle w:val="5"/>
       <w:lvlText w:val="%1.%2.%3.%4."/>
       <w:lvlJc w:val="left"/>
       <w:pPr>
@@ -6087,10 +6179,10 @@
         <w:rFonts w:hint="default"/>
       </w:rPr>
     </w:lvl>
-    <w:lvl w:ilvl="4">
+    <w:lvl w:ilvl="4" w:tentative="0">
       <w:start w:val="1"/>
       <w:numFmt w:val="decimal"/>
-      <w:pStyle w:val="Heading5"/>
+      <w:pStyle w:val="6"/>
       <w:lvlText w:val="%1.%2.%3.%4.%5."/>
       <w:lvlJc w:val="left"/>
       <w:pPr>
@@ -6100,10 +6192,10 @@
         <w:rFonts w:hint="default"/>
       </w:rPr>
     </w:lvl>
-    <w:lvl w:ilvl="5">
+    <w:lvl w:ilvl="5" w:tentative="0">
       <w:start w:val="1"/>
       <w:numFmt w:val="decimal"/>
-      <w:pStyle w:val="Heading6"/>
+      <w:pStyle w:val="7"/>
       <w:lvlText w:val="%1.%2.%3.%4.%5.%6."/>
       <w:lvlJc w:val="left"/>
       <w:pPr>
@@ -6113,10 +6205,10 @@
         <w:rFonts w:hint="default"/>
       </w:rPr>
     </w:lvl>
-    <w:lvl w:ilvl="6">
+    <w:lvl w:ilvl="6" w:tentative="0">
       <w:start w:val="1"/>
       <w:numFmt w:val="decimal"/>
-      <w:pStyle w:val="Heading7"/>
+      <w:pStyle w:val="8"/>
       <w:lvlText w:val="%1.%2.%3.%4.%5.%6.%7."/>
       <w:lvlJc w:val="left"/>
       <w:pPr>
@@ -6126,10 +6218,10 @@
         <w:rFonts w:hint="default"/>
       </w:rPr>
     </w:lvl>
-    <w:lvl w:ilvl="7">
+    <w:lvl w:ilvl="7" w:tentative="0">
       <w:start w:val="1"/>
       <w:numFmt w:val="decimal"/>
-      <w:pStyle w:val="Heading8"/>
+      <w:pStyle w:val="9"/>
       <w:lvlText w:val="%1.%2.%3.%4.%5.%6.%7.%8."/>
       <w:lvlJc w:val="left"/>
       <w:pPr>
@@ -6139,10 +6231,10 @@
         <w:rFonts w:hint="default"/>
       </w:rPr>
     </w:lvl>
-    <w:lvl w:ilvl="8">
+    <w:lvl w:ilvl="8" w:tentative="0">
       <w:start w:val="1"/>
       <w:numFmt w:val="decimal"/>
-      <w:pStyle w:val="Heading9"/>
+      <w:pStyle w:val="10"/>
       <w:lvlText w:val="%1.%2.%3.%4.%5.%6.%7.%8.%9."/>
       <w:lvlJc w:val="left"/>
       <w:pPr>
@@ -6157,7 +6249,7 @@
     <w:nsid w:val="9A19CC06"/>
     <w:multiLevelType w:val="singleLevel"/>
     <w:tmpl w:val="9A19CC06"/>
-    <w:lvl w:ilvl="0">
+    <w:lvl w:ilvl="0" w:tentative="0">
       <w:start w:val="1"/>
       <w:numFmt w:val="decimal"/>
       <w:lvlText w:val="%1."/>
@@ -6174,7 +6266,7 @@
     <w:nsid w:val="A10A99EF"/>
     <w:multiLevelType w:val="singleLevel"/>
     <w:tmpl w:val="A10A99EF"/>
-    <w:lvl w:ilvl="0">
+    <w:lvl w:ilvl="0" w:tentative="0">
       <w:start w:val="1"/>
       <w:numFmt w:val="decimal"/>
       <w:lvlText w:val="%1."/>
@@ -6200,267 +6292,269 @@
 </file>
 
 <file path=word/styles.xml><?xml version="1.0" encoding="utf-8"?>
-<w:styles xmlns:mc="http://schemas.openxmlformats.org/markup-compatibility/2006" xmlns:r="http://schemas.openxmlformats.org/officeDocument/2006/relationships" xmlns:w="http://schemas.openxmlformats.org/wordprocessingml/2006/main" xmlns:w14="http://schemas.microsoft.com/office/word/2010/wordml" xmlns:w15="http://schemas.microsoft.com/office/word/2012/wordml" mc:Ignorable="w14 w15">
+<w:styles xmlns:mc="http://schemas.openxmlformats.org/markup-compatibility/2006" xmlns:o="urn:schemas-microsoft-com:office:office" xmlns:r="http://schemas.openxmlformats.org/officeDocument/2006/relationships" xmlns:m="http://schemas.openxmlformats.org/officeDocument/2006/math" xmlns:v="urn:schemas-microsoft-com:vml" xmlns:w="http://schemas.openxmlformats.org/wordprocessingml/2006/main" xmlns:w14="http://schemas.microsoft.com/office/word/2010/wordml" xmlns:w10="urn:schemas-microsoft-com:office:word" xmlns:sl="http://schemas.openxmlformats.org/schemaLibrary/2006/main" xmlns:wpsCustomData="http://www.wps.cn/officeDocument/2013/wpsCustomData" mc:Ignorable="w14">
   <w:docDefaults>
     <w:rPrDefault>
       <w:rPr>
-        <w:rFonts w:ascii="Times New Roman" w:eastAsia="宋体" w:hAnsi="Times New Roman" w:cs="Times New Roman"/>
+        <w:rFonts w:ascii="Times New Roman" w:hAnsi="Times New Roman" w:eastAsia="宋体" w:cs="Times New Roman"/>
       </w:rPr>
     </w:rPrDefault>
     <w:pPrDefault/>
   </w:docDefaults>
-  <w:latentStyles w:defLockedState="0" w:defUIPriority="99" w:defSemiHidden="1" w:defUnhideWhenUsed="1" w:defQFormat="0" w:count="260">
-    <w:lsdException w:name="Normal" w:semiHidden="0" w:uiPriority="0" w:unhideWhenUsed="0" w:qFormat="1"/>
-    <w:lsdException w:name="heading 1" w:semiHidden="0" w:uiPriority="0" w:unhideWhenUsed="0" w:qFormat="1"/>
-    <w:lsdException w:name="heading 2" w:semiHidden="0" w:uiPriority="0" w:qFormat="1"/>
-    <w:lsdException w:name="heading 3" w:uiPriority="0" w:qFormat="1"/>
-    <w:lsdException w:name="heading 4" w:semiHidden="0" w:uiPriority="0" w:qFormat="1"/>
-    <w:lsdException w:name="heading 5" w:uiPriority="0" w:qFormat="1"/>
-    <w:lsdException w:name="heading 6" w:uiPriority="0" w:qFormat="1"/>
-    <w:lsdException w:name="heading 7" w:uiPriority="0" w:qFormat="1"/>
-    <w:lsdException w:name="heading 8" w:uiPriority="0" w:qFormat="1"/>
-    <w:lsdException w:name="heading 9" w:uiPriority="0" w:qFormat="1"/>
-    <w:lsdException w:name="index 1" w:semiHidden="0" w:uiPriority="0" w:unhideWhenUsed="0"/>
-    <w:lsdException w:name="index 2" w:semiHidden="0" w:uiPriority="0" w:unhideWhenUsed="0"/>
-    <w:lsdException w:name="index 3" w:semiHidden="0" w:uiPriority="0" w:unhideWhenUsed="0"/>
-    <w:lsdException w:name="index 4" w:semiHidden="0" w:uiPriority="0" w:unhideWhenUsed="0"/>
-    <w:lsdException w:name="index 5" w:semiHidden="0" w:uiPriority="0" w:unhideWhenUsed="0"/>
-    <w:lsdException w:name="index 6" w:semiHidden="0" w:uiPriority="0" w:unhideWhenUsed="0"/>
-    <w:lsdException w:name="index 7" w:semiHidden="0" w:uiPriority="0" w:unhideWhenUsed="0"/>
-    <w:lsdException w:name="index 8" w:semiHidden="0" w:uiPriority="0" w:unhideWhenUsed="0"/>
-    <w:lsdException w:name="index 9" w:semiHidden="0" w:uiPriority="0" w:unhideWhenUsed="0"/>
-    <w:lsdException w:name="toc 1" w:semiHidden="0" w:uiPriority="0" w:unhideWhenUsed="0" w:qFormat="1"/>
-    <w:lsdException w:name="toc 2" w:semiHidden="0" w:uiPriority="0" w:unhideWhenUsed="0" w:qFormat="1"/>
-    <w:lsdException w:name="toc 3" w:semiHidden="0" w:uiPriority="0" w:unhideWhenUsed="0" w:qFormat="1"/>
-    <w:lsdException w:name="toc 4" w:semiHidden="0" w:uiPriority="0" w:unhideWhenUsed="0"/>
-    <w:lsdException w:name="toc 5" w:semiHidden="0" w:uiPriority="0" w:unhideWhenUsed="0"/>
-    <w:lsdException w:name="toc 6" w:semiHidden="0" w:uiPriority="0" w:unhideWhenUsed="0"/>
-    <w:lsdException w:name="toc 7" w:semiHidden="0" w:uiPriority="0" w:unhideWhenUsed="0"/>
-    <w:lsdException w:name="toc 8" w:semiHidden="0" w:uiPriority="0" w:unhideWhenUsed="0"/>
-    <w:lsdException w:name="toc 9" w:semiHidden="0" w:uiPriority="0" w:unhideWhenUsed="0"/>
-    <w:lsdException w:name="Normal Indent" w:semiHidden="0" w:uiPriority="0" w:unhideWhenUsed="0"/>
-    <w:lsdException w:name="footnote text" w:semiHidden="0" w:uiPriority="0" w:unhideWhenUsed="0"/>
-    <w:lsdException w:name="annotation text" w:semiHidden="0" w:uiPriority="0" w:unhideWhenUsed="0" w:qFormat="1"/>
-    <w:lsdException w:name="header" w:semiHidden="0" w:uiPriority="0" w:unhideWhenUsed="0" w:qFormat="1"/>
-    <w:lsdException w:name="footer" w:semiHidden="0" w:uiPriority="0" w:unhideWhenUsed="0" w:qFormat="1"/>
-    <w:lsdException w:name="index heading" w:semiHidden="0" w:uiPriority="0" w:unhideWhenUsed="0"/>
-    <w:lsdException w:name="caption" w:uiPriority="0" w:qFormat="1"/>
-    <w:lsdException w:name="table of figures" w:semiHidden="0" w:uiPriority="0" w:unhideWhenUsed="0"/>
-    <w:lsdException w:name="envelope address" w:semiHidden="0" w:uiPriority="0" w:unhideWhenUsed="0"/>
-    <w:lsdException w:name="envelope return" w:semiHidden="0" w:uiPriority="0" w:unhideWhenUsed="0"/>
-    <w:lsdException w:name="footnote reference" w:semiHidden="0" w:uiPriority="0" w:unhideWhenUsed="0"/>
-    <w:lsdException w:name="annotation reference" w:semiHidden="0" w:uiPriority="0" w:unhideWhenUsed="0"/>
-    <w:lsdException w:name="line number" w:semiHidden="0" w:uiPriority="0" w:unhideWhenUsed="0"/>
-    <w:lsdException w:name="page number" w:semiHidden="0" w:uiPriority="0" w:unhideWhenUsed="0"/>
-    <w:lsdException w:name="endnote reference" w:semiHidden="0" w:uiPriority="0" w:unhideWhenUsed="0"/>
-    <w:lsdException w:name="endnote text" w:semiHidden="0" w:uiPriority="0" w:unhideWhenUsed="0"/>
-    <w:lsdException w:name="table of authorities" w:semiHidden="0" w:uiPriority="0" w:unhideWhenUsed="0"/>
-    <w:lsdException w:name="macro" w:semiHidden="0" w:uiPriority="0" w:unhideWhenUsed="0"/>
-    <w:lsdException w:name="toa heading" w:semiHidden="0" w:uiPriority="0" w:unhideWhenUsed="0"/>
-    <w:lsdException w:name="List" w:semiHidden="0" w:uiPriority="0" w:unhideWhenUsed="0"/>
-    <w:lsdException w:name="List Bullet" w:semiHidden="0" w:uiPriority="0" w:unhideWhenUsed="0"/>
-    <w:lsdException w:name="List Number" w:semiHidden="0" w:uiPriority="0" w:unhideWhenUsed="0"/>
-    <w:lsdException w:name="List 2" w:semiHidden="0" w:uiPriority="0" w:unhideWhenUsed="0"/>
-    <w:lsdException w:name="List 3" w:semiHidden="0" w:uiPriority="0" w:unhideWhenUsed="0"/>
-    <w:lsdException w:name="List 4" w:semiHidden="0" w:uiPriority="0" w:unhideWhenUsed="0"/>
-    <w:lsdException w:name="List 5" w:semiHidden="0" w:uiPriority="0" w:unhideWhenUsed="0"/>
-    <w:lsdException w:name="List Bullet 2" w:semiHidden="0" w:uiPriority="0" w:unhideWhenUsed="0"/>
-    <w:lsdException w:name="List Bullet 3" w:semiHidden="0" w:uiPriority="0" w:unhideWhenUsed="0"/>
-    <w:lsdException w:name="List Bullet 4" w:semiHidden="0" w:uiPriority="0" w:unhideWhenUsed="0"/>
-    <w:lsdException w:name="List Bullet 5" w:semiHidden="0" w:uiPriority="0" w:unhideWhenUsed="0"/>
-    <w:lsdException w:name="List Number 2" w:semiHidden="0" w:uiPriority="0" w:unhideWhenUsed="0"/>
-    <w:lsdException w:name="List Number 3" w:semiHidden="0" w:uiPriority="0" w:unhideWhenUsed="0"/>
-    <w:lsdException w:name="List Number 4" w:semiHidden="0" w:uiPriority="0" w:unhideWhenUsed="0"/>
-    <w:lsdException w:name="List Number 5" w:semiHidden="0" w:uiPriority="0" w:unhideWhenUsed="0"/>
-    <w:lsdException w:name="Title" w:semiHidden="0" w:uiPriority="0" w:unhideWhenUsed="0" w:qFormat="1"/>
-    <w:lsdException w:name="Closing" w:semiHidden="0" w:uiPriority="0" w:unhideWhenUsed="0"/>
-    <w:lsdException w:name="Signature" w:semiHidden="0" w:uiPriority="0" w:unhideWhenUsed="0"/>
-    <w:lsdException w:name="Default Paragraph Font" w:uiPriority="0" w:unhideWhenUsed="0" w:qFormat="1"/>
-    <w:lsdException w:name="Body Text" w:uiPriority="0" w:unhideWhenUsed="0" w:qFormat="1"/>
-    <w:lsdException w:name="Body Text Indent" w:semiHidden="0" w:uiPriority="0" w:unhideWhenUsed="0"/>
-    <w:lsdException w:name="List Continue" w:semiHidden="0" w:uiPriority="0" w:unhideWhenUsed="0"/>
-    <w:lsdException w:name="List Continue 2" w:semiHidden="0" w:uiPriority="0" w:unhideWhenUsed="0"/>
-    <w:lsdException w:name="List Continue 3" w:semiHidden="0" w:uiPriority="0" w:unhideWhenUsed="0"/>
-    <w:lsdException w:name="List Continue 4" w:semiHidden="0" w:uiPriority="0" w:unhideWhenUsed="0"/>
-    <w:lsdException w:name="List Continue 5" w:semiHidden="0" w:uiPriority="0" w:unhideWhenUsed="0"/>
-    <w:lsdException w:name="Message Header" w:semiHidden="0" w:uiPriority="0" w:unhideWhenUsed="0"/>
-    <w:lsdException w:name="Subtitle" w:semiHidden="0" w:uiPriority="0" w:unhideWhenUsed="0" w:qFormat="1"/>
-    <w:lsdException w:name="Salutation" w:semiHidden="0" w:uiPriority="0" w:unhideWhenUsed="0"/>
-    <w:lsdException w:name="Date" w:semiHidden="0" w:uiPriority="0" w:unhideWhenUsed="0"/>
-    <w:lsdException w:name="Body Text First Indent" w:semiHidden="0" w:uiPriority="0" w:unhideWhenUsed="0"/>
-    <w:lsdException w:name="Body Text First Indent 2" w:semiHidden="0" w:uiPriority="0" w:unhideWhenUsed="0"/>
-    <w:lsdException w:name="Body Text 2" w:semiHidden="0" w:uiPriority="0" w:unhideWhenUsed="0"/>
-    <w:lsdException w:name="Body Text 3" w:semiHidden="0" w:uiPriority="0" w:unhideWhenUsed="0"/>
-    <w:lsdException w:name="Body Text Indent 2" w:semiHidden="0" w:uiPriority="0" w:unhideWhenUsed="0"/>
-    <w:lsdException w:name="Body Text Indent 3" w:semiHidden="0" w:uiPriority="0" w:unhideWhenUsed="0"/>
-    <w:lsdException w:name="Block Text" w:semiHidden="0" w:uiPriority="0" w:unhideWhenUsed="0"/>
-    <w:lsdException w:name="Hyperlink" w:semiHidden="0" w:uiPriority="0" w:unhideWhenUsed="0"/>
-    <w:lsdException w:name="FollowedHyperlink" w:semiHidden="0" w:uiPriority="0" w:unhideWhenUsed="0"/>
-    <w:lsdException w:name="Strong" w:semiHidden="0" w:uiPriority="0" w:unhideWhenUsed="0" w:qFormat="1"/>
-    <w:lsdException w:name="Emphasis" w:semiHidden="0" w:uiPriority="0" w:unhideWhenUsed="0" w:qFormat="1"/>
-    <w:lsdException w:name="Document Map" w:semiHidden="0" w:uiPriority="0" w:unhideWhenUsed="0"/>
-    <w:lsdException w:name="Plain Text" w:semiHidden="0" w:uiPriority="0" w:unhideWhenUsed="0"/>
-    <w:lsdException w:name="E-mail Signature" w:semiHidden="0" w:uiPriority="0" w:unhideWhenUsed="0"/>
-    <w:lsdException w:name="Normal (Web)" w:semiHidden="0" w:uiPriority="0" w:unhideWhenUsed="0" w:qFormat="1"/>
-    <w:lsdException w:name="HTML Acronym" w:semiHidden="0" w:uiPriority="0" w:unhideWhenUsed="0"/>
-    <w:lsdException w:name="HTML Address" w:semiHidden="0" w:uiPriority="0" w:unhideWhenUsed="0"/>
-    <w:lsdException w:name="HTML Cite" w:semiHidden="0" w:uiPriority="0" w:unhideWhenUsed="0"/>
-    <w:lsdException w:name="HTML Code" w:semiHidden="0" w:uiPriority="0" w:unhideWhenUsed="0"/>
-    <w:lsdException w:name="HTML Definition" w:semiHidden="0" w:uiPriority="0" w:unhideWhenUsed="0"/>
-    <w:lsdException w:name="HTML Keyboard" w:semiHidden="0" w:uiPriority="0" w:unhideWhenUsed="0"/>
-    <w:lsdException w:name="HTML Preformatted" w:semiHidden="0" w:uiPriority="0" w:unhideWhenUsed="0"/>
-    <w:lsdException w:name="HTML Sample" w:semiHidden="0" w:uiPriority="0" w:unhideWhenUsed="0"/>
-    <w:lsdException w:name="HTML Typewriter" w:semiHidden="0" w:uiPriority="0" w:unhideWhenUsed="0"/>
-    <w:lsdException w:name="HTML Variable" w:semiHidden="0" w:uiPriority="0" w:unhideWhenUsed="0"/>
-    <w:lsdException w:name="Normal Table" w:uiPriority="0" w:unhideWhenUsed="0" w:qFormat="1"/>
-    <w:lsdException w:name="annotation subject" w:semiHidden="0" w:uiPriority="0" w:unhideWhenUsed="0"/>
-    <w:lsdException w:name="Table Simple 1" w:semiHidden="0" w:uiPriority="0" w:unhideWhenUsed="0"/>
-    <w:lsdException w:name="Table Simple 2" w:semiHidden="0" w:uiPriority="0" w:unhideWhenUsed="0"/>
-    <w:lsdException w:name="Table Simple 3" w:semiHidden="0" w:uiPriority="0" w:unhideWhenUsed="0"/>
-    <w:lsdException w:name="Table Classic 1" w:semiHidden="0" w:uiPriority="0" w:unhideWhenUsed="0"/>
-    <w:lsdException w:name="Table Classic 2" w:semiHidden="0" w:uiPriority="0" w:unhideWhenUsed="0"/>
-    <w:lsdException w:name="Table Classic 3" w:semiHidden="0" w:uiPriority="0" w:unhideWhenUsed="0"/>
-    <w:lsdException w:name="Table Classic 4" w:semiHidden="0" w:uiPriority="0" w:unhideWhenUsed="0"/>
-    <w:lsdException w:name="Table Colorful 1" w:semiHidden="0" w:uiPriority="0" w:unhideWhenUsed="0"/>
-    <w:lsdException w:name="Table Colorful 2" w:semiHidden="0" w:uiPriority="0" w:unhideWhenUsed="0"/>
-    <w:lsdException w:name="Table Colorful 3" w:semiHidden="0" w:uiPriority="0" w:unhideWhenUsed="0"/>
-    <w:lsdException w:name="Table Columns 1" w:semiHidden="0" w:uiPriority="0" w:unhideWhenUsed="0"/>
-    <w:lsdException w:name="Table Columns 2" w:semiHidden="0" w:uiPriority="0" w:unhideWhenUsed="0"/>
-    <w:lsdException w:name="Table Columns 3" w:semiHidden="0" w:uiPriority="0" w:unhideWhenUsed="0"/>
-    <w:lsdException w:name="Table Columns 4" w:semiHidden="0" w:uiPriority="0" w:unhideWhenUsed="0"/>
-    <w:lsdException w:name="Table Columns 5" w:semiHidden="0" w:uiPriority="0" w:unhideWhenUsed="0"/>
-    <w:lsdException w:name="Table Grid 1" w:semiHidden="0" w:uiPriority="0" w:unhideWhenUsed="0"/>
-    <w:lsdException w:name="Table Grid 2" w:semiHidden="0" w:uiPriority="0" w:unhideWhenUsed="0"/>
-    <w:lsdException w:name="Table Grid 3" w:semiHidden="0" w:uiPriority="0" w:unhideWhenUsed="0"/>
-    <w:lsdException w:name="Table Grid 4" w:semiHidden="0" w:uiPriority="0" w:unhideWhenUsed="0"/>
-    <w:lsdException w:name="Table Grid 5" w:semiHidden="0" w:uiPriority="0" w:unhideWhenUsed="0"/>
-    <w:lsdException w:name="Table Grid 6" w:semiHidden="0" w:uiPriority="0" w:unhideWhenUsed="0"/>
-    <w:lsdException w:name="Table Grid 7" w:semiHidden="0" w:uiPriority="0" w:unhideWhenUsed="0"/>
-    <w:lsdException w:name="Table Grid 8" w:semiHidden="0" w:uiPriority="0" w:unhideWhenUsed="0"/>
-    <w:lsdException w:name="Table List 1" w:semiHidden="0" w:uiPriority="0" w:unhideWhenUsed="0"/>
-    <w:lsdException w:name="Table List 2" w:semiHidden="0" w:uiPriority="0" w:unhideWhenUsed="0"/>
-    <w:lsdException w:name="Table List 3" w:semiHidden="0" w:uiPriority="0" w:unhideWhenUsed="0"/>
-    <w:lsdException w:name="Table List 4" w:semiHidden="0" w:uiPriority="0" w:unhideWhenUsed="0"/>
-    <w:lsdException w:name="Table List 5" w:semiHidden="0" w:uiPriority="0" w:unhideWhenUsed="0"/>
-    <w:lsdException w:name="Table List 6" w:semiHidden="0" w:uiPriority="0" w:unhideWhenUsed="0"/>
-    <w:lsdException w:name="Table List 7" w:semiHidden="0" w:uiPriority="0" w:unhideWhenUsed="0"/>
-    <w:lsdException w:name="Table List 8" w:semiHidden="0" w:uiPriority="0" w:unhideWhenUsed="0"/>
-    <w:lsdException w:name="Table 3D effects 1" w:semiHidden="0" w:uiPriority="0" w:unhideWhenUsed="0"/>
-    <w:lsdException w:name="Table 3D effects 2" w:semiHidden="0" w:uiPriority="0" w:unhideWhenUsed="0"/>
-    <w:lsdException w:name="Table 3D effects 3" w:semiHidden="0" w:uiPriority="0" w:unhideWhenUsed="0"/>
-    <w:lsdException w:name="Table Contemporary" w:semiHidden="0" w:uiPriority="0" w:unhideWhenUsed="0"/>
-    <w:lsdException w:name="Table Elegant" w:semiHidden="0" w:uiPriority="0" w:unhideWhenUsed="0"/>
-    <w:lsdException w:name="Table Professional" w:semiHidden="0" w:uiPriority="0" w:unhideWhenUsed="0"/>
-    <w:lsdException w:name="Table Subtle 1" w:semiHidden="0" w:uiPriority="0" w:unhideWhenUsed="0"/>
-    <w:lsdException w:name="Table Subtle 2" w:semiHidden="0" w:uiPriority="0" w:unhideWhenUsed="0"/>
-    <w:lsdException w:name="Table Web 1" w:semiHidden="0" w:uiPriority="0" w:unhideWhenUsed="0"/>
-    <w:lsdException w:name="Table Web 2" w:semiHidden="0" w:uiPriority="0" w:unhideWhenUsed="0"/>
-    <w:lsdException w:name="Table Web 3" w:semiHidden="0" w:uiPriority="0" w:unhideWhenUsed="0"/>
-    <w:lsdException w:name="Balloon Text" w:semiHidden="0" w:uiPriority="0" w:unhideWhenUsed="0"/>
-    <w:lsdException w:name="Table Grid" w:semiHidden="0" w:uiPriority="0" w:unhideWhenUsed="0" w:qFormat="1"/>
-    <w:lsdException w:name="Table Theme" w:semiHidden="0" w:uiPriority="0" w:unhideWhenUsed="0"/>
-    <w:lsdException w:name="Light Shading" w:semiHidden="0" w:uiPriority="60" w:unhideWhenUsed="0"/>
-    <w:lsdException w:name="Light List" w:semiHidden="0" w:uiPriority="61" w:unhideWhenUsed="0"/>
-    <w:lsdException w:name="Light Grid" w:semiHidden="0" w:uiPriority="62" w:unhideWhenUsed="0"/>
-    <w:lsdException w:name="Medium Shading 1" w:semiHidden="0" w:uiPriority="63" w:unhideWhenUsed="0"/>
-    <w:lsdException w:name="Medium Shading 2" w:semiHidden="0" w:uiPriority="64" w:unhideWhenUsed="0"/>
-    <w:lsdException w:name="Medium List 1" w:semiHidden="0" w:uiPriority="65" w:unhideWhenUsed="0"/>
-    <w:lsdException w:name="Medium List 2" w:semiHidden="0" w:uiPriority="66" w:unhideWhenUsed="0"/>
-    <w:lsdException w:name="Medium Grid 1" w:semiHidden="0" w:uiPriority="67" w:unhideWhenUsed="0"/>
-    <w:lsdException w:name="Medium Grid 2" w:semiHidden="0" w:uiPriority="68" w:unhideWhenUsed="0"/>
-    <w:lsdException w:name="Medium Grid 3" w:semiHidden="0" w:uiPriority="69" w:unhideWhenUsed="0"/>
-    <w:lsdException w:name="Dark List" w:semiHidden="0" w:uiPriority="70" w:unhideWhenUsed="0"/>
-    <w:lsdException w:name="Colorful Shading" w:semiHidden="0" w:uiPriority="71" w:unhideWhenUsed="0"/>
-    <w:lsdException w:name="Colorful List" w:semiHidden="0" w:uiPriority="72" w:unhideWhenUsed="0"/>
-    <w:lsdException w:name="Colorful Grid" w:semiHidden="0" w:uiPriority="73" w:unhideWhenUsed="0"/>
-    <w:lsdException w:name="Light Shading Accent 1" w:semiHidden="0" w:uiPriority="60" w:unhideWhenUsed="0"/>
-    <w:lsdException w:name="Light List Accent 1" w:semiHidden="0" w:uiPriority="61" w:unhideWhenUsed="0"/>
-    <w:lsdException w:name="Light Grid Accent 1" w:semiHidden="0" w:uiPriority="62" w:unhideWhenUsed="0"/>
-    <w:lsdException w:name="Medium Shading 1 Accent 1" w:semiHidden="0" w:uiPriority="63" w:unhideWhenUsed="0"/>
-    <w:lsdException w:name="Medium Shading 2 Accent 1" w:semiHidden="0" w:uiPriority="64" w:unhideWhenUsed="0"/>
-    <w:lsdException w:name="Medium List 1 Accent 1" w:semiHidden="0" w:uiPriority="65" w:unhideWhenUsed="0"/>
-    <w:lsdException w:name="Medium List 2 Accent 1" w:semiHidden="0" w:uiPriority="66" w:unhideWhenUsed="0"/>
-    <w:lsdException w:name="Medium Grid 1 Accent 1" w:semiHidden="0" w:uiPriority="67" w:unhideWhenUsed="0"/>
-    <w:lsdException w:name="Medium Grid 2 Accent 1" w:semiHidden="0" w:uiPriority="68" w:unhideWhenUsed="0"/>
-    <w:lsdException w:name="Medium Grid 3 Accent 1" w:semiHidden="0" w:uiPriority="69" w:unhideWhenUsed="0"/>
-    <w:lsdException w:name="Dark List Accent 1" w:semiHidden="0" w:uiPriority="70" w:unhideWhenUsed="0"/>
-    <w:lsdException w:name="Colorful Shading Accent 1" w:semiHidden="0" w:uiPriority="71" w:unhideWhenUsed="0"/>
-    <w:lsdException w:name="Colorful List Accent 1" w:semiHidden="0" w:uiPriority="72" w:unhideWhenUsed="0"/>
-    <w:lsdException w:name="Colorful Grid Accent 1" w:semiHidden="0" w:uiPriority="73" w:unhideWhenUsed="0"/>
-    <w:lsdException w:name="Light Shading Accent 2" w:semiHidden="0" w:uiPriority="60" w:unhideWhenUsed="0"/>
-    <w:lsdException w:name="Light List Accent 2" w:semiHidden="0" w:uiPriority="61" w:unhideWhenUsed="0"/>
-    <w:lsdException w:name="Light Grid Accent 2" w:semiHidden="0" w:uiPriority="62" w:unhideWhenUsed="0"/>
-    <w:lsdException w:name="Medium Shading 1 Accent 2" w:semiHidden="0" w:uiPriority="63" w:unhideWhenUsed="0"/>
-    <w:lsdException w:name="Medium Shading 2 Accent 2" w:semiHidden="0" w:uiPriority="64" w:unhideWhenUsed="0"/>
-    <w:lsdException w:name="Medium List 1 Accent 2" w:semiHidden="0" w:uiPriority="65" w:unhideWhenUsed="0"/>
-    <w:lsdException w:name="Medium List 2 Accent 2" w:semiHidden="0" w:uiPriority="66" w:unhideWhenUsed="0"/>
-    <w:lsdException w:name="Medium Grid 1 Accent 2" w:semiHidden="0" w:uiPriority="67" w:unhideWhenUsed="0"/>
-    <w:lsdException w:name="Medium Grid 2 Accent 2" w:semiHidden="0" w:uiPriority="68" w:unhideWhenUsed="0"/>
-    <w:lsdException w:name="Medium Grid 3 Accent 2" w:semiHidden="0" w:uiPriority="69" w:unhideWhenUsed="0"/>
-    <w:lsdException w:name="Dark List Accent 2" w:semiHidden="0" w:uiPriority="70" w:unhideWhenUsed="0"/>
-    <w:lsdException w:name="Colorful Shading Accent 2" w:semiHidden="0" w:uiPriority="71" w:unhideWhenUsed="0"/>
-    <w:lsdException w:name="Colorful List Accent 2" w:semiHidden="0" w:uiPriority="72" w:unhideWhenUsed="0"/>
-    <w:lsdException w:name="Colorful Grid Accent 2" w:semiHidden="0" w:uiPriority="73" w:unhideWhenUsed="0"/>
-    <w:lsdException w:name="Light Shading Accent 3" w:semiHidden="0" w:uiPriority="60" w:unhideWhenUsed="0"/>
-    <w:lsdException w:name="Light List Accent 3" w:semiHidden="0" w:uiPriority="61" w:unhideWhenUsed="0"/>
-    <w:lsdException w:name="Light Grid Accent 3" w:semiHidden="0" w:uiPriority="62" w:unhideWhenUsed="0"/>
-    <w:lsdException w:name="Medium Shading 1 Accent 3" w:semiHidden="0" w:uiPriority="63" w:unhideWhenUsed="0"/>
-    <w:lsdException w:name="Medium Shading 2 Accent 3" w:semiHidden="0" w:uiPriority="64" w:unhideWhenUsed="0"/>
-    <w:lsdException w:name="Medium List 1 Accent 3" w:semiHidden="0" w:uiPriority="65" w:unhideWhenUsed="0"/>
-    <w:lsdException w:name="Medium List 2 Accent 3" w:semiHidden="0" w:uiPriority="66" w:unhideWhenUsed="0"/>
-    <w:lsdException w:name="Medium Grid 1 Accent 3" w:semiHidden="0" w:uiPriority="67" w:unhideWhenUsed="0"/>
-    <w:lsdException w:name="Medium Grid 2 Accent 3" w:semiHidden="0" w:uiPriority="68" w:unhideWhenUsed="0"/>
-    <w:lsdException w:name="Medium Grid 3 Accent 3" w:semiHidden="0" w:uiPriority="69" w:unhideWhenUsed="0"/>
-    <w:lsdException w:name="Dark List Accent 3" w:semiHidden="0" w:uiPriority="70" w:unhideWhenUsed="0"/>
-    <w:lsdException w:name="Colorful Shading Accent 3" w:semiHidden="0" w:uiPriority="71" w:unhideWhenUsed="0"/>
-    <w:lsdException w:name="Colorful List Accent 3" w:semiHidden="0" w:uiPriority="72" w:unhideWhenUsed="0"/>
-    <w:lsdException w:name="Colorful Grid Accent 3" w:semiHidden="0" w:uiPriority="73" w:unhideWhenUsed="0"/>
-    <w:lsdException w:name="Light Shading Accent 4" w:semiHidden="0" w:uiPriority="60" w:unhideWhenUsed="0"/>
-    <w:lsdException w:name="Light List Accent 4" w:semiHidden="0" w:uiPriority="61" w:unhideWhenUsed="0"/>
-    <w:lsdException w:name="Light Grid Accent 4" w:semiHidden="0" w:uiPriority="62" w:unhideWhenUsed="0"/>
-    <w:lsdException w:name="Medium Shading 1 Accent 4" w:semiHidden="0" w:uiPriority="63" w:unhideWhenUsed="0"/>
-    <w:lsdException w:name="Medium Shading 2 Accent 4" w:semiHidden="0" w:uiPriority="64" w:unhideWhenUsed="0"/>
-    <w:lsdException w:name="Medium List 1 Accent 4" w:semiHidden="0" w:uiPriority="65" w:unhideWhenUsed="0"/>
-    <w:lsdException w:name="Medium List 2 Accent 4" w:semiHidden="0" w:uiPriority="66" w:unhideWhenUsed="0"/>
-    <w:lsdException w:name="Medium Grid 1 Accent 4" w:semiHidden="0" w:uiPriority="67" w:unhideWhenUsed="0"/>
-    <w:lsdException w:name="Medium Grid 2 Accent 4" w:semiHidden="0" w:uiPriority="68" w:unhideWhenUsed="0"/>
-    <w:lsdException w:name="Medium Grid 3 Accent 4" w:semiHidden="0" w:uiPriority="69" w:unhideWhenUsed="0"/>
-    <w:lsdException w:name="Dark List Accent 4" w:semiHidden="0" w:uiPriority="70" w:unhideWhenUsed="0"/>
-    <w:lsdException w:name="Colorful Shading Accent 4" w:semiHidden="0" w:uiPriority="71" w:unhideWhenUsed="0"/>
-    <w:lsdException w:name="Colorful List Accent 4" w:semiHidden="0" w:uiPriority="72" w:unhideWhenUsed="0"/>
-    <w:lsdException w:name="Colorful Grid Accent 4" w:semiHidden="0" w:uiPriority="73" w:unhideWhenUsed="0"/>
-    <w:lsdException w:name="Light Shading Accent 5" w:semiHidden="0" w:uiPriority="60" w:unhideWhenUsed="0"/>
-    <w:lsdException w:name="Light List Accent 5" w:semiHidden="0" w:uiPriority="61" w:unhideWhenUsed="0"/>
-    <w:lsdException w:name="Light Grid Accent 5" w:semiHidden="0" w:uiPriority="62" w:unhideWhenUsed="0"/>
-    <w:lsdException w:name="Medium Shading 1 Accent 5" w:semiHidden="0" w:uiPriority="63" w:unhideWhenUsed="0"/>
-    <w:lsdException w:name="Medium Shading 2 Accent 5" w:semiHidden="0" w:uiPriority="64" w:unhideWhenUsed="0"/>
-    <w:lsdException w:name="Medium List 1 Accent 5" w:semiHidden="0" w:uiPriority="65" w:unhideWhenUsed="0"/>
-    <w:lsdException w:name="Medium List 2 Accent 5" w:semiHidden="0" w:uiPriority="66" w:unhideWhenUsed="0"/>
-    <w:lsdException w:name="Medium Grid 1 Accent 5" w:semiHidden="0" w:uiPriority="67" w:unhideWhenUsed="0"/>
-    <w:lsdException w:name="Medium Grid 2 Accent 5" w:semiHidden="0" w:uiPriority="68" w:unhideWhenUsed="0"/>
-    <w:lsdException w:name="Medium Grid 3 Accent 5" w:semiHidden="0" w:uiPriority="69" w:unhideWhenUsed="0"/>
-    <w:lsdException w:name="Dark List Accent 5" w:semiHidden="0" w:uiPriority="70" w:unhideWhenUsed="0"/>
-    <w:lsdException w:name="Colorful Shading Accent 5" w:semiHidden="0" w:uiPriority="71" w:unhideWhenUsed="0"/>
-    <w:lsdException w:name="Colorful List Accent 5" w:semiHidden="0" w:uiPriority="72" w:unhideWhenUsed="0"/>
-    <w:lsdException w:name="Colorful Grid Accent 5" w:semiHidden="0" w:uiPriority="73" w:unhideWhenUsed="0"/>
-    <w:lsdException w:name="Light Shading Accent 6" w:semiHidden="0" w:uiPriority="60" w:unhideWhenUsed="0"/>
-    <w:lsdException w:name="Light List Accent 6" w:semiHidden="0" w:uiPriority="61" w:unhideWhenUsed="0"/>
-    <w:lsdException w:name="Light Grid Accent 6" w:semiHidden="0" w:uiPriority="62" w:unhideWhenUsed="0"/>
-    <w:lsdException w:name="Medium Shading 1 Accent 6" w:semiHidden="0" w:uiPriority="63" w:unhideWhenUsed="0"/>
-    <w:lsdException w:name="Medium Shading 2 Accent 6" w:semiHidden="0" w:uiPriority="64" w:unhideWhenUsed="0"/>
-    <w:lsdException w:name="Medium List 1 Accent 6" w:semiHidden="0" w:uiPriority="65" w:unhideWhenUsed="0"/>
-    <w:lsdException w:name="Medium List 2 Accent 6" w:semiHidden="0" w:uiPriority="66" w:unhideWhenUsed="0"/>
-    <w:lsdException w:name="Medium Grid 1 Accent 6" w:semiHidden="0" w:uiPriority="67" w:unhideWhenUsed="0"/>
-    <w:lsdException w:name="Medium Grid 2 Accent 6" w:semiHidden="0" w:uiPriority="68" w:unhideWhenUsed="0"/>
-    <w:lsdException w:name="Medium Grid 3 Accent 6" w:semiHidden="0" w:uiPriority="69" w:unhideWhenUsed="0"/>
-    <w:lsdException w:name="Dark List Accent 6" w:semiHidden="0" w:uiPriority="70" w:unhideWhenUsed="0"/>
-    <w:lsdException w:name="Colorful Shading Accent 6" w:semiHidden="0" w:uiPriority="71" w:unhideWhenUsed="0"/>
-    <w:lsdException w:name="Colorful List Accent 6" w:semiHidden="0" w:uiPriority="72" w:unhideWhenUsed="0"/>
-    <w:lsdException w:name="Colorful Grid Accent 6" w:semiHidden="0" w:uiPriority="73" w:unhideWhenUsed="0"/>
+  <w:latentStyles w:count="260" w:defQFormat="0" w:defUnhideWhenUsed="1" w:defSemiHidden="1" w:defUIPriority="99" w:defLockedState="0">
+    <w:lsdException w:qFormat="1" w:unhideWhenUsed="0" w:uiPriority="0" w:semiHidden="0" w:name="Normal"/>
+    <w:lsdException w:qFormat="1" w:unhideWhenUsed="0" w:uiPriority="0" w:semiHidden="0" w:name="heading 1"/>
+    <w:lsdException w:qFormat="1" w:uiPriority="0" w:semiHidden="0" w:name="heading 2"/>
+    <w:lsdException w:qFormat="1" w:uiPriority="0" w:name="heading 3"/>
+    <w:lsdException w:qFormat="1" w:uiPriority="0" w:semiHidden="0" w:name="heading 4"/>
+    <w:lsdException w:qFormat="1" w:uiPriority="0" w:name="heading 5"/>
+    <w:lsdException w:qFormat="1" w:uiPriority="0" w:name="heading 6"/>
+    <w:lsdException w:qFormat="1" w:uiPriority="0" w:name="heading 7"/>
+    <w:lsdException w:qFormat="1" w:uiPriority="0" w:name="heading 8"/>
+    <w:lsdException w:qFormat="1" w:uiPriority="0" w:name="heading 9"/>
+    <w:lsdException w:unhideWhenUsed="0" w:uiPriority="0" w:semiHidden="0" w:name="index 1"/>
+    <w:lsdException w:unhideWhenUsed="0" w:uiPriority="0" w:semiHidden="0" w:name="index 2"/>
+    <w:lsdException w:unhideWhenUsed="0" w:uiPriority="0" w:semiHidden="0" w:name="index 3"/>
+    <w:lsdException w:unhideWhenUsed="0" w:uiPriority="0" w:semiHidden="0" w:name="index 4"/>
+    <w:lsdException w:unhideWhenUsed="0" w:uiPriority="0" w:semiHidden="0" w:name="index 5"/>
+    <w:lsdException w:unhideWhenUsed="0" w:uiPriority="0" w:semiHidden="0" w:name="index 6"/>
+    <w:lsdException w:unhideWhenUsed="0" w:uiPriority="0" w:semiHidden="0" w:name="index 7"/>
+    <w:lsdException w:unhideWhenUsed="0" w:uiPriority="0" w:semiHidden="0" w:name="index 8"/>
+    <w:lsdException w:unhideWhenUsed="0" w:uiPriority="0" w:semiHidden="0" w:name="index 9"/>
+    <w:lsdException w:qFormat="1" w:unhideWhenUsed="0" w:uiPriority="0" w:semiHidden="0" w:name="toc 1"/>
+    <w:lsdException w:qFormat="1" w:unhideWhenUsed="0" w:uiPriority="0" w:semiHidden="0" w:name="toc 2"/>
+    <w:lsdException w:qFormat="1" w:unhideWhenUsed="0" w:uiPriority="0" w:semiHidden="0" w:name="toc 3"/>
+    <w:lsdException w:unhideWhenUsed="0" w:uiPriority="0" w:semiHidden="0" w:name="toc 4"/>
+    <w:lsdException w:unhideWhenUsed="0" w:uiPriority="0" w:semiHidden="0" w:name="toc 5"/>
+    <w:lsdException w:unhideWhenUsed="0" w:uiPriority="0" w:semiHidden="0" w:name="toc 6"/>
+    <w:lsdException w:unhideWhenUsed="0" w:uiPriority="0" w:semiHidden="0" w:name="toc 7"/>
+    <w:lsdException w:unhideWhenUsed="0" w:uiPriority="0" w:semiHidden="0" w:name="toc 8"/>
+    <w:lsdException w:unhideWhenUsed="0" w:uiPriority="0" w:semiHidden="0" w:name="toc 9"/>
+    <w:lsdException w:unhideWhenUsed="0" w:uiPriority="0" w:semiHidden="0" w:name="Normal Indent"/>
+    <w:lsdException w:unhideWhenUsed="0" w:uiPriority="0" w:semiHidden="0" w:name="footnote text"/>
+    <w:lsdException w:qFormat="1" w:unhideWhenUsed="0" w:uiPriority="0" w:semiHidden="0" w:name="annotation text"/>
+    <w:lsdException w:qFormat="1" w:unhideWhenUsed="0" w:uiPriority="0" w:semiHidden="0" w:name="header"/>
+    <w:lsdException w:qFormat="1" w:unhideWhenUsed="0" w:uiPriority="0" w:semiHidden="0" w:name="footer"/>
+    <w:lsdException w:unhideWhenUsed="0" w:uiPriority="0" w:semiHidden="0" w:name="index heading"/>
+    <w:lsdException w:qFormat="1" w:uiPriority="0" w:name="caption"/>
+    <w:lsdException w:unhideWhenUsed="0" w:uiPriority="0" w:semiHidden="0" w:name="table of figures"/>
+    <w:lsdException w:unhideWhenUsed="0" w:uiPriority="0" w:semiHidden="0" w:name="envelope address"/>
+    <w:lsdException w:unhideWhenUsed="0" w:uiPriority="0" w:semiHidden="0" w:name="envelope return"/>
+    <w:lsdException w:unhideWhenUsed="0" w:uiPriority="0" w:semiHidden="0" w:name="footnote reference"/>
+    <w:lsdException w:unhideWhenUsed="0" w:uiPriority="0" w:semiHidden="0" w:name="annotation reference"/>
+    <w:lsdException w:unhideWhenUsed="0" w:uiPriority="0" w:semiHidden="0" w:name="line number"/>
+    <w:lsdException w:unhideWhenUsed="0" w:uiPriority="0" w:semiHidden="0" w:name="page number"/>
+    <w:lsdException w:unhideWhenUsed="0" w:uiPriority="0" w:semiHidden="0" w:name="endnote reference"/>
+    <w:lsdException w:unhideWhenUsed="0" w:uiPriority="0" w:semiHidden="0" w:name="endnote text"/>
+    <w:lsdException w:unhideWhenUsed="0" w:uiPriority="0" w:semiHidden="0" w:name="table of authorities"/>
+    <w:lsdException w:unhideWhenUsed="0" w:uiPriority="0" w:semiHidden="0" w:name="macro"/>
+    <w:lsdException w:unhideWhenUsed="0" w:uiPriority="0" w:semiHidden="0" w:name="toa heading"/>
+    <w:lsdException w:unhideWhenUsed="0" w:uiPriority="0" w:semiHidden="0" w:name="List"/>
+    <w:lsdException w:unhideWhenUsed="0" w:uiPriority="0" w:semiHidden="0" w:name="List Bullet"/>
+    <w:lsdException w:unhideWhenUsed="0" w:uiPriority="0" w:semiHidden="0" w:name="List Number"/>
+    <w:lsdException w:unhideWhenUsed="0" w:uiPriority="0" w:semiHidden="0" w:name="List 2"/>
+    <w:lsdException w:unhideWhenUsed="0" w:uiPriority="0" w:semiHidden="0" w:name="List 3"/>
+    <w:lsdException w:unhideWhenUsed="0" w:uiPriority="0" w:semiHidden="0" w:name="List 4"/>
+    <w:lsdException w:unhideWhenUsed="0" w:uiPriority="0" w:semiHidden="0" w:name="List 5"/>
+    <w:lsdException w:unhideWhenUsed="0" w:uiPriority="0" w:semiHidden="0" w:name="List Bullet 2"/>
+    <w:lsdException w:unhideWhenUsed="0" w:uiPriority="0" w:semiHidden="0" w:name="List Bullet 3"/>
+    <w:lsdException w:unhideWhenUsed="0" w:uiPriority="0" w:semiHidden="0" w:name="List Bullet 4"/>
+    <w:lsdException w:unhideWhenUsed="0" w:uiPriority="0" w:semiHidden="0" w:name="List Bullet 5"/>
+    <w:lsdException w:unhideWhenUsed="0" w:uiPriority="0" w:semiHidden="0" w:name="List Number 2"/>
+    <w:lsdException w:unhideWhenUsed="0" w:uiPriority="0" w:semiHidden="0" w:name="List Number 3"/>
+    <w:lsdException w:unhideWhenUsed="0" w:uiPriority="0" w:semiHidden="0" w:name="List Number 4"/>
+    <w:lsdException w:unhideWhenUsed="0" w:uiPriority="0" w:semiHidden="0" w:name="List Number 5"/>
+    <w:lsdException w:qFormat="1" w:unhideWhenUsed="0" w:uiPriority="0" w:semiHidden="0" w:name="Title"/>
+    <w:lsdException w:unhideWhenUsed="0" w:uiPriority="0" w:semiHidden="0" w:name="Closing"/>
+    <w:lsdException w:unhideWhenUsed="0" w:uiPriority="0" w:semiHidden="0" w:name="Signature"/>
+    <w:lsdException w:qFormat="1" w:unhideWhenUsed="0" w:uiPriority="0" w:name="Default Paragraph Font"/>
+    <w:lsdException w:qFormat="1" w:unhideWhenUsed="0" w:uiPriority="0" w:name="Body Text"/>
+    <w:lsdException w:unhideWhenUsed="0" w:uiPriority="0" w:semiHidden="0" w:name="Body Text Indent"/>
+    <w:lsdException w:unhideWhenUsed="0" w:uiPriority="0" w:semiHidden="0" w:name="List Continue"/>
+    <w:lsdException w:unhideWhenUsed="0" w:uiPriority="0" w:semiHidden="0" w:name="List Continue 2"/>
+    <w:lsdException w:unhideWhenUsed="0" w:uiPriority="0" w:semiHidden="0" w:name="List Continue 3"/>
+    <w:lsdException w:unhideWhenUsed="0" w:uiPriority="0" w:semiHidden="0" w:name="List Continue 4"/>
+    <w:lsdException w:unhideWhenUsed="0" w:uiPriority="0" w:semiHidden="0" w:name="List Continue 5"/>
+    <w:lsdException w:unhideWhenUsed="0" w:uiPriority="0" w:semiHidden="0" w:name="Message Header"/>
+    <w:lsdException w:qFormat="1" w:unhideWhenUsed="0" w:uiPriority="0" w:semiHidden="0" w:name="Subtitle"/>
+    <w:lsdException w:unhideWhenUsed="0" w:uiPriority="0" w:semiHidden="0" w:name="Salutation"/>
+    <w:lsdException w:unhideWhenUsed="0" w:uiPriority="0" w:semiHidden="0" w:name="Date"/>
+    <w:lsdException w:unhideWhenUsed="0" w:uiPriority="0" w:semiHidden="0" w:name="Body Text First Indent"/>
+    <w:lsdException w:unhideWhenUsed="0" w:uiPriority="0" w:semiHidden="0" w:name="Body Text First Indent 2"/>
+    <w:lsdException w:uiPriority="99" w:name="Note Heading"/>
+    <w:lsdException w:unhideWhenUsed="0" w:uiPriority="0" w:semiHidden="0" w:name="Body Text 2"/>
+    <w:lsdException w:unhideWhenUsed="0" w:uiPriority="0" w:semiHidden="0" w:name="Body Text 3"/>
+    <w:lsdException w:unhideWhenUsed="0" w:uiPriority="0" w:semiHidden="0" w:name="Body Text Indent 2"/>
+    <w:lsdException w:unhideWhenUsed="0" w:uiPriority="0" w:semiHidden="0" w:name="Body Text Indent 3"/>
+    <w:lsdException w:unhideWhenUsed="0" w:uiPriority="0" w:semiHidden="0" w:name="Block Text"/>
+    <w:lsdException w:unhideWhenUsed="0" w:uiPriority="0" w:semiHidden="0" w:name="Hyperlink"/>
+    <w:lsdException w:unhideWhenUsed="0" w:uiPriority="0" w:semiHidden="0" w:name="FollowedHyperlink"/>
+    <w:lsdException w:qFormat="1" w:unhideWhenUsed="0" w:uiPriority="0" w:semiHidden="0" w:name="Strong"/>
+    <w:lsdException w:qFormat="1" w:unhideWhenUsed="0" w:uiPriority="0" w:semiHidden="0" w:name="Emphasis"/>
+    <w:lsdException w:unhideWhenUsed="0" w:uiPriority="0" w:semiHidden="0" w:name="Document Map"/>
+    <w:lsdException w:unhideWhenUsed="0" w:uiPriority="0" w:semiHidden="0" w:name="Plain Text"/>
+    <w:lsdException w:unhideWhenUsed="0" w:uiPriority="0" w:semiHidden="0" w:name="E-mail Signature"/>
+    <w:lsdException w:qFormat="1" w:unhideWhenUsed="0" w:uiPriority="0" w:semiHidden="0" w:name="Normal (Web)"/>
+    <w:lsdException w:unhideWhenUsed="0" w:uiPriority="0" w:semiHidden="0" w:name="HTML Acronym"/>
+    <w:lsdException w:unhideWhenUsed="0" w:uiPriority="0" w:semiHidden="0" w:name="HTML Address"/>
+    <w:lsdException w:unhideWhenUsed="0" w:uiPriority="0" w:semiHidden="0" w:name="HTML Cite"/>
+    <w:lsdException w:unhideWhenUsed="0" w:uiPriority="0" w:semiHidden="0" w:name="HTML Code"/>
+    <w:lsdException w:unhideWhenUsed="0" w:uiPriority="0" w:semiHidden="0" w:name="HTML Definition"/>
+    <w:lsdException w:unhideWhenUsed="0" w:uiPriority="0" w:semiHidden="0" w:name="HTML Keyboard"/>
+    <w:lsdException w:unhideWhenUsed="0" w:uiPriority="0" w:semiHidden="0" w:name="HTML Preformatted"/>
+    <w:lsdException w:unhideWhenUsed="0" w:uiPriority="0" w:semiHidden="0" w:name="HTML Sample"/>
+    <w:lsdException w:unhideWhenUsed="0" w:uiPriority="0" w:semiHidden="0" w:name="HTML Typewriter"/>
+    <w:lsdException w:unhideWhenUsed="0" w:uiPriority="0" w:semiHidden="0" w:name="HTML Variable"/>
+    <w:lsdException w:qFormat="1" w:unhideWhenUsed="0" w:uiPriority="0" w:name="Normal Table"/>
+    <w:lsdException w:unhideWhenUsed="0" w:uiPriority="0" w:semiHidden="0" w:name="annotation subject"/>
+    <w:lsdException w:unhideWhenUsed="0" w:uiPriority="0" w:semiHidden="0" w:name="Table Simple 1"/>
+    <w:lsdException w:unhideWhenUsed="0" w:uiPriority="0" w:semiHidden="0" w:name="Table Simple 2"/>
+    <w:lsdException w:unhideWhenUsed="0" w:uiPriority="0" w:semiHidden="0" w:name="Table Simple 3"/>
+    <w:lsdException w:unhideWhenUsed="0" w:uiPriority="0" w:semiHidden="0" w:name="Table Classic 1"/>
+    <w:lsdException w:unhideWhenUsed="0" w:uiPriority="0" w:semiHidden="0" w:name="Table Classic 2"/>
+    <w:lsdException w:unhideWhenUsed="0" w:uiPriority="0" w:semiHidden="0" w:name="Table Classic 3"/>
+    <w:lsdException w:unhideWhenUsed="0" w:uiPriority="0" w:semiHidden="0" w:name="Table Classic 4"/>
+    <w:lsdException w:unhideWhenUsed="0" w:uiPriority="0" w:semiHidden="0" w:name="Table Colorful 1"/>
+    <w:lsdException w:unhideWhenUsed="0" w:uiPriority="0" w:semiHidden="0" w:name="Table Colorful 2"/>
+    <w:lsdException w:unhideWhenUsed="0" w:uiPriority="0" w:semiHidden="0" w:name="Table Colorful 3"/>
+    <w:lsdException w:unhideWhenUsed="0" w:uiPriority="0" w:semiHidden="0" w:name="Table Columns 1"/>
+    <w:lsdException w:unhideWhenUsed="0" w:uiPriority="0" w:semiHidden="0" w:name="Table Columns 2"/>
+    <w:lsdException w:unhideWhenUsed="0" w:uiPriority="0" w:semiHidden="0" w:name="Table Columns 3"/>
+    <w:lsdException w:unhideWhenUsed="0" w:uiPriority="0" w:semiHidden="0" w:name="Table Columns 4"/>
+    <w:lsdException w:unhideWhenUsed="0" w:uiPriority="0" w:semiHidden="0" w:name="Table Columns 5"/>
+    <w:lsdException w:unhideWhenUsed="0" w:uiPriority="0" w:semiHidden="0" w:name="Table Grid 1"/>
+    <w:lsdException w:unhideWhenUsed="0" w:uiPriority="0" w:semiHidden="0" w:name="Table Grid 2"/>
+    <w:lsdException w:unhideWhenUsed="0" w:uiPriority="0" w:semiHidden="0" w:name="Table Grid 3"/>
+    <w:lsdException w:unhideWhenUsed="0" w:uiPriority="0" w:semiHidden="0" w:name="Table Grid 4"/>
+    <w:lsdException w:unhideWhenUsed="0" w:uiPriority="0" w:semiHidden="0" w:name="Table Grid 5"/>
+    <w:lsdException w:unhideWhenUsed="0" w:uiPriority="0" w:semiHidden="0" w:name="Table Grid 6"/>
+    <w:lsdException w:unhideWhenUsed="0" w:uiPriority="0" w:semiHidden="0" w:name="Table Grid 7"/>
+    <w:lsdException w:unhideWhenUsed="0" w:uiPriority="0" w:semiHidden="0" w:name="Table Grid 8"/>
+    <w:lsdException w:unhideWhenUsed="0" w:uiPriority="0" w:semiHidden="0" w:name="Table List 1"/>
+    <w:lsdException w:unhideWhenUsed="0" w:uiPriority="0" w:semiHidden="0" w:name="Table List 2"/>
+    <w:lsdException w:unhideWhenUsed="0" w:uiPriority="0" w:semiHidden="0" w:name="Table List 3"/>
+    <w:lsdException w:unhideWhenUsed="0" w:uiPriority="0" w:semiHidden="0" w:name="Table List 4"/>
+    <w:lsdException w:unhideWhenUsed="0" w:uiPriority="0" w:semiHidden="0" w:name="Table List 5"/>
+    <w:lsdException w:unhideWhenUsed="0" w:uiPriority="0" w:semiHidden="0" w:name="Table List 6"/>
+    <w:lsdException w:unhideWhenUsed="0" w:uiPriority="0" w:semiHidden="0" w:name="Table List 7"/>
+    <w:lsdException w:unhideWhenUsed="0" w:uiPriority="0" w:semiHidden="0" w:name="Table List 8"/>
+    <w:lsdException w:unhideWhenUsed="0" w:uiPriority="0" w:semiHidden="0" w:name="Table 3D effects 1"/>
+    <w:lsdException w:unhideWhenUsed="0" w:uiPriority="0" w:semiHidden="0" w:name="Table 3D effects 2"/>
+    <w:lsdException w:unhideWhenUsed="0" w:uiPriority="0" w:semiHidden="0" w:name="Table 3D effects 3"/>
+    <w:lsdException w:unhideWhenUsed="0" w:uiPriority="0" w:semiHidden="0" w:name="Table Contemporary"/>
+    <w:lsdException w:unhideWhenUsed="0" w:uiPriority="0" w:semiHidden="0" w:name="Table Elegant"/>
+    <w:lsdException w:unhideWhenUsed="0" w:uiPriority="0" w:semiHidden="0" w:name="Table Professional"/>
+    <w:lsdException w:unhideWhenUsed="0" w:uiPriority="0" w:semiHidden="0" w:name="Table Subtle 1"/>
+    <w:lsdException w:unhideWhenUsed="0" w:uiPriority="0" w:semiHidden="0" w:name="Table Subtle 2"/>
+    <w:lsdException w:unhideWhenUsed="0" w:uiPriority="0" w:semiHidden="0" w:name="Table Web 1"/>
+    <w:lsdException w:unhideWhenUsed="0" w:uiPriority="0" w:semiHidden="0" w:name="Table Web 2"/>
+    <w:lsdException w:unhideWhenUsed="0" w:uiPriority="0" w:semiHidden="0" w:name="Table Web 3"/>
+    <w:lsdException w:unhideWhenUsed="0" w:uiPriority="0" w:semiHidden="0" w:name="Balloon Text"/>
+    <w:lsdException w:qFormat="1" w:unhideWhenUsed="0" w:uiPriority="0" w:semiHidden="0" w:name="Table Grid"/>
+    <w:lsdException w:unhideWhenUsed="0" w:uiPriority="0" w:semiHidden="0" w:name="Table Theme"/>
+    <w:lsdException w:unhideWhenUsed="0" w:uiPriority="60" w:semiHidden="0" w:name="Light Shading"/>
+    <w:lsdException w:unhideWhenUsed="0" w:uiPriority="61" w:semiHidden="0" w:name="Light List"/>
+    <w:lsdException w:unhideWhenUsed="0" w:uiPriority="62" w:semiHidden="0" w:name="Light Grid"/>
+    <w:lsdException w:unhideWhenUsed="0" w:uiPriority="63" w:semiHidden="0" w:name="Medium Shading 1"/>
+    <w:lsdException w:unhideWhenUsed="0" w:uiPriority="64" w:semiHidden="0" w:name="Medium Shading 2"/>
+    <w:lsdException w:unhideWhenUsed="0" w:uiPriority="65" w:semiHidden="0" w:name="Medium List 1"/>
+    <w:lsdException w:unhideWhenUsed="0" w:uiPriority="66" w:semiHidden="0" w:name="Medium List 2"/>
+    <w:lsdException w:unhideWhenUsed="0" w:uiPriority="67" w:semiHidden="0" w:name="Medium Grid 1"/>
+    <w:lsdException w:unhideWhenUsed="0" w:uiPriority="68" w:semiHidden="0" w:name="Medium Grid 2"/>
+    <w:lsdException w:unhideWhenUsed="0" w:uiPriority="69" w:semiHidden="0" w:name="Medium Grid 3"/>
+    <w:lsdException w:unhideWhenUsed="0" w:uiPriority="70" w:semiHidden="0" w:name="Dark List"/>
+    <w:lsdException w:unhideWhenUsed="0" w:uiPriority="71" w:semiHidden="0" w:name="Colorful Shading"/>
+    <w:lsdException w:unhideWhenUsed="0" w:uiPriority="72" w:semiHidden="0" w:name="Colorful List"/>
+    <w:lsdException w:unhideWhenUsed="0" w:uiPriority="73" w:semiHidden="0" w:name="Colorful Grid"/>
+    <w:lsdException w:unhideWhenUsed="0" w:uiPriority="60" w:semiHidden="0" w:name="Light Shading Accent 1"/>
+    <w:lsdException w:unhideWhenUsed="0" w:uiPriority="61" w:semiHidden="0" w:name="Light List Accent 1"/>
+    <w:lsdException w:unhideWhenUsed="0" w:uiPriority="62" w:semiHidden="0" w:name="Light Grid Accent 1"/>
+    <w:lsdException w:unhideWhenUsed="0" w:uiPriority="63" w:semiHidden="0" w:name="Medium Shading 1 Accent 1"/>
+    <w:lsdException w:unhideWhenUsed="0" w:uiPriority="64" w:semiHidden="0" w:name="Medium Shading 2 Accent 1"/>
+    <w:lsdException w:unhideWhenUsed="0" w:uiPriority="65" w:semiHidden="0" w:name="Medium List 1 Accent 1"/>
+    <w:lsdException w:unhideWhenUsed="0" w:uiPriority="66" w:semiHidden="0" w:name="Medium List 2 Accent 1"/>
+    <w:lsdException w:unhideWhenUsed="0" w:uiPriority="67" w:semiHidden="0" w:name="Medium Grid 1 Accent 1"/>
+    <w:lsdException w:unhideWhenUsed="0" w:uiPriority="68" w:semiHidden="0" w:name="Medium Grid 2 Accent 1"/>
+    <w:lsdException w:unhideWhenUsed="0" w:uiPriority="69" w:semiHidden="0" w:name="Medium Grid 3 Accent 1"/>
+    <w:lsdException w:unhideWhenUsed="0" w:uiPriority="70" w:semiHidden="0" w:name="Dark List Accent 1"/>
+    <w:lsdException w:unhideWhenUsed="0" w:uiPriority="71" w:semiHidden="0" w:name="Colorful Shading Accent 1"/>
+    <w:lsdException w:unhideWhenUsed="0" w:uiPriority="72" w:semiHidden="0" w:name="Colorful List Accent 1"/>
+    <w:lsdException w:unhideWhenUsed="0" w:uiPriority="73" w:semiHidden="0" w:name="Colorful Grid Accent 1"/>
+    <w:lsdException w:unhideWhenUsed="0" w:uiPriority="60" w:semiHidden="0" w:name="Light Shading Accent 2"/>
+    <w:lsdException w:unhideWhenUsed="0" w:uiPriority="61" w:semiHidden="0" w:name="Light List Accent 2"/>
+    <w:lsdException w:unhideWhenUsed="0" w:uiPriority="62" w:semiHidden="0" w:name="Light Grid Accent 2"/>
+    <w:lsdException w:unhideWhenUsed="0" w:uiPriority="63" w:semiHidden="0" w:name="Medium Shading 1 Accent 2"/>
+    <w:lsdException w:unhideWhenUsed="0" w:uiPriority="64" w:semiHidden="0" w:name="Medium Shading 2 Accent 2"/>
+    <w:lsdException w:unhideWhenUsed="0" w:uiPriority="65" w:semiHidden="0" w:name="Medium List 1 Accent 2"/>
+    <w:lsdException w:unhideWhenUsed="0" w:uiPriority="66" w:semiHidden="0" w:name="Medium List 2 Accent 2"/>
+    <w:lsdException w:unhideWhenUsed="0" w:uiPriority="67" w:semiHidden="0" w:name="Medium Grid 1 Accent 2"/>
+    <w:lsdException w:unhideWhenUsed="0" w:uiPriority="68" w:semiHidden="0" w:name="Medium Grid 2 Accent 2"/>
+    <w:lsdException w:unhideWhenUsed="0" w:uiPriority="69" w:semiHidden="0" w:name="Medium Grid 3 Accent 2"/>
+    <w:lsdException w:unhideWhenUsed="0" w:uiPriority="70" w:semiHidden="0" w:name="Dark List Accent 2"/>
+    <w:lsdException w:unhideWhenUsed="0" w:uiPriority="71" w:semiHidden="0" w:name="Colorful Shading Accent 2"/>
+    <w:lsdException w:unhideWhenUsed="0" w:uiPriority="72" w:semiHidden="0" w:name="Colorful List Accent 2"/>
+    <w:lsdException w:unhideWhenUsed="0" w:uiPriority="73" w:semiHidden="0" w:name="Colorful Grid Accent 2"/>
+    <w:lsdException w:unhideWhenUsed="0" w:uiPriority="60" w:semiHidden="0" w:name="Light Shading Accent 3"/>
+    <w:lsdException w:unhideWhenUsed="0" w:uiPriority="61" w:semiHidden="0" w:name="Light List Accent 3"/>
+    <w:lsdException w:unhideWhenUsed="0" w:uiPriority="62" w:semiHidden="0" w:name="Light Grid Accent 3"/>
+    <w:lsdException w:unhideWhenUsed="0" w:uiPriority="63" w:semiHidden="0" w:name="Medium Shading 1 Accent 3"/>
+    <w:lsdException w:unhideWhenUsed="0" w:uiPriority="64" w:semiHidden="0" w:name="Medium Shading 2 Accent 3"/>
+    <w:lsdException w:unhideWhenUsed="0" w:uiPriority="65" w:semiHidden="0" w:name="Medium List 1 Accent 3"/>
+    <w:lsdException w:unhideWhenUsed="0" w:uiPriority="66" w:semiHidden="0" w:name="Medium List 2 Accent 3"/>
+    <w:lsdException w:unhideWhenUsed="0" w:uiPriority="67" w:semiHidden="0" w:name="Medium Grid 1 Accent 3"/>
+    <w:lsdException w:unhideWhenUsed="0" w:uiPriority="68" w:semiHidden="0" w:name="Medium Grid 2 Accent 3"/>
+    <w:lsdException w:unhideWhenUsed="0" w:uiPriority="69" w:semiHidden="0" w:name="Medium Grid 3 Accent 3"/>
+    <w:lsdException w:unhideWhenUsed="0" w:uiPriority="70" w:semiHidden="0" w:name="Dark List Accent 3"/>
+    <w:lsdException w:unhideWhenUsed="0" w:uiPriority="71" w:semiHidden="0" w:name="Colorful Shading Accent 3"/>
+    <w:lsdException w:unhideWhenUsed="0" w:uiPriority="72" w:semiHidden="0" w:name="Colorful List Accent 3"/>
+    <w:lsdException w:unhideWhenUsed="0" w:uiPriority="73" w:semiHidden="0" w:name="Colorful Grid Accent 3"/>
+    <w:lsdException w:unhideWhenUsed="0" w:uiPriority="60" w:semiHidden="0" w:name="Light Shading Accent 4"/>
+    <w:lsdException w:unhideWhenUsed="0" w:uiPriority="61" w:semiHidden="0" w:name="Light List Accent 4"/>
+    <w:lsdException w:unhideWhenUsed="0" w:uiPriority="62" w:semiHidden="0" w:name="Light Grid Accent 4"/>
+    <w:lsdException w:unhideWhenUsed="0" w:uiPriority="63" w:semiHidden="0" w:name="Medium Shading 1 Accent 4"/>
+    <w:lsdException w:unhideWhenUsed="0" w:uiPriority="64" w:semiHidden="0" w:name="Medium Shading 2 Accent 4"/>
+    <w:lsdException w:unhideWhenUsed="0" w:uiPriority="65" w:semiHidden="0" w:name="Medium List 1 Accent 4"/>
+    <w:lsdException w:unhideWhenUsed="0" w:uiPriority="66" w:semiHidden="0" w:name="Medium List 2 Accent 4"/>
+    <w:lsdException w:unhideWhenUsed="0" w:uiPriority="67" w:semiHidden="0" w:name="Medium Grid 1 Accent 4"/>
+    <w:lsdException w:unhideWhenUsed="0" w:uiPriority="68" w:semiHidden="0" w:name="Medium Grid 2 Accent 4"/>
+    <w:lsdException w:unhideWhenUsed="0" w:uiPriority="69" w:semiHidden="0" w:name="Medium Grid 3 Accent 4"/>
+    <w:lsdException w:unhideWhenUsed="0" w:uiPriority="70" w:semiHidden="0" w:name="Dark List Accent 4"/>
+    <w:lsdException w:unhideWhenUsed="0" w:uiPriority="71" w:semiHidden="0" w:name="Colorful Shading Accent 4"/>
+    <w:lsdException w:unhideWhenUsed="0" w:uiPriority="72" w:semiHidden="0" w:name="Colorful List Accent 4"/>
+    <w:lsdException w:unhideWhenUsed="0" w:uiPriority="73" w:semiHidden="0" w:name="Colorful Grid Accent 4"/>
+    <w:lsdException w:unhideWhenUsed="0" w:uiPriority="60" w:semiHidden="0" w:name="Light Shading Accent 5"/>
+    <w:lsdException w:unhideWhenUsed="0" w:uiPriority="61" w:semiHidden="0" w:name="Light List Accent 5"/>
+    <w:lsdException w:unhideWhenUsed="0" w:uiPriority="62" w:semiHidden="0" w:name="Light Grid Accent 5"/>
+    <w:lsdException w:unhideWhenUsed="0" w:uiPriority="63" w:semiHidden="0" w:name="Medium Shading 1 Accent 5"/>
+    <w:lsdException w:unhideWhenUsed="0" w:uiPriority="64" w:semiHidden="0" w:name="Medium Shading 2 Accent 5"/>
+    <w:lsdException w:unhideWhenUsed="0" w:uiPriority="65" w:semiHidden="0" w:name="Medium List 1 Accent 5"/>
+    <w:lsdException w:unhideWhenUsed="0" w:uiPriority="66" w:semiHidden="0" w:name="Medium List 2 Accent 5"/>
+    <w:lsdException w:unhideWhenUsed="0" w:uiPriority="67" w:semiHidden="0" w:name="Medium Grid 1 Accent 5"/>
+    <w:lsdException w:unhideWhenUsed="0" w:uiPriority="68" w:semiHidden="0" w:name="Medium Grid 2 Accent 5"/>
+    <w:lsdException w:unhideWhenUsed="0" w:uiPriority="69" w:semiHidden="0" w:name="Medium Grid 3 Accent 5"/>
+    <w:lsdException w:unhideWhenUsed="0" w:uiPriority="70" w:semiHidden="0" w:name="Dark List Accent 5"/>
+    <w:lsdException w:unhideWhenUsed="0" w:uiPriority="71" w:semiHidden="0" w:name="Colorful Shading Accent 5"/>
+    <w:lsdException w:unhideWhenUsed="0" w:uiPriority="72" w:semiHidden="0" w:name="Colorful List Accent 5"/>
+    <w:lsdException w:unhideWhenUsed="0" w:uiPriority="73" w:semiHidden="0" w:name="Colorful Grid Accent 5"/>
+    <w:lsdException w:unhideWhenUsed="0" w:uiPriority="60" w:semiHidden="0" w:name="Light Shading Accent 6"/>
+    <w:lsdException w:unhideWhenUsed="0" w:uiPriority="61" w:semiHidden="0" w:name="Light List Accent 6"/>
+    <w:lsdException w:unhideWhenUsed="0" w:uiPriority="62" w:semiHidden="0" w:name="Light Grid Accent 6"/>
+    <w:lsdException w:unhideWhenUsed="0" w:uiPriority="63" w:semiHidden="0" w:name="Medium Shading 1 Accent 6"/>
+    <w:lsdException w:unhideWhenUsed="0" w:uiPriority="64" w:semiHidden="0" w:name="Medium Shading 2 Accent 6"/>
+    <w:lsdException w:unhideWhenUsed="0" w:uiPriority="65" w:semiHidden="0" w:name="Medium List 1 Accent 6"/>
+    <w:lsdException w:unhideWhenUsed="0" w:uiPriority="66" w:semiHidden="0" w:name="Medium List 2 Accent 6"/>
+    <w:lsdException w:unhideWhenUsed="0" w:uiPriority="67" w:semiHidden="0" w:name="Medium Grid 1 Accent 6"/>
+    <w:lsdException w:unhideWhenUsed="0" w:uiPriority="68" w:semiHidden="0" w:name="Medium Grid 2 Accent 6"/>
+    <w:lsdException w:unhideWhenUsed="0" w:uiPriority="69" w:semiHidden="0" w:name="Medium Grid 3 Accent 6"/>
+    <w:lsdException w:unhideWhenUsed="0" w:uiPriority="70" w:semiHidden="0" w:name="Dark List Accent 6"/>
+    <w:lsdException w:unhideWhenUsed="0" w:uiPriority="71" w:semiHidden="0" w:name="Colorful Shading Accent 6"/>
+    <w:lsdException w:unhideWhenUsed="0" w:uiPriority="72" w:semiHidden="0" w:name="Colorful List Accent 6"/>
+    <w:lsdException w:unhideWhenUsed="0" w:uiPriority="73" w:semiHidden="0" w:name="Colorful Grid Accent 6"/>
   </w:latentStyles>
-  <w:style w:type="paragraph" w:default="1" w:styleId="Normal">
+  <w:style w:type="paragraph" w:default="1" w:styleId="1">
     <w:name w:val="Normal"/>
     <w:qFormat/>
+    <w:uiPriority w:val="0"/>
     <w:pPr>
       <w:kinsoku w:val="0"/>
       <w:autoSpaceDE w:val="0"/>
@@ -6472,7 +6566,7 @@
       <w:textAlignment w:val="baseline"/>
     </w:pPr>
     <w:rPr>
-      <w:rFonts w:ascii="Arial" w:eastAsia="宋体" w:hAnsi="Arial" w:cs="Arial"/>
+      <w:rFonts w:ascii="Arial" w:hAnsi="Arial" w:eastAsia="宋体" w:cs="Arial"/>
       <w:snapToGrid w:val="0"/>
       <w:color w:val="000000"/>
       <w:kern w:val="0"/>
@@ -6481,11 +6575,12 @@
       <w:lang w:val="en-US" w:eastAsia="en-US" w:bidi="ar-SA"/>
     </w:rPr>
   </w:style>
-  <w:style w:type="paragraph" w:styleId="Heading1">
+  <w:style w:type="paragraph" w:styleId="2">
     <w:name w:val="heading 1"/>
-    <w:basedOn w:val="Normal"/>
-    <w:next w:val="Normal"/>
+    <w:basedOn w:val="1"/>
+    <w:next w:val="1"/>
     <w:qFormat/>
+    <w:uiPriority w:val="0"/>
     <w:pPr>
       <w:keepNext/>
       <w:keepLines/>
@@ -6503,12 +6598,13 @@
       <w:sz w:val="44"/>
     </w:rPr>
   </w:style>
-  <w:style w:type="paragraph" w:styleId="Heading2">
+  <w:style w:type="paragraph" w:styleId="3">
     <w:name w:val="heading 2"/>
-    <w:basedOn w:val="Normal"/>
-    <w:next w:val="Normal"/>
+    <w:basedOn w:val="1"/>
+    <w:next w:val="1"/>
     <w:unhideWhenUsed/>
     <w:qFormat/>
+    <w:uiPriority w:val="0"/>
     <w:pPr>
       <w:keepNext/>
       <w:keepLines/>
@@ -6521,18 +6617,19 @@
       <w:outlineLvl w:val="1"/>
     </w:pPr>
     <w:rPr>
-      <w:rFonts w:ascii="Arial" w:eastAsia="黑体" w:hAnsi="Arial"/>
+      <w:rFonts w:ascii="Arial" w:hAnsi="Arial" w:eastAsia="黑体"/>
       <w:b/>
       <w:sz w:val="32"/>
     </w:rPr>
   </w:style>
-  <w:style w:type="paragraph" w:styleId="Heading3">
+  <w:style w:type="paragraph" w:styleId="4">
     <w:name w:val="heading 3"/>
-    <w:basedOn w:val="Normal"/>
-    <w:next w:val="Normal"/>
+    <w:basedOn w:val="1"/>
+    <w:next w:val="1"/>
     <w:semiHidden/>
     <w:unhideWhenUsed/>
     <w:qFormat/>
+    <w:uiPriority w:val="0"/>
     <w:pPr>
       <w:keepNext/>
       <w:keepLines/>
@@ -6549,12 +6646,13 @@
       <w:sz w:val="32"/>
     </w:rPr>
   </w:style>
-  <w:style w:type="paragraph" w:styleId="Heading4">
+  <w:style w:type="paragraph" w:styleId="5">
     <w:name w:val="heading 4"/>
-    <w:basedOn w:val="Normal"/>
-    <w:next w:val="Normal"/>
+    <w:basedOn w:val="1"/>
+    <w:next w:val="1"/>
     <w:unhideWhenUsed/>
     <w:qFormat/>
+    <w:uiPriority w:val="0"/>
     <w:pPr>
       <w:keepNext/>
       <w:keepLines/>
@@ -6567,18 +6665,19 @@
       <w:outlineLvl w:val="3"/>
     </w:pPr>
     <w:rPr>
-      <w:rFonts w:ascii="Arial" w:eastAsia="黑体" w:hAnsi="Arial"/>
+      <w:rFonts w:ascii="Arial" w:hAnsi="Arial" w:eastAsia="黑体"/>
       <w:b/>
       <w:sz w:val="28"/>
     </w:rPr>
   </w:style>
-  <w:style w:type="paragraph" w:styleId="Heading5">
+  <w:style w:type="paragraph" w:styleId="6">
     <w:name w:val="heading 5"/>
-    <w:basedOn w:val="Normal"/>
-    <w:next w:val="Normal"/>
+    <w:basedOn w:val="1"/>
+    <w:next w:val="1"/>
     <w:semiHidden/>
     <w:unhideWhenUsed/>
     <w:qFormat/>
+    <w:uiPriority w:val="0"/>
     <w:pPr>
       <w:keepNext/>
       <w:keepLines/>
@@ -6595,13 +6694,14 @@
       <w:sz w:val="28"/>
     </w:rPr>
   </w:style>
-  <w:style w:type="paragraph" w:styleId="Heading6">
+  <w:style w:type="paragraph" w:styleId="7">
     <w:name w:val="heading 6"/>
-    <w:basedOn w:val="Normal"/>
-    <w:next w:val="Normal"/>
+    <w:basedOn w:val="1"/>
+    <w:next w:val="1"/>
     <w:semiHidden/>
     <w:unhideWhenUsed/>
     <w:qFormat/>
+    <w:uiPriority w:val="0"/>
     <w:pPr>
       <w:keepNext/>
       <w:keepLines/>
@@ -6614,18 +6714,19 @@
       <w:outlineLvl w:val="5"/>
     </w:pPr>
     <w:rPr>
-      <w:rFonts w:ascii="Arial" w:eastAsia="黑体" w:hAnsi="Arial"/>
+      <w:rFonts w:ascii="Arial" w:hAnsi="Arial" w:eastAsia="黑体"/>
       <w:b/>
       <w:sz w:val="24"/>
     </w:rPr>
   </w:style>
-  <w:style w:type="paragraph" w:styleId="Heading7">
+  <w:style w:type="paragraph" w:styleId="8">
     <w:name w:val="heading 7"/>
-    <w:basedOn w:val="Normal"/>
-    <w:next w:val="Normal"/>
+    <w:basedOn w:val="1"/>
+    <w:next w:val="1"/>
     <w:semiHidden/>
     <w:unhideWhenUsed/>
     <w:qFormat/>
+    <w:uiPriority w:val="0"/>
     <w:pPr>
       <w:keepNext/>
       <w:keepLines/>
@@ -6642,13 +6743,14 @@
       <w:sz w:val="24"/>
     </w:rPr>
   </w:style>
-  <w:style w:type="paragraph" w:styleId="Heading8">
+  <w:style w:type="paragraph" w:styleId="9">
     <w:name w:val="heading 8"/>
-    <w:basedOn w:val="Normal"/>
-    <w:next w:val="Normal"/>
+    <w:basedOn w:val="1"/>
+    <w:next w:val="1"/>
     <w:semiHidden/>
     <w:unhideWhenUsed/>
     <w:qFormat/>
+    <w:uiPriority w:val="0"/>
     <w:pPr>
       <w:keepNext/>
       <w:keepLines/>
@@ -6661,17 +6763,18 @@
       <w:outlineLvl w:val="7"/>
     </w:pPr>
     <w:rPr>
-      <w:rFonts w:ascii="Arial" w:eastAsia="黑体" w:hAnsi="Arial"/>
+      <w:rFonts w:ascii="Arial" w:hAnsi="Arial" w:eastAsia="黑体"/>
       <w:sz w:val="24"/>
     </w:rPr>
   </w:style>
-  <w:style w:type="paragraph" w:styleId="Heading9">
+  <w:style w:type="paragraph" w:styleId="10">
     <w:name w:val="heading 9"/>
-    <w:basedOn w:val="Normal"/>
-    <w:next w:val="Normal"/>
+    <w:basedOn w:val="1"/>
+    <w:next w:val="1"/>
     <w:semiHidden/>
     <w:unhideWhenUsed/>
     <w:qFormat/>
+    <w:uiPriority w:val="0"/>
     <w:pPr>
       <w:keepNext/>
       <w:keepLines/>
@@ -6684,19 +6787,21 @@
       <w:outlineLvl w:val="8"/>
     </w:pPr>
     <w:rPr>
-      <w:rFonts w:ascii="Arial" w:eastAsia="黑体" w:hAnsi="Arial"/>
+      <w:rFonts w:ascii="Arial" w:hAnsi="Arial" w:eastAsia="黑体"/>
       <w:sz w:val="21"/>
     </w:rPr>
   </w:style>
-  <w:style w:type="character" w:default="1" w:styleId="DefaultParagraphFont">
+  <w:style w:type="character" w:default="1" w:styleId="22">
     <w:name w:val="Default Paragraph Font"/>
     <w:semiHidden/>
     <w:qFormat/>
+    <w:uiPriority w:val="0"/>
   </w:style>
-  <w:style w:type="table" w:default="1" w:styleId="TableNormal">
+  <w:style w:type="table" w:default="1" w:styleId="20">
     <w:name w:val="Normal Table"/>
     <w:semiHidden/>
     <w:qFormat/>
+    <w:uiPriority w:val="0"/>
     <w:tblPr>
       <w:tblCellMar>
         <w:top w:w="0" w:type="dxa"/>
@@ -6706,39 +6811,43 @@
       </w:tblCellMar>
     </w:tblPr>
   </w:style>
-  <w:style w:type="paragraph" w:styleId="CommentText">
+  <w:style w:type="paragraph" w:styleId="11">
     <w:name w:val="annotation text"/>
-    <w:basedOn w:val="Normal"/>
+    <w:basedOn w:val="1"/>
     <w:qFormat/>
+    <w:uiPriority w:val="0"/>
     <w:pPr>
       <w:jc w:val="left"/>
     </w:pPr>
   </w:style>
-  <w:style w:type="paragraph" w:styleId="BodyText">
+  <w:style w:type="paragraph" w:styleId="12">
     <w:name w:val="Body Text"/>
-    <w:basedOn w:val="Normal"/>
+    <w:basedOn w:val="1"/>
     <w:semiHidden/>
     <w:qFormat/>
+    <w:uiPriority w:val="0"/>
     <w:rPr>
-      <w:rFonts w:ascii="Arial" w:eastAsia="Arial" w:hAnsi="Arial" w:cs="Arial"/>
+      <w:rFonts w:ascii="Arial" w:hAnsi="Arial" w:eastAsia="Arial" w:cs="Arial"/>
       <w:sz w:val="21"/>
       <w:szCs w:val="21"/>
       <w:lang w:val="en-US" w:eastAsia="en-US" w:bidi="ar-SA"/>
     </w:rPr>
   </w:style>
-  <w:style w:type="paragraph" w:styleId="TOC3">
+  <w:style w:type="paragraph" w:styleId="13">
     <w:name w:val="toc 3"/>
-    <w:basedOn w:val="Normal"/>
-    <w:next w:val="Normal"/>
+    <w:basedOn w:val="1"/>
+    <w:next w:val="1"/>
     <w:qFormat/>
+    <w:uiPriority w:val="0"/>
     <w:pPr>
       <w:ind w:left="840" w:leftChars="400"/>
     </w:pPr>
   </w:style>
-  <w:style w:type="paragraph" w:styleId="Footer">
+  <w:style w:type="paragraph" w:styleId="14">
     <w:name w:val="footer"/>
-    <w:basedOn w:val="Normal"/>
+    <w:basedOn w:val="1"/>
     <w:qFormat/>
+    <w:uiPriority w:val="0"/>
     <w:pPr>
       <w:tabs>
         <w:tab w:val="center" w:pos="4153"/>
@@ -6751,16 +6860,17 @@
       <w:sz w:val="18"/>
     </w:rPr>
   </w:style>
-  <w:style w:type="paragraph" w:styleId="Header">
+  <w:style w:type="paragraph" w:styleId="15">
     <w:name w:val="header"/>
-    <w:basedOn w:val="Normal"/>
+    <w:basedOn w:val="1"/>
     <w:qFormat/>
+    <w:uiPriority w:val="0"/>
     <w:pPr>
       <w:pBdr>
-        <w:top w:val="nil"/>
-        <w:left w:val="nil"/>
-        <w:bottom w:val="nil"/>
-        <w:right w:val="nil"/>
+        <w:top w:val="none" w:color="auto" w:sz="0" w:space="0"/>
+        <w:left w:val="none" w:color="auto" w:sz="0" w:space="0"/>
+        <w:bottom w:val="none" w:color="auto" w:sz="0" w:space="0"/>
+        <w:right w:val="none" w:color="auto" w:sz="0" w:space="0"/>
       </w:pBdr>
       <w:tabs>
         <w:tab w:val="center" w:pos="4153"/>
@@ -6775,37 +6885,41 @@
       <w:sz w:val="18"/>
     </w:rPr>
   </w:style>
-  <w:style w:type="paragraph" w:styleId="TOC1">
+  <w:style w:type="paragraph" w:styleId="16">
     <w:name w:val="toc 1"/>
-    <w:basedOn w:val="Normal"/>
-    <w:next w:val="Normal"/>
+    <w:basedOn w:val="1"/>
+    <w:next w:val="1"/>
     <w:qFormat/>
+    <w:uiPriority w:val="0"/>
     <w:rPr>
-      <w:rFonts w:ascii="Arial" w:eastAsia="Microsoft JhengHei" w:hAnsi="Arial"/>
+      <w:rFonts w:ascii="Arial" w:hAnsi="Arial" w:eastAsia="Microsoft JhengHei"/>
       <w:sz w:val="24"/>
     </w:rPr>
   </w:style>
-  <w:style w:type="paragraph" w:styleId="TOC2">
+  <w:style w:type="paragraph" w:styleId="17">
     <w:name w:val="toc 2"/>
-    <w:basedOn w:val="Normal"/>
-    <w:next w:val="Normal"/>
+    <w:basedOn w:val="1"/>
+    <w:next w:val="1"/>
     <w:qFormat/>
+    <w:uiPriority w:val="0"/>
     <w:pPr>
       <w:ind w:left="420" w:leftChars="200"/>
     </w:pPr>
   </w:style>
-  <w:style w:type="paragraph" w:styleId="NormalWeb">
+  <w:style w:type="paragraph" w:styleId="18">
     <w:name w:val="Normal (Web)"/>
-    <w:basedOn w:val="Normal"/>
+    <w:basedOn w:val="1"/>
     <w:qFormat/>
+    <w:uiPriority w:val="0"/>
     <w:rPr>
       <w:sz w:val="24"/>
     </w:rPr>
   </w:style>
-  <w:style w:type="paragraph" w:styleId="Title">
+  <w:style w:type="paragraph" w:styleId="19">
     <w:name w:val="Title"/>
-    <w:basedOn w:val="Normal"/>
+    <w:basedOn w:val="1"/>
     <w:qFormat/>
+    <w:uiPriority w:val="0"/>
     <w:pPr>
       <w:spacing w:before="240" w:beforeLines="0" w:beforeAutospacing="0" w:after="60" w:afterLines="0" w:afterAutospacing="0"/>
       <w:jc w:val="center"/>
@@ -6817,68 +6931,73 @@
       <w:sz w:val="32"/>
     </w:rPr>
   </w:style>
-  <w:style w:type="table" w:styleId="TableGrid">
+  <w:style w:type="table" w:styleId="21">
     <w:name w:val="Table Grid"/>
-    <w:basedOn w:val="TableNormal"/>
+    <w:basedOn w:val="20"/>
     <w:qFormat/>
+    <w:uiPriority w:val="0"/>
     <w:pPr>
       <w:widowControl w:val="0"/>
       <w:jc w:val="both"/>
     </w:pPr>
     <w:tblPr>
       <w:tblBorders>
-        <w:top w:val="single" w:sz="4" w:space="0" w:color="auto"/>
-        <w:left w:val="single" w:sz="4" w:space="0" w:color="auto"/>
-        <w:bottom w:val="single" w:sz="4" w:space="0" w:color="auto"/>
-        <w:right w:val="single" w:sz="4" w:space="0" w:color="auto"/>
-        <w:insideH w:val="single" w:sz="4" w:space="0" w:color="auto"/>
-        <w:insideV w:val="single" w:sz="4" w:space="0" w:color="auto"/>
+        <w:top w:val="single" w:color="auto" w:sz="4" w:space="0"/>
+        <w:left w:val="single" w:color="auto" w:sz="4" w:space="0"/>
+        <w:bottom w:val="single" w:color="auto" w:sz="4" w:space="0"/>
+        <w:right w:val="single" w:color="auto" w:sz="4" w:space="0"/>
+        <w:insideH w:val="single" w:color="auto" w:sz="4" w:space="0"/>
+        <w:insideV w:val="single" w:color="auto" w:sz="4" w:space="0"/>
       </w:tblBorders>
     </w:tblPr>
   </w:style>
-  <w:style w:type="character" w:styleId="Strong">
+  <w:style w:type="character" w:styleId="23">
     <w:name w:val="Strong"/>
-    <w:basedOn w:val="DefaultParagraphFont"/>
+    <w:basedOn w:val="22"/>
     <w:qFormat/>
+    <w:uiPriority w:val="0"/>
     <w:rPr>
       <w:b/>
     </w:rPr>
   </w:style>
-  <w:style w:type="paragraph" w:customStyle="1" w:styleId="a">
+  <w:style w:type="paragraph" w:customStyle="1" w:styleId="24">
     <w:name w:val="柴_公司名"/>
-    <w:basedOn w:val="Title"/>
+    <w:basedOn w:val="19"/>
     <w:qFormat/>
+    <w:uiPriority w:val="0"/>
     <w:pPr>
       <w:spacing w:after="600" w:afterLines="600"/>
     </w:pPr>
     <w:rPr>
-      <w:rFonts w:ascii="宋体" w:eastAsia="宋体" w:hAnsi="宋体" w:cs="宋体" w:hint="eastAsia"/>
+      <w:rFonts w:hint="eastAsia" w:ascii="宋体" w:hAnsi="宋体" w:eastAsia="宋体" w:cs="宋体"/>
       <w:bCs/>
       <w:spacing w:val="-6"/>
       <w:sz w:val="52"/>
       <w:szCs w:val="52"/>
     </w:rPr>
   </w:style>
-  <w:style w:type="paragraph" w:customStyle="1" w:styleId="a0">
+  <w:style w:type="paragraph" w:customStyle="1" w:styleId="25">
     <w:name w:val="柴_文档名"/>
-    <w:basedOn w:val="Title"/>
+    <w:basedOn w:val="19"/>
     <w:qFormat/>
+    <w:uiPriority w:val="0"/>
     <w:pPr>
       <w:spacing w:after="900" w:afterLines="900"/>
     </w:pPr>
     <w:rPr>
-      <w:rFonts w:ascii="黑体" w:eastAsia="黑体" w:hAnsi="黑体" w:cs="黑体"/>
+      <w:rFonts w:ascii="黑体" w:hAnsi="黑体" w:eastAsia="黑体" w:cs="黑体"/>
       <w:bCs/>
       <w:spacing w:val="-7"/>
       <w:sz w:val="52"/>
       <w:szCs w:val="52"/>
     </w:rPr>
   </w:style>
-  <w:style w:type="table" w:customStyle="1" w:styleId="TableNormal0">
+  <w:style w:type="table" w:customStyle="1" w:styleId="26">
     <w:name w:val="Table Normal_0"/>
     <w:semiHidden/>
     <w:unhideWhenUsed/>
     <w:qFormat/>
+    <w:uiPriority w:val="0"/>
     <w:tblPr>
       <w:tblCellMar>
         <w:top w:w="0" w:type="dxa"/>
@@ -6888,81 +7007,87 @@
       </w:tblCellMar>
     </w:tblPr>
   </w:style>
-  <w:style w:type="paragraph" w:customStyle="1" w:styleId="TableText">
+  <w:style w:type="paragraph" w:customStyle="1" w:styleId="27">
     <w:name w:val="Table Text"/>
-    <w:basedOn w:val="Normal"/>
+    <w:basedOn w:val="1"/>
     <w:semiHidden/>
     <w:qFormat/>
+    <w:uiPriority w:val="0"/>
     <w:rPr>
-      <w:rFonts w:ascii="宋体" w:eastAsia="宋体" w:hAnsi="宋体" w:cs="宋体"/>
+      <w:rFonts w:ascii="宋体" w:hAnsi="宋体" w:eastAsia="宋体" w:cs="宋体"/>
       <w:sz w:val="21"/>
       <w:szCs w:val="21"/>
       <w:lang w:val="en-US" w:eastAsia="en-US" w:bidi="ar-SA"/>
     </w:rPr>
   </w:style>
-  <w:style w:type="paragraph" w:customStyle="1" w:styleId="1">
+  <w:style w:type="paragraph" w:customStyle="1" w:styleId="28">
     <w:name w:val="柴_标题1"/>
-    <w:basedOn w:val="Heading1"/>
-    <w:next w:val="a1"/>
-    <w:link w:val="1Char"/>
+    <w:basedOn w:val="2"/>
+    <w:next w:val="29"/>
+    <w:link w:val="38"/>
     <w:qFormat/>
+    <w:uiPriority w:val="0"/>
     <w:pPr>
       <w:spacing w:before="100" w:after="90" w:line="360" w:lineRule="auto"/>
     </w:pPr>
     <w:rPr>
-      <w:rFonts w:ascii="Arial" w:eastAsia="宋体" w:hAnsi="Arial"/>
+      <w:rFonts w:ascii="Arial" w:hAnsi="Arial" w:eastAsia="宋体"/>
       <w:sz w:val="32"/>
     </w:rPr>
   </w:style>
-  <w:style w:type="paragraph" w:customStyle="1" w:styleId="a1">
+  <w:style w:type="paragraph" w:customStyle="1" w:styleId="29">
     <w:name w:val="柴_正文"/>
-    <w:basedOn w:val="BodyText"/>
-    <w:link w:val="Char"/>
+    <w:basedOn w:val="12"/>
+    <w:link w:val="42"/>
     <w:qFormat/>
+    <w:uiPriority w:val="0"/>
     <w:pPr>
       <w:spacing w:line="360" w:lineRule="auto"/>
       <w:ind w:firstLine="470" w:firstLineChars="200"/>
     </w:pPr>
     <w:rPr>
-      <w:rFonts w:ascii="Arial" w:eastAsia="宋体" w:hAnsi="Arial"/>
+      <w:rFonts w:ascii="Arial" w:hAnsi="Arial" w:eastAsia="宋体"/>
       <w:sz w:val="24"/>
       <w:lang w:eastAsia="zh-CN"/>
     </w:rPr>
   </w:style>
-  <w:style w:type="paragraph" w:customStyle="1" w:styleId="2">
+  <w:style w:type="paragraph" w:customStyle="1" w:styleId="30">
     <w:name w:val="柴_标题2"/>
-    <w:basedOn w:val="Heading2"/>
-    <w:next w:val="a1"/>
+    <w:basedOn w:val="3"/>
+    <w:next w:val="29"/>
     <w:qFormat/>
+    <w:uiPriority w:val="0"/>
     <w:pPr>
       <w:spacing w:line="360" w:lineRule="auto"/>
     </w:pPr>
     <w:rPr>
-      <w:rFonts w:ascii="Arial" w:eastAsia="宋体" w:hAnsi="Arial"/>
+      <w:rFonts w:ascii="Arial" w:hAnsi="Arial" w:eastAsia="宋体"/>
       <w:sz w:val="28"/>
     </w:rPr>
   </w:style>
-  <w:style w:type="paragraph" w:customStyle="1" w:styleId="3">
+  <w:style w:type="paragraph" w:customStyle="1" w:styleId="31">
     <w:name w:val="柴_标题3"/>
-    <w:basedOn w:val="Heading3"/>
-    <w:next w:val="a1"/>
+    <w:basedOn w:val="4"/>
+    <w:next w:val="29"/>
     <w:qFormat/>
+    <w:uiPriority w:val="0"/>
     <w:pPr>
       <w:spacing w:line="360" w:lineRule="auto"/>
       <w:ind w:left="0" w:firstLine="472" w:firstLineChars="200"/>
     </w:pPr>
     <w:rPr>
-      <w:rFonts w:ascii="宋体" w:eastAsia="宋体" w:hAnsi="宋体" w:cs="宋体"/>
+      <w:rFonts w:ascii="宋体" w:hAnsi="宋体" w:eastAsia="宋体" w:cs="宋体"/>
       <w:spacing w:val="-2"/>
       <w:sz w:val="24"/>
       <w:szCs w:val="24"/>
     </w:rPr>
   </w:style>
-  <w:style w:type="paragraph" w:customStyle="1" w:styleId="a2">
+  <w:style w:type="paragraph" w:customStyle="1" w:styleId="32">
     <w:name w:val="柴_目录"/>
-    <w:basedOn w:val="Normal"/>
-    <w:next w:val="BodyText"/>
+    <w:basedOn w:val="1"/>
+    <w:next w:val="12"/>
     <w:qFormat/>
+    <w:uiPriority w:val="0"/>
     <w:pPr>
       <w:tabs>
         <w:tab w:val="right" w:leader="dot" w:pos="8442"/>
@@ -6970,59 +7095,64 @@
       <w:ind w:left="0" w:leftChars="0"/>
     </w:pPr>
     <w:rPr>
-      <w:rFonts w:ascii="Arial" w:eastAsia="Microsoft JhengHei" w:hAnsi="Arial"/>
+      <w:rFonts w:ascii="Arial" w:hAnsi="Arial" w:eastAsia="Microsoft JhengHei"/>
       <w:sz w:val="24"/>
     </w:rPr>
   </w:style>
-  <w:style w:type="paragraph" w:customStyle="1" w:styleId="WPSOffice1">
+  <w:style w:type="paragraph" w:customStyle="1" w:styleId="33">
     <w:name w:val="WPSOffice手动目录 1"/>
     <w:qFormat/>
+    <w:uiPriority w:val="0"/>
     <w:pPr>
       <w:ind w:leftChars="0"/>
     </w:pPr>
     <w:rPr>
-      <w:rFonts w:ascii="Times New Roman" w:eastAsia="宋体" w:hAnsi="Times New Roman" w:cs="Times New Roman"/>
+      <w:rFonts w:ascii="Times New Roman" w:hAnsi="Times New Roman" w:eastAsia="宋体" w:cs="Times New Roman"/>
       <w:sz w:val="20"/>
       <w:szCs w:val="20"/>
     </w:rPr>
   </w:style>
-  <w:style w:type="paragraph" w:customStyle="1" w:styleId="WPSOffice2">
+  <w:style w:type="paragraph" w:customStyle="1" w:styleId="34">
     <w:name w:val="WPSOffice手动目录 2"/>
     <w:qFormat/>
+    <w:uiPriority w:val="0"/>
     <w:pPr>
       <w:ind w:leftChars="200"/>
     </w:pPr>
     <w:rPr>
-      <w:rFonts w:ascii="Times New Roman" w:eastAsia="宋体" w:hAnsi="Times New Roman" w:cs="Times New Roman"/>
+      <w:rFonts w:ascii="Times New Roman" w:hAnsi="Times New Roman" w:eastAsia="宋体" w:cs="Times New Roman"/>
       <w:sz w:val="20"/>
       <w:szCs w:val="20"/>
     </w:rPr>
   </w:style>
-  <w:style w:type="paragraph" w:customStyle="1" w:styleId="WPSOffice3">
+  <w:style w:type="paragraph" w:customStyle="1" w:styleId="35">
     <w:name w:val="WPSOffice手动目录 3"/>
     <w:qFormat/>
+    <w:uiPriority w:val="0"/>
     <w:pPr>
       <w:ind w:leftChars="400"/>
     </w:pPr>
     <w:rPr>
-      <w:rFonts w:ascii="Times New Roman" w:eastAsia="宋体" w:hAnsi="Times New Roman" w:cs="Times New Roman"/>
+      <w:rFonts w:ascii="Times New Roman" w:hAnsi="Times New Roman" w:eastAsia="宋体" w:cs="Times New Roman"/>
       <w:sz w:val="20"/>
       <w:szCs w:val="20"/>
     </w:rPr>
   </w:style>
-  <w:style w:type="paragraph" w:customStyle="1" w:styleId="Compact">
+  <w:style w:type="paragraph" w:customStyle="1" w:styleId="36">
     <w:name w:val="Compact"/>
-    <w:basedOn w:val="BodyText"/>
+    <w:basedOn w:val="12"/>
     <w:qFormat/>
+    <w:uiPriority w:val="0"/>
     <w:pPr>
       <w:spacing w:before="36" w:after="36"/>
     </w:pPr>
   </w:style>
-  <w:style w:type="table" w:customStyle="1" w:styleId="Table">
+  <w:style w:type="table" w:customStyle="1" w:styleId="37">
     <w:name w:val="Table"/>
     <w:semiHidden/>
     <w:unhideWhenUsed/>
     <w:qFormat/>
+    <w:uiPriority w:val="0"/>
     <w:tblPr>
       <w:tblCellMar>
         <w:top w:w="0" w:type="dxa"/>
@@ -7034,26 +7164,28 @@
     <w:tblStylePr w:type="firstRow">
       <w:tcPr>
         <w:tcBorders>
-          <w:bottom w:val="single" w:sz="0" w:space="0" w:color="auto"/>
+          <w:bottom w:val="single" w:color="auto" w:sz="0" w:space="0"/>
         </w:tcBorders>
         <w:vAlign w:val="bottom"/>
       </w:tcPr>
     </w:tblStylePr>
   </w:style>
-  <w:style w:type="character" w:customStyle="1" w:styleId="1Char">
+  <w:style w:type="character" w:customStyle="1" w:styleId="38">
     <w:name w:val="柴_标题1 Char"/>
-    <w:link w:val="1"/>
+    <w:link w:val="28"/>
     <w:qFormat/>
+    <w:uiPriority w:val="0"/>
     <w:rPr>
-      <w:rFonts w:ascii="Arial" w:eastAsia="宋体" w:hAnsi="Arial"/>
+      <w:rFonts w:ascii="Arial" w:hAnsi="Arial" w:eastAsia="宋体"/>
       <w:sz w:val="32"/>
     </w:rPr>
   </w:style>
-  <w:style w:type="table" w:customStyle="1" w:styleId="TableNormal1">
+  <w:style w:type="table" w:customStyle="1" w:styleId="39">
     <w:name w:val="Table Normal_1"/>
     <w:semiHidden/>
     <w:unhideWhenUsed/>
     <w:qFormat/>
+    <w:uiPriority w:val="0"/>
     <w:tblPr>
       <w:tblCellMar>
         <w:top w:w="0" w:type="dxa"/>
@@ -7063,10 +7195,11 @@
       </w:tblCellMar>
     </w:tblPr>
   </w:style>
-  <w:style w:type="paragraph" w:customStyle="1" w:styleId="a3">
+  <w:style w:type="paragraph" w:customStyle="1" w:styleId="40">
     <w:name w:val="柴_正文_无缩进"/>
-    <w:basedOn w:val="Normal"/>
+    <w:basedOn w:val="1"/>
     <w:qFormat/>
+    <w:uiPriority w:val="0"/>
     <w:pPr>
       <w:ind w:firstLine="0" w:firstLineChars="0"/>
     </w:pPr>
@@ -7076,29 +7209,31 @@
       <w:lang w:eastAsia="zh-CN"/>
     </w:rPr>
   </w:style>
-  <w:style w:type="paragraph" w:customStyle="1" w:styleId="4">
+  <w:style w:type="paragraph" w:customStyle="1" w:styleId="41">
     <w:name w:val="柴_标题4"/>
-    <w:basedOn w:val="Heading4"/>
-    <w:next w:val="Normal"/>
+    <w:basedOn w:val="5"/>
+    <w:next w:val="1"/>
     <w:qFormat/>
+    <w:uiPriority w:val="0"/>
     <w:pPr>
       <w:widowControl w:val="0"/>
       <w:spacing w:before="160" w:line="360" w:lineRule="auto"/>
-      <w:ind w:left="981" w:hanging="862" w:leftChars="300"/>
+      <w:ind w:left="981" w:leftChars="300" w:hanging="862"/>
     </w:pPr>
     <w:rPr>
-      <w:rFonts w:ascii="Calibri" w:eastAsia="宋体" w:hAnsi="Calibri" w:cs="宋体" w:hint="eastAsia"/>
+      <w:rFonts w:hint="eastAsia" w:ascii="Calibri" w:hAnsi="Calibri" w:eastAsia="宋体" w:cs="宋体"/>
       <w:sz w:val="24"/>
       <w:szCs w:val="24"/>
       <w:lang w:eastAsia="zh-CN" w:bidi="zh-CN"/>
     </w:rPr>
   </w:style>
-  <w:style w:type="character" w:customStyle="1" w:styleId="Char">
+  <w:style w:type="character" w:customStyle="1" w:styleId="42">
     <w:name w:val="柴_正文 Char"/>
-    <w:link w:val="a1"/>
+    <w:link w:val="29"/>
     <w:qFormat/>
+    <w:uiPriority w:val="0"/>
     <w:rPr>
-      <w:rFonts w:ascii="Arial" w:eastAsia="宋体" w:hAnsi="Arial"/>
+      <w:rFonts w:ascii="Arial" w:hAnsi="Arial" w:eastAsia="宋体"/>
       <w:sz w:val="24"/>
       <w:lang w:eastAsia="zh-CN"/>
     </w:rPr>
